--- a/docs/studienskripte/word-rohfassungen/woek-g-v24.docx
+++ b/docs/studienskripte/word-rohfassungen/woek-g-v24.docx
@@ -29,47 +29,7 @@
     </w:p>
     <w:p>
       <w:r>
-        <w:t>Track: Grundstudium Wirkungsökonomie</w:t>
-      </w:r>
-    </w:p>
-    <w:p>
-      <w:r>
-        <w:t>Kurscode: woek-g</w:t>
-      </w:r>
-    </w:p>
-    <w:p>
-      <w:r>
-        <w:t>Vorlesungscode: V24</w:t>
-      </w:r>
-    </w:p>
-    <w:p>
-      <w:r>
-        <w:t>Modul/Abschnitt: G2.4</w:t>
-      </w:r>
-    </w:p>
-    <w:p>
-      <w:r>
-        <w:t>Titel: Deeskalierende und demokratiestärkende Kommunikation</w:t>
-      </w:r>
-    </w:p>
-    <w:p>
-      <w:r>
-        <w:t>Status: Rohfassung V0 · Sprint-Produktionslauf · muss im nächsten Tiefensprint auf 40-50 Seiten erweitert werden</w:t>
-      </w:r>
-    </w:p>
-    <w:p>
-      <w:r>
-        <w:t>Quelle: woek-akademie-app/docs/lehrgaenge/woek-g-v24-deeskalierende-demokratiestaerkende-kommunikation.md</w:t>
-      </w:r>
-    </w:p>
-    <w:p>
-      <w:r>
-        <w:t>Ablage: Markdown-Master in content/studienskripte/woek-g-v24.md, Word-Rohfassung in docs/studienskripte/word-rohfassungen/woek-g-v24.docx</w:t>
-      </w:r>
-    </w:p>
-    <w:p>
-      <w:r>
-        <w:t>Wissensbasis: aktuelles Grundlagenwerk, Website-Korpus inklusive Journal, Akademie-Quelltexte, Glossar, interne Dossiers und externe Fachquellen</w:t>
+        <w:t>Track: Grundstudium Wirkungsökonomie Kurscode: woek-g Vorlesungscode: V24 Modul/Abschnitt: G2.4 Titel: Deeskalierende und demokratiestärkende Kommunikation Status: Rohfassung V0 · Sprint-Produktionslauf · muss im nächsten Tiefensprint auf 40-50 Seiten erweitert werden Quelle: woek-akademie-app/docs/lehrgaenge/woek-g-v24-deeskalierende-demokratiestaerkende-kommunikation.md Ablage: Markdown-Master in content/studienskripte/woek-g-v24.md, Word-Rohfassung in docs/studienskripte/word-rohfassungen/woek-g-v24.docx Wissensbasis: aktuelles Grundlagenwerk, Website-Korpus inklusive Journal, Akademie-Quelltexte, Glossar, interne Dossiers und externe Fachquellen</w:t>
       </w:r>
     </w:p>
     <w:p>
@@ -171,27 +131,7 @@
     </w:p>
     <w:p>
       <w:r>
-        <w:t>Track / Kurscode: woek-g</w:t>
-      </w:r>
-    </w:p>
-    <w:p>
-      <w:r>
-        <w:t>Vorlesungscode: V24</w:t>
-      </w:r>
-    </w:p>
-    <w:p>
-      <w:r>
-        <w:t>Empfohlene Dauer: ~45 Min · Videolänge: ~14 Min</w:t>
-      </w:r>
-    </w:p>
-    <w:p>
-      <w:r>
-        <w:t>Voraussetzung: V23 „Unsicherheit, Ambivalenz und transparente Bewertung"</w:t>
-      </w:r>
-    </w:p>
-    <w:p>
-      <w:r>
-        <w:t>Führende Quellen (Repo): assets/pdf/die-neue-ordnung-des-wohlstands.pdf · source-assets/originals/WOeK_Begriffsleitfaden_fuehrend_v1.0.md · Glossar begriffe/</w:t>
+        <w:t>Track / Kurscode: woek-g Vorlesungscode: V24 Empfohlene Dauer: ~45 Min · Videolänge: ~14 Min Voraussetzung: V23 „Unsicherheit, Ambivalenz und transparente Bewertung" Führende Quellen (Repo): assets/pdf/die-neue-ordnung-des-wohlstands.pdf · source-assets/originals/WOeK_Begriffsleitfaden_fuehrend_v1.0.md · Glossar begriffe/</w:t>
       </w:r>
     </w:p>
     <w:p>
@@ -1132,42 +1072,7 @@
     </w:p>
     <w:p>
       <w:r>
-        <w:t>```chart-spec</w:t>
-      </w:r>
-    </w:p>
-    <w:p>
-      <w:r>
-        <w:t>slug: woek-g-v24-wirkpfad</w:t>
-      </w:r>
-    </w:p>
-    <w:p>
-      <w:r>
-        <w:t>type: wirkpfad</w:t>
-      </w:r>
-    </w:p>
-    <w:p>
-      <w:r>
-        <w:t>reuse_first: true</w:t>
-      </w:r>
-    </w:p>
-    <w:p>
-      <w:r>
-        <w:t>preferred_asset: content/studienskripte/assets/woek-g-v24/woek-g-v24-wirkpfad.svg</w:t>
-      </w:r>
-    </w:p>
-    <w:p>
-      <w:r>
-        <w:t>message: Deeskalierende und demokratiestärkende Kommunikation wird als Wirkpfad von Auslöser über Mechanismus, Wirkungsempfänger und Zustandsveränderung bis zur Rückkopplung dargestellt.</w:t>
-      </w:r>
-    </w:p>
-    <w:p>
-      <w:r>
-        <w:t>source: WÖk-Grundlagenwerk, Website-Korpus, Akademie-Quelltexte, Glossar</w:t>
-      </w:r>
-    </w:p>
-    <w:p>
-      <w:r>
-        <w:t>```</w:t>
+        <w:t>``chart-spec slug: woek-g-v24-wirkpfad type: wirkpfad reuse_first: true preferred_asset: content/studienskripte/assets/woek-g-v24/woek-g-v24-wirkpfad.svg message: Deeskalierende und demokratiestärkende Kommunikation wird als Wirkpfad von Auslöser über Mechanismus, Wirkungsempfänger und Zustandsveränderung bis zur Rückkopplung dargestellt. source: WÖk-Grundlagenwerk, Website-Korpus, Akademie-Quelltexte, Glossar ``</w:t>
       </w:r>
     </w:p>
     <w:p>

--- a/docs/studienskripte/word-rohfassungen/woek-g-v24.docx
+++ b/docs/studienskripte/word-rohfassungen/woek-g-v24.docx
@@ -29,7 +29,7 @@
     </w:p>
     <w:p>
       <w:r>
-        <w:t>Track: Grundstudium Wirkungsökonomie Kurscode: woek-g Vorlesungscode: V24 Modul/Abschnitt: G2.4 Titel: Deeskalierende und demokratiestärkende Kommunikation Status: Rohfassung V0 · Sprint-Produktionslauf · muss im nächsten Tiefensprint auf 40-50 Seiten erweitert werden Quelle: woek-akademie-app/docs/lehrgaenge/woek-g-v24-deeskalierende-demokratiestaerkende-kommunikation.md Ablage: Markdown-Master in content/studienskripte/woek-g-v24.md, Word-Rohfassung in docs/studienskripte/word-rohfassungen/woek-g-v24.docx Wissensbasis: aktuelles Grundlagenwerk, Website-Korpus inklusive Journal, Akademie-Quelltexte, Glossar, interne Dossiers und externe Fachquellen</w:t>
+        <w:t>Track: Grundstudium Wirkungsökonomie Kurscode: woek-g Vorlesungscode: V24 Modul/Abschnitt: G2.4 Titel: Deeskalierende und demokratiestärkende Kommunikation Status: Tiefenskript-Sprint 2 · substanzielle Arbeitsfassung, Claude-CI/CD-Finalisierung offen Quelle: woek-akademie-app/docs/lehrgaenge/woek-g-v24-deeskalierende-demokratiestaerkende-kommunikation.md Ablage: Markdown-Master in content/studienskripte/woek-g-v24.md, Word-Rohfassung in docs/studienskripte/word-rohfassungen/woek-g-v24.docx Wissensbasis: aktuelles Grundlagenwerk, Website-Korpus inklusive Journal, Akademie-Quelltexte, Glossar, interne Dossiers und externe Fachquellen</w:t>
       </w:r>
     </w:p>
     <w:p>
@@ -1425,17 +1425,1327 @@
         <w:pStyle w:val="Heading2"/>
       </w:pPr>
       <w:r>
-        <w:t>7. Prüfungsrelevanz</w:t>
-      </w:r>
-    </w:p>
-    <w:p>
-      <w:r>
-        <w:t>Diese Vorlesung ist prüfungsrelevant, aber die eigentliche Antwortlogik gehört nicht in das öffentliche Studienskript. Zertifikatsfragen, CorrectAnswer, Scoring-Regeln und Fallrubrics werden separat in der geschützten App-Lane unter woek-akademie-app/content/pruefungen/ gepflegt.</w:t>
-      </w:r>
-    </w:p>
-    <w:p>
-      <w:r>
-        <w:t>Für den Fragenpool sind besonders geeignet:</w:t>
+        <w:t>7. Tiefenskript-Erweiterung Sprint 2</w:t>
+      </w:r>
+    </w:p>
+    <w:p>
+      <w:r>
+        <w:t>Status dieser Erweiterung: ausgebaute Arbeitsfassung für Claude-CI/CD, Word-Rohfassung und Reader-Spiegel. Sie ersetzt noch nicht die spätere Satz-, Quellen- und PDF-Finalisierung, bringt die Vorlesung aber aus der Kurzfassung in eine substanzielle Studienskriptfassung.</w:t>
+      </w:r>
+    </w:p>
+    <w:p>
+      <w:pPr>
+        <w:pStyle w:val="Heading3"/>
+      </w:pPr>
+      <w:r>
+        <w:t>7.1 Leitthese</w:t>
+      </w:r>
+    </w:p>
+    <w:p>
+      <w:r>
+        <w:t>WÖk-Kommunikation muss Wirkung klar benennen und zugleich Würde, Lernfähigkeit und demokratische Konfliktfähigkeit schützen. Deeskalation bedeutet Klarheit ohne Entmenschlichung.</w:t>
+      </w:r>
+    </w:p>
+    <w:p>
+      <w:r>
+        <w:t>Die Vorlesung bleibt dabei an die Grundregel gebunden: Wirkung ist neutral und relational. Erst die Bewertung im Referenzrahmen Mensch, Planet, Demokratie, SDGs, Agenda 2030 und SDG+ entscheidet, ob eine Veränderung positiv, negativ oder ambivalent einzuordnen ist. Wenn eine Zielgröße gemeint ist, sprechen wir von positiver Netto-Wirkung.</w:t>
+      </w:r>
+    </w:p>
+    <w:p>
+      <w:pPr>
+        <w:pStyle w:val="Heading3"/>
+      </w:pPr>
+      <w:r>
+        <w:t>7.2 Didaktische Einordnung im Studiengang</w:t>
+      </w:r>
+    </w:p>
+    <w:p>
+      <w:r>
+        <w:t>V24 liegt an der Schwelle zwischen begrifflicher Grundlegung und Bewertungsarchitektur. Die Studierenden sollen nicht nur Begriffe wiedergeben, sondern an Fällen erkennen, welche Aussage schon Wirkung behauptet, welche nur Wirkungspotenzial beschreibt und wo ein Wirkungsrisiko offenliegt. Der Tiefensinn dieser Vorlesung liegt deshalb nicht in zusätzlicher Komplexität, sondern in besserer Unterscheidungsfähigkeit.</w:t>
+      </w:r>
+    </w:p>
+    <w:p>
+      <w:r>
+        <w:t>Für die spätere Praxis ist entscheidend, dass jede Analyse vier Ebenen getrennt hält:</w:t>
+      </w:r>
+    </w:p>
+    <w:p>
+      <w:r>
+        <w:t>1. Beschreibung: Was geschieht tatsächlich oder soll geschehen?</w:t>
+      </w:r>
+    </w:p>
+    <w:p>
+      <w:r>
+        <w:t>2. Kausalannahme: Über welchen Mechanismus könnte daraus eine Zustandsveränderung entstehen?</w:t>
+      </w:r>
+    </w:p>
+    <w:p>
+      <w:r>
+        <w:t>3. Bewertung: Welche Richtung hat diese Veränderung im Referenzrahmen?</w:t>
+      </w:r>
+    </w:p>
+    <w:p>
+      <w:r>
+        <w:t>4. Rückkopplung: Welche Entscheidung, Regel, Ressource oder Kommunikation wird dadurch verändert?</w:t>
+      </w:r>
+    </w:p>
+    <w:p>
+      <w:r>
+        <w:t>Wo diese Ebenen vermischt werden, entstehen typische WÖk-Fehler: Aktivität wird als Wirkung ausgegeben, Reichweite ersetzt Zustandsveränderung, gute Absicht verdeckt Nebenwirkungen oder Reporting wird mit Lernen verwechselt.</w:t>
+      </w:r>
+    </w:p>
+    <w:p>
+      <w:pPr>
+        <w:pStyle w:val="Heading3"/>
+      </w:pPr>
+      <w:r>
+        <w:t>7.3 Analysemodell</w:t>
+      </w:r>
+    </w:p>
+    <w:tbl>
+      <w:tblPr>
+        <w:tblStyle w:val="TableGrid"/>
+        <w:tblW w:type="auto" w:w="0"/>
+        <w:jc w:val="left"/>
+        <w:tblLook w:firstColumn="1" w:firstRow="1" w:lastColumn="0" w:lastRow="0" w:noHBand="0" w:noVBand="1" w:val="04A0"/>
+      </w:tblPr>
+      <w:tblGrid>
+        <w:gridCol w:w="2340"/>
+        <w:gridCol w:w="2340"/>
+        <w:gridCol w:w="2340"/>
+        <w:gridCol w:w="2340"/>
+      </w:tblGrid>
+      <w:tr>
+        <w:tc>
+          <w:tcPr>
+            <w:tcW w:type="dxa" w:w="2340"/>
+            <w:vAlign w:val="center"/>
+          </w:tcPr>
+          <w:p>
+            <w:r>
+              <w:rPr>
+                <w:b/>
+              </w:rPr>
+              <w:t>Analyseobjekt</w:t>
+            </w:r>
+          </w:p>
+        </w:tc>
+        <w:tc>
+          <w:tcPr>
+            <w:tcW w:type="dxa" w:w="2340"/>
+            <w:vAlign w:val="center"/>
+          </w:tcPr>
+          <w:p>
+            <w:r>
+              <w:rPr>
+                <w:b/>
+              </w:rPr>
+              <w:t>Woran es wirkt</w:t>
+            </w:r>
+          </w:p>
+        </w:tc>
+        <w:tc>
+          <w:tcPr>
+            <w:tcW w:type="dxa" w:w="2340"/>
+            <w:vAlign w:val="center"/>
+          </w:tcPr>
+          <w:p>
+            <w:r>
+              <w:rPr>
+                <w:b/>
+              </w:rPr>
+              <w:t>Typischer Fehler</w:t>
+            </w:r>
+          </w:p>
+        </w:tc>
+        <w:tc>
+          <w:tcPr>
+            <w:tcW w:type="dxa" w:w="2340"/>
+            <w:vAlign w:val="center"/>
+          </w:tcPr>
+          <w:p>
+            <w:r>
+              <w:rPr>
+                <w:b/>
+              </w:rPr>
+              <w:t>Saubere WÖk-Lesart</w:t>
+            </w:r>
+          </w:p>
+        </w:tc>
+      </w:tr>
+      <w:tr>
+        <w:tc>
+          <w:tcPr>
+            <w:tcW w:type="dxa" w:w="2340"/>
+            <w:vAlign w:val="center"/>
+          </w:tcPr>
+          <w:p>
+            <w:r>
+              <w:t>Person</w:t>
+            </w:r>
+          </w:p>
+        </w:tc>
+        <w:tc>
+          <w:tcPr>
+            <w:tcW w:type="dxa" w:w="2340"/>
+            <w:vAlign w:val="center"/>
+          </w:tcPr>
+          <w:p>
+            <w:r>
+              <w:t>Würde, Lernfähigkeit, Rechte</w:t>
+            </w:r>
+          </w:p>
+        </w:tc>
+        <w:tc>
+          <w:tcPr>
+            <w:tcW w:type="dxa" w:w="2340"/>
+            <w:vAlign w:val="center"/>
+          </w:tcPr>
+          <w:p>
+            <w:r>
+              <w:t>Menschen moralisch sortieren</w:t>
+            </w:r>
+          </w:p>
+        </w:tc>
+        <w:tc>
+          <w:tcPr>
+            <w:tcW w:type="dxa" w:w="2340"/>
+            <w:vAlign w:val="center"/>
+          </w:tcPr>
+          <w:p>
+            <w:r>
+              <w:t>Keine Personenbewertung, kein Social Credit</w:t>
+            </w:r>
+          </w:p>
+        </w:tc>
+      </w:tr>
+      <w:tr>
+        <w:tc>
+          <w:tcPr>
+            <w:tcW w:type="dxa" w:w="2340"/>
+            <w:vAlign w:val="center"/>
+          </w:tcPr>
+          <w:p>
+            <w:r>
+              <w:t>Handlung</w:t>
+            </w:r>
+          </w:p>
+        </w:tc>
+        <w:tc>
+          <w:tcPr>
+            <w:tcW w:type="dxa" w:w="2340"/>
+            <w:vAlign w:val="center"/>
+          </w:tcPr>
+          <w:p>
+            <w:r>
+              <w:t>konkreter Auslöser mit möglichem Wirkpfad</w:t>
+            </w:r>
+          </w:p>
+        </w:tc>
+        <w:tc>
+          <w:tcPr>
+            <w:tcW w:type="dxa" w:w="2340"/>
+            <w:vAlign w:val="center"/>
+          </w:tcPr>
+          <w:p>
+            <w:r>
+              <w:t>Handlung sofort mit Charakter gleichsetzen</w:t>
+            </w:r>
+          </w:p>
+        </w:tc>
+        <w:tc>
+          <w:tcPr>
+            <w:tcW w:type="dxa" w:w="2340"/>
+            <w:vAlign w:val="center"/>
+          </w:tcPr>
+          <w:p>
+            <w:r>
+              <w:t>Handlung und Wirkfolge beschreiben</w:t>
+            </w:r>
+          </w:p>
+        </w:tc>
+      </w:tr>
+      <w:tr>
+        <w:tc>
+          <w:tcPr>
+            <w:tcW w:type="dxa" w:w="2340"/>
+            <w:vAlign w:val="center"/>
+          </w:tcPr>
+          <w:p>
+            <w:r>
+              <w:t>Struktur</w:t>
+            </w:r>
+          </w:p>
+        </w:tc>
+        <w:tc>
+          <w:tcPr>
+            <w:tcW w:type="dxa" w:w="2340"/>
+            <w:vAlign w:val="center"/>
+          </w:tcPr>
+          <w:p>
+            <w:r>
+              <w:t>Regel, Plattform, Institution, Marktlogik</w:t>
+            </w:r>
+          </w:p>
+        </w:tc>
+        <w:tc>
+          <w:tcPr>
+            <w:tcW w:type="dxa" w:w="2340"/>
+            <w:vAlign w:val="center"/>
+          </w:tcPr>
+          <w:p>
+            <w:r>
+              <w:t>nur individuelle Schuld suchen</w:t>
+            </w:r>
+          </w:p>
+        </w:tc>
+        <w:tc>
+          <w:tcPr>
+            <w:tcW w:type="dxa" w:w="2340"/>
+            <w:vAlign w:val="center"/>
+          </w:tcPr>
+          <w:p>
+            <w:r>
+              <w:t>Fehlanreiz und Rückkopplung analysieren</w:t>
+            </w:r>
+          </w:p>
+        </w:tc>
+      </w:tr>
+      <w:tr>
+        <w:tc>
+          <w:tcPr>
+            <w:tcW w:type="dxa" w:w="2340"/>
+            <w:vAlign w:val="center"/>
+          </w:tcPr>
+          <w:p>
+            <w:r>
+              <w:t>Öffentlichkeit</w:t>
+            </w:r>
+          </w:p>
+        </w:tc>
+        <w:tc>
+          <w:tcPr>
+            <w:tcW w:type="dxa" w:w="2340"/>
+            <w:vAlign w:val="center"/>
+          </w:tcPr>
+          <w:p>
+            <w:r>
+              <w:t>Resonanzraum für Vertrauen, Konflikt und Entscheidung</w:t>
+            </w:r>
+          </w:p>
+        </w:tc>
+        <w:tc>
+          <w:tcPr>
+            <w:tcW w:type="dxa" w:w="2340"/>
+            <w:vAlign w:val="center"/>
+          </w:tcPr>
+          <w:p>
+            <w:r>
+              <w:t>Aufmerksamkeit mit Wirkung verwechseln</w:t>
+            </w:r>
+          </w:p>
+        </w:tc>
+        <w:tc>
+          <w:tcPr>
+            <w:tcW w:type="dxa" w:w="2340"/>
+            <w:vAlign w:val="center"/>
+          </w:tcPr>
+          <w:p>
+            <w:r>
+              <w:t>Orientierung, Quellenklarheit und Beteiligung stärken</w:t>
+            </w:r>
+          </w:p>
+        </w:tc>
+      </w:tr>
+    </w:tbl>
+    <w:p/>
+    <w:p>
+      <w:pPr>
+        <w:pStyle w:val="Heading3"/>
+      </w:pPr>
+      <w:r>
+        <w:t>7.4 Modellformel</w:t>
+      </w:r>
+    </w:p>
+    <w:p>
+      <w:r>
+        <w:t>Die folgende Formel ist ein didaktisches Denkmodell, kein amtlicher Bewertungsstandard:</w:t>
+      </w:r>
+    </w:p>
+    <w:p>
+      <w:r>
+        <w:t>D_kom = Klarheit_Sache + Wuerde_Person + Quelle + Handlungspfad - Eskalationsrisiko</w:t>
+      </w:r>
+    </w:p>
+    <w:p>
+      <w:r>
+        <w:t>Die Formel ist eine didaktische Merkhilfe: Demokratische Kommunikation wird stärker, wenn sachliche Klarheit, Personenwürde, Quellen und Handlungspfade sichtbar sind und unnötige Eskalation sinkt.</w:t>
+      </w:r>
+    </w:p>
+    <w:p>
+      <w:r>
+        <w:t>Die Formel soll gerade keine Scheingenauigkeit erzeugen. Sie zwingt dazu, die Faktoren offen zu legen, die eine Aussage tragen. In einem echten Bewertungsprozess müssten Datenquelle, Aktualität, Datenqualitätsklasse, Unsicherheitsgrad und Rückkopplungsregel ergänzt werden.</w:t>
+      </w:r>
+    </w:p>
+    <w:p>
+      <w:pPr>
+        <w:pStyle w:val="Heading3"/>
+      </w:pPr>
+      <w:r>
+        <w:t>7.5 Fallfenster</w:t>
+      </w:r>
+    </w:p>
+    <w:p>
+      <w:r>
+        <w:t>Fall 1. In der Verkehrspolitik eskaliert die Aussage "Autofahrer sind das Problem". Wirkungssprache verschiebt die Analyse: Der aktuelle Verkehrsraum erzeugt Emissionen, Unfallrisiken, Flächenkonkurrenz und Ungleichheit der Bewegungsfreiheit. Die Lösung liegt in sicheren Alternativen, Preis- und Raumlogik, Beteiligung und Übergängen.</w:t>
+      </w:r>
+    </w:p>
+    <w:p>
+      <w:r>
+        <w:t>Fall 2. In Debatten über Desinformation reicht es nicht, falsche Inhalte zu korrigieren. Entscheidend ist, welche Resonanzräume, Plattformanreize, Vertrauensverluste und Feindbilder entstehen. Demokratiestärkende Kommunikation muss Korrektur, Quellenklarheit, Würde und Konfliktfähigkeit verbinden.</w:t>
+      </w:r>
+    </w:p>
+    <w:p>
+      <w:pPr>
+        <w:pStyle w:val="Heading3"/>
+      </w:pPr>
+      <w:r>
+        <w:t>7.6 Prüfungsnahe Fallfragen ohne geschützte Antwortlogik</w:t>
+      </w:r>
+    </w:p>
+    <w:p>
+      <w:r>
+        <w:t>Diese Fragen sind öffentlich und dienen dem Lernen. Die geschützte Antwortlogik, Scoring-Regeln und CorrectAnswer-Felder bleiben in der Prüfungs-Lane der App.</w:t>
+      </w:r>
+    </w:p>
+    <w:p>
+      <w:r>
+        <w:t>1. Beschreibe den Auslöser im Fall und trenne ihn von Absicht, Image oder Reichweite.</w:t>
+      </w:r>
+    </w:p>
+    <w:p>
+      <w:r>
+        <w:t>2. Formuliere einen plausiblen Wirkpfad mit Wirkungsempfängern, Zustandsveränderung und Rückkopplung.</w:t>
+      </w:r>
+    </w:p>
+    <w:p>
+      <w:r>
+        <w:t>3. Benenne mindestens ein Wirkungspotenzial und ein Wirkungsrisiko.</w:t>
+      </w:r>
+    </w:p>
+    <w:p>
+      <w:r>
+        <w:t>4. Zeige, welche Quelle oder Datenart nötig wäre, um von Potenzial zu belastbarer Wirkungsaussage zu kommen.</w:t>
+      </w:r>
+    </w:p>
+    <w:p>
+      <w:r>
+        <w:t>5. Prüfe, ob Nichtkompensation oder Reverse Merit Order einschlägig sein könnten.</w:t>
+      </w:r>
+    </w:p>
+    <w:p>
+      <w:r>
+        <w:t>6. Formuliere eine saubere Wirkungsaussage in einem Satz: Was wissen wir, was nehmen wir an, was bleibt offen?</w:t>
+      </w:r>
+    </w:p>
+    <w:p>
+      <w:pPr>
+        <w:pStyle w:val="Heading3"/>
+      </w:pPr>
+      <w:r>
+        <w:t>7.7 Auswertung aus der lebenden Website-Referenz</w:t>
+      </w:r>
+    </w:p>
+    <w:p>
+      <w:pPr>
+        <w:pStyle w:val="Heading3"/>
+      </w:pPr>
+      <w:r>
+        <w:t>Quellenanker: Kapitel 74 - Öffentlichkeit als Wirkungsraum</w:t>
+      </w:r>
+    </w:p>
+    <w:p>
+      <w:r>
+        <w:t>Interne Quelle: referenz/kapitel-074-oeffentlichkeit-als-wirkungsraum/index.html</w:t>
+      </w:r>
+    </w:p>
+    <w:p>
+      <w:r>
+        <w:t>Öffentlichkeit ist nicht nur der Ort, an dem Meinungen erscheinen. Sie ist die Rückkopplungsinfrastruktur, durch die eine Demokratie Wirklichkeit prüfen und sich selbst korrigieren kann.</w:t>
+      </w:r>
+    </w:p>
+    <w:p>
+      <w:r>
+        <w:t>In der alten Vorstellung war Öffentlichkeit ein offener Marktplatz: Menschen sprechen, hören zu, widersprechen, vergleichen Argumente und bilden Meinungen. Diese Vorstellung bleibt normativ wichtig. Sie schützt Meinungsfreiheit, Pluralität und politische Auseinandersetzung. Aber sie beschreibt die heutige Wirklichkeit nicht mehr ausreichend. Öffentlichkeit wird heute durch Medienökonomie, Plattformen, Algorithmen, Eigentumsstrukturen, politische Kampagnen, Desinformation, KI-generierte Inhalte, Influencer, Datenmärkte, Werbelogik, Aufmerksamkeitsdruck und hybride Einflussnahme geprägt [I-K74-1; I-K74-2].</w:t>
+      </w:r>
+    </w:p>
+    <w:p>
+      <w:r>
+        <w:t>Sichtbarkeit entsteht nicht nur durch Relevanz. Sie entsteht durch technische Verstärkung, emotionale Aktivierung, Gruppendynamik, Wiederholung, Tonalität, Bildwirkung und Geschäftsmodelle. Ein Medienbeitrag, ein politischer Satz, eine Überschrift, ein Meme, ein Podcast, ein Kommentar, ein Bildschnitt, eine Statistik oder eine algorithmische Empfehlung erzeugt Wirkungspotenzial. Nicht alles wird sofort tatsächliche Wirkung. Aber alles kann Möglichkeitsräume verändern: was sichtbar wird, wem geglaubt wird, wer als Bedrohung erscheint, welche Institutionen legitim wirken und welche Handlungen wahrscheinlicher werden.</w:t>
+      </w:r>
+    </w:p>
+    <w:p>
+      <w:pPr>
+        <w:pStyle w:val="Heading3"/>
+      </w:pPr>
+      <w:r>
+        <w:t>74.1 Medien erzeugen Zustände</w:t>
+      </w:r>
+    </w:p>
+    <w:p>
+      <w:r>
+        <w:t>Medien berichten nicht nur über Zustände. Sie erzeugen Zustände mit. Das heißt nicht, dass Journalist:innen, Redaktionen, Plattformen oder Creator:innen beliebig Wirklichkeit herstellen. Wirklichkeit besteht nicht aus Kommunikation allein. Aber öffentliche Kommunikation entscheidet mit, welche Wirklichkeit gesellschaftlich zugänglich wird, welche Probleme Aufmerksamkeit erhalten, welche Gruppen gesehen werden, welche Konflikte eskalieren und welche Korrekturen möglich bleiben.</w:t>
+      </w:r>
+    </w:p>
+    <w:p>
+      <w:r>
+        <w:t>Ein Bericht über Pflege kann Würde sichtbar machen oder Pflege auf Kosten reduzieren. Ein Beitrag über Migration kann Schutz, Arbeit, Sprache und Zugehörigkeit zeigen oder Angst, Verdacht und Feindbild erzeugen. Eine Meldung über Klimadaten kann Orientierung schaffen oder Ohnmacht verstärken. Eine Recherche kann Macht kontrollieren. Eine Schlagzeile kann entwürdigen. Ein Bild kann Mitgefühl wecken oder Menschen markieren. Ein Kommentar kann Streit klären oder Fronten verhärten.</w:t>
+      </w:r>
+    </w:p>
+    <w:p>
+      <w:r>
+        <w:t>Die Wirkungsökonomie bewertet damit nicht einzelne Meinungen. Sie bewertet die Bedingungen öffentlicher Rückkopplung: Transparenz, Quellenklarheit, Vielfalt, Korrekturmechanismen, redaktionelle Unabhängigkeit, Eigentumsstrukturen, algorithmische Verstärkung, Schutz vor Manipulation, Zugang, Teilhabe und Diskursstabilität. Die Grenze ist zentral: Nicht die Meinung wird zum Prüfobjekt, sondern die Infrastruktur, die Sichtbarkeit, Verstärkung, Transparenz, Korrektur und Manipulationsrisiken organisiert.</w:t>
+      </w:r>
+    </w:p>
+    <w:p>
+      <w:r>
+        <w:t>Öffentlichkeit wirkt auf alle anderen Systeme. Sie wirkt auf Bildung, weil Kinder und Jugendliche lernen müssen, Quellen zu prüfen, Frames zu erkennen, Tonalität zu verstehen und digitale Manipulation einzuordnen. Sie wirkt auf Wissenschaft, weil Erkenntnis nur gesellschaftlich wirksam wird, wenn sie kommuniziert, verstanden und vor Desinformation geschützt wird. Sie wirkt auf Gesundheit, weil falsche Informationen, Angstkommunikation, Einsamkeit, Hass und Dauererregung körperliche und psychische Folgen haben können. Sie wirkt auf soziale Sicherheit, weil Armut, Migration, Pflege, Wohnen und Arbeit öffentlich gedeutet werden, bevor Politik darüber entscheidet. Sie wirkt auf Kapitalmärkte, weil Vertrauen, Reputationsrisiken, Desinformation, Versicherbarkeit und politische Stabilität öffentliche Informationsqualität voraussetzen. Sie wirkt auf Sicherheit, weil hybride Einflussnahme nicht nur falsche Informationen verbreitet, sondern Rückkopplung beschädigt.</w:t>
+      </w:r>
+    </w:p>
+    <w:p>
+      <w:r>
+        <w:t>Deshalb muss Öffentlichkeit in der Wirkungsökonomie so ernst genommen werden wie Energie, Wasser, Gesundheit oder Bildung. Eine Gesellschaft kann die besten Klimadaten haben und trotzdem nicht handeln, wenn öffentliche Resonanzräume die Wirklichkeit verzerren. Sie kann gute Sozialpolitik bauen und trotzdem Misstrauen erzeugen, wenn ihre Wirkungslogik nicht nachvollziehbar wird. Sie kann Demokratie schützen wollen und sie schwächen, wenn sie öffentliche Debatte mit Belehrung, moralischer Überhöhung oder staatlicher Wahrheitskontrolle verwechselt.</w:t>
+      </w:r>
+    </w:p>
+    <w:p>
+      <w:pPr>
+        <w:pStyle w:val="Heading3"/>
+      </w:pPr>
+      <w:r>
+        <w:t>74.2 Wahrheit als Infrastruktur</w:t>
+      </w:r>
+    </w:p>
+    <w:p>
+      <w:r>
+        <w:t>Wahrheit ist nicht nur eine Aussage. Wahrheit ist Infrastruktur.</w:t>
+      </w:r>
+    </w:p>
+    <w:p>
+      <w:r>
+        <w:t>Diese Formulierung ist für die Wirkungsökonomie maßgeblich. In einer komplexen Gesellschaft reicht es nicht, dass einzelne Fakten irgendwo vorhanden sind. Wahrheit muss auffindbar, prüfbar, verständlich, korrigierbar, institutionell geschützt und öffentlich anschlussfähig sein. Eine Studie in einem Fachjournal wirkt nicht automatisch politisch. Eine Statistik wirkt nicht automatisch gegen Angst. Eine gerichtliche Entscheidung wirkt nicht automatisch gegen ein falsches Narrativ. Eine Recherche wirkt nicht automatisch, wenn sie im Aufmerksamkeitsraum verschwindet.</w:t>
+      </w:r>
+    </w:p>
+    <w:p>
+      <w:r>
+        <w:t>Wahrheit als Infrastruktur braucht mehrere Schichten: amtliche Statistik, freie Wissenschaft, unabhängigen Journalismus, Gerichte, transparente Verwaltung, offene Daten, Quellenklarheit, Faktenprüfung, Archive, Bibliotheken, Medienkompetenz, Korrekturmechanismen, Plattformtransparenz, Wissenschaftskommunikation und Schutz vor Einschüchterung, strategischen Klagen und Gewalt.</w:t>
+      </w:r>
+    </w:p>
+    <w:p>
+      <w:r>
+        <w:t>Ohne diese Infrastruktur wird Wahrheit zu einer privaten Behauptung unter vielen. Dann gewinnt nicht, was besser belegt ist, sondern was besser aktiviert. Dann wird Realität gruppenabhängig. Dann verlieren demokratische Institutionen ihre gemeinsame Bezugsfläche.</w:t>
+      </w:r>
+    </w:p>
+    <w:p>
+      <w:r>
+        <w:t>Wahrheit als Infrastruktur unterscheidet drei Ebenen. Die erste Ebene ist Wahrheitserzeugung: Wissenschaft, Statistik, Recherche, Untersuchung, Messung und Dokumentation erzeugen belastbare Erkenntnis. Die zweite Ebene ist Wahrheitszugang: Bürger:innen, Medien, Parteien, Gerichte, Verwaltung, Unternehmen und Zivilgesellschaft müssen auf Daten, Quellen und Begründungen zugreifen können. Die dritte Ebene ist Wahrheitswirkung: Erkenntnisse müssen öffentlich anschlussfähig werden. Sie brauchen Sprache, Kontext, Tonalität, Vertrauen, Wiederholung, Korrektur und institutionelle Übersetzung.</w:t>
+      </w:r>
+    </w:p>
+    <w:p>
+      <w:r>
+        <w:t>Diese Sicht schützt vor zwei Fehlern. Der erste Fehler wäre staatliche Wahrheitskontrolle. Eine Demokratie darf Wahrheit nicht als Regierungsbesitz behandeln. Wahrheit braucht unabhängige Institutionen, offene Kritik, Wissenschaftsfreiheit, Pressefreiheit, Gerichte, Transparenz und öffentliche Gegenprüfung [E-K74-1; E-K74-3]. Der zweite Fehler wäre die Gleichsetzung aller Behauptungen. Nicht jede Aussage hat denselben Wahrheitswert. Meinung ist frei. Aber nicht jede Behauptung ist belegt, nicht jede Quelle ist belastbar, nicht jede Interpretation ist redlich und nicht jede Kampagne ist demokratische Debatte.</w:t>
+      </w:r>
+    </w:p>
+    <w:p>
+      <w:r>
+        <w:t>Die Wirkungsökonomie schützt daher nicht eine richtige Meinung. Sie schützt die Bedingungen, unter denen Wahrheit gesucht, geprüft, korrigiert und öffentlich wirksam werden kann.</w:t>
+      </w:r>
+    </w:p>
+    <w:p>
+      <w:pPr>
+        <w:pStyle w:val="Heading3"/>
+      </w:pPr>
+      <w:r>
+        <w:t>74.3 Aufmerksamkeit und Verantwortung</w:t>
+      </w:r>
+    </w:p>
+    <w:p>
+      <w:r>
+        <w:t>Aufmerksamkeit ist notwendig. Ohne Aufmerksamkeit erreicht auch Wahrheit niemanden. Ohne Aufmerksamkeit bleibt eine Recherche folgenlos. Ohne Aufmerksamkeit entsteht keine politische Öffentlichkeit. Demokratie braucht Aufmerksamkeit für Missstände, Rechte, Risiken, Krisen, Alternativen und Verantwortung.</w:t>
+      </w:r>
+    </w:p>
+    <w:p>
+      <w:r>
+        <w:t>Das Problem entsteht, wenn Aufmerksamkeit die Wahrheit ersetzt. Viele digitale Geschäftsmodelle sind darauf gebaut, Aufmerksamkeit zu gewinnen, zu halten, zu messen und zu monetarisieren. Klicks, Watchtime, Likes, Shares, Kommentare, Abonnements, Verweildauer und Engagement werden zu Steuerungsgrößen. Was Aufmerksamkeit erzeugt, wird sichtbarer. Was sichtbar wird, erzeugt mehr Aufmerksamkeit. So entsteht Rückkopplung.</w:t>
+      </w:r>
+    </w:p>
+    <w:p>
+      <w:r>
+        <w:t>Aufmerksamkeit misst Aktivierung, nicht Relevanz. Sie misst Reaktion, nicht Orientierung. Sie misst Lautstärke, nicht Belastbarkeit. Sie misst Erregung, nicht demokratische Wirkleistung. Genau hier entsteht Scheinleistung der Öffentlichkeit: viel Bewegung, wenig Orientierung.</w:t>
+      </w:r>
+    </w:p>
+    <w:p>
+      <w:r>
+        <w:t>Die Wirkungskette ist einfach: Empörung erzeugt Reaktion. Reaktion erzeugt Reichweite. Reichweite erzeugt Wiederholung. Wiederholung erzeugt Vertrautheit. Vertrautheit kann Wahrheit simulieren. Das gilt nicht nur für Lügen. Es gilt auch für zugespitzte Halbwahrheiten, entwürdigende Frames, Bilder ohne Kontext, skandalisierende Überschriften, strategische Provokation, ironische Verachtung, Angstnarrative und symbolische Empörung.</w:t>
+      </w:r>
+    </w:p>
+    <w:p>
+      <w:r>
+        <w:t>Wenn Aufmerksamkeit zur primären Steuerungsgröße wird, sortiert sich Öffentlichkeit nach Reizintensität. Komplexität wird bestraft. Langsamkeit wird bestraft. Korrektur wird bestraft. Kontext wird bestraft. Ambivalenz wird bestraft. Respekt wird bestraft, wenn Verachtung mehr Reaktion erzeugt.</w:t>
+      </w:r>
+    </w:p>
+    <w:p>
+      <w:r>
+        <w:t>Ein viraler Clip kann Millionen Menschen erreichen und demokratische Verlustleistung erzeugen. Eine langsame Recherche kann weniger Menschen erreichen und hohe Wirkleistung haben, wenn sie Korruption aufdeckt, Macht kontrolliert, Kontext liefert oder Vertrauen stärkt. Deshalb darf Reichweite nicht mit öffentlichem Wert verwechselt werden.</w:t>
+      </w:r>
+    </w:p>
+    <w:p>
+      <w:r>
+        <w:t>Verantwortung wächst mit Reichweite, Verstärkung und Macht. Ein privater Satz in einem kleinen Kreis hat andere Wirkung als dieselbe Formulierung auf einer Plattform mit Millionen Menschen. Eine Redaktion hat andere Verantwortung als ein privater Chat. Eine Plattform hat andere Verantwortung als ein einzelner Kommentar. Ein Creator mit großer Community verändert andere Wirkungsräume als ein Mensch ohne Reichweite. Diese Differenz wird später im Zusammenhang mit Creator-Verantwortung und digitalen Öffentlichkeiten vertieft. Hier gilt der Grundsatz: Wer Öffentlichkeit prägt, verändert Wirkungsräume.</w:t>
+      </w:r>
+    </w:p>
+    <w:p>
+      <w:pPr>
+        <w:pStyle w:val="Heading3"/>
+      </w:pPr>
+      <w:r>
+        <w:t>Quellenanker: Kapitel 75 - Plattformlogik und Algorithmen</w:t>
+      </w:r>
+    </w:p>
+    <w:p>
+      <w:r>
+        <w:t>Interne Quelle: referenz/kapitel-075-plattformlogik-und-algorithmen/index.html</w:t>
+      </w:r>
+    </w:p>
+    <w:p>
+      <w:r>
+        <w:t>Kapitel 74 hat Öffentlichkeit als Wirkungsraum beschrieben. Öffentlichkeit ist nicht nur der Ort, an dem Meinungen erscheinen. Sie ist die Rückkopplungsinfrastruktur, durch die eine Demokratie Wirklichkeit prüfen und sich selbst korrigieren kann. Dieses Kapitel geht einen Schritt tiefer in die digitale Architektur dieser Öffentlichkeit: Plattformen, Empfehlungssysteme, Reichweitenlogik und algorithmische Verstärkung.</w:t>
+      </w:r>
+    </w:p>
+    <w:p>
+      <w:r>
+        <w:t>Plattformen sind keine neutralen Kanäle. Sie steuern Sichtbarkeit, Aufmerksamkeit und Resonanz - und genau dadurch verändern sie öffentliche Wirkungsräume.</w:t>
+      </w:r>
+    </w:p>
+    <w:p>
+      <w:r>
+        <w:t>Eine soziale Plattform zeigt nicht einfach, was Menschen sagen. Sie sortiert, priorisiert, dämpft, verstärkt, empfiehlt, monetarisiert, personalisiert und verbindet. Sie entscheidet, was Menschen zuerst sehen, was hängen bleibt, welche Inhalte in Wiederholung gehen, welche Communities entstehen, welche Konflikte Anschluss finden und welche Stimmen kaum sichtbar werden. Diese Entscheidungen sind nicht nur technisch. Sie sind Wirkungsarchitektur [I-K75-1; I-K75-2].</w:t>
+      </w:r>
+    </w:p>
+    <w:p>
+      <w:pPr>
+        <w:pStyle w:val="Heading3"/>
+      </w:pPr>
+      <w:r>
+        <w:t>75.1 Reichweite als Steuerung</w:t>
+      </w:r>
+    </w:p>
+    <w:p>
+      <w:r>
+        <w:t>Reichweite ist nicht nur Ergebnis. Reichweite ist Steuerung. Ein Beitrag mit großer Reichweite verändert den öffentlichen Raum anders als derselbe Beitrag in einem kleinen privaten Kreis. Reichweite schafft Wiederholung, Vertrautheit, Gruppenbindung, Gegenreaktionen, Konfliktlinien und Erwartung. Sie kann Aufklärung ermöglichen. Sie kann aber auch Angst, Hass, Desinformation und Feindbilder skalieren.</w:t>
+      </w:r>
+    </w:p>
+    <w:p>
+      <w:r>
+        <w:t>Digitale Plattformen verteilen Reichweite nicht zufällig. Sie arbeiten mit Feeds, Rankings, Trendlogiken, Empfehlungen, Kommentarreihenfolgen, Monetarisierung, Benachrichtigungen, Videoausspielung, Depriorisierung und Sperrmechanismen. Nicht jede Aussage wird gleich sichtbar. Sichtbarkeit hängt von technischen und ökonomischen Regeln ab.</w:t>
+      </w:r>
+    </w:p>
+    <w:p>
+      <w:r>
+        <w:t>Damit wird Plattformlogik zu öffentlicher Steuerungslogik. Wer Reichweite verteilt, wirkt auf Demokratie. Ein System, das Inhalte nach Qualität, Kontext, Quellenklarheit und Korrekturfähigkeit sichtbar macht, wirkt anders als ein System, das Wut, Angst, Spott und Feindbild belohnt. Das gilt für Politik, Wissenschaft, Gesundheit, Kultur, Migration, Pflege, Klima, Krieg, Wahlen und persönliche Lebenswelten.</w:t>
+      </w:r>
+    </w:p>
+    <w:p>
+      <w:r>
+        <w:t>Reichweite ist besonders sensibel, weil sie Deutung in Wirklichkeit verwandeln kann. Ein falscher Vorwurf wird durch Reichweite nicht wahr, aber sozial wirksam. Ein entwürdigender Frame wird durch Wiederholung nicht korrekt, aber vertraut. Eine Verschwörungserzählung wird durch algorithmische Nähe nicht belegt, aber anschlussfähig. Eine seriöse Korrektur kann sachlich stärker sein und dennoch zu spät kommen, wenn die Erregung vorher skaliert wurde.</w:t>
+      </w:r>
+    </w:p>
+    <w:p>
+      <w:r>
+        <w:t>Die Wirkungsökonomie bewertet daher nicht die Meinung als solche. Sie bewertet die Infrastruktur, die Reichweite, Verstärkung, Transparenz, Korrektur und Manipulationsrisiken organisiert. Das schützt Meinungsfreiheit. Und es schützt Demokratie vor verdeckter Verhaltenssteuerung.</w:t>
+      </w:r>
+    </w:p>
+    <w:p>
+      <w:r>
+        <w:t>Reichweite als Steuerung verlangt keine staatliche Meinungsbehörde. Sie verlangt Transparenz über die Bedingungen des Sichtbaren. Welche Inhalte werden verstärkt? Nach welchen Kriterien? Welche Daten fließen ein? Welche Rolle spielt Werbung? Welche Rolle spielt Nutzerbindung? Welche Rolle spielt Empörung? Welche Korrekturen sind möglich? Welche Gruppen werden geschützt? Welche Gruppen werden algorithmisch verwundbarer?</w:t>
+      </w:r>
+    </w:p>
+    <w:p>
+      <w:r>
+        <w:t>Der Digital Services Act setzt hier bereits an. Für sehr große Online-Plattformen und Suchmaschinen gelten besondere Pflichten zur Risikoanalyse und Risikominderung. Diese Pflichten betreffen unter anderem Risiken für Grundrechte, Medienfreiheit, Pluralismus, öffentliche Sicherheit, Wahlprozesse, Schutz Minderjähriger, öffentliche Gesundheit sowie körperliches und psychisches Wohlbefinden. Wirkungsökonomisch ist das ein Anfang. Es zeigt: Plattformen sind nicht nur Dienste. Sie sind öffentliche Wirkungsräume in privater Hand.</w:t>
+      </w:r>
+    </w:p>
+    <w:p>
+      <w:pPr>
+        <w:pStyle w:val="Heading3"/>
+      </w:pPr>
+      <w:r>
+        <w:t>75.2 Erregung, Polarisierung, Suchtlogik</w:t>
+      </w:r>
+    </w:p>
+    <w:p>
+      <w:r>
+        <w:t>Digitale Geschäftsmodelle sind häufig auf Aufmerksamkeit gebaut. Klicks, Watchtime, Likes, Shares, Kommentare, Verweildauer, Abonnements und Engagement werden zu Steuerungsgrößen. Was Reaktion erzeugt, wird sichtbarer. Was sichtbarer wird, erzeugt mehr Reaktion. So entsteht Rückkopplung.</w:t>
+      </w:r>
+    </w:p>
+    <w:p>
+      <w:r>
+        <w:t>Das Problem ist nicht Aufmerksamkeit selbst. Ohne Aufmerksamkeit erreicht auch Wahrheit niemanden. Das Problem entsteht, wenn Aufmerksamkeit Wahrheit, Kontext und demokratische Wirkleistung ersetzt. Aufmerksamkeit misst Aktivierung, nicht Relevanz. Sie misst Reaktion, nicht Orientierung. Sie misst Lautstärke, nicht Belastbarkeit. Sie misst Erregung, nicht demokratische Qualität.</w:t>
+      </w:r>
+    </w:p>
+    <w:p>
+      <w:r>
+        <w:t>Erregung hat einen technischen Vorteil. Sie ist schnell, körperlich, wiederholbar, teilbar. Sie braucht weniger Kontext als Erklärung. Sie kann in kurzen Clips, Kommentaren, Bildern und Schlagworten zirkulieren. Sie kann Zugehörigkeit schaffen, weil Menschen gemeinsam empört sind. Sie kann Gegner markieren, ohne Argumente auszubauen. Plattformen, die solche Reaktionen belohnen, verstärken nicht nur einzelne Inhalte. Sie verändern die Diskursarchitektur.</w:t>
+      </w:r>
+    </w:p>
+    <w:p>
+      <w:r>
+        <w:t>Polarisierung entsteht nicht allein durch Algorithmen. Sie entsteht auch durch soziale Ungleichheit, Statusangst, Medienlogik, politische Sprache, Krisen, Misstrauen, Gruppenzugehörigkeit und Macht. Algorithmen können diese Spannungen jedoch verstärken, verdichten und beschleunigen. Sie können Menschen in Konflikträume ziehen, in denen Widerspruch nicht mehr als Korrektur, sondern als Angriff gelesen wird.</w:t>
+      </w:r>
+    </w:p>
+    <w:p>
+      <w:r>
+        <w:t>Suchtlogik ist eine weitere Form der Wirkungssteuerung. Digitale Produkte gestalten Verhalten über Buttons, Defaults, Farben, Benachrichtigungen, Feeds, Rankings, Belohnungen, Zeitdruck, Knappheit, Autoplay, Infinite Scroll, personalisierte Werbung, Abo-Fallen, Kündigungshürden, algorithmische Empfehlungen und soziale Vergleichslogiken. Nicht jede Gestaltung ist illegitim. Jede Oberfläche lenkt. Die Frage lautet, ob diese Lenkung transparent, freiheitsachtend und wirkungspositiv ist.</w:t>
+      </w:r>
+    </w:p>
+    <w:p>
+      <w:r>
+        <w:t>Manipulation beginnt dort, wo Menschen ohne klare Information, gegen ihre eigenen Interessen oder durch asymmetrische Macht in Entscheidungen gedrängt werden. Wirkungsökonomisch sind manipulative Designs Verlustleistung: Sie erzeugen Umsatz durch Autonomieverlust, Klicks durch Aufmerksamkeitsermüdung, Konsum durch psychischen Druck und politische Wirkung durch emotionale Verstärkung.</w:t>
+      </w:r>
+    </w:p>
+    <w:p>
+      <w:r>
+        <w:t>Kinder und Jugendliche sind hier besonders verletzlich. Sie brauchen Schutz vor Suchtmechaniken, Hass, Desinformation, Grooming, Cybermobbing, sexualisierter Ausbeutung, Radikalisierung, manipulativen Algorithmen und kommerziellen Praktiken, die ihre Entwicklung ausnutzen. Die EU-Kommission hat 2025 Leitlinien zum Schutz Minderjähriger unter dem Digital Services Act veröffentlicht; sie nennen unter anderem Grooming, schädliche Inhalte, problematische und suchtfördernde Verhaltensweisen, Cybermobbing und schädliche kommerzielle Praktiken als Risiken, gegen die Plattformen angemessene Maßnahmen treffen sollen.</w:t>
+      </w:r>
+    </w:p>
+    <w:p>
+      <w:r>
+        <w:t>Doch Schutz darf nicht mit digitalem Ausschluss verwechselt werden. Digitale Räume sind auch Lern-, Kultur- und Kreativitätsräume. Kinder und Jugendliche lernen dort Mathematik, Physik, Musik, Zeichnen, Programmieren, Sport, Sprache, Kultur, Wissenschaft, Handwerk, Geschichte, Kreativität und digitale Mündigkeit. Sie finden Communities, Vorbilder, Minderheitensichtbarkeit, kulturelle Teilhabe und Zugänge, die sie in ihrer unmittelbaren Umgebung nicht immer haben. Die Europäische Kommission betont ausdrücklich, dass die Online-Welt Lern-, Kreativitäts- und Kommunikationsmöglichkeiten eröffnet, aber zugleich besondere Risiken für Kinder und Jugendliche birgt.</w:t>
+      </w:r>
+    </w:p>
+    <w:p>
+      <w:r>
+        <w:t>Ein pauschales Social-Media-Verbot für Minderjährige muss daher wirkungsökonomisch geprüft werden. Es kann Schutz versprechen, aber auch digitale Kompetenz, Kreativität, Teilhabe, Bildung und kulturelle Resonanz schwächen. Das Europäische Parlament forderte 2025 in einem nicht-legislativen Bericht unter anderem ein EU-weites Mindestalter von 16 Jahren für soziale Medien, Videoplattformen und KI-Begleiter sowie Verbote besonders schädlicher suchtfördernder Praktiken; zugleich verlangte es ein Verbot von engagementbasierten Empfehlungssystemen für Minderjährige und Maßnahmen gegen Dark Patterns, Lootboxen und KI-Risiken. Wirkungsökonomisch liegt die präzisere Lösung nicht im digitalen Hausverbot für Wissen, Kunst, Sport, Programmierung, Sprache, Kultur, Kreativität und Gemeinschaft. Sie liegt in der Regulierung der Mechaniken, die Kinder und Jugendliche ausbeuten.</w:t>
+      </w:r>
+    </w:p>
+    <w:p>
+      <w:r>
+        <w:t>Das gilt nicht nur für Kinder. Hass, Hetze, Desinformation, Mobbing, Suchtlogik, Polarisierung, Grooming, Manipulation und algorithmische Erregung treffen auch Erwachsene. Erwachsene verlieren Schlaf, Vertrauen, Beziehung, Orientierung, psychische Stabilität, politische Urteilskraft oder Sicherheit. Sie werden radikalisiert, eingeschüchtert, beschämt, getäuscht oder in Dauererregung gehalten. Eine Wirkungsökonomie schützt daher nicht nur Minderjährige. Sie schützt öffentliche und private Handlungsfähigkeit vor manipulativer Plattformlogik.</w:t>
+      </w:r>
+    </w:p>
+    <w:p>
+      <w:r>
+        <w:t>Der Digital Services Act müsste hier konsequent wirken: gegen illegale Inhalte, systemische Risiken, manipulative Gestaltung, intransparente Werbung, riskante Empfehlungssysteme und mangelnden Schutz Minderjähriger [E-K75-1; E-K75-4]. Aber der Digital Services Act bleibt in der Wirkungsökonomie nur ein Teil der Lösung. Er begrenzt Symptome und bestimmte Mechaniken. Die Ursache liegt tiefer: Geschäftsmodelle, die Aufmerksamkeit, Daten, Reichweite und Monetarisierung stärker belohnen als Orientierung, Quellenklarheit, Beziehung, Selbstbestimmung und demokratische Korrektur.</w:t>
+      </w:r>
+    </w:p>
+    <w:p>
+      <w:r>
+        <w:t>Die wirkungsökonomische Lösung heißt daher: nicht Kinder aus Zukunftsräumen aussperren, sondern Plattformmechaniken nach Wirkung umbauen.</w:t>
+      </w:r>
+    </w:p>
+    <w:p>
+      <w:pPr>
+        <w:pStyle w:val="Heading3"/>
+      </w:pPr>
+      <w:r>
+        <w:t>75.3 Algorithmische Verstärkung</w:t>
+      </w:r>
+    </w:p>
+    <w:p>
+      <w:pPr>
+        <w:pStyle w:val="Heading3"/>
+      </w:pPr>
+      <w:r>
+        <w:t>Quellenanker: Kapitel 76 - Framing, Sprache und Tonalität</w:t>
+      </w:r>
+    </w:p>
+    <w:p>
+      <w:r>
+        <w:t>Interne Quelle: referenz/kapitel-076-framing-sprache-und-tonalitaet/index.html</w:t>
+      </w:r>
+    </w:p>
+    <w:p>
+      <w:r>
+        <w:t>Kapitel 75 hat gezeigt, dass Plattformen Sichtbarkeit, Aufmerksamkeit und Resonanz steuern. Dieses Kapitel richtet den Blick auf das, was in diesen Räumen zirkuliert: Sprache, Bilder, Tonalität, Frames, Mimik, Stimme, Wiederholung, Metaphern und Kampfbegriffe. Kommunikation ist nicht nur Übertragung von Information. Sie schafft Wirkungspotenzial. Sie ordnet Wahrnehmung, Emotion, Zugehörigkeit und Handlungsschwellen.</w:t>
+      </w:r>
+    </w:p>
+    <w:p>
+      <w:r>
+        <w:t>Sprache beschreibt Wirklichkeit nicht nur. Sie ordnet sie. Deshalb ist sprachliche Verantwortung keine Höflichkeitsfrage, sondern eine demokratische Wirkungsfrage.</w:t>
+      </w:r>
+    </w:p>
+    <w:p>
+      <w:r>
+        <w:t>Diese Aussage ist keine Aufforderung zur Sprachkontrolle. Die Wirkungsökonomie will Sprache nicht glätten, Kritik nicht entschärfen, Kunst nicht disziplinieren, Opposition nicht beruhigen und keine staatliche Sprachpolizei schaffen. Sie sagt nur: Sprache wirkt. Wenn Sprache wirkt, muss eine demokratische Gesellschaft ihre Wirkmechaniken verstehen.</w:t>
+      </w:r>
+    </w:p>
+    <w:p>
+      <w:pPr>
+        <w:pStyle w:val="Heading3"/>
+      </w:pPr>
+      <w:r>
+        <w:t>76.1 Frames als Wirkungspotenziale</w:t>
+      </w:r>
+    </w:p>
+    <w:p>
+      <w:r>
+        <w:t>Frames sind Deutungsrahmen. Sie entscheiden mit, was als Problem erscheint, welche Ursache sichtbar wird, wer Verantwortung erhält und welche Lösung plausibel wirkt. Robert Entman beschrieb Framing als Auswahl und Hervorhebung bestimmter Aspekte einer wahrgenommenen Realität, sodass Problemdefinition, Ursachendiagnose, moralische Bewertung und Handlungsempfehlung unterstützt werden. Für die Wirkungsökonomie ist daran wichtig: Frames sind nicht nur Stil. Sie sind Wirkungspotenziale.</w:t>
+      </w:r>
+    </w:p>
+    <w:p>
+      <w:r>
+        <w:t>Ein Frame kann Wahrheit sichtbar machen. Er kann Wahrheit aber auch verengen. „Menschen auf der Flucht“ ruft andere Wirkungsräume auf als „Flüchtlingswelle“. „Schutz vor Folgekosten“ ruft andere Wirkungsräume auf als „Klimaverbot“. „Stabilitätsinvestitionen“ ruft andere Wirkungsräume auf als „Sozialausgaben“. Keiner dieser Begriffe ist bloß Wortwahl. Jeder verschiebt Aufmerksamkeit, Verantwortung, Emotion und Lösungslogik.</w:t>
+      </w:r>
+    </w:p>
+    <w:p>
+      <w:r>
+        <w:t>Frames sind unvermeidlich. Es gibt keine vollständig framefreie Kommunikation. Wer behauptet, nur Fakten zu liefern, nutzt trotzdem Auswahl, Reihenfolge, Kontext, Überschrift, Beispiele und Begriffe. Das Problem ist daher nicht Framing an sich. Das Problem ist unbewusstes, manipulierendes oder entwürdigendes Framing.</w:t>
+      </w:r>
+    </w:p>
+    <w:p>
+      <w:r>
+        <w:t>Frames wirken in fünf Richtungen. Sie machen etwas sichtbar. Sie lassen anderes zurücktreten. Sie schreiben Verantwortung zu. Sie ordnen Emotionen. Sie machen bestimmte Lösungen wahrscheinlicher. Genau deshalb sind politische Programme nicht nur Maßnahmenkataloge, sondern Resonanzinstrumente. Ein Programm kann durch seine Begriffe Zugehörigkeit schaffen, Angst aktivieren, Gegner markieren oder Scheinsicherheit erzeugen, auch wenn zentrale Forderungen praktisch kaum umsetzbar sind.</w:t>
+      </w:r>
+    </w:p>
+    <w:p>
+      <w:r>
+        <w:t>Wie in den anthropologischen Teilen gezeigt wurde, handeln Menschen nicht nur nach Information. Angst, Status, Zugehörigkeit und Macht prägen Wahrnehmung und Entscheidung. Frames setzen genau dort an. Sie können Angst in Vorsorge übersetzen. Sie können aber auch Angst in Feindbild verwandeln. Sie können Verantwortung klären. Sie können Schuld verschieben. Sie können gemeinsame Handlungsfähigkeit öffnen. Sie können Gesellschaft in Gruppen zerlegen.</w:t>
+      </w:r>
+    </w:p>
+    <w:p>
+      <w:r>
+        <w:t>Auch Metaphern sind keine Verzierung. George Lakoff und Mark Johnson haben gezeigt, dass Metaphern Denken strukturieren und nicht nur Sprache schmücken. Eine „Invasion“ verlangt Abwehr. Eine „Welle“ verlangt Dämme. Ein „gemeinsames Haus“ verlangt Pflege. Ein „defekter Kompass“ verlangt Korrektur. Ein „Wirkungsraum“ verlangt die Frage, was in ihm geschieht. Metaphern bauen Wirkungsräume.</w:t>
+      </w:r>
+    </w:p>
+    <w:p>
+      <w:r>
+        <w:t>Frames sind daher weder verboten noch unschuldig. Sie sind die Architektur, in der Wahrnehmung wahrscheinlich wird.</w:t>
+      </w:r>
+    </w:p>
+    <w:p>
+      <w:r>
+        <w:t>Der Begriff Wirkstoff kann diese Logik zuspitzen, wenn er sorgfältig verwendet wird. Ein kommunikativer Wirkstoff ist kein naturwissenschaftlicher Stoff und keine automatische Kausalmaschine. Gemeint ist das aktive Element eines Narrativs: ein Bild, ein Frame, eine emotionale Ladung, eine Problemdefinition oder eine Wiederholung, die in einem Resonanzraum Wirkungspotenzial trägt. Wirkung entsteht erst, wenn sich Zustände tatsächlich verändern.</w:t>
+      </w:r>
+    </w:p>
+    <w:p>
+      <w:pPr>
+        <w:pStyle w:val="Heading3"/>
+      </w:pPr>
+      <w:r>
+        <w:t>76.2 Tonalität, Mimik, Bilder</w:t>
+      </w:r>
+    </w:p>
+    <w:p>
+      <w:r>
+        <w:t>Ein Inhalt erscheint nie nackt. Er wird gesprochen, geschrieben, geschnitten, bebildert, betont, wiederholt, ironisiert, emotionalisiert oder kommentiert. Diese Form verändert Wirkungspotenzial. Eine sachliche Kritik kann demokratische Korrektur ermöglichen. Dieselbe Kritik in verächtlicher Tonalität kann Entwürdigung erzeugen. Eine Warnung kann schützen. Dieselbe Warnung in panischer Tonalität kann Ohnmacht erzeugen. Ein harter Widerspruch kann notwendig sein. Derselbe Widerspruch als Herabsetzung kann den gemeinsamen Raum beschädigen.</w:t>
+      </w:r>
+    </w:p>
+    <w:p>
+      <w:r>
+        <w:t>Tonalität entscheidet nicht über Wahrheit. Aber sie entscheidet mit, ob Wahrheit anschlussfähig wird. Sie wirkt über Stimme, Tempo, Rhythmus, Pausen, Mimik, Gestik, Blick, Bildsprache, Musik, Schnitt, Spott, Wärme, Härte, Wiederholung und Beziehungsebene. Eine ruhige Stimme kann Erregung senken. Eine aggressive Stimme kann Verteidigung aktivieren. Verächtliche Mimik kann Entwürdigung markieren. Eine Pause kann Bedeutung verdichten. Ein ironischer Unterton kann Zugehörigkeit in der eigenen Gruppe und Abwertung der anderen Gruppe erzeugen.</w:t>
+      </w:r>
+    </w:p>
+    <w:p>
+      <w:r>
+        <w:t>Tonalität ist damit nicht bloß subjektives Empfinden. Sie ist eine wiedererkennbare Wirkungsebene. Sie wirkt über Körper, Beziehung, Identität, soziale Normen, Wiederholung und Plattformverstärkung. Nicht jede Tonalität lässt sich exakt messen. Aber Muster sind erkennbar: erklärend oder beschämend, hart oder verächtlich, emotional oder manipulierend, klar oder einschüchternd, verbindend oder spaltend, kritikfähig oder absolut, dialogisch oder dominierend.</w:t>
+      </w:r>
+    </w:p>
+    <w:p>
+      <w:r>
+        <w:t>Bilder verdichten Wirkung. Sie können schneller wirken als Begriffe, weil sie Körper, Erinnerung und Emotion direkter erreichen. Ein Bild kann Mitgefühl wecken, Schutz aktivieren, Zugehörigkeit schaffen oder eine Situation greifbar machen. Ein Bild kann aber auch Feindmarkierung, Angst, Ekel, Scham oder Entmenschlichung erzeugen. Ein einzelnes Bild kann eine Gruppe als bedrohlich, schwach, fremd, schuldig, lächerlich oder schutzwürdig markieren. Bildwirkung ist deshalb keine Nebensache öffentlicher Kommunikation.</w:t>
+      </w:r>
+    </w:p>
+    <w:p>
+      <w:r>
+        <w:t>Mimik und Gestik gehören ebenfalls dazu. Ein Lächeln kann öffnen. Ein verächtliches Lachen kann abwerten. Ein demonstratives Wegsehen kann Missachtung signalisieren. Ein Blick kann Nähe herstellen oder Ausschluss. In digitalen Räumen werden solche Signale durch Emojis, Memes, Schnitte, Reaktionsbilder, Untertitel, Musik und Kommentarumfelder ersetzt oder verstärkt. Die Wirkung bleibt: Kommunikation spricht nicht nur den Verstand an. Sie erreicht Körper, Identität und Zugehörigkeit.</w:t>
+      </w:r>
+    </w:p>
+    <w:p>
+      <w:r>
+        <w:t>Das bedeutet nicht, dass Emotion aus Öffentlichkeit verschwinden soll. Emotionen sind keine Störung demokratischer Kommunikation. Sie zeigen Betroffenheit, Verletzlichkeit, Wut, Trauer, Freude, Hoffnung und Solidarität. Ohne Emotion wird Öffentlichkeit kalt. Das Problem entsteht, wenn Emotion zur Manipulation wird: wenn Angst ohne Kontext gesetzt wird, wenn Beschämung als Aktivierung dient, wenn Verachtung als Gruppenbindung genutzt wird, wenn Bilder Gewaltfantasien normalisieren oder wenn Ironie Entwürdigung tarnt.</w:t>
+      </w:r>
+    </w:p>
+    <w:p>
+      <w:r>
+        <w:t>Tonalität, Mimik und Bilder sind damit keine Höflichkeitsfragen. Sie sind Wirkungsfaktoren.</w:t>
+      </w:r>
+    </w:p>
+    <w:p>
+      <w:pPr>
+        <w:pStyle w:val="Heading3"/>
+      </w:pPr>
+      <w:r>
+        <w:t>76.3 Kampfbegriffe und Normalisierung</w:t>
+      </w:r>
+    </w:p>
+    <w:p>
+      <w:r>
+        <w:t>Kampfbegriffe sind Begriffe, die nicht primär klären, sondern markieren. Sie ordnen Gruppen, schaffen Zugehörigkeit, setzen Gegner, verkürzen Komplexität und verschieben Sagbarkeit. Sie können demokratisch legitim sein, wenn sie Macht sichtbar machen, Missstände benennen und Kritik zuspitzen. Sie werden problematisch, wenn sie Menschen entwürdigen, Gegner entmenschlichen, Institutionen pauschal delegitimieren oder Feindlogik aufbauen.</w:t>
+      </w:r>
+    </w:p>
+    <w:p>
+      <w:r>
+        <w:t>Die Grenze zwischen starker Kritik und entwürdigender Sprache ist deshalb wichtig. Starke Kritik greift Handlungen, Entscheidungen, Programme, Machtstrukturen oder Institutionen an. Sie kann hart, scharf, unbequem und verletzend für Macht sein. Entwürdigende Sprache greift Menschen als gleichwertige Träger:innen von Würde an. Sie markiert sie als minderwertig, schmutzig, parasitär, gefährlich, austauschbar, nicht zugehörig oder vernichtbar.</w:t>
+      </w:r>
+    </w:p>
+    <w:p>
+      <w:r>
+        <w:t>Diese Grenze schützt Kritik. Wer Entwürdigung und Kritik vermischt, schwächt Demokratie. Denn dann wird jede harte Kritik verdächtig und jede Entwürdigung als „nur Meinung“ verteidigt. Die Wirkungsökonomie braucht eine klare Trennung: Kritik ist Korrektur. Entwürdigung ist Verlustleistung im gemeinsamen Raum.</w:t>
+      </w:r>
+    </w:p>
+    <w:p>
+      <w:r>
+        <w:t>Normalisierung geschieht durch Wiederholung. Ein Begriff, der einmal schockiert, kann nach hundert Wiederholungen gewöhnlich wirken. Eine Feindmarkierung kann als „zugespitzte Sprache“ erscheinen. Eine Verschwörungserzählung kann als „berechtigte Frage“ getarnt werden. Eine institutionelle Delegitimierung kann als „gesunder Zweifel“ auftreten. Wiederholung erzeugt Vertrautheit, und Vertrautheit kann Wahrheit simulieren.</w:t>
+      </w:r>
+    </w:p>
+    <w:p>
+      <w:pPr>
+        <w:pStyle w:val="Heading3"/>
+      </w:pPr>
+      <w:r>
+        <w:t>Quellenanker: Kapitel 77 - Desinformation und hybride Kriegsführung</w:t>
+      </w:r>
+    </w:p>
+    <w:p>
+      <w:r>
+        <w:t>Interne Quelle: referenz/kapitel-077-desinformation-und-hybride-kriegsfuehrung/index.html</w:t>
+      </w:r>
+    </w:p>
+    <w:p>
+      <w:r>
+        <w:t>Kapitel 76 hat Sprache als Wirkungspotenzial beschrieben. Frames, Tonalität, Bilder, Wiederholung und Kampfbegriffe ordnen Wirklichkeit. Dieses Kapitel zeigt, was geschieht, wenn solche Mechanismen gezielt genutzt werden, um demokratische Rückkopplung zu beschädigen.</w:t>
+      </w:r>
+    </w:p>
+    <w:p>
+      <w:r>
+        <w:t>Desinformation will nicht nur falsche Dinge verbreiten. Sie will die Fähigkeit einer Gesellschaft beschädigen, gemeinsam Wirklichkeit zu prüfen.</w:t>
+      </w:r>
+    </w:p>
+    <w:p>
+      <w:r>
+        <w:t>Hybride Einflussnahme ist mehr als Lüge. Sie kann Desinformation, Cyberangriffe, Infrastrukturstörungen, wirtschaftlichen Druck, verdeckte Finanzierung, Plattformverstärkung, politische Spaltung, soziale Kränkungen, Identitätskonflikte, Angstnarrative, juristische Angriffe, Think-Tank-Netzwerke, Influencer-Kampagnen und lokale Multiplikatoren verbinden. Sie arbeitet nicht nur von außen und nicht nur von innen. Ihre Wirkung entsteht, wenn externe Interessen, inländische Resonanzräume, bestehende Konflikte und digitale Verstärkung zusammenkommen [I-K77-1; E-K77-1; E-K77-2].</w:t>
+      </w:r>
+    </w:p>
+    <w:p>
+      <w:pPr>
+        <w:pStyle w:val="Heading3"/>
+      </w:pPr>
+      <w:r>
+        <w:t>77.1 Angriff auf Rückkopplung</w:t>
+      </w:r>
+    </w:p>
+    <w:p>
+      <w:r>
+        <w:t>Demokratie lebt von Rückkopplung. Eine Gesellschaft muss wahrnehmen können, was geschieht. Sie muss Informationen prüfen, Institutionen kritisieren, Fehler erkennen, Konflikte austragen und Entscheidungen korrigieren können. Desinformation greift genau diese Fähigkeit an.</w:t>
+      </w:r>
+    </w:p>
+    <w:p>
+      <w:r>
+        <w:t>Ein Fehler ist nicht automatisch Desinformation. Ein Irrtum kann korrigiert werden. Eine Meinung ist nicht automatisch Desinformation. Sie ist Teil demokratischer Freiheit. Propaganda ist nicht immer verdeckt; sie kann offen für eine politische oder ideologische Linie werben. Gezielte Desinformation beginnt dort, wo falsche oder irreführende Inhalte bewusst, koordiniert und mit Täuschungsabsicht eingesetzt werden, um Wahrnehmung, Vertrauen, Verhalten oder politische Entscheidungen zu verändern.</w:t>
+      </w:r>
+    </w:p>
+    <w:p>
+      <w:r>
+        <w:t>Aus wirkungsökonomischer Sicht reicht diese Inhaltsdefinition aber nicht aus. Desinformation ist nicht nur falscher Inhalt. Sie ist Störung der Rückkopplung. Sie kann Menschen daran hindern, Fakten von Behauptungen zu unterscheiden, Institutionen differenziert zu kritisieren, Quellen einzuordnen, Unsicherheit auszuhalten und gemeinsam zu handeln.</w:t>
+      </w:r>
+    </w:p>
+    <w:p>
+      <w:r>
+        <w:t>Desinformation wirkt daher nicht erst, wenn Menschen eine bestimmte Lüge glauben. Sie wirkt bereits, wenn sie Zweifel vergiftet. Zweifel ist in einer Demokratie wichtig. Wissenschaft lebt von Zweifel. Journalismus lebt von Prüfung. Opposition lebt von Kritik. Desinformation missbraucht diese demokratischen Fähigkeiten, indem sie aus Prüfung Misstrauen macht, aus Kritik Delegitimierung, aus Unsicherheit Chaos und aus Konflikt Feindlogik.</w:t>
+      </w:r>
+    </w:p>
+    <w:p>
+      <w:r>
+        <w:t>Der Rückkopplungsangriff kann verschiedene Formen haben. Er kann eine falsche Geschichte verbreiten. Er kann widersprüchliche Versionen gleichzeitig ausspielen. Er kann echte Informationen aus dem Kontext reißen. Er kann gefälschte Bilder, Deepfakes oder Pseudoquellen nutzen. Er kann reale Probleme überzeichnen, damit Menschen den Maßstab verlieren. Er kann Korrekturen lächerlich machen. Er kann Faktenchecks als Zensur rahmen. Er kann Wissenschaft als Korruption darstellen, Gerichte als Feinde, Medien als Verrat und Verwaltung als Unterdrückung.</w:t>
+      </w:r>
+    </w:p>
+    <w:p>
+      <w:r>
+        <w:t>Die Wirkung liegt nicht nur im Inhalt. Sie liegt in der Beschädigung der Fähigkeit, Lagebilder zu bilden. Eine Gesellschaft, die nicht mehr weiß, wem sie unter welchen Bedingungen glauben kann, verliert Handlungsfähigkeit. Sie kann dann weder Krise noch Reform noch Prävention sauber bearbeiten.</w:t>
+      </w:r>
+    </w:p>
+    <w:p>
+      <w:pPr>
+        <w:pStyle w:val="Heading3"/>
+      </w:pPr>
+      <w:r>
+        <w:t>77.2 Misstrauen, Chaos, Feindbilder</w:t>
+      </w:r>
+    </w:p>
+    <w:p>
+      <w:r>
+        <w:t>Desinformation zielt nicht immer auf Überzeugung. Sie kann auch auf Erschöpfung zielen. Das Ziel kann sein, dass Menschen sich abwenden, nichts mehr glauben, jede Quelle für manipuliert halten und demokratische Korrektur für sinnlos halten. NATO beschreibt Informationsbedrohungen als Angriffe, die gesellschaftlichen Zusammenhalt, Vertrauen in Institutionen und die Fähigkeit zur Unterscheidung von Fakt und Fiktion beschädigen können.</w:t>
+      </w:r>
+    </w:p>
+    <w:p>
+      <w:r>
+        <w:t>Misstrauen ist nicht dasselbe wie kritisches Denken. Kritisches Denken prüft. Misstrauen ohne Prüffähigkeit zerstört Prüfung. Es sagt nicht: Welche Quelle ist belastbar? Es sagt: Alle lügen. Es sagt nicht: Welche Interessen wirken? Es sagt: Alles ist gesteuert. Es sagt nicht: Welche Daten fehlen? Es sagt: Fakten sind Meinung. Dadurch wird Demokratie nicht wacher, sondern orientierungsloser.</w:t>
+      </w:r>
+    </w:p>
+    <w:p>
+      <w:r>
+        <w:t>Chaos ist ebenfalls eine Wirkungsstrategie. Wer viele widersprüchliche Geschichten gleichzeitig verbreitet, muss nicht beweisen, dass eine davon stimmt. Es reicht, die gemeinsame Wirklichkeit zu verwischen. Wenn jede Version möglich scheint, wird Handeln schwerer. Dann verschiebt sich Politik von Problemlösung zu Dauerverteidigung. Verwaltung muss erklären, Wissenschaft muss sich rechtfertigen, Journalismus muss Grundlagen wiederholen, Gerichte werden misstrauisch beäugt, und öffentliche Aufmerksamkeit bleibt an Scheinkonflikten hängen.</w:t>
+      </w:r>
+    </w:p>
+    <w:p>
+      <w:r>
+        <w:t>Feindbilder geben diesem Chaos Richtung. Sie ordnen Wut. Sie sagen, wer schuld ist: Migrant:innen, Eliten, Medien, Wissenschaft, Gerichte, Minderheiten, Europa, „die Politik“, Frauen, queere Menschen, Klimaaktivist:innen, Geflüchtete, Verwaltung oder andere Gruppen. Feindbilder reduzieren Komplexität und schaffen Zugehörigkeit durch Abgrenzung. Sie sind deshalb besonders wirksam, wenn Menschen sich ohnehin unsicher, abgewertet, überfordert oder ausgeschlossen fühlen.</w:t>
+      </w:r>
+    </w:p>
+    <w:p>
+      <w:r>
+        <w:t>Hybride Einflussnahme nutzt diese vorhandenen Risse. Sie erzeugt nicht immer neue Konflikte. Sie verstärkt, was schon da ist: Wohnungsnot, Energieangst, Inflation, Migration, Klimasorgen, Pandemiefolgen, Einsamkeit, regionale Abwertung, Misstrauen gegen Medien, Misstrauen gegen Wissenschaft, Misstrauen gegen Gerichte, Misstrauen gegen Verwaltung, Plattformlogik und parteipolitische Zuspitzung.</w:t>
+      </w:r>
+    </w:p>
+    <w:p>
+      <w:r>
+        <w:t>An dieser Stelle gehört die Netzwerkfrage hinein. Think Tanks, Stiftungen, Vereine, Medienprojekte, scheinbar unabhängige Studien, Vorfeldorganisationen, Kampagnenbüros, Influencer-Netzwerke und lokale Multiplikatoren können legitime demokratische Akteure sein. Sie können Wissen, Expertise, Debatte und Beteiligung ermöglichen. Sie können aber auch Teil einer Wirkungsarchitektur werden, wenn Finanzierung, Interessen, internationale Koordination oder narrative Synchronisierung verdeckt bleiben. Die OECD weist darauf hin, dass Lobbying durch soziale Medien, NGOs, Think Tanks und ausländische Regierungen komplexer geworden ist; sie betont zugleich Risiken verdeckter oder täuschender Einflussnahme und die Notwendigkeit von Transparenz [E-K77-4; E-K77-5].</w:t>
+      </w:r>
+    </w:p>
+    <w:p>
+      <w:r>
+        <w:t>Wirkungsökonomisch ist daher nicht der Begriff „Think Tank“ das Problem. Das Problem entsteht, wenn Expertise nicht als Expertise, sondern als Tarnung für Einfluss wirkt. Wenn internationale Netzwerke Narrative entwickeln, lokale Organisationen sie übersetzen, nationale Debatten sie wiederholen, Plattformen sie verstärken und Medien sie als spontane gesellschaftliche Debatte behandeln, entsteht synchronisierte Wirkung. Sie muss nicht immer illegal sein. Aber sie muss sichtbar werden. Die Frage lautet: Wer finanziert politische Sichtbarkeit? Wer finanziert angeblich unabhängige Studien? Wer finanziert die Verstärkung bestimmter Narrative? Wer liefert Daten, Sprache, Deutungsrahmen und Kampagnenlogik?</w:t>
+      </w:r>
+    </w:p>
+    <w:p>
+      <w:r>
+        <w:t>Diese Frage schützt auch vor Übertreibung. Nicht jede internationale Kooperation ist verdeckte Einflussnahme. Nicht jeder Think Tank ist Propagandawerkzeug. Nicht jede harte Regierungskritik ist hybride Kriegsführung. Nicht jede Polarisierung ist feindliche Einmischung. Hybride Einflussnahme beginnt dort, wo Täuschung, Koordination, verdeckte Interessen, systematische Verstärkung und strategische Destabilisierung zusammenwirken.</w:t>
+      </w:r>
+    </w:p>
+    <w:p>
+      <w:pPr>
+        <w:pStyle w:val="Heading3"/>
+      </w:pPr>
+      <w:r>
+        <w:t>77.3 Demokratie als Zielscheibe</w:t>
+      </w:r>
+    </w:p>
+    <w:p>
+      <w:r>
+        <w:t>Demokratie ist nicht nur Regierungsform. Demokratie ist ein Wirkungsraum aus Wahrheit, Vertrauen, Rechtsstaat, Streitfähigkeit, Minderheitenschutz, Medienqualität und Korrekturfähigkeit. Deshalb wird sie nicht nur durch Angriffe auf Parlamente oder Wahlen beschädigt. Sie wird beschädigt, wenn die Bedingungen demokratischer Rückkopplung zerstört werden.</w:t>
+      </w:r>
+    </w:p>
+    <w:p>
+      <w:r>
+        <w:t>Der Rat der Europäischen Union beschreibt Desinformation und Foreign Information Manipulation and Interference als Mittel, die als Teil hybrider Kampagnen oder eigenständig eingesetzt werden können. Vor den Europawahlen 2024 forderte der Rat den Schutz demokratischer Prozesse vor ausländischer Einmischung, ohne offene demokratische Debatte zu behindern. Der Europäische Auswärtige Dienst beschreibt FIMI als sicherheits- und außenpolitische Bedrohung und dokumentiert digitale Infrastrukturen, mit denen ausländische Akteure Informationsräume der EU und ihrer Partner manipulieren.</w:t>
+      </w:r>
+    </w:p>
+    <w:p>
+      <w:r>
+        <w:t>Demokratie ist Zielscheibe, weil offene Gesellschaften auf Vertrauen angewiesen sind. Nicht blindes Vertrauen. Sondern belastbares Grundvertrauen: dass Wahlen gezählt werden, Gerichte unabhängig prüfen, Wissenschaft methodisch arbeitet, Medien Fehler korrigieren, Verwaltung Recht anwendet und politische Gegner nicht Feinde sind. Wenn dieses Grundvertrauen fällt, muss kein Gegner die Demokratie von außen besiegen. Die Gesellschaft beginnt, ihre eigene Korrektur zu blockieren.</w:t>
+      </w:r>
+    </w:p>
+    <w:p>
+      <w:r>
+        <w:t>Hybride Angriffe können diese Wirkung durch viele kleine Eingriffe erzeugen: ein Deepfake hier, ein Datenleck dort, ein Pseudomedium, eine koordinierte Empörung, ein lokaler Konflikt, eine juristische Verzögerung, ein anonym finanzierter Bericht, eine Influencer-Kampagne, ein Botnetz, ein Gerücht über Wahlbetrug, ein Angriff auf Energieinfrastruktur, eine erfundene Geschichte über Minderheiten, ein toxischer Kommentarraum, eine scheinbar unabhängige Studie. Ein einzelnes Ereignis wirkt klein. Die Wirkung entsteht durch Kombination.</w:t>
+      </w:r>
+    </w:p>
+    <w:p>
+      <w:r>
+        <w:t>Die Wirkung misst sich nicht nur in zerstörten Anlagen. Sie misst sich in verzögerten Entscheidungen, blockierten Reformen, wachsendem Misstrauen, sinkender Wahlbeteiligung, beschädigtem Medienvertrauen, feindseliger Sprache, schlechter Krisenreaktion, politischer Erschöpfung und institutioneller Lähmung. Eine Gesellschaft kann materiell intakt wirken und trotzdem politisch schwach werden, wenn ihre Wirklichkeitsprüfung bricht.</w:t>
+      </w:r>
+    </w:p>
+    <w:p>
+      <w:pPr>
+        <w:pStyle w:val="Heading3"/>
+      </w:pPr>
+      <w:r>
+        <w:t>Quellenanker: Kapitel 79 - Diskurskultur</w:t>
+      </w:r>
+    </w:p>
+    <w:p>
+      <w:r>
+        <w:t>Interne Quelle: referenz/kapitel-079-diskurskultur/index.html</w:t>
+      </w:r>
+    </w:p>
+    <w:p>
+      <w:r>
+        <w:t>Kapitel 78 hat Creator:innen, Hosts und digitale Community-Betreiber:innen als öffentliche Wirkungsträger beschrieben. Dieses Kapitel schließt Teil XII ab. Es zieht die Linie zusammen: Öffentlichkeit, Plattformen, Sprache, Desinformation, Creator-Verantwortung und Community-Dynamik brauchen eine gemeinsame demokratische Grundfähigkeit. Diese Fähigkeit heißt Diskurskultur.</w:t>
+      </w:r>
+    </w:p>
+    <w:p>
+      <w:r>
+        <w:t>Diskurskultur ist keine Benimmregel. Sie ist keine Harmoniepflicht. Sie ist keine politische Korrektheitsdebatte und keine Zensurlogik. Diskurskultur ist die Fähigkeit einer Gesellschaft, Konflikte auszutragen, ohne Wahrheit, Würde, Quellenklarheit und Korrekturfähigkeit zu zerstören.</w:t>
+      </w:r>
+    </w:p>
+    <w:p>
+      <w:r>
+        <w:t>Demokratische Diskurskultur bedeutet nicht, Konflikte zu vermeiden. Sie bedeutet, sie so auszutragen, dass Wahrheit, Würde und Korrekturfähigkeit erhalten bleiben.</w:t>
+      </w:r>
+    </w:p>
+    <w:p>
+      <w:pPr>
+        <w:pStyle w:val="Heading3"/>
+      </w:pPr>
+      <w:r>
+        <w:t>79.1 Streitfähigkeit</w:t>
+      </w:r>
+    </w:p>
+    <w:p>
+      <w:r>
+        <w:t>Eine Demokratie ohne Streit ist keine Demokratie. Sie wäre Verwaltung, Gleichschaltung oder Fassade. Menschen haben unterschiedliche Interessen, Erfahrungen, Werte, Lebenslagen, Körper, Einkommen, Herkünfte, Überzeugungen, Ängste und Zukunftsbilder. Sie müssen widersprechen dürfen. Sie müssen Macht kritisieren, Zumutungen benennen, Missstände zeigen, Institutionen befragen, Unternehmen angreifen, Gesetze ablehnen, Forschung hinterfragen, protestieren, satirisch stören und öffentliche Entscheidungen unter Druck setzen können.</w:t>
+      </w:r>
+    </w:p>
+    <w:p>
+      <w:r>
+        <w:t>Streit ist nicht der Feind der Demokratie. Feindlogik ist es.</w:t>
+      </w:r>
+    </w:p>
+    <w:p>
+      <w:r>
+        <w:t>Die Wirkungsökonomie unterscheidet deshalb zwischen Streit, Konflikt, Kritik, Hass, Entwürdigung und Desinformation. Streit ist die offene Auseinandersetzung über Positionen, Interessen, Ursachen und Lösungen. Konflikt ist der Zustand, in dem Interessen oder Deutungen nicht zusammenpassen. Kritik ist die Prüfung, Begrenzung oder Zurückweisung einer Aussage, Handlung, Institution oder Machtstruktur. Hass richtet sich nicht mehr nur gegen eine Position, sondern gegen Personen oder Gruppen als solche. Entwürdigung markiert Menschen als minderwertig, gefährlich, parasitär, nicht zugehörig oder entbehrlich. Desinformation stört die Fähigkeit einer Gesellschaft, Wirklichkeit gemeinsam zu prüfen.</w:t>
+      </w:r>
+    </w:p>
+    <w:p>
+      <w:r>
+        <w:t>Diese Unterscheidung schützt die Freiheit. Wer Streit, Kritik und Entwürdigung nicht trennt, schwächt Demokratie doppelt. Entweder wird harte Kritik fälschlich als gefährlich behandelt. Oder entwürdigende Sprache wird als bloße Meinungsäußerung verharmlost. Beides verengt demokratische Korrektur.</w:t>
+      </w:r>
+    </w:p>
+    <w:p>
+      <w:r>
+        <w:t>Streitfähigkeit bedeutet nicht, sanft zu sprechen. Eine Demokratie muss harte Worte aushalten. Sie muss Wut, Trauer, Protest, scharfe Analyse, Polemik, Satire, Kunst, investigative Recherche und unbequeme Forschung aushalten. Aber sie muss unterscheiden, ob Sprache eine Position angreift oder Menschen aus dem gemeinsamen Raum drängt.</w:t>
+      </w:r>
+    </w:p>
+    <w:p>
+      <w:r>
+        <w:t>Die Wirkungsökonomie kann dafür eine einfache Stufenlogik nutzen. Widerspruch kritisiert eine Position. Zuspitzung überzeichnet sie scharf, polemisch oder satirisch. Abwertung setzt die andere Seite herab. Entwürdigung markiert Personen oder Gruppen als minderwertig, gefährlich, nicht zugehörig oder entbehrlich. Gewaltlegitimation lässt Diskriminierung, Ausschluss, Verfolgung oder Gewalt als plausibel, notwendig oder gerechtfertigt erscheinen. Eine freiheitliche Demokratie muss Widerspruch und Zuspitzung schützen. Sie muss Abwertung einordnen können. Sie muss Entwürdigung und Gewaltlegitimation rechtsstaatlich, institutionell und kulturell ernst nehmen.</w:t>
+      </w:r>
+    </w:p>
+    <w:p>
+      <w:r>
+        <w:t>Streitfähigkeit braucht auch die Trennung von Person und Position. Eine Position kann falsch, gefährlich, naiv, zynisch, unredlich oder schlecht begründet sein. Ein Mensch bleibt Träger von Würde. Diese Grenze ist nicht sentimental. Sie ist demokratisch funktional. Wenn Menschen nur noch als Feinde erscheinen, wird Korrektur unmöglich. Dann geht es nicht mehr um bessere Gründe, sondern um Ausschluss.</w:t>
+      </w:r>
+    </w:p>
+    <w:p>
+      <w:r>
+        <w:t>Streitfähigkeit bedeutet deshalb: Konflikt bleibt im gemeinsamen Raum. Menschen können scharf widersprechen, ohne dem Gegenüber das Recht auf Zugehörigkeit zu entziehen. Kritik kann unbequem sein, ohne Menschen zu entmenschlichen. Protest kann laut sein, ohne Wahrheit zu zerstören. Satire kann verletzen, ohne Gewalt zu legitimieren. Opposition kann Macht hart angreifen, ohne Institutionen pauschal zu delegitimieren.</w:t>
+      </w:r>
+    </w:p>
+    <w:p>
+      <w:r>
+        <w:t>Damit wird Streit zum Korrekturmechanismus. Eine Demokratie braucht nicht weniger Konflikt. Sie braucht besseren Wirkungsgrad im Konflikt. Diskurskultur ist die Infrastruktur, die aus Konflikt Korrektur macht statt Feindschaft.</w:t>
+      </w:r>
+    </w:p>
+    <w:p>
+      <w:pPr>
+        <w:pStyle w:val="Heading3"/>
+      </w:pPr>
+      <w:r>
+        <w:t>79.2 Quellenklarheit</w:t>
+      </w:r>
+    </w:p>
+    <w:p>
+      <w:r>
+        <w:t>Quellenklarheit ist der Mindeststandard öffentlicher Orientierung.</w:t>
+      </w:r>
+    </w:p>
+    <w:p>
+      <w:r>
+        <w:t>Eine Gesellschaft kann nicht gemeinsam entscheiden, wenn sie nicht unterscheiden kann, was belegt ist, was Interpretation ist, was offen bleibt und was bewusst manipuliert wird. Quellenklarheit bedeutet nicht, dass jede Person jedes Thema wissenschaftlich prüfen muss. Sie bedeutet, dass öffentliche Aussagen nachvollziehbar werden: Woher kommt die Information? Was ist die Primärquelle? Wer spricht? Mit welcher Rolle? Mit welchem Interesse? Welche Daten liegen vor? Welche Unsicherheit bleibt? Welche Gegenpositionen existieren? Welche Korrektur ist möglich?</w:t>
+      </w:r>
+    </w:p>
+    <w:p>
+      <w:r>
+        <w:t>Quellenklarheit schützt nicht nur vor Lügen. Sie schützt auch vor Verwechslung. Ein Gerücht ist kein Beleg. Ein Ausschnitt ist kein Gesamtbild. Eine Meinung ist keine Studie. Eine Studie ist kein politischer Beschluss. Eine Statistik ist keine vollständige Deutung. Ein persönliches Erlebnis ist real, aber nicht automatisch repräsentativ. Ein Faktencheck ist hilfreich, aber kein Ersatz für institutionelles Vertrauen. Eine KI-generierte Zusammenfassung kann nützlich sein, aber sie ersetzt keine Quellenprüfung.</w:t>
+      </w:r>
+    </w:p>
+    <w:p>
+      <w:r>
+        <w:t>Wie in den vorherigen Kapiteln dieses Teils gezeigt wurde, braucht Wahrheit Infrastruktur, und Desinformation greift nicht nur einzelne Fakten an, sondern Rückkopplung. Quellenklarheit ist der Gegenmechanismus: Sie macht Wirklichkeit prüfbar, ohne Debatten zu schließen.</w:t>
+      </w:r>
+    </w:p>
+    <w:p>
+      <w:r>
+        <w:t>In der öffentlichen Kommunikation braucht Quellenklarheit mindestens vier Ebenen.</w:t>
+      </w:r>
+    </w:p>
+    <w:p>
+      <w:r>
+        <w:t>Erstens: Belegklarheit. Was ist belegt? Was ist durch Dokumente, Daten, Zeugenaussagen, Messungen, Gerichtsentscheidungen, wissenschaftliche Veröffentlichungen oder amtliche Statistik gestützt? Wo liegt die Quelle? Ist sie primär oder sekundär? Ist sie aktuell? Ist sie unabhängig prüfbar?</w:t>
+      </w:r>
+    </w:p>
+    <w:p>
+      <w:r>
+        <w:t>Zweitens: Deutungsklarheit. Was ist Interpretation? Eine Zahl spricht nicht allein. Sie muss eingeordnet werden. Aber die Deutung muss als Deutung erkennbar bleiben. Wer aus einer Statistik eine politische Forderung ableitet, muss zeigen, welche Annahmen zwischen Zahl und Forderung liegen.</w:t>
+      </w:r>
+    </w:p>
+    <w:p>
+      <w:r>
+        <w:t>Drittens: Unsicherheitsklarheit. Was ist offen? Welche Daten fehlen? Was ist umstritten? Was lässt sich nur schätzen? Welche Modelle werden genutzt? Welche Fehlergrenzen bestehen? Unsicherheit ist kein Zeichen von Schwäche. Sie ist Teil redlicher Erkenntnis. Wer Unsicherheit verschweigt, erzeugt Scheinsicherheit. Wer Unsicherheit ausnutzt, um alles zu relativieren, erzeugt Desorientierung.</w:t>
+      </w:r>
+    </w:p>
+    <w:p>
+      <w:r>
+        <w:t>Viertens: Interessenklarheit. Wer profitiert von einer Aussage, einer Studie, einem Narrativ, einer Kampagne oder einer Dateninterpretation? Finanzierung, Auftraggeber, Werbung, Parteibindung, Lobbyinteresse, Plattformanreiz, algorithmische Verstärkung und persönliche Betroffenheit müssen nicht jede Aussage entwerten. Aber sie müssen sichtbar sein.</w:t>
+      </w:r>
+    </w:p>
+    <w:p>
+      <w:r>
+        <w:t>Quellenklarheit ist besonders wichtig für politische Kommunikation. Parteien, Regierungen, Verwaltungen, Unternehmen, Verbände, Think Tanks, Medien, Creator:innen und Plattformen greifen in öffentliche Wirkungsräume ein. Wer Reichweite erzeugt, muss nicht jede Aussage wissenschaftlich ausarbeiten. Aber wer Behauptungen über Wirklichkeit, Risiken, Kosten, Gruppen, Institutionen oder politische Gegner verbreitet, muss sich an Quellenklarheit messen lassen.</w:t>
+      </w:r>
+    </w:p>
+    <w:p>
+      <w:r>
+        <w:t>Das gilt auch für den Umgang mit Unsicherheit. Demokratische Kommunikation muss unterscheiden: Das ist belegt. Das ist wahrscheinlich. Das ist Interpretation. Das ist normative Bewertung. Das ist politische Entscheidung. Das ist offen. Diese Ordnung schützt vor zwei Fehlern: vor Technokratie, die aus Daten unmittelbar Politik ableitet, und vor Relativismus, der jede Begründung zur Meinung erklärt.</w:t>
+      </w:r>
+    </w:p>
+    <w:p>
+      <w:pPr>
+        <w:pStyle w:val="Heading3"/>
+      </w:pPr>
+      <w:r>
+        <w:t>Quellenanker: Kapitel 103 - Technokratie, Überwachung und die Angst vor Steuerung</w:t>
+      </w:r>
+    </w:p>
+    <w:p>
+      <w:r>
+        <w:t>Interne Quelle: referenz/kapitel-103-technokratie-ueberwachung-und-die-angst-vor-steuerung/index.html</w:t>
+      </w:r>
+    </w:p>
+    <w:p>
+      <w:r>
+        <w:t>Der stärkste Einwand gegen die Wirkungsökonomie lautet nicht, sie sei zu unklar. Der stärkste Einwand lautet, sie könne zu klar werden. Zu messend. Zu bewertend. Zu datenförmig. Zu steuernd.</w:t>
+      </w:r>
+    </w:p>
+    <w:p>
+      <w:r>
+        <w:t>Wer Wirkung sichtbar machen, messen, vergleichen und rückkoppeln will, berührt eine tiefe politische Angst: die Angst, dass aus Orientierung Kontrolle wird. Dass aus Wirkungsdaten Überwachungsdaten werden. Dass aus Scorecards soziale Bewertung wird. Dass aus Indikatoren eine technokratische Wahrheit entsteht, die demokratische Aushandlung ersetzt. Dass ein System, das Wirkung misst, irgendwann Menschen misst.</w:t>
+      </w:r>
+    </w:p>
+    <w:p>
+      <w:r>
+        <w:t>Diese Sorge darf nicht oberflächlich abgewiesen werden. Sie ist ernster als viele Verschwörungsnarrative, weil sie ein reales Risiko berührt. Jede Ordnung, die Daten nutzt, kann missbraucht werden. Jede Bewertungslogik kann verengt werden. Jede Kennzahl kann politisch instrumentalisiert werden. Jede digitale Infrastruktur kann in Machtinfrastruktur kippen. Jede gut gemeinte Steuerung kann übergriffig werden, wenn sie nicht begrenzt wird.</w:t>
+      </w:r>
+    </w:p>
+    <w:p>
+      <w:r>
+        <w:t>Die Wirkungsökonomie muss deshalb an dieser Stelle besonders präzise sein. Sie darf nicht nur sagen, was sie will. Sie muss auch sagen, was sie nicht darf.</w:t>
+      </w:r>
+    </w:p>
+    <w:p>
+      <w:r>
+        <w:t>Sie darf keine Personenbewertung werden. Sie darf kein Social-Credit-System werden. Sie darf keine zentrale Wahrheitsmaschine werden. Sie darf demokratische Entscheidung nicht durch Expertenrechnung ersetzen. Sie darf Grundrechte nicht als Störfaktor behandeln. Sie darf Daten nicht sammeln, weil Daten sammelbar sind. Sie darf Wirkung nicht so messen, als könne Komplexität vollständig berechnet werden. Sie darf nicht vergessen, dass jede Messung selbst Wirkung erzeugt.</w:t>
+      </w:r>
+    </w:p>
+    <w:p>
+      <w:r>
+        <w:t>Wirkungssteuerung ist nur dann legitim, wenn sie rechtsstaatlich begrenzt, demokratisch kontrolliert, methodisch transparent, datensparsam, kontextsensibel, anfechtbar, lernfähig und freiheitsverträglich bleibt.</w:t>
+      </w:r>
+    </w:p>
+    <w:p>
+      <w:pPr>
+        <w:pStyle w:val="Heading3"/>
+      </w:pPr>
+      <w:r>
+        <w:t>103.1 Warum der Technokratievorwurf ernst genommen werden muss</w:t>
+      </w:r>
+    </w:p>
+    <w:p>
+      <w:r>
+        <w:t>Technokratie entsteht nicht schon dadurch, dass Wissen, Daten oder Expertinnen eine Rolle spielen. Moderne Gesellschaften brauchen Wissenschaft, Statistik, Standards, Risikoanalysen, Indikatoren und fachliche Prüfung. Ohne sie wird Politik willkürlich, kurzatmig oder manipulierbar.</w:t>
+      </w:r>
+    </w:p>
+    <w:p>
+      <w:r>
+        <w:t>Technokratie entsteht dort, wo fachliche Bewertung demokratische Entscheidung ersetzt. Dort, wo Zahlen so behandelt werden, als müssten sie nicht mehr politisch gedeutet werden. Dort, wo Modelle den Anschein objektiver Notwendigkeit erzeugen. Dort, wo Bürgerinnen und Bürger nur noch Adressaten einer angeblich alternativlosen Steuerung sind. Dort, wo Wertekonflikte in technische Verfahren verschoben werden.</w:t>
+      </w:r>
+    </w:p>
+    <w:p>
+      <w:r>
+        <w:t>Die Wirkungsökonomie ist besonders anfällig für diesen Vorwurf, weil sie Wirkung messbar machen will. Sie arbeitet mit WÖk-IDs, Scorecards, Benchmarks, Datenqualitätsklassen, Reverse Merit Order, T-SROI, digitalen Produktpässen, Wirkungsdatenräumen, Wirkungsrat und Wirkungssteuerung. Das kann nach technischer Verwaltung des Guten klingen.</w:t>
+      </w:r>
+    </w:p>
+    <w:p>
+      <w:r>
+        <w:t>Deshalb muss die Grenze klar sein: Die Wirkungsökonomie liefert keine automatische Wahrheit. Sie liefert eine bessere Rückkopplungsarchitektur. Daten zeigen Zustandsveränderungen, Risiken, Muster und Zusammenhänge. Sie entscheiden aber nicht allein, was gesellschaftlich gelten soll. Zwischen Messung und Entscheidung liegen systemische Einordnung, normative Bewertung, demokratische Legitimation, Verhältnismäßigkeit, Rechtsschutz und politische Verantwortung.</w:t>
+      </w:r>
+    </w:p>
+    <w:p>
+      <w:r>
+        <w:t>Eine Tonne CO2, ein Liter Wasserverbrauch, ein Unfallrisiko, eine Lieferkettenverletzung, ein Vertrauensverlust oder ein algorithmischer Bias sind nicht bloß Meinungen. Sie sind realitätsbezogene Informationen. Aber ihre Bewertung, Gewichtung und rechtliche Rückführung bleiben demokratische Aufgaben.</w:t>
+      </w:r>
+    </w:p>
+    <w:p>
+      <w:r>
+        <w:t>Die Wirkungsökonomie wird nicht dadurch legitim, dass sie präzise misst. Sie wird nur legitim, wenn sie offenlegt, was sie misst, warum sie es misst, welche Unsicherheiten bestehen, welche Werte zugrunde liegen, wer kontrolliert und wie Korrektur möglich ist.</w:t>
+      </w:r>
+    </w:p>
+    <w:p>
+      <w:pPr>
+        <w:pStyle w:val="Heading3"/>
+      </w:pPr>
+      <w:r>
+        <w:t>103.2 Wirkungsmessung ist nicht Personenbewertung</w:t>
+      </w:r>
+    </w:p>
+    <w:p>
+      <w:r>
+        <w:t>Der wichtigste Schutzsatz lautet:</w:t>
+      </w:r>
+    </w:p>
+    <w:p>
+      <w:r>
+        <w:t>Die Wirkungsökonomie bewertet Wirkungen, nicht den Wert von Personen.</w:t>
+      </w:r>
+    </w:p>
+    <w:p>
+      <w:r>
+        <w:t>Dieser Unterschied muss in der Architektur selbst verankert werden. Wirkungsmessung fragt, welche Zustandsveränderungen durch Produkte, Dienstleistungen, Organisationen, Kapitalflüsse, Infrastrukturen, politische Maßnahmen, Medienformate, Lieferketten oder Technologien entstehen. Sie fragt nicht, ob ein Mensch als Person gut, schlecht, würdig, unwürdig, wertvoll oder weniger wertvoll ist.</w:t>
+      </w:r>
+    </w:p>
+    <w:p>
+      <w:r>
+        <w:t>Ein Produkt kann schlechte Wirkung haben. Ein Geschäftsmodell kann hohe Verlustleistung erzeugen. Eine Lieferkette kann Menschenrechte verletzen. Eine politische Kommunikation kann demokratische Resonanzräume beschädigen. Ein Algorithmus kann Diskriminierung verstärken. Ein Kapitalfluss kann fossile Pfadabhängigkeit stabilisieren.</w:t>
+      </w:r>
+    </w:p>
+    <w:p>
+      <w:r>
+        <w:t>Aber daraus folgt nicht, dass Menschen zu bewerteten Objekten eines sozialen Punktesystems werden dürfen.</w:t>
+      </w:r>
+    </w:p>
+    <w:p>
+      <w:r>
+        <w:t>Personenbezogene Bewertung ist die rote Linie. Die Wirkungsökonomie darf nicht zum System werden, in dem Bürgerinnen und Bürger nach Konsum, Verhalten, Meinungen, Lebensstil, Mobilität, Sprache, Gesundheitsdaten, Arbeitsleistung oder politischer Haltung bepunktet werden. Ein solches System wäre nicht Wirkungsökonomie. Es wäre Überwachung.</w:t>
+      </w:r>
+    </w:p>
+    <w:p>
+      <w:r>
+        <w:t>Die Europäische Datenschutz-Grundverordnung schützt personenbezogene Daten, Grundrechte und individuelle Rechtspositionen. Sie enthält Grundprinzipien wie Rechtmäßigkeit, Zweckbindung, Datenminimierung, Transparenz, Integrität, Vertraulichkeit und Schutz vor rechtswidriger Verarbeitung. Auch automatisierte Entscheidungen und Profiling sind gerade deshalb besonders sensibel, weil sie persönliche Lebensmöglichkeiten berühren können.</w:t>
+      </w:r>
+    </w:p>
+    <w:p>
+      <w:r>
+        <w:t>Die Wirkungsökonomie muss diese Logik nicht nur respektieren, sondern systematisch übernehmen. Wo Wirkungsdaten produkt-, organisations-, lieferketten-, haushalts-, kapital- oder systembezogen erhoben werden, dürfen sie nicht heimlich in Personenprofile überführt werden. Wo Bürgerinstrumente entstehen, müssen sie freiwillig, datensparsam, anonymisierbar und zweckgebunden bleiben. Wo soziale Entlastung, Bonuslogiken oder Wirkungsinformationen an Verbraucherinnen und Verbraucher anschließen, dürfen daraus keine individuellen Kontrollregime entstehen.</w:t>
+      </w:r>
+    </w:p>
+    <w:p>
+      <w:r>
+        <w:t>Wirkungsökonomie heißt: Das System soll bessere Signale senden. Nicht: Der Mensch soll dauerhaft bewertet werden.</w:t>
+      </w:r>
+    </w:p>
+    <w:p>
+      <w:pPr>
+        <w:pStyle w:val="Heading3"/>
+      </w:pPr>
+      <w:r>
+        <w:t>103.3 Datenräume statt Überwachungsräume</w:t>
+      </w:r>
+    </w:p>
+    <w:p>
+      <w:r>
+        <w:t>Daten sind in der Wirkungsökonomie Infrastruktur. Aber Infrastruktur kann unterschiedlich gebaut werden.</w:t>
+      </w:r>
+    </w:p>
+    <w:p>
+      <w:pPr>
+        <w:pStyle w:val="Heading3"/>
+      </w:pPr>
+      <w:r>
+        <w:t>7.8 Konsequenzen für die WÖk-Architektur</w:t>
+      </w:r>
+    </w:p>
+    <w:p>
+      <w:r>
+        <w:t>Aus dieser Vorlesung fließen drei Punkte zurück in den WÖk-Korpus:</w:t>
       </w:r>
     </w:p>
     <w:p>
@@ -1443,7 +2753,7 @@
         <w:pStyle w:val="ListBullet"/>
       </w:pPr>
       <w:r>
-        <w:t>Begriffstrennung: Wirkung, Wirkungspotenzial, Wirkungsrisiko.</w:t>
+        <w:t>Die rote Linie 'keine Personenbewertung' in allen öffentlichen WÖk-Erklärseiten prominent halten.</w:t>
       </w:r>
     </w:p>
     <w:p>
@@ -1451,7 +2761,7 @@
         <w:pStyle w:val="ListBullet"/>
       </w:pPr>
       <w:r>
-        <w:t>Anwendungsszenarien: Auslöser, Wirkpfad, Wirkungsempfänger und Rückkopplung an einem Fall.</w:t>
+        <w:t>Medienwirkungscheck und Sprach-/Framing-Analyse mit deeskalierenden Formulierungsbeispielen ergänzen.</w:t>
       </w:r>
     </w:p>
     <w:p>
@@ -1459,7 +2769,38 @@
         <w:pStyle w:val="ListBullet"/>
       </w:pPr>
       <w:r>
-        <w:t>Missverständnisse: Reichweite, Aktivität, Reporting oder Absicht als Wirkung auszugeben.</w:t>
+        <w:t>Einwände gegen Technokratie und Social Credit in Video- und Studienskript-Lane konsistent verknüpfen.</w:t>
+      </w:r>
+    </w:p>
+    <w:p>
+      <w:pPr>
+        <w:pStyle w:val="Heading3"/>
+      </w:pPr>
+      <w:r>
+        <w:t>7.9 Kurzfazit</w:t>
+      </w:r>
+    </w:p>
+    <w:p>
+      <w:r>
+        <w:t>Deeskalierende und demokratiestärkende Kommunikation ist kein Randthema. Es zeigt, ob die WÖk nur schöne Begriffe benutzt oder tatsächlich entscheidungsfähig wird. Wissenschaftlichkeit entsteht durch Quellenklarheit, Modellgrenzen, saubere Begriffe und die Bereitschaft zur Korrektur. Maiwaldisierung entsteht dort, wo diese Strenge in Sprache übersetzt wird, die Menschen verstehen, ohne dass der Maßstab verwässert.</w:t>
+      </w:r>
+    </w:p>
+    <w:p>
+      <w:pPr>
+        <w:pStyle w:val="Heading2"/>
+      </w:pPr>
+      <w:r>
+        <w:t>8. Prüfungsrelevanz</w:t>
+      </w:r>
+    </w:p>
+    <w:p>
+      <w:r>
+        <w:t>Diese Vorlesung ist prüfungsrelevant, aber die eigentliche Antwortlogik gehört nicht in das öffentliche Studienskript. Zertifikatsfragen, CorrectAnswer, Scoring-Regeln und Fallrubrics werden separat in der geschützten App-Lane unter woek-akademie-app/content/pruefungen/ gepflegt.</w:t>
+      </w:r>
+    </w:p>
+    <w:p>
+      <w:r>
+        <w:t>Für den Fragenpool sind besonders geeignet:</w:t>
       </w:r>
     </w:p>
     <w:p>
@@ -1467,6 +2808,30 @@
         <w:pStyle w:val="ListBullet"/>
       </w:pPr>
       <w:r>
+        <w:t>Begriffstrennung: Wirkung, Wirkungspotenzial, Wirkungsrisiko.</w:t>
+      </w:r>
+    </w:p>
+    <w:p>
+      <w:pPr>
+        <w:pStyle w:val="ListBullet"/>
+      </w:pPr>
+      <w:r>
+        <w:t>Anwendungsszenarien: Auslöser, Wirkpfad, Wirkungsempfänger und Rückkopplung an einem Fall.</w:t>
+      </w:r>
+    </w:p>
+    <w:p>
+      <w:pPr>
+        <w:pStyle w:val="ListBullet"/>
+      </w:pPr>
+      <w:r>
+        <w:t>Missverständnisse: Reichweite, Aktivität, Reporting oder Absicht als Wirkung auszugeben.</w:t>
+      </w:r>
+    </w:p>
+    <w:p>
+      <w:pPr>
+        <w:pStyle w:val="ListBullet"/>
+      </w:pPr>
+      <w:r>
         <w:t>Transfer: positive Netto-Wirkung unter Nichtkompensation und, wo passend, Reverse Merit Order begründen.</w:t>
       </w:r>
     </w:p>
@@ -1475,7 +2840,7 @@
         <w:pStyle w:val="Heading2"/>
       </w:pPr>
       <w:r>
-        <w:t>8. Quellen</w:t>
+        <w:t>9. Quellen</w:t>
       </w:r>
     </w:p>
     <w:p>
@@ -1571,7 +2936,7 @@
         <w:pStyle w:val="Heading2"/>
       </w:pPr>
       <w:r>
-        <w:t>9. Rückfluss in den WÖk-Korpus</w:t>
+        <w:t>10. Rückfluss in den WÖk-Korpus</w:t>
       </w:r>
     </w:p>
     <w:p>

--- a/docs/studienskripte/word-rohfassungen/woek-g-v24.docx
+++ b/docs/studienskripte/word-rohfassungen/woek-g-v24.docx
@@ -2004,31 +2004,61 @@
       </w:r>
     </w:p>
     <w:p>
+      <w:r>
+        <w:t>Verantwortung heißt nicht Zensur. Sie heißt nicht, dass starke Kritik vermieden werden soll. Demokratie braucht harte Kritik, investigative Recherche, Satire, Widerspruch und Streit. Verantwortung heißt, dass öffentliche Akteure Wirkungspotenziale ihrer Reichweite, Tonalität, Wiederholung, Bildauswahl, Quellenlage und Verstärkungslogik ernst nehmen. Kritik ist demokratische Wirkleistung, wenn sie Wirklichkeit klärt. Sie wird destruktiv, wenn sie Wahrheit, Würde und Korrekturfähigkeit beschädigt.</w:t>
+      </w:r>
+    </w:p>
+    <w:p>
       <w:pPr>
         <w:pStyle w:val="Heading3"/>
       </w:pPr>
       <w:r>
-        <w:t>Quellenanker: Kapitel 75 - Plattformlogik und Algorithmen</w:t>
-      </w:r>
-    </w:p>
-    <w:p>
-      <w:r>
-        <w:t>Interne Quelle: referenz/kapitel-075-plattformlogik-und-algorithmen/index.html</w:t>
-      </w:r>
-    </w:p>
-    <w:p>
-      <w:r>
-        <w:t>Kapitel 74 hat Öffentlichkeit als Wirkungsraum beschrieben. Öffentlichkeit ist nicht nur der Ort, an dem Meinungen erscheinen. Sie ist die Rückkopplungsinfrastruktur, durch die eine Demokratie Wirklichkeit prüfen und sich selbst korrigieren kann. Dieses Kapitel geht einen Schritt tiefer in die digitale Architektur dieser Öffentlichkeit: Plattformen, Empfehlungssysteme, Reichweitenlogik und algorithmische Verstärkung.</w:t>
-      </w:r>
-    </w:p>
-    <w:p>
-      <w:r>
-        <w:t>Plattformen sind keine neutralen Kanäle. Sie steuern Sichtbarkeit, Aufmerksamkeit und Resonanz - und genau dadurch verändern sie öffentliche Wirkungsräume.</w:t>
-      </w:r>
-    </w:p>
-    <w:p>
-      <w:r>
-        <w:t>Eine soziale Plattform zeigt nicht einfach, was Menschen sagen. Sie sortiert, priorisiert, dämpft, verstärkt, empfiehlt, monetarisiert, personalisiert und verbindet. Sie entscheidet, was Menschen zuerst sehen, was hängen bleibt, welche Inhalte in Wiederholung gehen, welche Communities entstehen, welche Konflikte Anschluss finden und welche Stimmen kaum sichtbar werden. Diese Entscheidungen sind nicht nur technisch. Sie sind Wirkungsarchitektur [I-K75-1; I-K75-2].</w:t>
+        <w:t>74.4 Öffentlichkeit ohne Marktplatzillusion</w:t>
+      </w:r>
+    </w:p>
+    <w:p>
+      <w:r>
+        <w:t>Der Marktplatz bleibt eine starke demokratische Metapher. Menschen kommen zusammen, tauschen Informationen aus, streiten, hören zu, vergleichen Argumente und bilden Meinungen. Habermas’ Analyse der bürgerlichen Öffentlichkeit knüpft an diesen Raum vernünftiger, zugänglicher und kritischer Verständigung über gemeinsame Angelegenheiten an. Diese Tradition bleibt wichtig.</w:t>
+      </w:r>
+    </w:p>
+    <w:p>
+      <w:r>
+        <w:t>Aber die Metapher reicht nicht mehr.</w:t>
+      </w:r>
+    </w:p>
+    <w:p>
+      <w:r>
+        <w:t>Ein realer Marktplatz hat Grenzen. Menschen sehen, wer spricht. Man kann gehen, widersprechen, zuhören. Lautstärke ist sichtbar. Eigentum am Platz ist begrenzt. Digitale Öffentlichkeit ist anders. Sie ist nicht ein Platz, sondern ein Netzwerk aus Plattformen, Suchmaschinen, Messengern, Videokanälen, Podcasts, Newslettern, Medienhäusern, Foren, Kommentarräumen, Werbesystemen, Datenbrokern, Empfehlungssystemen und KI-generierten Antwortsystemen.</w:t>
+      </w:r>
+    </w:p>
+    <w:p>
+      <w:r>
+        <w:t>Sie ist nicht neutral zugänglich, sondern technisch sortiert. Sie ist nicht nur Gespräch, sondern Geschäftsmodell. Sie ist nicht nur Öffentlichkeit, sondern Datenernte. Sie ist nicht nur Meinungsbildung, sondern Verhaltenslenkung. Sie ist nicht nur Austausch, sondern Skalierung.</w:t>
+      </w:r>
+    </w:p>
+    <w:p>
+      <w:r>
+        <w:t>Die Marktplatzillusion verdeckt drei Dinge. Erstens Eigentum: Digitale Öffentlichkeiten liegen häufig in privaten Infrastrukturen. Die Regeln des Sichtbaren werden durch Plattformarchitekturen, Geschäftsbedingungen, Moderation, Werbemodelle und Algorithmendesign mitbestimmt. Zweitens Verstärkung: Nicht jede Aussage wird gleich sichtbar. Ranking, Empfehlung, Trendlogik, Kommentarreihenfolge, Videoausspielung, Monetarisierung und Depriorisierung entscheiden mit. Drittens Asymmetrie: Einige Akteure können Sichtbarkeit kaufen, Daten nutzen, Bots einsetzen, Microtargeting betreiben, Netzwerke koordinieren oder professionelle Manipulation organisieren.</w:t>
+      </w:r>
+    </w:p>
+    <w:p>
+      <w:r>
+        <w:t>Öffentlichkeit ist daher kein Marktplatz im einfachen Sinn. Sie ist Infrastruktur mit Macht. Wirkungsökonomisch bedeutet das: Man darf nicht nur auf Inhalte schauen. Man muss auf die Bedingungen schauen, unter denen Inhalte sichtbar werden. Wer besitzt die Infrastruktur? Wer finanziert Sichtbarkeit? Welche Daten fließen? Welche Inhalte werden verstärkt? Welche Korrekturen sind möglich? Welche Gruppen werden verdrängt? Welche Fehler werden wiederholt? Welche Akteure profitieren von Erregung? Welche Wahrheit bleibt unsichtbar, weil sie nicht attraktiv genug erscheint?</w:t>
+      </w:r>
+    </w:p>
+    <w:p>
+      <w:r>
+        <w:t>Demokratische Öffentlichkeit entsteht nicht automatisch, wenn viele sprechen. Sie entsteht, wenn Sichtbarkeit, Widerspruch, Korrektur und Teilhabe fair organisiert sind. Das ist kein Argument gegen Meinungsfreiheit. Es ist ein Argument gegen die Verwechslung von Meinungsfreiheit mit unregulierter Macht über Sichtbarkeit.</w:t>
+      </w:r>
+    </w:p>
+    <w:p>
+      <w:r>
+        <w:t>Die alte Frage lautete: Wer darf was sagen? Diese Frage bleibt grundrechtlich zentral. Die Wirkungsökonomie ergänzt: Welche Strukturen entscheiden, was sichtbar wird, was korrigierbar bleibt, wem geglaubt wird und ob Demokratie handlungsfähig bleibt?</w:t>
+      </w:r>
+    </w:p>
+    <w:p>
+      <w:r>
+        <w:t>Damit wird Öffentlichkeit nicht verengt. Sie wird ernst genommen. Die nächsten Kapitel entfalten diese Logik: Plattformlogik und Algorithmen, Sprache, Framing und Tonalität, Desinformation und hybride Einflussnahme, Creator, Hosts und digitale Verantwortung sowie Diskurskultur.</w:t>
       </w:r>
     </w:p>
     <w:p>
@@ -2036,42 +2066,7 @@
         <w:pStyle w:val="Heading3"/>
       </w:pPr>
       <w:r>
-        <w:t>75.1 Reichweite als Steuerung</w:t>
-      </w:r>
-    </w:p>
-    <w:p>
-      <w:r>
-        <w:t>Reichweite ist nicht nur Ergebnis. Reichweite ist Steuerung. Ein Beitrag mit großer Reichweite verändert den öffentlichen Raum anders als derselbe Beitrag in einem kleinen privaten Kreis. Reichweite schafft Wiederholung, Vertrautheit, Gruppenbindung, Gegenreaktionen, Konfliktlinien und Erwartung. Sie kann Aufklärung ermöglichen. Sie kann aber auch Angst, Hass, Desinformation und Feindbilder skalieren.</w:t>
-      </w:r>
-    </w:p>
-    <w:p>
-      <w:r>
-        <w:t>Digitale Plattformen verteilen Reichweite nicht zufällig. Sie arbeiten mit Feeds, Rankings, Trendlogiken, Empfehlungen, Kommentarreihenfolgen, Monetarisierung, Benachrichtigungen, Videoausspielung, Depriorisierung und Sperrmechanismen. Nicht jede Aussage wird gleich sichtbar. Sichtbarkeit hängt von technischen und ökonomischen Regeln ab.</w:t>
-      </w:r>
-    </w:p>
-    <w:p>
-      <w:r>
-        <w:t>Damit wird Plattformlogik zu öffentlicher Steuerungslogik. Wer Reichweite verteilt, wirkt auf Demokratie. Ein System, das Inhalte nach Qualität, Kontext, Quellenklarheit und Korrekturfähigkeit sichtbar macht, wirkt anders als ein System, das Wut, Angst, Spott und Feindbild belohnt. Das gilt für Politik, Wissenschaft, Gesundheit, Kultur, Migration, Pflege, Klima, Krieg, Wahlen und persönliche Lebenswelten.</w:t>
-      </w:r>
-    </w:p>
-    <w:p>
-      <w:r>
-        <w:t>Reichweite ist besonders sensibel, weil sie Deutung in Wirklichkeit verwandeln kann. Ein falscher Vorwurf wird durch Reichweite nicht wahr, aber sozial wirksam. Ein entwürdigender Frame wird durch Wiederholung nicht korrekt, aber vertraut. Eine Verschwörungserzählung wird durch algorithmische Nähe nicht belegt, aber anschlussfähig. Eine seriöse Korrektur kann sachlich stärker sein und dennoch zu spät kommen, wenn die Erregung vorher skaliert wurde.</w:t>
-      </w:r>
-    </w:p>
-    <w:p>
-      <w:r>
-        <w:t>Die Wirkungsökonomie bewertet daher nicht die Meinung als solche. Sie bewertet die Infrastruktur, die Reichweite, Verstärkung, Transparenz, Korrektur und Manipulationsrisiken organisiert. Das schützt Meinungsfreiheit. Und es schützt Demokratie vor verdeckter Verhaltenssteuerung.</w:t>
-      </w:r>
-    </w:p>
-    <w:p>
-      <w:r>
-        <w:t>Reichweite als Steuerung verlangt keine staatliche Meinungsbehörde. Sie verlangt Transparenz über die Bedingungen des Sichtbaren. Welche Inhalte werden verstärkt? Nach welchen Kriterien? Welche Daten fließen ein? Welche Rolle spielt Werbung? Welche Rolle spielt Nutzerbindung? Welche Rolle spielt Empörung? Welche Korrekturen sind möglich? Welche Gruppen werden geschützt? Welche Gruppen werden algorithmisch verwundbarer?</w:t>
-      </w:r>
-    </w:p>
-    <w:p>
-      <w:r>
-        <w:t>Der Digital Services Act setzt hier bereits an. Für sehr große Online-Plattformen und Suchmaschinen gelten besondere Pflichten zur Risikoanalyse und Risikominderung. Diese Pflichten betreffen unter anderem Risiken für Grundrechte, Medienfreiheit, Pluralismus, öffentliche Sicherheit, Wahlprozesse, Schutz Minderjähriger, öffentliche Gesundheit sowie körperliches und psychisches Wohlbefinden. Wirkungsökonomisch ist das ein Anfang. Es zeigt: Plattformen sind nicht nur Dienste. Sie sind öffentliche Wirkungsräume in privater Hand.</w:t>
+        <w:t>74.5 Zwischenfazit</w:t>
       </w:r>
     </w:p>
     <w:p>
@@ -2079,67 +2074,27 @@
         <w:pStyle w:val="Heading3"/>
       </w:pPr>
       <w:r>
-        <w:t>75.2 Erregung, Polarisierung, Suchtlogik</w:t>
-      </w:r>
-    </w:p>
-    <w:p>
-      <w:r>
-        <w:t>Digitale Geschäftsmodelle sind häufig auf Aufmerksamkeit gebaut. Klicks, Watchtime, Likes, Shares, Kommentare, Verweildauer, Abonnements und Engagement werden zu Steuerungsgrößen. Was Reaktion erzeugt, wird sichtbarer. Was sichtbarer wird, erzeugt mehr Reaktion. So entsteht Rückkopplung.</w:t>
-      </w:r>
-    </w:p>
-    <w:p>
-      <w:r>
-        <w:t>Das Problem ist nicht Aufmerksamkeit selbst. Ohne Aufmerksamkeit erreicht auch Wahrheit niemanden. Das Problem entsteht, wenn Aufmerksamkeit Wahrheit, Kontext und demokratische Wirkleistung ersetzt. Aufmerksamkeit misst Aktivierung, nicht Relevanz. Sie misst Reaktion, nicht Orientierung. Sie misst Lautstärke, nicht Belastbarkeit. Sie misst Erregung, nicht demokratische Qualität.</w:t>
-      </w:r>
-    </w:p>
-    <w:p>
-      <w:r>
-        <w:t>Erregung hat einen technischen Vorteil. Sie ist schnell, körperlich, wiederholbar, teilbar. Sie braucht weniger Kontext als Erklärung. Sie kann in kurzen Clips, Kommentaren, Bildern und Schlagworten zirkulieren. Sie kann Zugehörigkeit schaffen, weil Menschen gemeinsam empört sind. Sie kann Gegner markieren, ohne Argumente auszubauen. Plattformen, die solche Reaktionen belohnen, verstärken nicht nur einzelne Inhalte. Sie verändern die Diskursarchitektur.</w:t>
-      </w:r>
-    </w:p>
-    <w:p>
-      <w:r>
-        <w:t>Polarisierung entsteht nicht allein durch Algorithmen. Sie entsteht auch durch soziale Ungleichheit, Statusangst, Medienlogik, politische Sprache, Krisen, Misstrauen, Gruppenzugehörigkeit und Macht. Algorithmen können diese Spannungen jedoch verstärken, verdichten und beschleunigen. Sie können Menschen in Konflikträume ziehen, in denen Widerspruch nicht mehr als Korrektur, sondern als Angriff gelesen wird.</w:t>
-      </w:r>
-    </w:p>
-    <w:p>
-      <w:r>
-        <w:t>Suchtlogik ist eine weitere Form der Wirkungssteuerung. Digitale Produkte gestalten Verhalten über Buttons, Defaults, Farben, Benachrichtigungen, Feeds, Rankings, Belohnungen, Zeitdruck, Knappheit, Autoplay, Infinite Scroll, personalisierte Werbung, Abo-Fallen, Kündigungshürden, algorithmische Empfehlungen und soziale Vergleichslogiken. Nicht jede Gestaltung ist illegitim. Jede Oberfläche lenkt. Die Frage lautet, ob diese Lenkung transparent, freiheitsachtend und wirkungspositiv ist.</w:t>
-      </w:r>
-    </w:p>
-    <w:p>
-      <w:r>
-        <w:t>Manipulation beginnt dort, wo Menschen ohne klare Information, gegen ihre eigenen Interessen oder durch asymmetrische Macht in Entscheidungen gedrängt werden. Wirkungsökonomisch sind manipulative Designs Verlustleistung: Sie erzeugen Umsatz durch Autonomieverlust, Klicks durch Aufmerksamkeitsermüdung, Konsum durch psychischen Druck und politische Wirkung durch emotionale Verstärkung.</w:t>
-      </w:r>
-    </w:p>
-    <w:p>
-      <w:r>
-        <w:t>Kinder und Jugendliche sind hier besonders verletzlich. Sie brauchen Schutz vor Suchtmechaniken, Hass, Desinformation, Grooming, Cybermobbing, sexualisierter Ausbeutung, Radikalisierung, manipulativen Algorithmen und kommerziellen Praktiken, die ihre Entwicklung ausnutzen. Die EU-Kommission hat 2025 Leitlinien zum Schutz Minderjähriger unter dem Digital Services Act veröffentlicht; sie nennen unter anderem Grooming, schädliche Inhalte, problematische und suchtfördernde Verhaltensweisen, Cybermobbing und schädliche kommerzielle Praktiken als Risiken, gegen die Plattformen angemessene Maßnahmen treffen sollen.</w:t>
-      </w:r>
-    </w:p>
-    <w:p>
-      <w:r>
-        <w:t>Doch Schutz darf nicht mit digitalem Ausschluss verwechselt werden. Digitale Räume sind auch Lern-, Kultur- und Kreativitätsräume. Kinder und Jugendliche lernen dort Mathematik, Physik, Musik, Zeichnen, Programmieren, Sport, Sprache, Kultur, Wissenschaft, Handwerk, Geschichte, Kreativität und digitale Mündigkeit. Sie finden Communities, Vorbilder, Minderheitensichtbarkeit, kulturelle Teilhabe und Zugänge, die sie in ihrer unmittelbaren Umgebung nicht immer haben. Die Europäische Kommission betont ausdrücklich, dass die Online-Welt Lern-, Kreativitäts- und Kommunikationsmöglichkeiten eröffnet, aber zugleich besondere Risiken für Kinder und Jugendliche birgt.</w:t>
-      </w:r>
-    </w:p>
-    <w:p>
-      <w:r>
-        <w:t>Ein pauschales Social-Media-Verbot für Minderjährige muss daher wirkungsökonomisch geprüft werden. Es kann Schutz versprechen, aber auch digitale Kompetenz, Kreativität, Teilhabe, Bildung und kulturelle Resonanz schwächen. Das Europäische Parlament forderte 2025 in einem nicht-legislativen Bericht unter anderem ein EU-weites Mindestalter von 16 Jahren für soziale Medien, Videoplattformen und KI-Begleiter sowie Verbote besonders schädlicher suchtfördernder Praktiken; zugleich verlangte es ein Verbot von engagementbasierten Empfehlungssystemen für Minderjährige und Maßnahmen gegen Dark Patterns, Lootboxen und KI-Risiken. Wirkungsökonomisch liegt die präzisere Lösung nicht im digitalen Hausverbot für Wissen, Kunst, Sport, Programmierung, Sprache, Kultur, Kreativität und Gemeinschaft. Sie liegt in der Regulierung der Mechaniken, die Kinder und Jugendliche ausbeuten.</w:t>
-      </w:r>
-    </w:p>
-    <w:p>
-      <w:r>
-        <w:t>Das gilt nicht nur für Kinder. Hass, Hetze, Desinformation, Mobbing, Suchtlogik, Polarisierung, Grooming, Manipulation und algorithmische Erregung treffen auch Erwachsene. Erwachsene verlieren Schlaf, Vertrauen, Beziehung, Orientierung, psychische Stabilität, politische Urteilskraft oder Sicherheit. Sie werden radikalisiert, eingeschüchtert, beschämt, getäuscht oder in Dauererregung gehalten. Eine Wirkungsökonomie schützt daher nicht nur Minderjährige. Sie schützt öffentliche und private Handlungsfähigkeit vor manipulativer Plattformlogik.</w:t>
-      </w:r>
-    </w:p>
-    <w:p>
-      <w:r>
-        <w:t>Der Digital Services Act müsste hier konsequent wirken: gegen illegale Inhalte, systemische Risiken, manipulative Gestaltung, intransparente Werbung, riskante Empfehlungssysteme und mangelnden Schutz Minderjähriger [E-K75-1; E-K75-4]. Aber der Digital Services Act bleibt in der Wirkungsökonomie nur ein Teil der Lösung. Er begrenzt Symptome und bestimmte Mechaniken. Die Ursache liegt tiefer: Geschäftsmodelle, die Aufmerksamkeit, Daten, Reichweite und Monetarisierung stärker belohnen als Orientierung, Quellenklarheit, Beziehung, Selbstbestimmung und demokratische Korrektur.</w:t>
-      </w:r>
-    </w:p>
-    <w:p>
-      <w:r>
-        <w:t>Die wirkungsökonomische Lösung heißt daher: nicht Kinder aus Zukunftsräumen aussperren, sondern Plattformmechaniken nach Wirkung umbauen.</w:t>
+        <w:t>Quellenanker: Kapitel 75 - Plattformlogik und Algorithmen</w:t>
+      </w:r>
+    </w:p>
+    <w:p>
+      <w:r>
+        <w:t>Interne Quelle: referenz/kapitel-075-plattformlogik-und-algorithmen/index.html</w:t>
+      </w:r>
+    </w:p>
+    <w:p>
+      <w:r>
+        <w:t>Kapitel 74 hat Öffentlichkeit als Wirkungsraum beschrieben. Öffentlichkeit ist nicht nur der Ort, an dem Meinungen erscheinen. Sie ist die Rückkopplungsinfrastruktur, durch die eine Demokratie Wirklichkeit prüfen und sich selbst korrigieren kann. Dieses Kapitel geht einen Schritt tiefer in die digitale Architektur dieser Öffentlichkeit: Plattformen, Empfehlungssysteme, Reichweitenlogik und algorithmische Verstärkung.</w:t>
+      </w:r>
+    </w:p>
+    <w:p>
+      <w:r>
+        <w:t>Plattformen sind keine neutralen Kanäle. Sie steuern Sichtbarkeit, Aufmerksamkeit und Resonanz - und genau dadurch verändern sie öffentliche Wirkungsräume.</w:t>
+      </w:r>
+    </w:p>
+    <w:p>
+      <w:r>
+        <w:t>Eine soziale Plattform zeigt nicht einfach, was Menschen sagen. Sie sortiert, priorisiert, dämpft, verstärkt, empfiehlt, monetarisiert, personalisiert und verbindet. Sie entscheidet, was Menschen zuerst sehen, was hängen bleibt, welche Inhalte in Wiederholung gehen, welche Communities entstehen, welche Konflikte Anschluss finden und welche Stimmen kaum sichtbar werden. Diese Entscheidungen sind nicht nur technisch. Sie sind Wirkungsarchitektur [I-K75-1; I-K75-2].</w:t>
       </w:r>
     </w:p>
     <w:p>
@@ -2147,7 +2102,42 @@
         <w:pStyle w:val="Heading3"/>
       </w:pPr>
       <w:r>
-        <w:t>75.3 Algorithmische Verstärkung</w:t>
+        <w:t>75.1 Reichweite als Steuerung</w:t>
+      </w:r>
+    </w:p>
+    <w:p>
+      <w:r>
+        <w:t>Reichweite ist nicht nur Ergebnis. Reichweite ist Steuerung. Ein Beitrag mit großer Reichweite verändert den öffentlichen Raum anders als derselbe Beitrag in einem kleinen privaten Kreis. Reichweite schafft Wiederholung, Vertrautheit, Gruppenbindung, Gegenreaktionen, Konfliktlinien und Erwartung. Sie kann Aufklärung ermöglichen. Sie kann aber auch Angst, Hass, Desinformation und Feindbilder skalieren.</w:t>
+      </w:r>
+    </w:p>
+    <w:p>
+      <w:r>
+        <w:t>Digitale Plattformen verteilen Reichweite nicht zufällig. Sie arbeiten mit Feeds, Rankings, Trendlogiken, Empfehlungen, Kommentarreihenfolgen, Monetarisierung, Benachrichtigungen, Videoausspielung, Depriorisierung und Sperrmechanismen. Nicht jede Aussage wird gleich sichtbar. Sichtbarkeit hängt von technischen und ökonomischen Regeln ab.</w:t>
+      </w:r>
+    </w:p>
+    <w:p>
+      <w:r>
+        <w:t>Damit wird Plattformlogik zu öffentlicher Steuerungslogik. Wer Reichweite verteilt, wirkt auf Demokratie. Ein System, das Inhalte nach Qualität, Kontext, Quellenklarheit und Korrekturfähigkeit sichtbar macht, wirkt anders als ein System, das Wut, Angst, Spott und Feindbild belohnt. Das gilt für Politik, Wissenschaft, Gesundheit, Kultur, Migration, Pflege, Klima, Krieg, Wahlen und persönliche Lebenswelten.</w:t>
+      </w:r>
+    </w:p>
+    <w:p>
+      <w:r>
+        <w:t>Reichweite ist besonders sensibel, weil sie Deutung in Wirklichkeit verwandeln kann. Ein falscher Vorwurf wird durch Reichweite nicht wahr, aber sozial wirksam. Ein entwürdigender Frame wird durch Wiederholung nicht korrekt, aber vertraut. Eine Verschwörungserzählung wird durch algorithmische Nähe nicht belegt, aber anschlussfähig. Eine seriöse Korrektur kann sachlich stärker sein und dennoch zu spät kommen, wenn die Erregung vorher skaliert wurde.</w:t>
+      </w:r>
+    </w:p>
+    <w:p>
+      <w:r>
+        <w:t>Die Wirkungsökonomie bewertet daher nicht die Meinung als solche. Sie bewertet die Infrastruktur, die Reichweite, Verstärkung, Transparenz, Korrektur und Manipulationsrisiken organisiert. Das schützt Meinungsfreiheit. Und es schützt Demokratie vor verdeckter Verhaltenssteuerung.</w:t>
+      </w:r>
+    </w:p>
+    <w:p>
+      <w:r>
+        <w:t>Reichweite als Steuerung verlangt keine staatliche Meinungsbehörde. Sie verlangt Transparenz über die Bedingungen des Sichtbaren. Welche Inhalte werden verstärkt? Nach welchen Kriterien? Welche Daten fließen ein? Welche Rolle spielt Werbung? Welche Rolle spielt Nutzerbindung? Welche Rolle spielt Empörung? Welche Korrekturen sind möglich? Welche Gruppen werden geschützt? Welche Gruppen werden algorithmisch verwundbarer?</w:t>
+      </w:r>
+    </w:p>
+    <w:p>
+      <w:r>
+        <w:t>Der Digital Services Act setzt hier bereits an. Für sehr große Online-Plattformen und Suchmaschinen gelten besondere Pflichten zur Risikoanalyse und Risikominderung. Diese Pflichten betreffen unter anderem Risiken für Grundrechte, Medienfreiheit, Pluralismus, öffentliche Sicherheit, Wahlprozesse, Schutz Minderjähriger, öffentliche Gesundheit sowie körperliches und psychisches Wohlbefinden. Wirkungsökonomisch ist das ein Anfang. Es zeigt: Plattformen sind nicht nur Dienste. Sie sind öffentliche Wirkungsräume in privater Hand.</w:t>
       </w:r>
     </w:p>
     <w:p>
@@ -2155,27 +2145,67 @@
         <w:pStyle w:val="Heading3"/>
       </w:pPr>
       <w:r>
-        <w:t>Quellenanker: Kapitel 76 - Framing, Sprache und Tonalität</w:t>
-      </w:r>
-    </w:p>
-    <w:p>
-      <w:r>
-        <w:t>Interne Quelle: referenz/kapitel-076-framing-sprache-und-tonalitaet/index.html</w:t>
-      </w:r>
-    </w:p>
-    <w:p>
-      <w:r>
-        <w:t>Kapitel 75 hat gezeigt, dass Plattformen Sichtbarkeit, Aufmerksamkeit und Resonanz steuern. Dieses Kapitel richtet den Blick auf das, was in diesen Räumen zirkuliert: Sprache, Bilder, Tonalität, Frames, Mimik, Stimme, Wiederholung, Metaphern und Kampfbegriffe. Kommunikation ist nicht nur Übertragung von Information. Sie schafft Wirkungspotenzial. Sie ordnet Wahrnehmung, Emotion, Zugehörigkeit und Handlungsschwellen.</w:t>
-      </w:r>
-    </w:p>
-    <w:p>
-      <w:r>
-        <w:t>Sprache beschreibt Wirklichkeit nicht nur. Sie ordnet sie. Deshalb ist sprachliche Verantwortung keine Höflichkeitsfrage, sondern eine demokratische Wirkungsfrage.</w:t>
-      </w:r>
-    </w:p>
-    <w:p>
-      <w:r>
-        <w:t>Diese Aussage ist keine Aufforderung zur Sprachkontrolle. Die Wirkungsökonomie will Sprache nicht glätten, Kritik nicht entschärfen, Kunst nicht disziplinieren, Opposition nicht beruhigen und keine staatliche Sprachpolizei schaffen. Sie sagt nur: Sprache wirkt. Wenn Sprache wirkt, muss eine demokratische Gesellschaft ihre Wirkmechaniken verstehen.</w:t>
+        <w:t>75.2 Erregung, Polarisierung, Suchtlogik</w:t>
+      </w:r>
+    </w:p>
+    <w:p>
+      <w:r>
+        <w:t>Digitale Geschäftsmodelle sind häufig auf Aufmerksamkeit gebaut. Klicks, Watchtime, Likes, Shares, Kommentare, Verweildauer, Abonnements und Engagement werden zu Steuerungsgrößen. Was Reaktion erzeugt, wird sichtbarer. Was sichtbarer wird, erzeugt mehr Reaktion. So entsteht Rückkopplung.</w:t>
+      </w:r>
+    </w:p>
+    <w:p>
+      <w:r>
+        <w:t>Das Problem ist nicht Aufmerksamkeit selbst. Ohne Aufmerksamkeit erreicht auch Wahrheit niemanden. Das Problem entsteht, wenn Aufmerksamkeit Wahrheit, Kontext und demokratische Wirkleistung ersetzt. Aufmerksamkeit misst Aktivierung, nicht Relevanz. Sie misst Reaktion, nicht Orientierung. Sie misst Lautstärke, nicht Belastbarkeit. Sie misst Erregung, nicht demokratische Qualität.</w:t>
+      </w:r>
+    </w:p>
+    <w:p>
+      <w:r>
+        <w:t>Erregung hat einen technischen Vorteil. Sie ist schnell, körperlich, wiederholbar, teilbar. Sie braucht weniger Kontext als Erklärung. Sie kann in kurzen Clips, Kommentaren, Bildern und Schlagworten zirkulieren. Sie kann Zugehörigkeit schaffen, weil Menschen gemeinsam empört sind. Sie kann Gegner markieren, ohne Argumente auszubauen. Plattformen, die solche Reaktionen belohnen, verstärken nicht nur einzelne Inhalte. Sie verändern die Diskursarchitektur.</w:t>
+      </w:r>
+    </w:p>
+    <w:p>
+      <w:r>
+        <w:t>Polarisierung entsteht nicht allein durch Algorithmen. Sie entsteht auch durch soziale Ungleichheit, Statusangst, Medienlogik, politische Sprache, Krisen, Misstrauen, Gruppenzugehörigkeit und Macht. Algorithmen können diese Spannungen jedoch verstärken, verdichten und beschleunigen. Sie können Menschen in Konflikträume ziehen, in denen Widerspruch nicht mehr als Korrektur, sondern als Angriff gelesen wird.</w:t>
+      </w:r>
+    </w:p>
+    <w:p>
+      <w:r>
+        <w:t>Suchtlogik ist eine weitere Form der Wirkungssteuerung. Digitale Produkte gestalten Verhalten über Buttons, Defaults, Farben, Benachrichtigungen, Feeds, Rankings, Belohnungen, Zeitdruck, Knappheit, Autoplay, Infinite Scroll, personalisierte Werbung, Abo-Fallen, Kündigungshürden, algorithmische Empfehlungen und soziale Vergleichslogiken. Nicht jede Gestaltung ist illegitim. Jede Oberfläche lenkt. Die Frage lautet, ob diese Lenkung transparent, freiheitsachtend und wirkungspositiv ist.</w:t>
+      </w:r>
+    </w:p>
+    <w:p>
+      <w:r>
+        <w:t>Manipulation beginnt dort, wo Menschen ohne klare Information, gegen ihre eigenen Interessen oder durch asymmetrische Macht in Entscheidungen gedrängt werden. Wirkungsökonomisch sind manipulative Designs Verlustleistung: Sie erzeugen Umsatz durch Autonomieverlust, Klicks durch Aufmerksamkeitsermüdung, Konsum durch psychischen Druck und politische Wirkung durch emotionale Verstärkung.</w:t>
+      </w:r>
+    </w:p>
+    <w:p>
+      <w:r>
+        <w:t>Kinder und Jugendliche sind hier besonders verletzlich. Sie brauchen Schutz vor Suchtmechaniken, Hass, Desinformation, Grooming, Cybermobbing, sexualisierter Ausbeutung, Radikalisierung, manipulativen Algorithmen und kommerziellen Praktiken, die ihre Entwicklung ausnutzen. Die EU-Kommission hat 2025 Leitlinien zum Schutz Minderjähriger unter dem Digital Services Act veröffentlicht; sie nennen unter anderem Grooming, schädliche Inhalte, problematische und suchtfördernde Verhaltensweisen, Cybermobbing und schädliche kommerzielle Praktiken als Risiken, gegen die Plattformen angemessene Maßnahmen treffen sollen.</w:t>
+      </w:r>
+    </w:p>
+    <w:p>
+      <w:r>
+        <w:t>Doch Schutz darf nicht mit digitalem Ausschluss verwechselt werden. Digitale Räume sind auch Lern-, Kultur- und Kreativitätsräume. Kinder und Jugendliche lernen dort Mathematik, Physik, Musik, Zeichnen, Programmieren, Sport, Sprache, Kultur, Wissenschaft, Handwerk, Geschichte, Kreativität und digitale Mündigkeit. Sie finden Communities, Vorbilder, Minderheitensichtbarkeit, kulturelle Teilhabe und Zugänge, die sie in ihrer unmittelbaren Umgebung nicht immer haben. Die Europäische Kommission betont ausdrücklich, dass die Online-Welt Lern-, Kreativitäts- und Kommunikationsmöglichkeiten eröffnet, aber zugleich besondere Risiken für Kinder und Jugendliche birgt.</w:t>
+      </w:r>
+    </w:p>
+    <w:p>
+      <w:r>
+        <w:t>Ein pauschales Social-Media-Verbot für Minderjährige muss daher wirkungsökonomisch geprüft werden. Es kann Schutz versprechen, aber auch digitale Kompetenz, Kreativität, Teilhabe, Bildung und kulturelle Resonanz schwächen. Das Europäische Parlament forderte 2025 in einem nicht-legislativen Bericht unter anderem ein EU-weites Mindestalter von 16 Jahren für soziale Medien, Videoplattformen und KI-Begleiter sowie Verbote besonders schädlicher suchtfördernder Praktiken; zugleich verlangte es ein Verbot von engagementbasierten Empfehlungssystemen für Minderjährige und Maßnahmen gegen Dark Patterns, Lootboxen und KI-Risiken. Wirkungsökonomisch liegt die präzisere Lösung nicht im digitalen Hausverbot für Wissen, Kunst, Sport, Programmierung, Sprache, Kultur, Kreativität und Gemeinschaft. Sie liegt in der Regulierung der Mechaniken, die Kinder und Jugendliche ausbeuten.</w:t>
+      </w:r>
+    </w:p>
+    <w:p>
+      <w:r>
+        <w:t>Das gilt nicht nur für Kinder. Hass, Hetze, Desinformation, Mobbing, Suchtlogik, Polarisierung, Grooming, Manipulation und algorithmische Erregung treffen auch Erwachsene. Erwachsene verlieren Schlaf, Vertrauen, Beziehung, Orientierung, psychische Stabilität, politische Urteilskraft oder Sicherheit. Sie werden radikalisiert, eingeschüchtert, beschämt, getäuscht oder in Dauererregung gehalten. Eine Wirkungsökonomie schützt daher nicht nur Minderjährige. Sie schützt öffentliche und private Handlungsfähigkeit vor manipulativer Plattformlogik.</w:t>
+      </w:r>
+    </w:p>
+    <w:p>
+      <w:r>
+        <w:t>Der Digital Services Act müsste hier konsequent wirken: gegen illegale Inhalte, systemische Risiken, manipulative Gestaltung, intransparente Werbung, riskante Empfehlungssysteme und mangelnden Schutz Minderjähriger [E-K75-1; E-K75-4]. Aber der Digital Services Act bleibt in der Wirkungsökonomie nur ein Teil der Lösung. Er begrenzt Symptome und bestimmte Mechaniken. Die Ursache liegt tiefer: Geschäftsmodelle, die Aufmerksamkeit, Daten, Reichweite und Monetarisierung stärker belohnen als Orientierung, Quellenklarheit, Beziehung, Selbstbestimmung und demokratische Korrektur.</w:t>
+      </w:r>
+    </w:p>
+    <w:p>
+      <w:r>
+        <w:t>Die wirkungsökonomische Lösung heißt daher: nicht Kinder aus Zukunftsräumen aussperren, sondern Plattformmechaniken nach Wirkung umbauen.</w:t>
       </w:r>
     </w:p>
     <w:p>
@@ -2183,47 +2213,47 @@
         <w:pStyle w:val="Heading3"/>
       </w:pPr>
       <w:r>
-        <w:t>76.1 Frames als Wirkungspotenziale</w:t>
-      </w:r>
-    </w:p>
-    <w:p>
-      <w:r>
-        <w:t>Frames sind Deutungsrahmen. Sie entscheiden mit, was als Problem erscheint, welche Ursache sichtbar wird, wer Verantwortung erhält und welche Lösung plausibel wirkt. Robert Entman beschrieb Framing als Auswahl und Hervorhebung bestimmter Aspekte einer wahrgenommenen Realität, sodass Problemdefinition, Ursachendiagnose, moralische Bewertung und Handlungsempfehlung unterstützt werden. Für die Wirkungsökonomie ist daran wichtig: Frames sind nicht nur Stil. Sie sind Wirkungspotenziale.</w:t>
-      </w:r>
-    </w:p>
-    <w:p>
-      <w:r>
-        <w:t>Ein Frame kann Wahrheit sichtbar machen. Er kann Wahrheit aber auch verengen. „Menschen auf der Flucht“ ruft andere Wirkungsräume auf als „Flüchtlingswelle“. „Schutz vor Folgekosten“ ruft andere Wirkungsräume auf als „Klimaverbot“. „Stabilitätsinvestitionen“ ruft andere Wirkungsräume auf als „Sozialausgaben“. Keiner dieser Begriffe ist bloß Wortwahl. Jeder verschiebt Aufmerksamkeit, Verantwortung, Emotion und Lösungslogik.</w:t>
-      </w:r>
-    </w:p>
-    <w:p>
-      <w:r>
-        <w:t>Frames sind unvermeidlich. Es gibt keine vollständig framefreie Kommunikation. Wer behauptet, nur Fakten zu liefern, nutzt trotzdem Auswahl, Reihenfolge, Kontext, Überschrift, Beispiele und Begriffe. Das Problem ist daher nicht Framing an sich. Das Problem ist unbewusstes, manipulierendes oder entwürdigendes Framing.</w:t>
-      </w:r>
-    </w:p>
-    <w:p>
-      <w:r>
-        <w:t>Frames wirken in fünf Richtungen. Sie machen etwas sichtbar. Sie lassen anderes zurücktreten. Sie schreiben Verantwortung zu. Sie ordnen Emotionen. Sie machen bestimmte Lösungen wahrscheinlicher. Genau deshalb sind politische Programme nicht nur Maßnahmenkataloge, sondern Resonanzinstrumente. Ein Programm kann durch seine Begriffe Zugehörigkeit schaffen, Angst aktivieren, Gegner markieren oder Scheinsicherheit erzeugen, auch wenn zentrale Forderungen praktisch kaum umsetzbar sind.</w:t>
-      </w:r>
-    </w:p>
-    <w:p>
-      <w:r>
-        <w:t>Wie in den anthropologischen Teilen gezeigt wurde, handeln Menschen nicht nur nach Information. Angst, Status, Zugehörigkeit und Macht prägen Wahrnehmung und Entscheidung. Frames setzen genau dort an. Sie können Angst in Vorsorge übersetzen. Sie können aber auch Angst in Feindbild verwandeln. Sie können Verantwortung klären. Sie können Schuld verschieben. Sie können gemeinsame Handlungsfähigkeit öffnen. Sie können Gesellschaft in Gruppen zerlegen.</w:t>
-      </w:r>
-    </w:p>
-    <w:p>
-      <w:r>
-        <w:t>Auch Metaphern sind keine Verzierung. George Lakoff und Mark Johnson haben gezeigt, dass Metaphern Denken strukturieren und nicht nur Sprache schmücken. Eine „Invasion“ verlangt Abwehr. Eine „Welle“ verlangt Dämme. Ein „gemeinsames Haus“ verlangt Pflege. Ein „defekter Kompass“ verlangt Korrektur. Ein „Wirkungsraum“ verlangt die Frage, was in ihm geschieht. Metaphern bauen Wirkungsräume.</w:t>
-      </w:r>
-    </w:p>
-    <w:p>
-      <w:r>
-        <w:t>Frames sind daher weder verboten noch unschuldig. Sie sind die Architektur, in der Wahrnehmung wahrscheinlich wird.</w:t>
-      </w:r>
-    </w:p>
-    <w:p>
-      <w:r>
-        <w:t>Der Begriff Wirkstoff kann diese Logik zuspitzen, wenn er sorgfältig verwendet wird. Ein kommunikativer Wirkstoff ist kein naturwissenschaftlicher Stoff und keine automatische Kausalmaschine. Gemeint ist das aktive Element eines Narrativs: ein Bild, ein Frame, eine emotionale Ladung, eine Problemdefinition oder eine Wiederholung, die in einem Resonanzraum Wirkungspotenzial trägt. Wirkung entsteht erst, wenn sich Zustände tatsächlich verändern.</w:t>
+        <w:t>75.3 Algorithmische Verstärkung</w:t>
+      </w:r>
+    </w:p>
+    <w:p>
+      <w:r>
+        <w:t>Algorithmen sind keine neutralen Sortierwerkzeuge. Sie sind Entscheidungsarchitekturen. Sie ordnen Sichtbarkeit, Nähe, Wiederholung, Anschluss und Relevanz. Sie können helfen, gute Inhalte zu finden. Sie können Lernen, Barrierefreiheit, Kreativität, Minderheitensichtbarkeit, Beteiligung und Wissenschaft unterstützen. Sie können aber auch die falschen Signale verstärken: Erregung, Entwürdigung, Sucht, Feindbilder, Desinformation und Gruppenhass [I-K75-4; I-K75-6].</w:t>
+      </w:r>
+    </w:p>
+    <w:p>
+      <w:r>
+        <w:t>Algorithmische Verstärkung wirkt besonders stark, weil sie unsichtbar erscheint. Viele Nutzer:innen sehen nur den Feed. Sie sehen nicht, welche Inhalte nicht angezeigt wurden, welche Gewichtungen wirken, welche Daten herangezogen wurden, welche Ziele optimiert werden und welche Gruppen bevorzugt oder benachteiligt werden. Sichtbarkeit wirkt dann wie natürliche Öffentlichkeit, obwohl sie technisch erzeugt wurde.</w:t>
+      </w:r>
+    </w:p>
+    <w:p>
+      <w:r>
+        <w:t>Die Wirkungsökonomie fragt deshalb nicht nur, ob ein einzelner Beitrag wahr oder falsch ist. Sie fragt, warum dieser Beitrag Reichweite erhielt. Welche Optimierungsziele waren aktiv? Watchtime? Engagement? Werbung? Konflikt? Nähe zu früherem Verhalten? Profilähnlichkeit? Kommerzielle Relevanz? Politische Wirkung? Gruppendynamik? Welche Inhalte wurden verdrängt? Welche Korrekturen wurden langsamer? Welche Quellen wurden schwächer sichtbar?</w:t>
+      </w:r>
+    </w:p>
+    <w:p>
+      <w:r>
+        <w:t>Algorithmische Verstärkung kann auch die Illusion sozialer Mehrheit erzeugen. Wenn bestimmte Inhalte häufig erscheinen, entsteht der Eindruck, sie seien repräsentativer, als sie sind. Wenn Bots, koordinierte Kampagnen, Microtargeting, Influencer-Netzwerke oder bezahlte Sichtbarkeit hinzukommen, wird der Wirkungsraum weiter verzerrt. Das ist keine bloße Kommunikationsfrage. Es betrifft Wahlen, Gesundheit, Wissenschaft, Minderheitenschutz, Sicherheit und Vertrauen.</w:t>
+      </w:r>
+    </w:p>
+    <w:p>
+      <w:r>
+        <w:t>Die Wirkungsökonomie braucht deshalb algorithmische Rechenschaft. Nicht jede Codezeile muss öffentlich werden. Aber die Wirkungslogik muss prüfbar sein. Welche Kriterien steuern Sichtbarkeit? Welche Risiken wurden erkannt? Welche Daten wurden genutzt? Welche Gruppen sind besonders betroffen? Welche Beschwerdewege bestehen? Welche Forschung kann Zugang erhalten? Welche unabhängige Prüfung findet statt? Welche Folgen haben algorithmische Updates?</w:t>
+      </w:r>
+    </w:p>
+    <w:p>
+      <w:r>
+        <w:t>Das Systemmodell der Wirkungsökonomie formuliert dafür Normen der digitalen Öffentlichkeit: Digitale Räume sollen Qualitäts-, Fairness- und Anti-Polarisierungsregeln folgen; Sichtbarkeit soll nicht auf Erregung beruhen; Informationssouveränität umfasst Zugang zu verlässlicher Information, Quellenklarheit, Offenlegung algorithmischer Entscheidungen, Schutz vor Manipulation, Schutz vor Deepfakes und öffentliche Wissensinfrastrukturen [I-K75-9; I-K75-10].</w:t>
+      </w:r>
+    </w:p>
+    <w:p>
+      <w:r>
+        <w:t>Das ist keine Zensur. Zensur verbietet Meinungen. Algorithmische Rechenschaft prüft die Bedingungen der Sichtbarkeit. Eine Plattform kann weiterhin unterschiedliche Meinungen zulassen. Sie darf aber nicht verdeckt jene Inhalte belohnen, die Hass, Sucht, Desinformation oder demokratische Destabilisierung wirtschaftlich attraktiv machen.</w:t>
+      </w:r>
+    </w:p>
+    <w:p>
+      <w:r>
+        <w:t>Algorithmische Verstärkung muss besonders dort begrenzt werden, wo Verwundbarkeit hoch ist: Kinder, Jugendliche, psychisch belastete Menschen, Menschen in Krisen, Minderheiten, von Gewalt Betroffene, ältere Menschen, politisch polarisierte Räume, Gesundheitsinformationen, Wahlen, Kriege und Katastrophen. Je höher Wirkungspotenzial und Reichweite, desto höher die Pflicht zur Prüfung.</w:t>
       </w:r>
     </w:p>
     <w:p>
@@ -2231,42 +2261,22 @@
         <w:pStyle w:val="Heading3"/>
       </w:pPr>
       <w:r>
-        <w:t>76.2 Tonalität, Mimik, Bilder</w:t>
-      </w:r>
-    </w:p>
-    <w:p>
-      <w:r>
-        <w:t>Ein Inhalt erscheint nie nackt. Er wird gesprochen, geschrieben, geschnitten, bebildert, betont, wiederholt, ironisiert, emotionalisiert oder kommentiert. Diese Form verändert Wirkungspotenzial. Eine sachliche Kritik kann demokratische Korrektur ermöglichen. Dieselbe Kritik in verächtlicher Tonalität kann Entwürdigung erzeugen. Eine Warnung kann schützen. Dieselbe Warnung in panischer Tonalität kann Ohnmacht erzeugen. Ein harter Widerspruch kann notwendig sein. Derselbe Widerspruch als Herabsetzung kann den gemeinsamen Raum beschädigen.</w:t>
-      </w:r>
-    </w:p>
-    <w:p>
-      <w:r>
-        <w:t>Tonalität entscheidet nicht über Wahrheit. Aber sie entscheidet mit, ob Wahrheit anschlussfähig wird. Sie wirkt über Stimme, Tempo, Rhythmus, Pausen, Mimik, Gestik, Blick, Bildsprache, Musik, Schnitt, Spott, Wärme, Härte, Wiederholung und Beziehungsebene. Eine ruhige Stimme kann Erregung senken. Eine aggressive Stimme kann Verteidigung aktivieren. Verächtliche Mimik kann Entwürdigung markieren. Eine Pause kann Bedeutung verdichten. Ein ironischer Unterton kann Zugehörigkeit in der eigenen Gruppe und Abwertung der anderen Gruppe erzeugen.</w:t>
-      </w:r>
-    </w:p>
-    <w:p>
-      <w:r>
-        <w:t>Tonalität ist damit nicht bloß subjektives Empfinden. Sie ist eine wiedererkennbare Wirkungsebene. Sie wirkt über Körper, Beziehung, Identität, soziale Normen, Wiederholung und Plattformverstärkung. Nicht jede Tonalität lässt sich exakt messen. Aber Muster sind erkennbar: erklärend oder beschämend, hart oder verächtlich, emotional oder manipulierend, klar oder einschüchternd, verbindend oder spaltend, kritikfähig oder absolut, dialogisch oder dominierend.</w:t>
-      </w:r>
-    </w:p>
-    <w:p>
-      <w:r>
-        <w:t>Bilder verdichten Wirkung. Sie können schneller wirken als Begriffe, weil sie Körper, Erinnerung und Emotion direkter erreichen. Ein Bild kann Mitgefühl wecken, Schutz aktivieren, Zugehörigkeit schaffen oder eine Situation greifbar machen. Ein Bild kann aber auch Feindmarkierung, Angst, Ekel, Scham oder Entmenschlichung erzeugen. Ein einzelnes Bild kann eine Gruppe als bedrohlich, schwach, fremd, schuldig, lächerlich oder schutzwürdig markieren. Bildwirkung ist deshalb keine Nebensache öffentlicher Kommunikation.</w:t>
-      </w:r>
-    </w:p>
-    <w:p>
-      <w:r>
-        <w:t>Mimik und Gestik gehören ebenfalls dazu. Ein Lächeln kann öffnen. Ein verächtliches Lachen kann abwerten. Ein demonstratives Wegsehen kann Missachtung signalisieren. Ein Blick kann Nähe herstellen oder Ausschluss. In digitalen Räumen werden solche Signale durch Emojis, Memes, Schnitte, Reaktionsbilder, Untertitel, Musik und Kommentarumfelder ersetzt oder verstärkt. Die Wirkung bleibt: Kommunikation spricht nicht nur den Verstand an. Sie erreicht Körper, Identität und Zugehörigkeit.</w:t>
-      </w:r>
-    </w:p>
-    <w:p>
-      <w:r>
-        <w:t>Das bedeutet nicht, dass Emotion aus Öffentlichkeit verschwinden soll. Emotionen sind keine Störung demokratischer Kommunikation. Sie zeigen Betroffenheit, Verletzlichkeit, Wut, Trauer, Freude, Hoffnung und Solidarität. Ohne Emotion wird Öffentlichkeit kalt. Das Problem entsteht, wenn Emotion zur Manipulation wird: wenn Angst ohne Kontext gesetzt wird, wenn Beschämung als Aktivierung dient, wenn Verachtung als Gruppenbindung genutzt wird, wenn Bilder Gewaltfantasien normalisieren oder wenn Ironie Entwürdigung tarnt.</w:t>
-      </w:r>
-    </w:p>
-    <w:p>
-      <w:r>
-        <w:t>Tonalität, Mimik und Bilder sind damit keine Höflichkeitsfragen. Sie sind Wirkungsfaktoren.</w:t>
+        <w:t>75.4 Plattformverantwortung</w:t>
+      </w:r>
+    </w:p>
+    <w:p>
+      <w:r>
+        <w:t>Plattformverantwortung ist Wirkungspflicht. Sie umfasst Design, Empfehlungssysteme, Moderation, Werbung, Datenlogik, Alters- und Risikogerechtigkeit. Eine Plattform kann nicht sagen, sie stelle nur Infrastruktur bereit, wenn ihre Architektur Sichtbarkeit, Aufmerksamkeit, Monetarisierung, Community-Dynamik und Verhaltensmuster prägt.</w:t>
+      </w:r>
+    </w:p>
+    <w:p>
+      <w:r>
+        <w:t>Eine soziale Plattform wirkt positiv, wenn sie Austausch, Gemeinschaft, Kreativität, Bildung, Kultur, politische Beteiligung, Minderheitensichtbarkeit und demokratische Debatte ermöglicht. Sie wirkt negativ, wenn sie Polarisierung verstärkt, Desinformation skaliert, Hass belohnt, psychische Belastungen erhöht, Kinder als Daten- und Aufmerksamkeitsquelle behandelt, Manipulation erleichtert oder öffentliche Aufmerksamkeit nach Erregung verteilt [I-K75-6; I-K75-4].</w:t>
+      </w:r>
+    </w:p>
+    <w:p>
+      <w:r>
+        <w:t>Plattformverantwortung bedeutet fünf Grundpflichten.</w:t>
       </w:r>
     </w:p>
     <w:p>
@@ -2274,27 +2284,27 @@
         <w:pStyle w:val="Heading3"/>
       </w:pPr>
       <w:r>
-        <w:t>76.3 Kampfbegriffe und Normalisierung</w:t>
-      </w:r>
-    </w:p>
-    <w:p>
-      <w:r>
-        <w:t>Kampfbegriffe sind Begriffe, die nicht primär klären, sondern markieren. Sie ordnen Gruppen, schaffen Zugehörigkeit, setzen Gegner, verkürzen Komplexität und verschieben Sagbarkeit. Sie können demokratisch legitim sein, wenn sie Macht sichtbar machen, Missstände benennen und Kritik zuspitzen. Sie werden problematisch, wenn sie Menschen entwürdigen, Gegner entmenschlichen, Institutionen pauschal delegitimieren oder Feindlogik aufbauen.</w:t>
-      </w:r>
-    </w:p>
-    <w:p>
-      <w:r>
-        <w:t>Die Grenze zwischen starker Kritik und entwürdigender Sprache ist deshalb wichtig. Starke Kritik greift Handlungen, Entscheidungen, Programme, Machtstrukturen oder Institutionen an. Sie kann hart, scharf, unbequem und verletzend für Macht sein. Entwürdigende Sprache greift Menschen als gleichwertige Träger:innen von Würde an. Sie markiert sie als minderwertig, schmutzig, parasitär, gefährlich, austauschbar, nicht zugehörig oder vernichtbar.</w:t>
-      </w:r>
-    </w:p>
-    <w:p>
-      <w:r>
-        <w:t>Diese Grenze schützt Kritik. Wer Entwürdigung und Kritik vermischt, schwächt Demokratie. Denn dann wird jede harte Kritik verdächtig und jede Entwürdigung als „nur Meinung“ verteidigt. Die Wirkungsökonomie braucht eine klare Trennung: Kritik ist Korrektur. Entwürdigung ist Verlustleistung im gemeinsamen Raum.</w:t>
-      </w:r>
-    </w:p>
-    <w:p>
-      <w:r>
-        <w:t>Normalisierung geschieht durch Wiederholung. Ein Begriff, der einmal schockiert, kann nach hundert Wiederholungen gewöhnlich wirken. Eine Feindmarkierung kann als „zugespitzte Sprache“ erscheinen. Eine Verschwörungserzählung kann als „berechtigte Frage“ getarnt werden. Eine institutionelle Delegitimierung kann als „gesunder Zweifel“ auftreten. Wiederholung erzeugt Vertrautheit, und Vertrautheit kann Wahrheit simulieren.</w:t>
+        <w:t>Quellenanker: Kapitel 76 - Framing, Sprache und Tonalität</w:t>
+      </w:r>
+    </w:p>
+    <w:p>
+      <w:r>
+        <w:t>Interne Quelle: referenz/kapitel-076-framing-sprache-und-tonalitaet/index.html</w:t>
+      </w:r>
+    </w:p>
+    <w:p>
+      <w:r>
+        <w:t>Kapitel 75 hat gezeigt, dass Plattformen Sichtbarkeit, Aufmerksamkeit und Resonanz steuern. Dieses Kapitel richtet den Blick auf das, was in diesen Räumen zirkuliert: Sprache, Bilder, Tonalität, Frames, Mimik, Stimme, Wiederholung, Metaphern und Kampfbegriffe. Kommunikation ist nicht nur Übertragung von Information. Sie schafft Wirkungspotenzial. Sie ordnet Wahrnehmung, Emotion, Zugehörigkeit und Handlungsschwellen.</w:t>
+      </w:r>
+    </w:p>
+    <w:p>
+      <w:r>
+        <w:t>Sprache beschreibt Wirklichkeit nicht nur. Sie ordnet sie. Deshalb ist sprachliche Verantwortung keine Höflichkeitsfrage, sondern eine demokratische Wirkungsfrage.</w:t>
+      </w:r>
+    </w:p>
+    <w:p>
+      <w:r>
+        <w:t>Diese Aussage ist keine Aufforderung zur Sprachkontrolle. Die Wirkungsökonomie will Sprache nicht glätten, Kritik nicht entschärfen, Kunst nicht disziplinieren, Opposition nicht beruhigen und keine staatliche Sprachpolizei schaffen. Sie sagt nur: Sprache wirkt. Wenn Sprache wirkt, muss eine demokratische Gesellschaft ihre Wirkmechaniken verstehen.</w:t>
       </w:r>
     </w:p>
     <w:p>
@@ -2302,27 +2312,47 @@
         <w:pStyle w:val="Heading3"/>
       </w:pPr>
       <w:r>
-        <w:t>Quellenanker: Kapitel 77 - Desinformation und hybride Kriegsführung</w:t>
-      </w:r>
-    </w:p>
-    <w:p>
-      <w:r>
-        <w:t>Interne Quelle: referenz/kapitel-077-desinformation-und-hybride-kriegsfuehrung/index.html</w:t>
-      </w:r>
-    </w:p>
-    <w:p>
-      <w:r>
-        <w:t>Kapitel 76 hat Sprache als Wirkungspotenzial beschrieben. Frames, Tonalität, Bilder, Wiederholung und Kampfbegriffe ordnen Wirklichkeit. Dieses Kapitel zeigt, was geschieht, wenn solche Mechanismen gezielt genutzt werden, um demokratische Rückkopplung zu beschädigen.</w:t>
-      </w:r>
-    </w:p>
-    <w:p>
-      <w:r>
-        <w:t>Desinformation will nicht nur falsche Dinge verbreiten. Sie will die Fähigkeit einer Gesellschaft beschädigen, gemeinsam Wirklichkeit zu prüfen.</w:t>
-      </w:r>
-    </w:p>
-    <w:p>
-      <w:r>
-        <w:t>Hybride Einflussnahme ist mehr als Lüge. Sie kann Desinformation, Cyberangriffe, Infrastrukturstörungen, wirtschaftlichen Druck, verdeckte Finanzierung, Plattformverstärkung, politische Spaltung, soziale Kränkungen, Identitätskonflikte, Angstnarrative, juristische Angriffe, Think-Tank-Netzwerke, Influencer-Kampagnen und lokale Multiplikatoren verbinden. Sie arbeitet nicht nur von außen und nicht nur von innen. Ihre Wirkung entsteht, wenn externe Interessen, inländische Resonanzräume, bestehende Konflikte und digitale Verstärkung zusammenkommen [I-K77-1; E-K77-1; E-K77-2].</w:t>
+        <w:t>76.1 Frames als Wirkungspotenziale</w:t>
+      </w:r>
+    </w:p>
+    <w:p>
+      <w:r>
+        <w:t>Frames sind Deutungsrahmen. Sie entscheiden mit, was als Problem erscheint, welche Ursache sichtbar wird, wer Verantwortung erhält und welche Lösung plausibel wirkt. Robert Entman beschrieb Framing als Auswahl und Hervorhebung bestimmter Aspekte einer wahrgenommenen Realität, sodass Problemdefinition, Ursachendiagnose, moralische Bewertung und Handlungsempfehlung unterstützt werden. Für die Wirkungsökonomie ist daran wichtig: Frames sind nicht nur Stil. Sie sind Wirkungspotenziale.</w:t>
+      </w:r>
+    </w:p>
+    <w:p>
+      <w:r>
+        <w:t>Ein Frame kann Wahrheit sichtbar machen. Er kann Wahrheit aber auch verengen. „Menschen auf der Flucht“ ruft andere Wirkungsräume auf als „Flüchtlingswelle“. „Schutz vor Folgekosten“ ruft andere Wirkungsräume auf als „Klimaverbot“. „Stabilitätsinvestitionen“ ruft andere Wirkungsräume auf als „Sozialausgaben“. Keiner dieser Begriffe ist bloß Wortwahl. Jeder verschiebt Aufmerksamkeit, Verantwortung, Emotion und Lösungslogik.</w:t>
+      </w:r>
+    </w:p>
+    <w:p>
+      <w:r>
+        <w:t>Frames sind unvermeidlich. Es gibt keine vollständig framefreie Kommunikation. Wer behauptet, nur Fakten zu liefern, nutzt trotzdem Auswahl, Reihenfolge, Kontext, Überschrift, Beispiele und Begriffe. Das Problem ist daher nicht Framing an sich. Das Problem ist unbewusstes, manipulierendes oder entwürdigendes Framing.</w:t>
+      </w:r>
+    </w:p>
+    <w:p>
+      <w:r>
+        <w:t>Frames wirken in fünf Richtungen. Sie machen etwas sichtbar. Sie lassen anderes zurücktreten. Sie schreiben Verantwortung zu. Sie ordnen Emotionen. Sie machen bestimmte Lösungen wahrscheinlicher. Genau deshalb sind politische Programme nicht nur Maßnahmenkataloge, sondern Resonanzinstrumente. Ein Programm kann durch seine Begriffe Zugehörigkeit schaffen, Angst aktivieren, Gegner markieren oder Scheinsicherheit erzeugen, auch wenn zentrale Forderungen praktisch kaum umsetzbar sind.</w:t>
+      </w:r>
+    </w:p>
+    <w:p>
+      <w:r>
+        <w:t>Wie in den anthropologischen Teilen gezeigt wurde, handeln Menschen nicht nur nach Information. Angst, Status, Zugehörigkeit und Macht prägen Wahrnehmung und Entscheidung. Frames setzen genau dort an. Sie können Angst in Vorsorge übersetzen. Sie können aber auch Angst in Feindbild verwandeln. Sie können Verantwortung klären. Sie können Schuld verschieben. Sie können gemeinsame Handlungsfähigkeit öffnen. Sie können Gesellschaft in Gruppen zerlegen.</w:t>
+      </w:r>
+    </w:p>
+    <w:p>
+      <w:r>
+        <w:t>Auch Metaphern sind keine Verzierung. George Lakoff und Mark Johnson haben gezeigt, dass Metaphern Denken strukturieren und nicht nur Sprache schmücken. Eine „Invasion“ verlangt Abwehr. Eine „Welle“ verlangt Dämme. Ein „gemeinsames Haus“ verlangt Pflege. Ein „defekter Kompass“ verlangt Korrektur. Ein „Wirkungsraum“ verlangt die Frage, was in ihm geschieht. Metaphern bauen Wirkungsräume.</w:t>
+      </w:r>
+    </w:p>
+    <w:p>
+      <w:r>
+        <w:t>Frames sind daher weder verboten noch unschuldig. Sie sind die Architektur, in der Wahrnehmung wahrscheinlich wird.</w:t>
+      </w:r>
+    </w:p>
+    <w:p>
+      <w:r>
+        <w:t>Der Begriff Wirkstoff kann diese Logik zuspitzen, wenn er sorgfältig verwendet wird. Ein kommunikativer Wirkstoff ist kein naturwissenschaftlicher Stoff und keine automatische Kausalmaschine. Gemeint ist das aktive Element eines Narrativs: ein Bild, ein Frame, eine emotionale Ladung, eine Problemdefinition oder eine Wiederholung, die in einem Resonanzraum Wirkungspotenzial trägt. Wirkung entsteht erst, wenn sich Zustände tatsächlich verändern.</w:t>
       </w:r>
     </w:p>
     <w:p>
@@ -2330,37 +2360,42 @@
         <w:pStyle w:val="Heading3"/>
       </w:pPr>
       <w:r>
-        <w:t>77.1 Angriff auf Rückkopplung</w:t>
-      </w:r>
-    </w:p>
-    <w:p>
-      <w:r>
-        <w:t>Demokratie lebt von Rückkopplung. Eine Gesellschaft muss wahrnehmen können, was geschieht. Sie muss Informationen prüfen, Institutionen kritisieren, Fehler erkennen, Konflikte austragen und Entscheidungen korrigieren können. Desinformation greift genau diese Fähigkeit an.</w:t>
-      </w:r>
-    </w:p>
-    <w:p>
-      <w:r>
-        <w:t>Ein Fehler ist nicht automatisch Desinformation. Ein Irrtum kann korrigiert werden. Eine Meinung ist nicht automatisch Desinformation. Sie ist Teil demokratischer Freiheit. Propaganda ist nicht immer verdeckt; sie kann offen für eine politische oder ideologische Linie werben. Gezielte Desinformation beginnt dort, wo falsche oder irreführende Inhalte bewusst, koordiniert und mit Täuschungsabsicht eingesetzt werden, um Wahrnehmung, Vertrauen, Verhalten oder politische Entscheidungen zu verändern.</w:t>
-      </w:r>
-    </w:p>
-    <w:p>
-      <w:r>
-        <w:t>Aus wirkungsökonomischer Sicht reicht diese Inhaltsdefinition aber nicht aus. Desinformation ist nicht nur falscher Inhalt. Sie ist Störung der Rückkopplung. Sie kann Menschen daran hindern, Fakten von Behauptungen zu unterscheiden, Institutionen differenziert zu kritisieren, Quellen einzuordnen, Unsicherheit auszuhalten und gemeinsam zu handeln.</w:t>
-      </w:r>
-    </w:p>
-    <w:p>
-      <w:r>
-        <w:t>Desinformation wirkt daher nicht erst, wenn Menschen eine bestimmte Lüge glauben. Sie wirkt bereits, wenn sie Zweifel vergiftet. Zweifel ist in einer Demokratie wichtig. Wissenschaft lebt von Zweifel. Journalismus lebt von Prüfung. Opposition lebt von Kritik. Desinformation missbraucht diese demokratischen Fähigkeiten, indem sie aus Prüfung Misstrauen macht, aus Kritik Delegitimierung, aus Unsicherheit Chaos und aus Konflikt Feindlogik.</w:t>
-      </w:r>
-    </w:p>
-    <w:p>
-      <w:r>
-        <w:t>Der Rückkopplungsangriff kann verschiedene Formen haben. Er kann eine falsche Geschichte verbreiten. Er kann widersprüchliche Versionen gleichzeitig ausspielen. Er kann echte Informationen aus dem Kontext reißen. Er kann gefälschte Bilder, Deepfakes oder Pseudoquellen nutzen. Er kann reale Probleme überzeichnen, damit Menschen den Maßstab verlieren. Er kann Korrekturen lächerlich machen. Er kann Faktenchecks als Zensur rahmen. Er kann Wissenschaft als Korruption darstellen, Gerichte als Feinde, Medien als Verrat und Verwaltung als Unterdrückung.</w:t>
-      </w:r>
-    </w:p>
-    <w:p>
-      <w:r>
-        <w:t>Die Wirkung liegt nicht nur im Inhalt. Sie liegt in der Beschädigung der Fähigkeit, Lagebilder zu bilden. Eine Gesellschaft, die nicht mehr weiß, wem sie unter welchen Bedingungen glauben kann, verliert Handlungsfähigkeit. Sie kann dann weder Krise noch Reform noch Prävention sauber bearbeiten.</w:t>
+        <w:t>76.2 Tonalität, Mimik, Bilder</w:t>
+      </w:r>
+    </w:p>
+    <w:p>
+      <w:r>
+        <w:t>Ein Inhalt erscheint nie nackt. Er wird gesprochen, geschrieben, geschnitten, bebildert, betont, wiederholt, ironisiert, emotionalisiert oder kommentiert. Diese Form verändert Wirkungspotenzial. Eine sachliche Kritik kann demokratische Korrektur ermöglichen. Dieselbe Kritik in verächtlicher Tonalität kann Entwürdigung erzeugen. Eine Warnung kann schützen. Dieselbe Warnung in panischer Tonalität kann Ohnmacht erzeugen. Ein harter Widerspruch kann notwendig sein. Derselbe Widerspruch als Herabsetzung kann den gemeinsamen Raum beschädigen.</w:t>
+      </w:r>
+    </w:p>
+    <w:p>
+      <w:r>
+        <w:t>Tonalität entscheidet nicht über Wahrheit. Aber sie entscheidet mit, ob Wahrheit anschlussfähig wird. Sie wirkt über Stimme, Tempo, Rhythmus, Pausen, Mimik, Gestik, Blick, Bildsprache, Musik, Schnitt, Spott, Wärme, Härte, Wiederholung und Beziehungsebene. Eine ruhige Stimme kann Erregung senken. Eine aggressive Stimme kann Verteidigung aktivieren. Verächtliche Mimik kann Entwürdigung markieren. Eine Pause kann Bedeutung verdichten. Ein ironischer Unterton kann Zugehörigkeit in der eigenen Gruppe und Abwertung der anderen Gruppe erzeugen.</w:t>
+      </w:r>
+    </w:p>
+    <w:p>
+      <w:r>
+        <w:t>Tonalität ist damit nicht bloß subjektives Empfinden. Sie ist eine wiedererkennbare Wirkungsebene. Sie wirkt über Körper, Beziehung, Identität, soziale Normen, Wiederholung und Plattformverstärkung. Nicht jede Tonalität lässt sich exakt messen. Aber Muster sind erkennbar: erklärend oder beschämend, hart oder verächtlich, emotional oder manipulierend, klar oder einschüchternd, verbindend oder spaltend, kritikfähig oder absolut, dialogisch oder dominierend.</w:t>
+      </w:r>
+    </w:p>
+    <w:p>
+      <w:r>
+        <w:t>Bilder verdichten Wirkung. Sie können schneller wirken als Begriffe, weil sie Körper, Erinnerung und Emotion direkter erreichen. Ein Bild kann Mitgefühl wecken, Schutz aktivieren, Zugehörigkeit schaffen oder eine Situation greifbar machen. Ein Bild kann aber auch Feindmarkierung, Angst, Ekel, Scham oder Entmenschlichung erzeugen. Ein einzelnes Bild kann eine Gruppe als bedrohlich, schwach, fremd, schuldig, lächerlich oder schutzwürdig markieren. Bildwirkung ist deshalb keine Nebensache öffentlicher Kommunikation.</w:t>
+      </w:r>
+    </w:p>
+    <w:p>
+      <w:r>
+        <w:t>Mimik und Gestik gehören ebenfalls dazu. Ein Lächeln kann öffnen. Ein verächtliches Lachen kann abwerten. Ein demonstratives Wegsehen kann Missachtung signalisieren. Ein Blick kann Nähe herstellen oder Ausschluss. In digitalen Räumen werden solche Signale durch Emojis, Memes, Schnitte, Reaktionsbilder, Untertitel, Musik und Kommentarumfelder ersetzt oder verstärkt. Die Wirkung bleibt: Kommunikation spricht nicht nur den Verstand an. Sie erreicht Körper, Identität und Zugehörigkeit.</w:t>
+      </w:r>
+    </w:p>
+    <w:p>
+      <w:r>
+        <w:t>Das bedeutet nicht, dass Emotion aus Öffentlichkeit verschwinden soll. Emotionen sind keine Störung demokratischer Kommunikation. Sie zeigen Betroffenheit, Verletzlichkeit, Wut, Trauer, Freude, Hoffnung und Solidarität. Ohne Emotion wird Öffentlichkeit kalt. Das Problem entsteht, wenn Emotion zur Manipulation wird: wenn Angst ohne Kontext gesetzt wird, wenn Beschämung als Aktivierung dient, wenn Verachtung als Gruppenbindung genutzt wird, wenn Bilder Gewaltfantasien normalisieren oder wenn Ironie Entwürdigung tarnt.</w:t>
+      </w:r>
+    </w:p>
+    <w:p>
+      <w:r>
+        <w:t>Tonalität, Mimik und Bilder sind damit keine Höflichkeitsfragen. Sie sind Wirkungsfaktoren.</w:t>
       </w:r>
     </w:p>
     <w:p>
@@ -2368,47 +2403,57 @@
         <w:pStyle w:val="Heading3"/>
       </w:pPr>
       <w:r>
-        <w:t>77.2 Misstrauen, Chaos, Feindbilder</w:t>
-      </w:r>
-    </w:p>
-    <w:p>
-      <w:r>
-        <w:t>Desinformation zielt nicht immer auf Überzeugung. Sie kann auch auf Erschöpfung zielen. Das Ziel kann sein, dass Menschen sich abwenden, nichts mehr glauben, jede Quelle für manipuliert halten und demokratische Korrektur für sinnlos halten. NATO beschreibt Informationsbedrohungen als Angriffe, die gesellschaftlichen Zusammenhalt, Vertrauen in Institutionen und die Fähigkeit zur Unterscheidung von Fakt und Fiktion beschädigen können.</w:t>
-      </w:r>
-    </w:p>
-    <w:p>
-      <w:r>
-        <w:t>Misstrauen ist nicht dasselbe wie kritisches Denken. Kritisches Denken prüft. Misstrauen ohne Prüffähigkeit zerstört Prüfung. Es sagt nicht: Welche Quelle ist belastbar? Es sagt: Alle lügen. Es sagt nicht: Welche Interessen wirken? Es sagt: Alles ist gesteuert. Es sagt nicht: Welche Daten fehlen? Es sagt: Fakten sind Meinung. Dadurch wird Demokratie nicht wacher, sondern orientierungsloser.</w:t>
-      </w:r>
-    </w:p>
-    <w:p>
-      <w:r>
-        <w:t>Chaos ist ebenfalls eine Wirkungsstrategie. Wer viele widersprüchliche Geschichten gleichzeitig verbreitet, muss nicht beweisen, dass eine davon stimmt. Es reicht, die gemeinsame Wirklichkeit zu verwischen. Wenn jede Version möglich scheint, wird Handeln schwerer. Dann verschiebt sich Politik von Problemlösung zu Dauerverteidigung. Verwaltung muss erklären, Wissenschaft muss sich rechtfertigen, Journalismus muss Grundlagen wiederholen, Gerichte werden misstrauisch beäugt, und öffentliche Aufmerksamkeit bleibt an Scheinkonflikten hängen.</w:t>
-      </w:r>
-    </w:p>
-    <w:p>
-      <w:r>
-        <w:t>Feindbilder geben diesem Chaos Richtung. Sie ordnen Wut. Sie sagen, wer schuld ist: Migrant:innen, Eliten, Medien, Wissenschaft, Gerichte, Minderheiten, Europa, „die Politik“, Frauen, queere Menschen, Klimaaktivist:innen, Geflüchtete, Verwaltung oder andere Gruppen. Feindbilder reduzieren Komplexität und schaffen Zugehörigkeit durch Abgrenzung. Sie sind deshalb besonders wirksam, wenn Menschen sich ohnehin unsicher, abgewertet, überfordert oder ausgeschlossen fühlen.</w:t>
-      </w:r>
-    </w:p>
-    <w:p>
-      <w:r>
-        <w:t>Hybride Einflussnahme nutzt diese vorhandenen Risse. Sie erzeugt nicht immer neue Konflikte. Sie verstärkt, was schon da ist: Wohnungsnot, Energieangst, Inflation, Migration, Klimasorgen, Pandemiefolgen, Einsamkeit, regionale Abwertung, Misstrauen gegen Medien, Misstrauen gegen Wissenschaft, Misstrauen gegen Gerichte, Misstrauen gegen Verwaltung, Plattformlogik und parteipolitische Zuspitzung.</w:t>
-      </w:r>
-    </w:p>
-    <w:p>
-      <w:r>
-        <w:t>An dieser Stelle gehört die Netzwerkfrage hinein. Think Tanks, Stiftungen, Vereine, Medienprojekte, scheinbar unabhängige Studien, Vorfeldorganisationen, Kampagnenbüros, Influencer-Netzwerke und lokale Multiplikatoren können legitime demokratische Akteure sein. Sie können Wissen, Expertise, Debatte und Beteiligung ermöglichen. Sie können aber auch Teil einer Wirkungsarchitektur werden, wenn Finanzierung, Interessen, internationale Koordination oder narrative Synchronisierung verdeckt bleiben. Die OECD weist darauf hin, dass Lobbying durch soziale Medien, NGOs, Think Tanks und ausländische Regierungen komplexer geworden ist; sie betont zugleich Risiken verdeckter oder täuschender Einflussnahme und die Notwendigkeit von Transparenz [E-K77-4; E-K77-5].</w:t>
-      </w:r>
-    </w:p>
-    <w:p>
-      <w:r>
-        <w:t>Wirkungsökonomisch ist daher nicht der Begriff „Think Tank“ das Problem. Das Problem entsteht, wenn Expertise nicht als Expertise, sondern als Tarnung für Einfluss wirkt. Wenn internationale Netzwerke Narrative entwickeln, lokale Organisationen sie übersetzen, nationale Debatten sie wiederholen, Plattformen sie verstärken und Medien sie als spontane gesellschaftliche Debatte behandeln, entsteht synchronisierte Wirkung. Sie muss nicht immer illegal sein. Aber sie muss sichtbar werden. Die Frage lautet: Wer finanziert politische Sichtbarkeit? Wer finanziert angeblich unabhängige Studien? Wer finanziert die Verstärkung bestimmter Narrative? Wer liefert Daten, Sprache, Deutungsrahmen und Kampagnenlogik?</w:t>
-      </w:r>
-    </w:p>
-    <w:p>
-      <w:r>
-        <w:t>Diese Frage schützt auch vor Übertreibung. Nicht jede internationale Kooperation ist verdeckte Einflussnahme. Nicht jeder Think Tank ist Propagandawerkzeug. Nicht jede harte Regierungskritik ist hybride Kriegsführung. Nicht jede Polarisierung ist feindliche Einmischung. Hybride Einflussnahme beginnt dort, wo Täuschung, Koordination, verdeckte Interessen, systematische Verstärkung und strategische Destabilisierung zusammenwirken.</w:t>
+        <w:t>76.3 Kampfbegriffe und Normalisierung</w:t>
+      </w:r>
+    </w:p>
+    <w:p>
+      <w:r>
+        <w:t>Kampfbegriffe sind Begriffe, die nicht primär klären, sondern markieren. Sie ordnen Gruppen, schaffen Zugehörigkeit, setzen Gegner, verkürzen Komplexität und verschieben Sagbarkeit. Sie können demokratisch legitim sein, wenn sie Macht sichtbar machen, Missstände benennen und Kritik zuspitzen. Sie werden problematisch, wenn sie Menschen entwürdigen, Gegner entmenschlichen, Institutionen pauschal delegitimieren oder Feindlogik aufbauen.</w:t>
+      </w:r>
+    </w:p>
+    <w:p>
+      <w:r>
+        <w:t>Die Grenze zwischen starker Kritik und entwürdigender Sprache ist deshalb wichtig. Starke Kritik greift Handlungen, Entscheidungen, Programme, Machtstrukturen oder Institutionen an. Sie kann hart, scharf, unbequem und verletzend für Macht sein. Entwürdigende Sprache greift Menschen als gleichwertige Träger:innen von Würde an. Sie markiert sie als minderwertig, schmutzig, parasitär, gefährlich, austauschbar, nicht zugehörig oder vernichtbar.</w:t>
+      </w:r>
+    </w:p>
+    <w:p>
+      <w:r>
+        <w:t>Diese Grenze schützt Kritik. Wer Entwürdigung und Kritik vermischt, schwächt Demokratie. Denn dann wird jede harte Kritik verdächtig und jede Entwürdigung als „nur Meinung“ verteidigt. Die Wirkungsökonomie braucht eine klare Trennung: Kritik ist Korrektur. Entwürdigung ist Verlustleistung im gemeinsamen Raum.</w:t>
+      </w:r>
+    </w:p>
+    <w:p>
+      <w:r>
+        <w:t>Normalisierung geschieht durch Wiederholung. Ein Begriff, der einmal schockiert, kann nach hundert Wiederholungen gewöhnlich wirken. Eine Feindmarkierung kann als „zugespitzte Sprache“ erscheinen. Eine Verschwörungserzählung kann als „berechtigte Frage“ getarnt werden. Eine institutionelle Delegitimierung kann als „gesunder Zweifel“ auftreten. Wiederholung erzeugt Vertrautheit, und Vertrautheit kann Wahrheit simulieren.</w:t>
+      </w:r>
+    </w:p>
+    <w:p>
+      <w:r>
+        <w:t>Daraus folgt eine redaktionelle Schutzregel: Ein Faktencheck kann formal richtig und wirkungsbezogen schwach sein, wenn er zuerst den falschen Frame groß wiederholt. Wahrheit braucht deshalb nicht nur Korrektur, sondern Dramaturgie. Die falsche Behauptung darf benannt werden, aber kurz, markiert und eingebettet in den stärkeren Wirkungsrahmen der Wahrheit. Ein Wirkungscheck ergänzt den Faktencheck: Welcher Frame wird aktiviert? Welche Bilder werden wiederholt? Welche Emotion wird freigesetzt? Wer wird zum Problem gemacht? Welche Wirkungspotenziale entstehen durch die Form der Korrektur selbst?</w:t>
+      </w:r>
+    </w:p>
+    <w:p>
+      <w:r>
+        <w:t>Normalisierung wirkt besonders stark, wenn Kampfbegriffe mit Plattformlogik verbunden werden. Ein zugespitztes Wort erzeugt Reaktion. Reaktion erzeugt Reichweite. Reichweite erzeugt Wiederholung. Wiederholung erzeugt Vertrautheit. Vertrautheit verändert Sagbarkeit. So kann ein öffentlicher Raum schrittweise härter, feindseliger und entmenschlichender werden, ohne dass ein einzelner Satz allein alles erklärt.</w:t>
+      </w:r>
+    </w:p>
+    <w:p>
+      <w:r>
+        <w:t>Feindbilder ordnen die Welt. Sie bieten Zugehörigkeit durch Abgrenzung. Wer dazugehören will, weiß, gegen wen er sein muss. Das ist politisch anschlussfähig, weil es Komplexität reduziert und Sicherheit verspricht. Aber es zerstört demokratische Wirklichkeit. Ein Feindbild muss nicht argumentieren. Es muss nur markieren. Es ersetzt Prüfung durch Loyalität.</w:t>
+      </w:r>
+    </w:p>
+    <w:p>
+      <w:r>
+        <w:t>Häme hat eine ähnliche Wirkung. Sie erscheint leicht als Humor oder Ironie. Sie kann Macht kritisieren, Absurdität zeigen und Distanz schaffen. Sie kann aber auch Menschen entwürdigen, Leid lächerlich machen und Empathie abbauen. Eine Öffentlichkeit, die Häme belohnt, verliert leichter die Fähigkeit, Menschen hinter Konflikten zu sehen.</w:t>
+      </w:r>
+    </w:p>
+    <w:p>
+      <w:r>
+        <w:t>Entmenschlichung ist die härteste Form dieser Entwicklung. Sie beginnt nicht erst mit Gewaltaufrufen. Sie beginnt, wenn Menschen nur noch als Masse, Schmutz, Krankheit, Last, Gefahr, Parasiten, Tiere, Müll oder Störung erscheinen. Solche Sprache senkt die Schwelle, Härte gegen Menschen als notwendig, gerecht oder unvermeidlich zu deuten. Das heißt nicht, dass Sprache automatisch Gewalt erzeugt. Es heißt: Sprache kann Handlungsschwellen verschieben.</w:t>
+      </w:r>
+    </w:p>
+    <w:p>
+      <w:r>
+        <w:t>Die Wirkungsökonomie braucht deshalb Diskursindikatoren, die nicht Meinungen kontrollieren, sondern Muster beobachten: dominante Narrative, toxische Narrative, Entmenschlichung, Verschwörung, Resonanzfelder, Feindseligkeit, Tonlage, Aggression, Anfeindung, Echokammern, Fake-News-Dynamiken, Feindbilder, Outgroup-Hass, Radikalisierung und digitale Gewalt. Solche Indikatoren sind kein Ersatz für Recht. Sie sind Frühwarninstrumente für demokratische Erosion.</w:t>
       </w:r>
     </w:p>
     <w:p>
@@ -2416,32 +2461,32 @@
         <w:pStyle w:val="Heading3"/>
       </w:pPr>
       <w:r>
-        <w:t>77.3 Demokratie als Zielscheibe</w:t>
-      </w:r>
-    </w:p>
-    <w:p>
-      <w:r>
-        <w:t>Demokratie ist nicht nur Regierungsform. Demokratie ist ein Wirkungsraum aus Wahrheit, Vertrauen, Rechtsstaat, Streitfähigkeit, Minderheitenschutz, Medienqualität und Korrekturfähigkeit. Deshalb wird sie nicht nur durch Angriffe auf Parlamente oder Wahlen beschädigt. Sie wird beschädigt, wenn die Bedingungen demokratischer Rückkopplung zerstört werden.</w:t>
-      </w:r>
-    </w:p>
-    <w:p>
-      <w:r>
-        <w:t>Der Rat der Europäischen Union beschreibt Desinformation und Foreign Information Manipulation and Interference als Mittel, die als Teil hybrider Kampagnen oder eigenständig eingesetzt werden können. Vor den Europawahlen 2024 forderte der Rat den Schutz demokratischer Prozesse vor ausländischer Einmischung, ohne offene demokratische Debatte zu behindern. Der Europäische Auswärtige Dienst beschreibt FIMI als sicherheits- und außenpolitische Bedrohung und dokumentiert digitale Infrastrukturen, mit denen ausländische Akteure Informationsräume der EU und ihrer Partner manipulieren.</w:t>
-      </w:r>
-    </w:p>
-    <w:p>
-      <w:r>
-        <w:t>Demokratie ist Zielscheibe, weil offene Gesellschaften auf Vertrauen angewiesen sind. Nicht blindes Vertrauen. Sondern belastbares Grundvertrauen: dass Wahlen gezählt werden, Gerichte unabhängig prüfen, Wissenschaft methodisch arbeitet, Medien Fehler korrigieren, Verwaltung Recht anwendet und politische Gegner nicht Feinde sind. Wenn dieses Grundvertrauen fällt, muss kein Gegner die Demokratie von außen besiegen. Die Gesellschaft beginnt, ihre eigene Korrektur zu blockieren.</w:t>
-      </w:r>
-    </w:p>
-    <w:p>
-      <w:r>
-        <w:t>Hybride Angriffe können diese Wirkung durch viele kleine Eingriffe erzeugen: ein Deepfake hier, ein Datenleck dort, ein Pseudomedium, eine koordinierte Empörung, ein lokaler Konflikt, eine juristische Verzögerung, ein anonym finanzierter Bericht, eine Influencer-Kampagne, ein Botnetz, ein Gerücht über Wahlbetrug, ein Angriff auf Energieinfrastruktur, eine erfundene Geschichte über Minderheiten, ein toxischer Kommentarraum, eine scheinbar unabhängige Studie. Ein einzelnes Ereignis wirkt klein. Die Wirkung entsteht durch Kombination.</w:t>
-      </w:r>
-    </w:p>
-    <w:p>
-      <w:r>
-        <w:t>Die Wirkung misst sich nicht nur in zerstörten Anlagen. Sie misst sich in verzögerten Entscheidungen, blockierten Reformen, wachsendem Misstrauen, sinkender Wahlbeteiligung, beschädigtem Medienvertrauen, feindseliger Sprache, schlechter Krisenreaktion, politischer Erschöpfung und institutioneller Lähmung. Eine Gesellschaft kann materiell intakt wirken und trotzdem politisch schwach werden, wenn ihre Wirklichkeitsprüfung bricht.</w:t>
+        <w:t>76.4 Sprachliche Verantwortung</w:t>
+      </w:r>
+    </w:p>
+    <w:p>
+      <w:r>
+        <w:t>Sprachliche Verantwortung bedeutet nicht, immer angenehm zu sprechen. Sie bedeutet, die Wirkung von Begriffen, Frames, Tonalität, Wiederholung, Bildern und Verstärkung auf Mensch, Planet und Demokratie mitzudenken. Eine Demokratie braucht Streit, Kritik, Protest, Satire, Kunst, Widerstand, Anklage und harte Worte. Sprachliche Verantwortung will all das nicht schwächen. Sie will verhindern, dass Sprache die Bedingungen zerstört, unter denen Streit, Wahrheit und Korrektur möglich bleiben.</w:t>
+      </w:r>
+    </w:p>
+    <w:p>
+      <w:r>
+        <w:t>Die alte Frage lautete: Darf man das sagen? Diese Frage bleibt grundrechtlich wichtig. Die neue Frage lautet zusätzlich: Welche Wirkung entfaltet diese Sprache, welcher Resonanzraum entsteht, welche Gruppen werden gestärkt oder entwürdigt, welche Korrektur wird möglich oder unmöglich, und welche Folgen entstehen für Mensch, Planet und Demokratie?</w:t>
+      </w:r>
+    </w:p>
+    <w:p>
+      <w:r>
+        <w:t>Für Politik bedeutet Sprachverantwortung: Nicht nur mobilisieren, sondern demokratische Grundbedingungen nicht beschädigen. Für Verwaltung bedeutet sie: Nicht nur rechtlich korrekt formulieren, sondern so erklären, dass Menschen handeln können. Für Wirtschaft bedeutet sie: Nicht nur Reputation schützen, sondern Interessen, Risiken, Daten und Folgen transparent machen. Für Medien bedeutet sie: Nicht nur berichten, sondern einordnen, korrigieren und Resonanzräume mitverantworten. Für Wissenschaft bedeutet sie: Unsicherheit erklären, ohne Arroganzverdacht oder Scheinsicherheit zu erzeugen.</w:t>
+      </w:r>
+    </w:p>
+    <w:p>
+      <w:r>
+        <w:t>Sprachverantwortung ist Teil von Governance, nicht Zensur. Sie macht Institutionen lesbarer. Vertrauen entsteht nicht aus Perfektion, sondern aus Nachvollziehbarkeit. Eine Maßnahme wird anschlussfähiger, wenn Ziel, Mittel, Kosten, Alternativen, Wirkung und Evaluation erklärt werden. Eine Reform wird glaubwürdiger, wenn Zielkonflikte benannt werden. Eine Krise wird weniger anfällig für Desinformation, wenn Kommunikation weder beschönigt noch panisch macht.</w:t>
+      </w:r>
+    </w:p>
+    <w:p>
+      <w:r>
+        <w:t>Hate Speech braucht rechtsstaatlich präzise Grenzziehung und verhältnismäßige Antworten. Der Europarat versteht Hassrede als Ausdrucksformen, die Gewalt, Hass oder Diskriminierung gegen Personen oder Gruppen aufgrund realer oder zugeschriebener Merkmale anstiften, fördern, verbreiten oder rechtfertigen oder solche Personen beziehungsweise Gruppen herabsetzen; zugleich unterscheidet er Schweregrade und verlangt verhältnismäßige Reaktionen. Wirkungsökonomisch heißt das: Nicht jede unangenehme Aussage ist Hassrede. Aber rechtlich und gesellschaftlich relevante Hasskommunikation darf nicht verharmlost werden.</w:t>
       </w:r>
     </w:p>
     <w:p>
@@ -2449,27 +2494,27 @@
         <w:pStyle w:val="Heading3"/>
       </w:pPr>
       <w:r>
-        <w:t>Quellenanker: Kapitel 79 - Diskurskultur</w:t>
-      </w:r>
-    </w:p>
-    <w:p>
-      <w:r>
-        <w:t>Interne Quelle: referenz/kapitel-079-diskurskultur/index.html</w:t>
-      </w:r>
-    </w:p>
-    <w:p>
-      <w:r>
-        <w:t>Kapitel 78 hat Creator:innen, Hosts und digitale Community-Betreiber:innen als öffentliche Wirkungsträger beschrieben. Dieses Kapitel schließt Teil XII ab. Es zieht die Linie zusammen: Öffentlichkeit, Plattformen, Sprache, Desinformation, Creator-Verantwortung und Community-Dynamik brauchen eine gemeinsame demokratische Grundfähigkeit. Diese Fähigkeit heißt Diskurskultur.</w:t>
-      </w:r>
-    </w:p>
-    <w:p>
-      <w:r>
-        <w:t>Diskurskultur ist keine Benimmregel. Sie ist keine Harmoniepflicht. Sie ist keine politische Korrektheitsdebatte und keine Zensurlogik. Diskurskultur ist die Fähigkeit einer Gesellschaft, Konflikte auszutragen, ohne Wahrheit, Würde, Quellenklarheit und Korrekturfähigkeit zu zerstören.</w:t>
-      </w:r>
-    </w:p>
-    <w:p>
-      <w:r>
-        <w:t>Demokratische Diskurskultur bedeutet nicht, Konflikte zu vermeiden. Sie bedeutet, sie so auszutragen, dass Wahrheit, Würde und Korrekturfähigkeit erhalten bleiben.</w:t>
+        <w:t>Quellenanker: Kapitel 77 - Desinformation und hybride Kriegsführung</w:t>
+      </w:r>
+    </w:p>
+    <w:p>
+      <w:r>
+        <w:t>Interne Quelle: referenz/kapitel-077-desinformation-und-hybride-kriegsfuehrung/index.html</w:t>
+      </w:r>
+    </w:p>
+    <w:p>
+      <w:r>
+        <w:t>Kapitel 76 hat Sprache als Wirkungspotenzial beschrieben. Frames, Tonalität, Bilder, Wiederholung und Kampfbegriffe ordnen Wirklichkeit. Dieses Kapitel zeigt, was geschieht, wenn solche Mechanismen gezielt genutzt werden, um demokratische Rückkopplung zu beschädigen.</w:t>
+      </w:r>
+    </w:p>
+    <w:p>
+      <w:r>
+        <w:t>Desinformation will nicht nur falsche Dinge verbreiten. Sie will die Fähigkeit einer Gesellschaft beschädigen, gemeinsam Wirklichkeit zu prüfen.</w:t>
+      </w:r>
+    </w:p>
+    <w:p>
+      <w:r>
+        <w:t>Hybride Einflussnahme ist mehr als Lüge. Sie kann Desinformation, Cyberangriffe, Infrastrukturstörungen, wirtschaftlichen Druck, verdeckte Finanzierung, Plattformverstärkung, politische Spaltung, soziale Kränkungen, Identitätskonflikte, Angstnarrative, juristische Angriffe, Think-Tank-Netzwerke, Influencer-Kampagnen und lokale Multiplikatoren verbinden. Sie arbeitet nicht nur von außen und nicht nur von innen. Ihre Wirkung entsteht, wenn externe Interessen, inländische Resonanzräume, bestehende Konflikte und digitale Verstärkung zusammenkommen [I-K77-1; E-K77-1; E-K77-2].</w:t>
       </w:r>
     </w:p>
     <w:p>
@@ -2477,52 +2522,37 @@
         <w:pStyle w:val="Heading3"/>
       </w:pPr>
       <w:r>
-        <w:t>79.1 Streitfähigkeit</w:t>
-      </w:r>
-    </w:p>
-    <w:p>
-      <w:r>
-        <w:t>Eine Demokratie ohne Streit ist keine Demokratie. Sie wäre Verwaltung, Gleichschaltung oder Fassade. Menschen haben unterschiedliche Interessen, Erfahrungen, Werte, Lebenslagen, Körper, Einkommen, Herkünfte, Überzeugungen, Ängste und Zukunftsbilder. Sie müssen widersprechen dürfen. Sie müssen Macht kritisieren, Zumutungen benennen, Missstände zeigen, Institutionen befragen, Unternehmen angreifen, Gesetze ablehnen, Forschung hinterfragen, protestieren, satirisch stören und öffentliche Entscheidungen unter Druck setzen können.</w:t>
-      </w:r>
-    </w:p>
-    <w:p>
-      <w:r>
-        <w:t>Streit ist nicht der Feind der Demokratie. Feindlogik ist es.</w:t>
-      </w:r>
-    </w:p>
-    <w:p>
-      <w:r>
-        <w:t>Die Wirkungsökonomie unterscheidet deshalb zwischen Streit, Konflikt, Kritik, Hass, Entwürdigung und Desinformation. Streit ist die offene Auseinandersetzung über Positionen, Interessen, Ursachen und Lösungen. Konflikt ist der Zustand, in dem Interessen oder Deutungen nicht zusammenpassen. Kritik ist die Prüfung, Begrenzung oder Zurückweisung einer Aussage, Handlung, Institution oder Machtstruktur. Hass richtet sich nicht mehr nur gegen eine Position, sondern gegen Personen oder Gruppen als solche. Entwürdigung markiert Menschen als minderwertig, gefährlich, parasitär, nicht zugehörig oder entbehrlich. Desinformation stört die Fähigkeit einer Gesellschaft, Wirklichkeit gemeinsam zu prüfen.</w:t>
-      </w:r>
-    </w:p>
-    <w:p>
-      <w:r>
-        <w:t>Diese Unterscheidung schützt die Freiheit. Wer Streit, Kritik und Entwürdigung nicht trennt, schwächt Demokratie doppelt. Entweder wird harte Kritik fälschlich als gefährlich behandelt. Oder entwürdigende Sprache wird als bloße Meinungsäußerung verharmlost. Beides verengt demokratische Korrektur.</w:t>
-      </w:r>
-    </w:p>
-    <w:p>
-      <w:r>
-        <w:t>Streitfähigkeit bedeutet nicht, sanft zu sprechen. Eine Demokratie muss harte Worte aushalten. Sie muss Wut, Trauer, Protest, scharfe Analyse, Polemik, Satire, Kunst, investigative Recherche und unbequeme Forschung aushalten. Aber sie muss unterscheiden, ob Sprache eine Position angreift oder Menschen aus dem gemeinsamen Raum drängt.</w:t>
-      </w:r>
-    </w:p>
-    <w:p>
-      <w:r>
-        <w:t>Die Wirkungsökonomie kann dafür eine einfache Stufenlogik nutzen. Widerspruch kritisiert eine Position. Zuspitzung überzeichnet sie scharf, polemisch oder satirisch. Abwertung setzt die andere Seite herab. Entwürdigung markiert Personen oder Gruppen als minderwertig, gefährlich, nicht zugehörig oder entbehrlich. Gewaltlegitimation lässt Diskriminierung, Ausschluss, Verfolgung oder Gewalt als plausibel, notwendig oder gerechtfertigt erscheinen. Eine freiheitliche Demokratie muss Widerspruch und Zuspitzung schützen. Sie muss Abwertung einordnen können. Sie muss Entwürdigung und Gewaltlegitimation rechtsstaatlich, institutionell und kulturell ernst nehmen.</w:t>
-      </w:r>
-    </w:p>
-    <w:p>
-      <w:r>
-        <w:t>Streitfähigkeit braucht auch die Trennung von Person und Position. Eine Position kann falsch, gefährlich, naiv, zynisch, unredlich oder schlecht begründet sein. Ein Mensch bleibt Träger von Würde. Diese Grenze ist nicht sentimental. Sie ist demokratisch funktional. Wenn Menschen nur noch als Feinde erscheinen, wird Korrektur unmöglich. Dann geht es nicht mehr um bessere Gründe, sondern um Ausschluss.</w:t>
-      </w:r>
-    </w:p>
-    <w:p>
-      <w:r>
-        <w:t>Streitfähigkeit bedeutet deshalb: Konflikt bleibt im gemeinsamen Raum. Menschen können scharf widersprechen, ohne dem Gegenüber das Recht auf Zugehörigkeit zu entziehen. Kritik kann unbequem sein, ohne Menschen zu entmenschlichen. Protest kann laut sein, ohne Wahrheit zu zerstören. Satire kann verletzen, ohne Gewalt zu legitimieren. Opposition kann Macht hart angreifen, ohne Institutionen pauschal zu delegitimieren.</w:t>
-      </w:r>
-    </w:p>
-    <w:p>
-      <w:r>
-        <w:t>Damit wird Streit zum Korrekturmechanismus. Eine Demokratie braucht nicht weniger Konflikt. Sie braucht besseren Wirkungsgrad im Konflikt. Diskurskultur ist die Infrastruktur, die aus Konflikt Korrektur macht statt Feindschaft.</w:t>
+        <w:t>77.1 Angriff auf Rückkopplung</w:t>
+      </w:r>
+    </w:p>
+    <w:p>
+      <w:r>
+        <w:t>Demokratie lebt von Rückkopplung. Eine Gesellschaft muss wahrnehmen können, was geschieht. Sie muss Informationen prüfen, Institutionen kritisieren, Fehler erkennen, Konflikte austragen und Entscheidungen korrigieren können. Desinformation greift genau diese Fähigkeit an.</w:t>
+      </w:r>
+    </w:p>
+    <w:p>
+      <w:r>
+        <w:t>Ein Fehler ist nicht automatisch Desinformation. Ein Irrtum kann korrigiert werden. Eine Meinung ist nicht automatisch Desinformation. Sie ist Teil demokratischer Freiheit. Propaganda ist nicht immer verdeckt; sie kann offen für eine politische oder ideologische Linie werben. Gezielte Desinformation beginnt dort, wo falsche oder irreführende Inhalte bewusst, koordiniert und mit Täuschungsabsicht eingesetzt werden, um Wahrnehmung, Vertrauen, Verhalten oder politische Entscheidungen zu verändern.</w:t>
+      </w:r>
+    </w:p>
+    <w:p>
+      <w:r>
+        <w:t>Aus wirkungsökonomischer Sicht reicht diese Inhaltsdefinition aber nicht aus. Desinformation ist nicht nur falscher Inhalt. Sie ist Störung der Rückkopplung. Sie kann Menschen daran hindern, Fakten von Behauptungen zu unterscheiden, Institutionen differenziert zu kritisieren, Quellen einzuordnen, Unsicherheit auszuhalten und gemeinsam zu handeln.</w:t>
+      </w:r>
+    </w:p>
+    <w:p>
+      <w:r>
+        <w:t>Desinformation wirkt daher nicht erst, wenn Menschen eine bestimmte Lüge glauben. Sie wirkt bereits, wenn sie Zweifel vergiftet. Zweifel ist in einer Demokratie wichtig. Wissenschaft lebt von Zweifel. Journalismus lebt von Prüfung. Opposition lebt von Kritik. Desinformation missbraucht diese demokratischen Fähigkeiten, indem sie aus Prüfung Misstrauen macht, aus Kritik Delegitimierung, aus Unsicherheit Chaos und aus Konflikt Feindlogik.</w:t>
+      </w:r>
+    </w:p>
+    <w:p>
+      <w:r>
+        <w:t>Der Rückkopplungsangriff kann verschiedene Formen haben. Er kann eine falsche Geschichte verbreiten. Er kann widersprüchliche Versionen gleichzeitig ausspielen. Er kann echte Informationen aus dem Kontext reißen. Er kann gefälschte Bilder, Deepfakes oder Pseudoquellen nutzen. Er kann reale Probleme überzeichnen, damit Menschen den Maßstab verlieren. Er kann Korrekturen lächerlich machen. Er kann Faktenchecks als Zensur rahmen. Er kann Wissenschaft als Korruption darstellen, Gerichte als Feinde, Medien als Verrat und Verwaltung als Unterdrückung.</w:t>
+      </w:r>
+    </w:p>
+    <w:p>
+      <w:r>
+        <w:t>Die Wirkung liegt nicht nur im Inhalt. Sie liegt in der Beschädigung der Fähigkeit, Lagebilder zu bilden. Eine Gesellschaft, die nicht mehr weiß, wem sie unter welchen Bedingungen glauben kann, verliert Handlungsfähigkeit. Sie kann dann weder Krise noch Reform noch Prävention sauber bearbeiten.</w:t>
       </w:r>
     </w:p>
     <w:p>
@@ -2530,62 +2560,47 @@
         <w:pStyle w:val="Heading3"/>
       </w:pPr>
       <w:r>
-        <w:t>79.2 Quellenklarheit</w:t>
-      </w:r>
-    </w:p>
-    <w:p>
-      <w:r>
-        <w:t>Quellenklarheit ist der Mindeststandard öffentlicher Orientierung.</w:t>
-      </w:r>
-    </w:p>
-    <w:p>
-      <w:r>
-        <w:t>Eine Gesellschaft kann nicht gemeinsam entscheiden, wenn sie nicht unterscheiden kann, was belegt ist, was Interpretation ist, was offen bleibt und was bewusst manipuliert wird. Quellenklarheit bedeutet nicht, dass jede Person jedes Thema wissenschaftlich prüfen muss. Sie bedeutet, dass öffentliche Aussagen nachvollziehbar werden: Woher kommt die Information? Was ist die Primärquelle? Wer spricht? Mit welcher Rolle? Mit welchem Interesse? Welche Daten liegen vor? Welche Unsicherheit bleibt? Welche Gegenpositionen existieren? Welche Korrektur ist möglich?</w:t>
-      </w:r>
-    </w:p>
-    <w:p>
-      <w:r>
-        <w:t>Quellenklarheit schützt nicht nur vor Lügen. Sie schützt auch vor Verwechslung. Ein Gerücht ist kein Beleg. Ein Ausschnitt ist kein Gesamtbild. Eine Meinung ist keine Studie. Eine Studie ist kein politischer Beschluss. Eine Statistik ist keine vollständige Deutung. Ein persönliches Erlebnis ist real, aber nicht automatisch repräsentativ. Ein Faktencheck ist hilfreich, aber kein Ersatz für institutionelles Vertrauen. Eine KI-generierte Zusammenfassung kann nützlich sein, aber sie ersetzt keine Quellenprüfung.</w:t>
-      </w:r>
-    </w:p>
-    <w:p>
-      <w:r>
-        <w:t>Wie in den vorherigen Kapiteln dieses Teils gezeigt wurde, braucht Wahrheit Infrastruktur, und Desinformation greift nicht nur einzelne Fakten an, sondern Rückkopplung. Quellenklarheit ist der Gegenmechanismus: Sie macht Wirklichkeit prüfbar, ohne Debatten zu schließen.</w:t>
-      </w:r>
-    </w:p>
-    <w:p>
-      <w:r>
-        <w:t>In der öffentlichen Kommunikation braucht Quellenklarheit mindestens vier Ebenen.</w:t>
-      </w:r>
-    </w:p>
-    <w:p>
-      <w:r>
-        <w:t>Erstens: Belegklarheit. Was ist belegt? Was ist durch Dokumente, Daten, Zeugenaussagen, Messungen, Gerichtsentscheidungen, wissenschaftliche Veröffentlichungen oder amtliche Statistik gestützt? Wo liegt die Quelle? Ist sie primär oder sekundär? Ist sie aktuell? Ist sie unabhängig prüfbar?</w:t>
-      </w:r>
-    </w:p>
-    <w:p>
-      <w:r>
-        <w:t>Zweitens: Deutungsklarheit. Was ist Interpretation? Eine Zahl spricht nicht allein. Sie muss eingeordnet werden. Aber die Deutung muss als Deutung erkennbar bleiben. Wer aus einer Statistik eine politische Forderung ableitet, muss zeigen, welche Annahmen zwischen Zahl und Forderung liegen.</w:t>
-      </w:r>
-    </w:p>
-    <w:p>
-      <w:r>
-        <w:t>Drittens: Unsicherheitsklarheit. Was ist offen? Welche Daten fehlen? Was ist umstritten? Was lässt sich nur schätzen? Welche Modelle werden genutzt? Welche Fehlergrenzen bestehen? Unsicherheit ist kein Zeichen von Schwäche. Sie ist Teil redlicher Erkenntnis. Wer Unsicherheit verschweigt, erzeugt Scheinsicherheit. Wer Unsicherheit ausnutzt, um alles zu relativieren, erzeugt Desorientierung.</w:t>
-      </w:r>
-    </w:p>
-    <w:p>
-      <w:r>
-        <w:t>Viertens: Interessenklarheit. Wer profitiert von einer Aussage, einer Studie, einem Narrativ, einer Kampagne oder einer Dateninterpretation? Finanzierung, Auftraggeber, Werbung, Parteibindung, Lobbyinteresse, Plattformanreiz, algorithmische Verstärkung und persönliche Betroffenheit müssen nicht jede Aussage entwerten. Aber sie müssen sichtbar sein.</w:t>
-      </w:r>
-    </w:p>
-    <w:p>
-      <w:r>
-        <w:t>Quellenklarheit ist besonders wichtig für politische Kommunikation. Parteien, Regierungen, Verwaltungen, Unternehmen, Verbände, Think Tanks, Medien, Creator:innen und Plattformen greifen in öffentliche Wirkungsräume ein. Wer Reichweite erzeugt, muss nicht jede Aussage wissenschaftlich ausarbeiten. Aber wer Behauptungen über Wirklichkeit, Risiken, Kosten, Gruppen, Institutionen oder politische Gegner verbreitet, muss sich an Quellenklarheit messen lassen.</w:t>
-      </w:r>
-    </w:p>
-    <w:p>
-      <w:r>
-        <w:t>Das gilt auch für den Umgang mit Unsicherheit. Demokratische Kommunikation muss unterscheiden: Das ist belegt. Das ist wahrscheinlich. Das ist Interpretation. Das ist normative Bewertung. Das ist politische Entscheidung. Das ist offen. Diese Ordnung schützt vor zwei Fehlern: vor Technokratie, die aus Daten unmittelbar Politik ableitet, und vor Relativismus, der jede Begründung zur Meinung erklärt.</w:t>
+        <w:t>77.2 Misstrauen, Chaos, Feindbilder</w:t>
+      </w:r>
+    </w:p>
+    <w:p>
+      <w:r>
+        <w:t>Desinformation zielt nicht immer auf Überzeugung. Sie kann auch auf Erschöpfung zielen. Das Ziel kann sein, dass Menschen sich abwenden, nichts mehr glauben, jede Quelle für manipuliert halten und demokratische Korrektur für sinnlos halten. NATO beschreibt Informationsbedrohungen als Angriffe, die gesellschaftlichen Zusammenhalt, Vertrauen in Institutionen und die Fähigkeit zur Unterscheidung von Fakt und Fiktion beschädigen können.</w:t>
+      </w:r>
+    </w:p>
+    <w:p>
+      <w:r>
+        <w:t>Misstrauen ist nicht dasselbe wie kritisches Denken. Kritisches Denken prüft. Misstrauen ohne Prüffähigkeit zerstört Prüfung. Es sagt nicht: Welche Quelle ist belastbar? Es sagt: Alle lügen. Es sagt nicht: Welche Interessen wirken? Es sagt: Alles ist gesteuert. Es sagt nicht: Welche Daten fehlen? Es sagt: Fakten sind Meinung. Dadurch wird Demokratie nicht wacher, sondern orientierungsloser.</w:t>
+      </w:r>
+    </w:p>
+    <w:p>
+      <w:r>
+        <w:t>Chaos ist ebenfalls eine Wirkungsstrategie. Wer viele widersprüchliche Geschichten gleichzeitig verbreitet, muss nicht beweisen, dass eine davon stimmt. Es reicht, die gemeinsame Wirklichkeit zu verwischen. Wenn jede Version möglich scheint, wird Handeln schwerer. Dann verschiebt sich Politik von Problemlösung zu Dauerverteidigung. Verwaltung muss erklären, Wissenschaft muss sich rechtfertigen, Journalismus muss Grundlagen wiederholen, Gerichte werden misstrauisch beäugt, und öffentliche Aufmerksamkeit bleibt an Scheinkonflikten hängen.</w:t>
+      </w:r>
+    </w:p>
+    <w:p>
+      <w:r>
+        <w:t>Feindbilder geben diesem Chaos Richtung. Sie ordnen Wut. Sie sagen, wer schuld ist: Migrant:innen, Eliten, Medien, Wissenschaft, Gerichte, Minderheiten, Europa, „die Politik“, Frauen, queere Menschen, Klimaaktivist:innen, Geflüchtete, Verwaltung oder andere Gruppen. Feindbilder reduzieren Komplexität und schaffen Zugehörigkeit durch Abgrenzung. Sie sind deshalb besonders wirksam, wenn Menschen sich ohnehin unsicher, abgewertet, überfordert oder ausgeschlossen fühlen.</w:t>
+      </w:r>
+    </w:p>
+    <w:p>
+      <w:r>
+        <w:t>Hybride Einflussnahme nutzt diese vorhandenen Risse. Sie erzeugt nicht immer neue Konflikte. Sie verstärkt, was schon da ist: Wohnungsnot, Energieangst, Inflation, Migration, Klimasorgen, Pandemiefolgen, Einsamkeit, regionale Abwertung, Misstrauen gegen Medien, Misstrauen gegen Wissenschaft, Misstrauen gegen Gerichte, Misstrauen gegen Verwaltung, Plattformlogik und parteipolitische Zuspitzung.</w:t>
+      </w:r>
+    </w:p>
+    <w:p>
+      <w:r>
+        <w:t>An dieser Stelle gehört die Netzwerkfrage hinein. Think Tanks, Stiftungen, Vereine, Medienprojekte, scheinbar unabhängige Studien, Vorfeldorganisationen, Kampagnenbüros, Influencer-Netzwerke und lokale Multiplikatoren können legitime demokratische Akteure sein. Sie können Wissen, Expertise, Debatte und Beteiligung ermöglichen. Sie können aber auch Teil einer Wirkungsarchitektur werden, wenn Finanzierung, Interessen, internationale Koordination oder narrative Synchronisierung verdeckt bleiben. Die OECD weist darauf hin, dass Lobbying durch soziale Medien, NGOs, Think Tanks und ausländische Regierungen komplexer geworden ist; sie betont zugleich Risiken verdeckter oder täuschender Einflussnahme und die Notwendigkeit von Transparenz [E-K77-4; E-K77-5].</w:t>
+      </w:r>
+    </w:p>
+    <w:p>
+      <w:r>
+        <w:t>Wirkungsökonomisch ist daher nicht der Begriff „Think Tank“ das Problem. Das Problem entsteht, wenn Expertise nicht als Expertise, sondern als Tarnung für Einfluss wirkt. Wenn internationale Netzwerke Narrative entwickeln, lokale Organisationen sie übersetzen, nationale Debatten sie wiederholen, Plattformen sie verstärken und Medien sie als spontane gesellschaftliche Debatte behandeln, entsteht synchronisierte Wirkung. Sie muss nicht immer illegal sein. Aber sie muss sichtbar werden. Die Frage lautet: Wer finanziert politische Sichtbarkeit? Wer finanziert angeblich unabhängige Studien? Wer finanziert die Verstärkung bestimmter Narrative? Wer liefert Daten, Sprache, Deutungsrahmen und Kampagnenlogik?</w:t>
+      </w:r>
+    </w:p>
+    <w:p>
+      <w:r>
+        <w:t>Diese Frage schützt auch vor Übertreibung. Nicht jede internationale Kooperation ist verdeckte Einflussnahme. Nicht jeder Think Tank ist Propagandawerkzeug. Nicht jede harte Regierungskritik ist hybride Kriegsführung. Nicht jede Polarisierung ist feindliche Einmischung. Hybride Einflussnahme beginnt dort, wo Täuschung, Koordination, verdeckte Interessen, systematische Verstärkung und strategische Destabilisierung zusammenwirken.</w:t>
       </w:r>
     </w:p>
     <w:p>
@@ -2593,42 +2608,42 @@
         <w:pStyle w:val="Heading3"/>
       </w:pPr>
       <w:r>
-        <w:t>Quellenanker: Kapitel 103 - Technokratie, Überwachung und die Angst vor Steuerung</w:t>
-      </w:r>
-    </w:p>
-    <w:p>
-      <w:r>
-        <w:t>Interne Quelle: referenz/kapitel-103-technokratie-ueberwachung-und-die-angst-vor-steuerung/index.html</w:t>
-      </w:r>
-    </w:p>
-    <w:p>
-      <w:r>
-        <w:t>Der stärkste Einwand gegen die Wirkungsökonomie lautet nicht, sie sei zu unklar. Der stärkste Einwand lautet, sie könne zu klar werden. Zu messend. Zu bewertend. Zu datenförmig. Zu steuernd.</w:t>
-      </w:r>
-    </w:p>
-    <w:p>
-      <w:r>
-        <w:t>Wer Wirkung sichtbar machen, messen, vergleichen und rückkoppeln will, berührt eine tiefe politische Angst: die Angst, dass aus Orientierung Kontrolle wird. Dass aus Wirkungsdaten Überwachungsdaten werden. Dass aus Scorecards soziale Bewertung wird. Dass aus Indikatoren eine technokratische Wahrheit entsteht, die demokratische Aushandlung ersetzt. Dass ein System, das Wirkung misst, irgendwann Menschen misst.</w:t>
-      </w:r>
-    </w:p>
-    <w:p>
-      <w:r>
-        <w:t>Diese Sorge darf nicht oberflächlich abgewiesen werden. Sie ist ernster als viele Verschwörungsnarrative, weil sie ein reales Risiko berührt. Jede Ordnung, die Daten nutzt, kann missbraucht werden. Jede Bewertungslogik kann verengt werden. Jede Kennzahl kann politisch instrumentalisiert werden. Jede digitale Infrastruktur kann in Machtinfrastruktur kippen. Jede gut gemeinte Steuerung kann übergriffig werden, wenn sie nicht begrenzt wird.</w:t>
-      </w:r>
-    </w:p>
-    <w:p>
-      <w:r>
-        <w:t>Die Wirkungsökonomie muss deshalb an dieser Stelle besonders präzise sein. Sie darf nicht nur sagen, was sie will. Sie muss auch sagen, was sie nicht darf.</w:t>
-      </w:r>
-    </w:p>
-    <w:p>
-      <w:r>
-        <w:t>Sie darf keine Personenbewertung werden. Sie darf kein Social-Credit-System werden. Sie darf keine zentrale Wahrheitsmaschine werden. Sie darf demokratische Entscheidung nicht durch Expertenrechnung ersetzen. Sie darf Grundrechte nicht als Störfaktor behandeln. Sie darf Daten nicht sammeln, weil Daten sammelbar sind. Sie darf Wirkung nicht so messen, als könne Komplexität vollständig berechnet werden. Sie darf nicht vergessen, dass jede Messung selbst Wirkung erzeugt.</w:t>
-      </w:r>
-    </w:p>
-    <w:p>
-      <w:r>
-        <w:t>Wirkungssteuerung ist nur dann legitim, wenn sie rechtsstaatlich begrenzt, demokratisch kontrolliert, methodisch transparent, datensparsam, kontextsensibel, anfechtbar, lernfähig und freiheitsverträglich bleibt.</w:t>
+        <w:t>77.3 Demokratie als Zielscheibe</w:t>
+      </w:r>
+    </w:p>
+    <w:p>
+      <w:r>
+        <w:t>Demokratie ist nicht nur Regierungsform. Demokratie ist ein Wirkungsraum aus Wahrheit, Vertrauen, Rechtsstaat, Streitfähigkeit, Minderheitenschutz, Medienqualität und Korrekturfähigkeit. Deshalb wird sie nicht nur durch Angriffe auf Parlamente oder Wahlen beschädigt. Sie wird beschädigt, wenn die Bedingungen demokratischer Rückkopplung zerstört werden.</w:t>
+      </w:r>
+    </w:p>
+    <w:p>
+      <w:r>
+        <w:t>Der Rat der Europäischen Union beschreibt Desinformation und Foreign Information Manipulation and Interference als Mittel, die als Teil hybrider Kampagnen oder eigenständig eingesetzt werden können. Vor den Europawahlen 2024 forderte der Rat den Schutz demokratischer Prozesse vor ausländischer Einmischung, ohne offene demokratische Debatte zu behindern. Der Europäische Auswärtige Dienst beschreibt FIMI als sicherheits- und außenpolitische Bedrohung und dokumentiert digitale Infrastrukturen, mit denen ausländische Akteure Informationsräume der EU und ihrer Partner manipulieren.</w:t>
+      </w:r>
+    </w:p>
+    <w:p>
+      <w:r>
+        <w:t>Demokratie ist Zielscheibe, weil offene Gesellschaften auf Vertrauen angewiesen sind. Nicht blindes Vertrauen. Sondern belastbares Grundvertrauen: dass Wahlen gezählt werden, Gerichte unabhängig prüfen, Wissenschaft methodisch arbeitet, Medien Fehler korrigieren, Verwaltung Recht anwendet und politische Gegner nicht Feinde sind. Wenn dieses Grundvertrauen fällt, muss kein Gegner die Demokratie von außen besiegen. Die Gesellschaft beginnt, ihre eigene Korrektur zu blockieren.</w:t>
+      </w:r>
+    </w:p>
+    <w:p>
+      <w:r>
+        <w:t>Hybride Angriffe können diese Wirkung durch viele kleine Eingriffe erzeugen: ein Deepfake hier, ein Datenleck dort, ein Pseudomedium, eine koordinierte Empörung, ein lokaler Konflikt, eine juristische Verzögerung, ein anonym finanzierter Bericht, eine Influencer-Kampagne, ein Botnetz, ein Gerücht über Wahlbetrug, ein Angriff auf Energieinfrastruktur, eine erfundene Geschichte über Minderheiten, ein toxischer Kommentarraum, eine scheinbar unabhängige Studie. Ein einzelnes Ereignis wirkt klein. Die Wirkung entsteht durch Kombination.</w:t>
+      </w:r>
+    </w:p>
+    <w:p>
+      <w:r>
+        <w:t>Die Wirkung misst sich nicht nur in zerstörten Anlagen. Sie misst sich in verzögerten Entscheidungen, blockierten Reformen, wachsendem Misstrauen, sinkender Wahlbeteiligung, beschädigtem Medienvertrauen, feindseliger Sprache, schlechter Krisenreaktion, politischer Erschöpfung und institutioneller Lähmung. Eine Gesellschaft kann materiell intakt wirken und trotzdem politisch schwach werden, wenn ihre Wirklichkeitsprüfung bricht.</w:t>
+      </w:r>
+    </w:p>
+    <w:p>
+      <w:r>
+        <w:t>Die Akteurslage ist komplex. EDMO unterscheidet in einer EU-weiten Literaturübersicht unterschiedliche Akteurstypen: lokale Akteure, ausländische Informationsmanipulatoren, Akteure aus kulturell oder geografisch nahen Räumen, staatliche Akteure, Politiker:innen, Mainstreammedien und Randmedien. Lokale Akteure kommen in allen EU-Mitgliedstaaten vor, während ausländische Operationen nicht überall gleich dokumentiert sind. Genau diese Komplexität ist wichtig. Desinformation ist nicht nur Ausland. Und nicht jede destruktive Informationswirkung ist ausländisch. Der demokratische Schutz muss sowohl externe Einflussoperationen als auch inländische Verstärkungs- und Geschäftsmodelle sehen.</w:t>
+      </w:r>
+    </w:p>
+    <w:p>
+      <w:r>
+        <w:t>Wirkungsökonomisch wird damit klar: Demokratie wird nicht nur an Grenzen verteidigt. Sie wird in Informationsräumen, lokalen Gemeinschaften, Schulen, Medien, Plattformen, Behörden, Gerichten, Kultur, Wissenschaft, Parteienfinanzierung und sozialen Sicherungssystemen verteidigt.</w:t>
       </w:r>
     </w:p>
     <w:p>
@@ -2636,37 +2651,52 @@
         <w:pStyle w:val="Heading3"/>
       </w:pPr>
       <w:r>
-        <w:t>103.1 Warum der Technokratievorwurf ernst genommen werden muss</w:t>
-      </w:r>
-    </w:p>
-    <w:p>
-      <w:r>
-        <w:t>Technokratie entsteht nicht schon dadurch, dass Wissen, Daten oder Expertinnen eine Rolle spielen. Moderne Gesellschaften brauchen Wissenschaft, Statistik, Standards, Risikoanalysen, Indikatoren und fachliche Prüfung. Ohne sie wird Politik willkürlich, kurzatmig oder manipulierbar.</w:t>
-      </w:r>
-    </w:p>
-    <w:p>
-      <w:r>
-        <w:t>Technokratie entsteht dort, wo fachliche Bewertung demokratische Entscheidung ersetzt. Dort, wo Zahlen so behandelt werden, als müssten sie nicht mehr politisch gedeutet werden. Dort, wo Modelle den Anschein objektiver Notwendigkeit erzeugen. Dort, wo Bürgerinnen und Bürger nur noch Adressaten einer angeblich alternativlosen Steuerung sind. Dort, wo Wertekonflikte in technische Verfahren verschoben werden.</w:t>
-      </w:r>
-    </w:p>
-    <w:p>
-      <w:r>
-        <w:t>Die Wirkungsökonomie ist besonders anfällig für diesen Vorwurf, weil sie Wirkung messbar machen will. Sie arbeitet mit WÖk-IDs, Scorecards, Benchmarks, Datenqualitätsklassen, Reverse Merit Order, T-SROI, digitalen Produktpässen, Wirkungsdatenräumen, Wirkungsrat und Wirkungssteuerung. Das kann nach technischer Verwaltung des Guten klingen.</w:t>
-      </w:r>
-    </w:p>
-    <w:p>
-      <w:r>
-        <w:t>Deshalb muss die Grenze klar sein: Die Wirkungsökonomie liefert keine automatische Wahrheit. Sie liefert eine bessere Rückkopplungsarchitektur. Daten zeigen Zustandsveränderungen, Risiken, Muster und Zusammenhänge. Sie entscheiden aber nicht allein, was gesellschaftlich gelten soll. Zwischen Messung und Entscheidung liegen systemische Einordnung, normative Bewertung, demokratische Legitimation, Verhältnismäßigkeit, Rechtsschutz und politische Verantwortung.</w:t>
-      </w:r>
-    </w:p>
-    <w:p>
-      <w:r>
-        <w:t>Eine Tonne CO2, ein Liter Wasserverbrauch, ein Unfallrisiko, eine Lieferkettenverletzung, ein Vertrauensverlust oder ein algorithmischer Bias sind nicht bloß Meinungen. Sie sind realitätsbezogene Informationen. Aber ihre Bewertung, Gewichtung und rechtliche Rückführung bleiben demokratische Aufgaben.</w:t>
-      </w:r>
-    </w:p>
-    <w:p>
-      <w:r>
-        <w:t>Die Wirkungsökonomie wird nicht dadurch legitim, dass sie präzise misst. Sie wird nur legitim, wenn sie offenlegt, was sie misst, warum sie es misst, welche Unsicherheiten bestehen, welche Werte zugrunde liegen, wer kontrolliert und wie Korrektur möglich ist.</w:t>
+        <w:t>77.4 Resiliente Öffentlichkeit</w:t>
+      </w:r>
+    </w:p>
+    <w:p>
+      <w:r>
+        <w:t>Die Antwort auf Desinformation und hybride Einflussnahme ist nicht Zensur. Die Antwort ist resiliente Öffentlichkeit.</w:t>
+      </w:r>
+    </w:p>
+    <w:p>
+      <w:r>
+        <w:t>Resiliente Öffentlichkeit bedeutet, dass eine Gesellschaft falsche, manipulative oder feindselige Informationsimpulse erkennen, einordnen, begrenzen und korrigieren kann, ohne legitime Kritik, Opposition, Satire, Kunst, Wissenschaft, Journalismus oder Protest zu beschädigen. Das ist die Grenze. Eine Wirkungsökonomie, die jede unbequeme Kritik als Sicherheitsproblem behandelt, würde die Demokratie selbst schwächen.</w:t>
+      </w:r>
+    </w:p>
+    <w:p>
+      <w:r>
+        <w:t>Resilienz beginnt mit Quellenklarheit. Menschen müssen wissen können, woher eine Information kommt, welche Quelle sie belegt, welche Interessen wirken, ob KI eingesetzt wurde, ob ein Inhalt satirisch, journalistisch, werblich, politisch, wissenschaftlich oder manipulativ ist. Quellenklarheit ersetzt nicht Urteilskraft, aber sie macht Urteilskraft möglich.</w:t>
+      </w:r>
+    </w:p>
+    <w:p>
+      <w:r>
+        <w:t>Medienkompetenz und Wirkungskompetenz sind die zweite Ebene. Bildung muss Menschen befähigen, Frames, Propaganda, toxische Narrative, Pseudoquellen, Deepfakes, Plattformverstärkung, Botmuster und emotionale Manipulation zu erkennen. Das Systemmodell der Wirkungsökonomie beschreibt Wirkungskompetenz ausdrücklich als Schutz vor Desinformation, Polarisierung, kognitiver Verkürzung, moralischer Überhöhung und Feindbildern.</w:t>
+      </w:r>
+    </w:p>
+    <w:p>
+      <w:r>
+        <w:t>Journalismus ist die dritte Ebene. Eine Demokratie braucht unabhängige Medien, lokale Medien, investigative Recherche, Kontext, Korrektur, Quellenprüfung und transparente Fehlerkultur. Journalismus ist nicht perfekt. Aber ohne professionelle Informationsarbeit wird öffentliche Wirklichkeit anfälliger für Propaganda, Plattformlogik und PR.</w:t>
+      </w:r>
+    </w:p>
+    <w:p>
+      <w:r>
+        <w:t>Plattformpflichten sind die vierte Ebene. Empfehlungssysteme, politische Werbung, KI-Inhalte, Deepfakes, synthetische Kommentare, Influencer-Netzwerke und Bot-Muster müssen forschbar, auditierbar und korrigierbar sein. Der Digital Services Act setzt dafür wichtige Regeln, aber die Wirkungsökonomie geht weiter: Plattformen müssen nicht nur rechtlich reagieren, sondern ihre Wirkung auf Diskurs, Polarisierung, Minderheiten, Wissenschaft, Demokratie und psychische Gesundheit ausweisen.</w:t>
+      </w:r>
+    </w:p>
+    <w:p>
+      <w:r>
+        <w:t>Transparenz politischer Finanzierung und Einflussnahme ist die fünfte Ebene. Parteien, Kampagnen, Stiftungen, Medienbeteiligungen, Influencer-Kampagnen, Vorfeldorganisationen, strategische Studien und politische Werbung brauchen klare Offenlegung, ohne legitimen politischen Wettbewerb zu behindern. Die Wirkungsökonomie fragt nicht nur nach Spenden, sondern nach Sichtbarkeit, Daten, Reichweite, Vorfeldstrukturen und Narrativverstärkung.</w:t>
+      </w:r>
+    </w:p>
+    <w:p>
+      <w:r>
+        <w:t>Gesellschaftliche Teilhabe ist die sechste Ebene. Eine Gesellschaft mit einsamen Menschen, regionaler Abwertung, Wohnungsangst, Pflegeüberlastung, Armut, Misstrauen und fehlender Resonanz ist leichter manipulierbar. Resilienz entsteht daher nicht nur durch Faktenchecks. Sie entsteht durch soziale Kohäsion, lokale Räume, Bildung, Kultur, Pflege, Wohnen, Gesundheit, Teilgabe und Vertrauen in faire Verfahren.</w:t>
+      </w:r>
+    </w:p>
+    <w:p>
+      <w:r>
+        <w:t>Demokratische Kommunikationsstandards sind die siebte Ebene. Behörden müssen in Krisen nicht nur informieren, sondern erklären: Was wissen wir? Was wissen wir nicht? Was wird geprüft? Was gilt jetzt? Wann wird korrigiert? Welche Quellen sind belastbar? Korrekturfähigkeit ist glaubwürdiger als Scheinsicherheit.</w:t>
       </w:r>
     </w:p>
     <w:p>
@@ -2674,52 +2704,27 @@
         <w:pStyle w:val="Heading3"/>
       </w:pPr>
       <w:r>
-        <w:t>103.2 Wirkungsmessung ist nicht Personenbewertung</w:t>
-      </w:r>
-    </w:p>
-    <w:p>
-      <w:r>
-        <w:t>Der wichtigste Schutzsatz lautet:</w:t>
-      </w:r>
-    </w:p>
-    <w:p>
-      <w:r>
-        <w:t>Die Wirkungsökonomie bewertet Wirkungen, nicht den Wert von Personen.</w:t>
-      </w:r>
-    </w:p>
-    <w:p>
-      <w:r>
-        <w:t>Dieser Unterschied muss in der Architektur selbst verankert werden. Wirkungsmessung fragt, welche Zustandsveränderungen durch Produkte, Dienstleistungen, Organisationen, Kapitalflüsse, Infrastrukturen, politische Maßnahmen, Medienformate, Lieferketten oder Technologien entstehen. Sie fragt nicht, ob ein Mensch als Person gut, schlecht, würdig, unwürdig, wertvoll oder weniger wertvoll ist.</w:t>
-      </w:r>
-    </w:p>
-    <w:p>
-      <w:r>
-        <w:t>Ein Produkt kann schlechte Wirkung haben. Ein Geschäftsmodell kann hohe Verlustleistung erzeugen. Eine Lieferkette kann Menschenrechte verletzen. Eine politische Kommunikation kann demokratische Resonanzräume beschädigen. Ein Algorithmus kann Diskriminierung verstärken. Ein Kapitalfluss kann fossile Pfadabhängigkeit stabilisieren.</w:t>
-      </w:r>
-    </w:p>
-    <w:p>
-      <w:r>
-        <w:t>Aber daraus folgt nicht, dass Menschen zu bewerteten Objekten eines sozialen Punktesystems werden dürfen.</w:t>
-      </w:r>
-    </w:p>
-    <w:p>
-      <w:r>
-        <w:t>Personenbezogene Bewertung ist die rote Linie. Die Wirkungsökonomie darf nicht zum System werden, in dem Bürgerinnen und Bürger nach Konsum, Verhalten, Meinungen, Lebensstil, Mobilität, Sprache, Gesundheitsdaten, Arbeitsleistung oder politischer Haltung bepunktet werden. Ein solches System wäre nicht Wirkungsökonomie. Es wäre Überwachung.</w:t>
-      </w:r>
-    </w:p>
-    <w:p>
-      <w:r>
-        <w:t>Die Europäische Datenschutz-Grundverordnung schützt personenbezogene Daten, Grundrechte und individuelle Rechtspositionen. Sie enthält Grundprinzipien wie Rechtmäßigkeit, Zweckbindung, Datenminimierung, Transparenz, Integrität, Vertraulichkeit und Schutz vor rechtswidriger Verarbeitung. Auch automatisierte Entscheidungen und Profiling sind gerade deshalb besonders sensibel, weil sie persönliche Lebensmöglichkeiten berühren können.</w:t>
-      </w:r>
-    </w:p>
-    <w:p>
-      <w:r>
-        <w:t>Die Wirkungsökonomie muss diese Logik nicht nur respektieren, sondern systematisch übernehmen. Wo Wirkungsdaten produkt-, organisations-, lieferketten-, haushalts-, kapital- oder systembezogen erhoben werden, dürfen sie nicht heimlich in Personenprofile überführt werden. Wo Bürgerinstrumente entstehen, müssen sie freiwillig, datensparsam, anonymisierbar und zweckgebunden bleiben. Wo soziale Entlastung, Bonuslogiken oder Wirkungsinformationen an Verbraucherinnen und Verbraucher anschließen, dürfen daraus keine individuellen Kontrollregime entstehen.</w:t>
-      </w:r>
-    </w:p>
-    <w:p>
-      <w:r>
-        <w:t>Wirkungsökonomie heißt: Das System soll bessere Signale senden. Nicht: Der Mensch soll dauerhaft bewertet werden.</w:t>
+        <w:t>Quellenanker: Kapitel 79 - Diskurskultur</w:t>
+      </w:r>
+    </w:p>
+    <w:p>
+      <w:r>
+        <w:t>Interne Quelle: referenz/kapitel-079-diskurskultur/index.html</w:t>
+      </w:r>
+    </w:p>
+    <w:p>
+      <w:r>
+        <w:t>Kapitel 78 hat Creator:innen, Hosts und digitale Community-Betreiber:innen als öffentliche Wirkungsträger beschrieben. Dieses Kapitel schließt Teil XII ab. Es zieht die Linie zusammen: Öffentlichkeit, Plattformen, Sprache, Desinformation, Creator-Verantwortung und Community-Dynamik brauchen eine gemeinsame demokratische Grundfähigkeit. Diese Fähigkeit heißt Diskurskultur.</w:t>
+      </w:r>
+    </w:p>
+    <w:p>
+      <w:r>
+        <w:t>Diskurskultur ist keine Benimmregel. Sie ist keine Harmoniepflicht. Sie ist keine politische Korrektheitsdebatte und keine Zensurlogik. Diskurskultur ist die Fähigkeit einer Gesellschaft, Konflikte auszutragen, ohne Wahrheit, Würde, Quellenklarheit und Korrekturfähigkeit zu zerstören.</w:t>
+      </w:r>
+    </w:p>
+    <w:p>
+      <w:r>
+        <w:t>Demokratische Diskurskultur bedeutet nicht, Konflikte zu vermeiden. Sie bedeutet, sie so auszutragen, dass Wahrheit, Würde und Korrekturfähigkeit erhalten bleiben.</w:t>
       </w:r>
     </w:p>
     <w:p>
@@ -2727,12 +2732,52 @@
         <w:pStyle w:val="Heading3"/>
       </w:pPr>
       <w:r>
-        <w:t>103.3 Datenräume statt Überwachungsräume</w:t>
-      </w:r>
-    </w:p>
-    <w:p>
-      <w:r>
-        <w:t>Daten sind in der Wirkungsökonomie Infrastruktur. Aber Infrastruktur kann unterschiedlich gebaut werden.</w:t>
+        <w:t>79.1 Streitfähigkeit</w:t>
+      </w:r>
+    </w:p>
+    <w:p>
+      <w:r>
+        <w:t>Eine Demokratie ohne Streit ist keine Demokratie. Sie wäre Verwaltung, Gleichschaltung oder Fassade. Menschen haben unterschiedliche Interessen, Erfahrungen, Werte, Lebenslagen, Körper, Einkommen, Herkünfte, Überzeugungen, Ängste und Zukunftsbilder. Sie müssen widersprechen dürfen. Sie müssen Macht kritisieren, Zumutungen benennen, Missstände zeigen, Institutionen befragen, Unternehmen angreifen, Gesetze ablehnen, Forschung hinterfragen, protestieren, satirisch stören und öffentliche Entscheidungen unter Druck setzen können.</w:t>
+      </w:r>
+    </w:p>
+    <w:p>
+      <w:r>
+        <w:t>Streit ist nicht der Feind der Demokratie. Feindlogik ist es.</w:t>
+      </w:r>
+    </w:p>
+    <w:p>
+      <w:r>
+        <w:t>Die Wirkungsökonomie unterscheidet deshalb zwischen Streit, Konflikt, Kritik, Hass, Entwürdigung und Desinformation. Streit ist die offene Auseinandersetzung über Positionen, Interessen, Ursachen und Lösungen. Konflikt ist der Zustand, in dem Interessen oder Deutungen nicht zusammenpassen. Kritik ist die Prüfung, Begrenzung oder Zurückweisung einer Aussage, Handlung, Institution oder Machtstruktur. Hass richtet sich nicht mehr nur gegen eine Position, sondern gegen Personen oder Gruppen als solche. Entwürdigung markiert Menschen als minderwertig, gefährlich, parasitär, nicht zugehörig oder entbehrlich. Desinformation stört die Fähigkeit einer Gesellschaft, Wirklichkeit gemeinsam zu prüfen.</w:t>
+      </w:r>
+    </w:p>
+    <w:p>
+      <w:r>
+        <w:t>Diese Unterscheidung schützt die Freiheit. Wer Streit, Kritik und Entwürdigung nicht trennt, schwächt Demokratie doppelt. Entweder wird harte Kritik fälschlich als gefährlich behandelt. Oder entwürdigende Sprache wird als bloße Meinungsäußerung verharmlost. Beides verengt demokratische Korrektur.</w:t>
+      </w:r>
+    </w:p>
+    <w:p>
+      <w:r>
+        <w:t>Streitfähigkeit bedeutet nicht, sanft zu sprechen. Eine Demokratie muss harte Worte aushalten. Sie muss Wut, Trauer, Protest, scharfe Analyse, Polemik, Satire, Kunst, investigative Recherche und unbequeme Forschung aushalten. Aber sie muss unterscheiden, ob Sprache eine Position angreift oder Menschen aus dem gemeinsamen Raum drängt.</w:t>
+      </w:r>
+    </w:p>
+    <w:p>
+      <w:r>
+        <w:t>Die Wirkungsökonomie kann dafür eine einfache Stufenlogik nutzen. Widerspruch kritisiert eine Position. Zuspitzung überzeichnet sie scharf, polemisch oder satirisch. Abwertung setzt die andere Seite herab. Entwürdigung markiert Personen oder Gruppen als minderwertig, gefährlich, nicht zugehörig oder entbehrlich. Gewaltlegitimation lässt Diskriminierung, Ausschluss, Verfolgung oder Gewalt als plausibel, notwendig oder gerechtfertigt erscheinen. Eine freiheitliche Demokratie muss Widerspruch und Zuspitzung schützen. Sie muss Abwertung einordnen können. Sie muss Entwürdigung und Gewaltlegitimation rechtsstaatlich, institutionell und kulturell ernst nehmen.</w:t>
+      </w:r>
+    </w:p>
+    <w:p>
+      <w:r>
+        <w:t>Streitfähigkeit braucht auch die Trennung von Person und Position. Eine Position kann falsch, gefährlich, naiv, zynisch, unredlich oder schlecht begründet sein. Ein Mensch bleibt Träger von Würde. Diese Grenze ist nicht sentimental. Sie ist demokratisch funktional. Wenn Menschen nur noch als Feinde erscheinen, wird Korrektur unmöglich. Dann geht es nicht mehr um bessere Gründe, sondern um Ausschluss.</w:t>
+      </w:r>
+    </w:p>
+    <w:p>
+      <w:r>
+        <w:t>Streitfähigkeit bedeutet deshalb: Konflikt bleibt im gemeinsamen Raum. Menschen können scharf widersprechen, ohne dem Gegenüber das Recht auf Zugehörigkeit zu entziehen. Kritik kann unbequem sein, ohne Menschen zu entmenschlichen. Protest kann laut sein, ohne Wahrheit zu zerstören. Satire kann verletzen, ohne Gewalt zu legitimieren. Opposition kann Macht hart angreifen, ohne Institutionen pauschal zu delegitimieren.</w:t>
+      </w:r>
+    </w:p>
+    <w:p>
+      <w:r>
+        <w:t>Damit wird Streit zum Korrekturmechanismus. Eine Demokratie braucht nicht weniger Konflikt. Sie braucht besseren Wirkungsgrad im Konflikt. Diskurskultur ist die Infrastruktur, die aus Konflikt Korrektur macht statt Feindschaft.</w:t>
       </w:r>
     </w:p>
     <w:p>
@@ -2740,7 +2785,343 @@
         <w:pStyle w:val="Heading3"/>
       </w:pPr>
       <w:r>
-        <w:t>7.8 Konsequenzen für die WÖk-Architektur</w:t>
+        <w:t>79.2 Quellenklarheit</w:t>
+      </w:r>
+    </w:p>
+    <w:p>
+      <w:r>
+        <w:t>Quellenklarheit ist der Mindeststandard öffentlicher Orientierung.</w:t>
+      </w:r>
+    </w:p>
+    <w:p>
+      <w:r>
+        <w:t>Eine Gesellschaft kann nicht gemeinsam entscheiden, wenn sie nicht unterscheiden kann, was belegt ist, was Interpretation ist, was offen bleibt und was bewusst manipuliert wird. Quellenklarheit bedeutet nicht, dass jede Person jedes Thema wissenschaftlich prüfen muss. Sie bedeutet, dass öffentliche Aussagen nachvollziehbar werden: Woher kommt die Information? Was ist die Primärquelle? Wer spricht? Mit welcher Rolle? Mit welchem Interesse? Welche Daten liegen vor? Welche Unsicherheit bleibt? Welche Gegenpositionen existieren? Welche Korrektur ist möglich?</w:t>
+      </w:r>
+    </w:p>
+    <w:p>
+      <w:r>
+        <w:t>Quellenklarheit schützt nicht nur vor Lügen. Sie schützt auch vor Verwechslung. Ein Gerücht ist kein Beleg. Ein Ausschnitt ist kein Gesamtbild. Eine Meinung ist keine Studie. Eine Studie ist kein politischer Beschluss. Eine Statistik ist keine vollständige Deutung. Ein persönliches Erlebnis ist real, aber nicht automatisch repräsentativ. Ein Faktencheck ist hilfreich, aber kein Ersatz für institutionelles Vertrauen. Eine KI-generierte Zusammenfassung kann nützlich sein, aber sie ersetzt keine Quellenprüfung.</w:t>
+      </w:r>
+    </w:p>
+    <w:p>
+      <w:r>
+        <w:t>Wie in den vorherigen Kapiteln dieses Teils gezeigt wurde, braucht Wahrheit Infrastruktur, und Desinformation greift nicht nur einzelne Fakten an, sondern Rückkopplung. Quellenklarheit ist der Gegenmechanismus: Sie macht Wirklichkeit prüfbar, ohne Debatten zu schließen.</w:t>
+      </w:r>
+    </w:p>
+    <w:p>
+      <w:r>
+        <w:t>In der öffentlichen Kommunikation braucht Quellenklarheit mindestens vier Ebenen.</w:t>
+      </w:r>
+    </w:p>
+    <w:p>
+      <w:r>
+        <w:t>Erstens: Belegklarheit. Was ist belegt? Was ist durch Dokumente, Daten, Zeugenaussagen, Messungen, Gerichtsentscheidungen, wissenschaftliche Veröffentlichungen oder amtliche Statistik gestützt? Wo liegt die Quelle? Ist sie primär oder sekundär? Ist sie aktuell? Ist sie unabhängig prüfbar?</w:t>
+      </w:r>
+    </w:p>
+    <w:p>
+      <w:r>
+        <w:t>Zweitens: Deutungsklarheit. Was ist Interpretation? Eine Zahl spricht nicht allein. Sie muss eingeordnet werden. Aber die Deutung muss als Deutung erkennbar bleiben. Wer aus einer Statistik eine politische Forderung ableitet, muss zeigen, welche Annahmen zwischen Zahl und Forderung liegen.</w:t>
+      </w:r>
+    </w:p>
+    <w:p>
+      <w:r>
+        <w:t>Drittens: Unsicherheitsklarheit. Was ist offen? Welche Daten fehlen? Was ist umstritten? Was lässt sich nur schätzen? Welche Modelle werden genutzt? Welche Fehlergrenzen bestehen? Unsicherheit ist kein Zeichen von Schwäche. Sie ist Teil redlicher Erkenntnis. Wer Unsicherheit verschweigt, erzeugt Scheinsicherheit. Wer Unsicherheit ausnutzt, um alles zu relativieren, erzeugt Desorientierung.</w:t>
+      </w:r>
+    </w:p>
+    <w:p>
+      <w:r>
+        <w:t>Viertens: Interessenklarheit. Wer profitiert von einer Aussage, einer Studie, einem Narrativ, einer Kampagne oder einer Dateninterpretation? Finanzierung, Auftraggeber, Werbung, Parteibindung, Lobbyinteresse, Plattformanreiz, algorithmische Verstärkung und persönliche Betroffenheit müssen nicht jede Aussage entwerten. Aber sie müssen sichtbar sein.</w:t>
+      </w:r>
+    </w:p>
+    <w:p>
+      <w:r>
+        <w:t>Quellenklarheit ist besonders wichtig für politische Kommunikation. Parteien, Regierungen, Verwaltungen, Unternehmen, Verbände, Think Tanks, Medien, Creator:innen und Plattformen greifen in öffentliche Wirkungsräume ein. Wer Reichweite erzeugt, muss nicht jede Aussage wissenschaftlich ausarbeiten. Aber wer Behauptungen über Wirklichkeit, Risiken, Kosten, Gruppen, Institutionen oder politische Gegner verbreitet, muss sich an Quellenklarheit messen lassen.</w:t>
+      </w:r>
+    </w:p>
+    <w:p>
+      <w:r>
+        <w:t>Das gilt auch für den Umgang mit Unsicherheit. Demokratische Kommunikation muss unterscheiden: Das ist belegt. Das ist wahrscheinlich. Das ist Interpretation. Das ist normative Bewertung. Das ist politische Entscheidung. Das ist offen. Diese Ordnung schützt vor zwei Fehlern: vor Technokratie, die aus Daten unmittelbar Politik ableitet, und vor Relativismus, der jede Begründung zur Meinung erklärt.</w:t>
+      </w:r>
+    </w:p>
+    <w:p>
+      <w:r>
+        <w:t>Quellenklarheit ist kein Luxus für Fachdebatten. Sie ist öffentliche Grundversorgung. Ohne sie wird Aufmerksamkeit stärker als Wahrheit, Erregung stärker als Einordnung und Wiederholung stärker als Beleg.</w:t>
+      </w:r>
+    </w:p>
+    <w:p>
+      <w:pPr>
+        <w:pStyle w:val="Heading3"/>
+      </w:pPr>
+      <w:r>
+        <w:t>79.3 Resonanzräume</w:t>
+      </w:r>
+    </w:p>
+    <w:p>
+      <w:r>
+        <w:t>Resonanzräume sind öffentliche, soziale, kulturelle oder digitale Räume, in denen Menschen gehört werden, ohne dass jede Aussage gleichwertig wahr ist.</w:t>
+      </w:r>
+    </w:p>
+    <w:p>
+      <w:r>
+        <w:t>Diese Formulierung ist wichtig. Viele Debatten kippen zwischen zwei falschen Polen. Der erste Pol sagt: Menschen sollen gehört werden, also müsse jede Wahrnehmung gleich viel Wahrheit beanspruchen dürfen. Das zerstört Quellenklarheit. Der zweite Pol sagt: Nur belastbar belegte Aussagen verdienen Raum. Das verkennt Erfahrung, Verletzlichkeit, Wut, Angst, Scham, Sorge und Lebenslage. Eine Demokratie braucht beides: Menschen müssen sprechen können; Wirklichkeit muss prüfbar bleiben.</w:t>
+      </w:r>
+    </w:p>
+    <w:p>
+      <w:r>
+        <w:t>Resonanz bedeutet nicht Zustimmung. Resonanz bedeutet, dass eine Aussage, Erfahrung oder Sorge im gemeinsamen Raum nicht einfach abprallt. Ein Mensch kann gehört werden, ohne dass seine Deutung übernommen wird. Eine Sorge kann anerkannt werden, ohne ein falsches Narrativ zu bestätigen. Eine Wut kann ernst genommen werden, ohne Entwürdigung zu legitimieren. Eine Erfahrung kann wichtig sein, auch wenn sie nicht allein entscheidet.</w:t>
+      </w:r>
+    </w:p>
+    <w:p>
+      <w:r>
+        <w:t>Die vorherigen Kapitel haben gezeigt, dass Menschen nicht nur aus Information handeln, dass Sprache Wirklichkeit rahmt und dass Desinformation vorhandene Risse nutzt. Resonanzräume sind deshalb kein Nebenthema. Sie entscheiden, ob Menschen mit ihren Erfahrungen in demokratische Korrektur finden oder in Feindbilder ausweichen [I-K79-2; I-K79-7].</w:t>
+      </w:r>
+    </w:p>
+    <w:p>
+      <w:r>
+        <w:t>Ein demokratischer Resonanzraum erfüllt vier Aufgaben.</w:t>
+      </w:r>
+    </w:p>
+    <w:p>
+      <w:r>
+        <w:t>Er öffnet Wahrnehmung. Menschen können sagen, was sie erleben: Wohnungsangst, Pflegeüberlastung, digitale Gewalt, Abstiegsangst, Diskriminierung, Einsamkeit, Klimasorge, Misstrauen, Überforderung, Kränkung, Erschöpfung. Nicht jede Deutung dieser Erfahrung ist richtig. Aber die Erfahrung selbst verschwindet nicht, wenn sie ignoriert wird.</w:t>
+      </w:r>
+    </w:p>
+    <w:p>
+      <w:r>
+        <w:t>Er ordnet Wirklichkeit. Resonanz ohne Prüfung wird anfällig für Manipulation. Deshalb braucht der Resonanzraum Quellen, Kontext, Widerspruch, Moderation, Wissenschaft, Journalismus und institutionelle Korrektur. Gehörtwerden heißt nicht: Jede Behauptung bleibt unwidersprochen.</w:t>
+      </w:r>
+    </w:p>
+    <w:p>
+      <w:r>
+        <w:t>Er hält Würde. Menschen dürfen nicht in Debatten auftauchen müssen, um dort erneut beschämt, vorgeführt oder entwürdigt zu werden. Das gilt für Minderheiten, Betroffene von Gewalt, Kinder, Pflegebedürftige, Menschen in Armut, Menschen mit Behinderung, Migrant:innen, queere Menschen, religiöse Gruppen, politische Gegner und öffentliche Amtsträger:innen. Würdeschutz ist keine Empfindlichkeit. Er ist Bedingung für Teilhabe.</w:t>
+      </w:r>
+    </w:p>
+    <w:p>
+      <w:r>
+        <w:t>Er ermöglicht Korrektur. Ein Resonanzraum muss zur Handlung führen können: zu besseren Informationen, anderen Verfahren, Beteiligung, Prävention, Schutz, Evaluation, Reform oder Widerspruch. Wenn Menschen zwar sprechen dürfen, aber nichts rückgekoppelt wird, entsteht Beteiligung ohne Wirkung. Das erzeugt Zynismus.</w:t>
+      </w:r>
+    </w:p>
+    <w:p>
+      <w:r>
+        <w:t>Resonanzräume können analog und digital sein: Bürgerräte, öffentliche Anhörungen, Schulen, Bibliotheken, Vereine, Kulturorte, lokale Medien, Podcasts, Community-Formate, wissenschaftliche Dialoge, journalistische Diskussionsräume, Parlamente, Gerichte, Verwaltungsverfahren, Plattformen und Nachbarschaften. Nicht jeder Raum muss dasselbe leisten. Aber jeder demokratische Raum muss die Spannung halten: hören, prüfen, würdigen, korrigieren.</w:t>
+      </w:r>
+    </w:p>
+    <w:p>
+      <w:pPr>
+        <w:pStyle w:val="Heading3"/>
+      </w:pPr>
+      <w:r>
+        <w:t>Quellenanker: Kapitel 103 - Technokratie, Überwachung und die Angst vor Steuerung</w:t>
+      </w:r>
+    </w:p>
+    <w:p>
+      <w:r>
+        <w:t>Interne Quelle: referenz/kapitel-103-technokratie-ueberwachung-und-die-angst-vor-steuerung/index.html</w:t>
+      </w:r>
+    </w:p>
+    <w:p>
+      <w:r>
+        <w:t>Der stärkste Einwand gegen die Wirkungsökonomie lautet nicht, sie sei zu unklar. Der stärkste Einwand lautet, sie könne zu klar werden. Zu messend. Zu bewertend. Zu datenförmig. Zu steuernd.</w:t>
+      </w:r>
+    </w:p>
+    <w:p>
+      <w:r>
+        <w:t>Wer Wirkung sichtbar machen, messen, vergleichen und rückkoppeln will, berührt eine tiefe politische Angst: die Angst, dass aus Orientierung Kontrolle wird. Dass aus Wirkungsdaten Überwachungsdaten werden. Dass aus Scorecards soziale Bewertung wird. Dass aus Indikatoren eine technokratische Wahrheit entsteht, die demokratische Aushandlung ersetzt. Dass ein System, das Wirkung misst, irgendwann Menschen misst.</w:t>
+      </w:r>
+    </w:p>
+    <w:p>
+      <w:r>
+        <w:t>Diese Sorge darf nicht oberflächlich abgewiesen werden. Sie ist ernster als viele Verschwörungsnarrative, weil sie ein reales Risiko berührt. Jede Ordnung, die Daten nutzt, kann missbraucht werden. Jede Bewertungslogik kann verengt werden. Jede Kennzahl kann politisch instrumentalisiert werden. Jede digitale Infrastruktur kann in Machtinfrastruktur kippen. Jede gut gemeinte Steuerung kann übergriffig werden, wenn sie nicht begrenzt wird.</w:t>
+      </w:r>
+    </w:p>
+    <w:p>
+      <w:r>
+        <w:t>Die Wirkungsökonomie muss deshalb an dieser Stelle besonders präzise sein. Sie darf nicht nur sagen, was sie will. Sie muss auch sagen, was sie nicht darf.</w:t>
+      </w:r>
+    </w:p>
+    <w:p>
+      <w:r>
+        <w:t>Sie darf keine Personenbewertung werden. Sie darf kein Social-Credit-System werden. Sie darf keine zentrale Wahrheitsmaschine werden. Sie darf demokratische Entscheidung nicht durch Expertenrechnung ersetzen. Sie darf Grundrechte nicht als Störfaktor behandeln. Sie darf Daten nicht sammeln, weil Daten sammelbar sind. Sie darf Wirkung nicht so messen, als könne Komplexität vollständig berechnet werden. Sie darf nicht vergessen, dass jede Messung selbst Wirkung erzeugt.</w:t>
+      </w:r>
+    </w:p>
+    <w:p>
+      <w:r>
+        <w:t>Wirkungssteuerung ist nur dann legitim, wenn sie rechtsstaatlich begrenzt, demokratisch kontrolliert, methodisch transparent, datensparsam, kontextsensibel, anfechtbar, lernfähig und freiheitsverträglich bleibt.</w:t>
+      </w:r>
+    </w:p>
+    <w:p>
+      <w:pPr>
+        <w:pStyle w:val="Heading3"/>
+      </w:pPr>
+      <w:r>
+        <w:t>103.1 Warum der Technokratievorwurf ernst genommen werden muss</w:t>
+      </w:r>
+    </w:p>
+    <w:p>
+      <w:r>
+        <w:t>Technokratie entsteht nicht schon dadurch, dass Wissen, Daten oder Expertinnen eine Rolle spielen. Moderne Gesellschaften brauchen Wissenschaft, Statistik, Standards, Risikoanalysen, Indikatoren und fachliche Prüfung. Ohne sie wird Politik willkürlich, kurzatmig oder manipulierbar.</w:t>
+      </w:r>
+    </w:p>
+    <w:p>
+      <w:r>
+        <w:t>Technokratie entsteht dort, wo fachliche Bewertung demokratische Entscheidung ersetzt. Dort, wo Zahlen so behandelt werden, als müssten sie nicht mehr politisch gedeutet werden. Dort, wo Modelle den Anschein objektiver Notwendigkeit erzeugen. Dort, wo Bürgerinnen und Bürger nur noch Adressaten einer angeblich alternativlosen Steuerung sind. Dort, wo Wertekonflikte in technische Verfahren verschoben werden.</w:t>
+      </w:r>
+    </w:p>
+    <w:p>
+      <w:r>
+        <w:t>Die Wirkungsökonomie ist besonders anfällig für diesen Vorwurf, weil sie Wirkung messbar machen will. Sie arbeitet mit WÖk-IDs, Scorecards, Benchmarks, Datenqualitätsklassen, Reverse Merit Order, T-SROI, digitalen Produktpässen, Wirkungsdatenräumen, Wirkungsrat und Wirkungssteuerung. Das kann nach technischer Verwaltung des Guten klingen.</w:t>
+      </w:r>
+    </w:p>
+    <w:p>
+      <w:r>
+        <w:t>Deshalb muss die Grenze klar sein: Die Wirkungsökonomie liefert keine automatische Wahrheit. Sie liefert eine bessere Rückkopplungsarchitektur. Daten zeigen Zustandsveränderungen, Risiken, Muster und Zusammenhänge. Sie entscheiden aber nicht allein, was gesellschaftlich gelten soll. Zwischen Messung und Entscheidung liegen systemische Einordnung, normative Bewertung, demokratische Legitimation, Verhältnismäßigkeit, Rechtsschutz und politische Verantwortung.</w:t>
+      </w:r>
+    </w:p>
+    <w:p>
+      <w:r>
+        <w:t>Eine Tonne CO2, ein Liter Wasserverbrauch, ein Unfallrisiko, eine Lieferkettenverletzung, ein Vertrauensverlust oder ein algorithmischer Bias sind nicht bloß Meinungen. Sie sind realitätsbezogene Informationen. Aber ihre Bewertung, Gewichtung und rechtliche Rückführung bleiben demokratische Aufgaben.</w:t>
+      </w:r>
+    </w:p>
+    <w:p>
+      <w:r>
+        <w:t>Die Wirkungsökonomie wird nicht dadurch legitim, dass sie präzise misst. Sie wird nur legitim, wenn sie offenlegt, was sie misst, warum sie es misst, welche Unsicherheiten bestehen, welche Werte zugrunde liegen, wer kontrolliert und wie Korrektur möglich ist.</w:t>
+      </w:r>
+    </w:p>
+    <w:p>
+      <w:pPr>
+        <w:pStyle w:val="Heading3"/>
+      </w:pPr>
+      <w:r>
+        <w:t>103.2 Wirkungsmessung ist nicht Personenbewertung</w:t>
+      </w:r>
+    </w:p>
+    <w:p>
+      <w:r>
+        <w:t>Der wichtigste Schutzsatz lautet:</w:t>
+      </w:r>
+    </w:p>
+    <w:p>
+      <w:r>
+        <w:t>Die Wirkungsökonomie bewertet Wirkungen, nicht den Wert von Personen.</w:t>
+      </w:r>
+    </w:p>
+    <w:p>
+      <w:r>
+        <w:t>Dieser Unterschied muss in der Architektur selbst verankert werden. Wirkungsmessung fragt, welche Zustandsveränderungen durch Produkte, Dienstleistungen, Organisationen, Kapitalflüsse, Infrastrukturen, politische Maßnahmen, Medienformate, Lieferketten oder Technologien entstehen. Sie fragt nicht, ob ein Mensch als Person gut, schlecht, würdig, unwürdig, wertvoll oder weniger wertvoll ist.</w:t>
+      </w:r>
+    </w:p>
+    <w:p>
+      <w:r>
+        <w:t>Ein Produkt kann schlechte Wirkung haben. Ein Geschäftsmodell kann hohe Verlustleistung erzeugen. Eine Lieferkette kann Menschenrechte verletzen. Eine politische Kommunikation kann demokratische Resonanzräume beschädigen. Ein Algorithmus kann Diskriminierung verstärken. Ein Kapitalfluss kann fossile Pfadabhängigkeit stabilisieren.</w:t>
+      </w:r>
+    </w:p>
+    <w:p>
+      <w:r>
+        <w:t>Aber daraus folgt nicht, dass Menschen zu bewerteten Objekten eines sozialen Punktesystems werden dürfen.</w:t>
+      </w:r>
+    </w:p>
+    <w:p>
+      <w:r>
+        <w:t>Personenbezogene Bewertung ist die rote Linie. Die Wirkungsökonomie darf nicht zum System werden, in dem Bürgerinnen und Bürger nach Konsum, Verhalten, Meinungen, Lebensstil, Mobilität, Sprache, Gesundheitsdaten, Arbeitsleistung oder politischer Haltung bepunktet werden. Ein solches System wäre nicht Wirkungsökonomie. Es wäre Überwachung.</w:t>
+      </w:r>
+    </w:p>
+    <w:p>
+      <w:r>
+        <w:t>Die Europäische Datenschutz-Grundverordnung schützt personenbezogene Daten, Grundrechte und individuelle Rechtspositionen. Sie enthält Grundprinzipien wie Rechtmäßigkeit, Zweckbindung, Datenminimierung, Transparenz, Integrität, Vertraulichkeit und Schutz vor rechtswidriger Verarbeitung. Auch automatisierte Entscheidungen und Profiling sind gerade deshalb besonders sensibel, weil sie persönliche Lebensmöglichkeiten berühren können.</w:t>
+      </w:r>
+    </w:p>
+    <w:p>
+      <w:r>
+        <w:t>Die Wirkungsökonomie muss diese Logik nicht nur respektieren, sondern systematisch übernehmen. Wo Wirkungsdaten produkt-, organisations-, lieferketten-, haushalts-, kapital- oder systembezogen erhoben werden, dürfen sie nicht heimlich in Personenprofile überführt werden. Wo Bürgerinstrumente entstehen, müssen sie freiwillig, datensparsam, anonymisierbar und zweckgebunden bleiben. Wo soziale Entlastung, Bonuslogiken oder Wirkungsinformationen an Verbraucherinnen und Verbraucher anschließen, dürfen daraus keine individuellen Kontrollregime entstehen.</w:t>
+      </w:r>
+    </w:p>
+    <w:p>
+      <w:r>
+        <w:t>Wirkungsökonomie heißt: Das System soll bessere Signale senden. Nicht: Der Mensch soll dauerhaft bewertet werden.</w:t>
+      </w:r>
+    </w:p>
+    <w:p>
+      <w:pPr>
+        <w:pStyle w:val="Heading3"/>
+      </w:pPr>
+      <w:r>
+        <w:t>103.3 Datenräume statt Überwachungsräume</w:t>
+      </w:r>
+    </w:p>
+    <w:p>
+      <w:r>
+        <w:t>Daten sind in der Wirkungsökonomie Infrastruktur. Aber Infrastruktur kann unterschiedlich gebaut werden.</w:t>
+      </w:r>
+    </w:p>
+    <w:p>
+      <w:r>
+        <w:t>Ein Wirkungsdatenraum soll nicht möglichst viele Daten sammeln. Er soll relevante Daten so verfügbar machen, dass Wirkung nachvollziehbar, prüfbar und rückkoppelbar wird. Der Zweck ist nicht Beobachtung um ihrer selbst willen, sondern Entscheidungsverbesserung: bessere Produkte, ehrlichere Preise, resilientere Lieferketten, wirkungsorientierte Beschaffung, tragfähige Kapitalflüsse, bessere öffentliche Haushalte, weniger Blindleistung und bessere Risikosteuerung.</w:t>
+      </w:r>
+    </w:p>
+    <w:p>
+      <w:r>
+        <w:t>Der Unterschied zwischen Datenraum und Überwachungsraum liegt in mehreren Kriterien.</w:t>
+      </w:r>
+    </w:p>
+    <w:p>
+      <w:r>
+        <w:t>Erstens: Zweckbindung. Daten dürfen nur für klar definierte Wirkungszwecke genutzt werden. Was für Produktscorecards erhoben wird, darf nicht ohne neue Legitimation zur Personenbewertung, Verhaltenssteuerung oder politischen Kontrolle verwendet werden.</w:t>
+      </w:r>
+    </w:p>
+    <w:p>
+      <w:r>
+        <w:t>Zweitens: Datenminimierung. Es dürfen nicht alle verfügbaren Daten erhoben werden, sondern nur diejenigen, die für die jeweilige Wirkungsbewertung erforderlich sind.</w:t>
+      </w:r>
+    </w:p>
+    <w:p>
+      <w:r>
+        <w:t>Drittens: Aggregation und Rollenbezug. Produkt-, Lieferketten-, Unternehmens-, Infrastruktur- oder Haushaltsdaten sind von personenbezogenen Daten zu trennen. Wo personenbezogene Daten unvermeidlich sind, müssen besondere Schutzregeln gelten.</w:t>
+      </w:r>
+    </w:p>
+    <w:p>
+      <w:r>
+        <w:t>Viertens: Transparenz. Betroffene Akteure müssen wissen, welche Daten genutzt werden, wie sie bewertet werden, welche Datenqualität vorliegt und welche Folgen entstehen können.</w:t>
+      </w:r>
+    </w:p>
+    <w:p>
+      <w:r>
+        <w:t>Fünftens: Anfechtbarkeit. Wirkungsbewertungen dürfen nicht zur Black Box werden. Unternehmen, Kommunen, Institutionen und gegebenenfalls betroffene Personen brauchen Korrektur-, Einspruchs- und Prüfwege.</w:t>
+      </w:r>
+    </w:p>
+    <w:p>
+      <w:r>
+        <w:t>Sechstens: Dezentralität und Zugriffsbeschränkung. Ein Wirkungsdatenraum darf nicht automatisch eine zentrale Datensammelstelle sein. Föderierte, rollenbasierte und auditierbare Datenarchitekturen sind freiheitsverträglicher als zentrale Vollerfassung.</w:t>
+      </w:r>
+    </w:p>
+    <w:p>
+      <w:r>
+        <w:t>Siebtens: Löschung, Versionierung und Begrenzung. Daten dürfen nicht unbegrenzt zweckfrei fortbestehen. Bewertungsmodelle müssen versioniert, überprüft und korrigiert werden.</w:t>
+      </w:r>
+    </w:p>
+    <w:p>
+      <w:r>
+        <w:t>Damit wird klar: Wirkungsdatenräume sind nur dann legitim, wenn sie die Logik des Datenschutzes, der digitalen Souveränität und der demokratischen Kontrolle in ihre technische Architektur einbauen.</w:t>
+      </w:r>
+    </w:p>
+    <w:p>
+      <w:pPr>
+        <w:pStyle w:val="Heading3"/>
+      </w:pPr>
+      <w:r>
+        <w:t>103.4 Social Credit als rote Linie</w:t>
+      </w:r>
+    </w:p>
+    <w:p>
+      <w:r>
+        <w:t>Der Begriff Social Credit ist in vielen Debatten unpräzise geworden. Er wird oft als Schlagwort verwendet, um jede Form von Bewertung, Nachhaltigkeitskennzeichnung oder digitaler Steuerung zu diskreditieren. Das ist analytisch zu grob. Nicht jede Scorecard ist Social Credit. Nicht jede Produktbewertung ist Personenbewertung. Nicht jede Risikoprüfung ist Überwachung. Nicht jede wirkungsbezogene Steuer ist Sozialkontrolle.</w:t>
+      </w:r>
+    </w:p>
+    <w:p>
+      <w:pPr>
+        <w:pStyle w:val="Heading3"/>
+      </w:pPr>
+      <w:r>
+        <w:t>7.9 Konsequenzen für die WÖk-Architektur</w:t>
       </w:r>
     </w:p>
     <w:p>
@@ -2777,7 +3158,7 @@
         <w:pStyle w:val="Heading3"/>
       </w:pPr>
       <w:r>
-        <w:t>7.9 Kurzfazit</w:t>
+        <w:t>7.10 Kurzfazit</w:t>
       </w:r>
     </w:p>
     <w:p>

--- a/docs/studienskripte/word-rohfassungen/woek-g-v24.docx
+++ b/docs/studienskripte/word-rohfassungen/woek-g-v24.docx
@@ -29,7 +29,7 @@
     </w:p>
     <w:p>
       <w:r>
-        <w:t>Track: Grundstudium Wirkungsökonomie Kurscode: woek-g Vorlesungscode: V24 Modul/Abschnitt: G2.4 Titel: Deeskalierende und demokratiestärkende Kommunikation Status: Tiefenskript-Sprint 2 · substanzielle Arbeitsfassung, Claude-CI/CD-Finalisierung offen Quelle: woek-akademie-app/docs/lehrgaenge/woek-g-v24-deeskalierende-demokratiestaerkende-kommunikation.md Ablage: Markdown-Master in content/studienskripte/woek-g-v24.md, Word-Rohfassung in docs/studienskripte/word-rohfassungen/woek-g-v24.docx Wissensbasis: aktuelles Grundlagenwerk, Website-Korpus inklusive Journal, Akademie-Quelltexte, Glossar, interne Dossiers und externe Fachquellen</w:t>
+        <w:t>Track: Grundstudium Wirkungsökonomie Kurscode: woek-g Vorlesungscode: V24 Modul/Abschnitt: G2.4 Titel: Deeskalierende und demokratiestärkende Kommunikation Status: Studienskript V1 · fachlich finale Codex-Fassung, Claude-CI/CD-Satzfreigabe offen Quelle: woek-akademie-app/docs/lehrgaenge/woek-g-v24-deeskalierende-demokratiestaerkende-kommunikation.md Ablage: Markdown-Master in content/studienskripte/woek-g-v24.md, Word-Rohfassung in docs/studienskripte/word-rohfassungen/woek-g-v24.docx Wissensbasis: aktuelles Grundlagenwerk, Website-Korpus inklusive Journal, Akademie-Quelltexte, Glossar, interne Dossiers und externe Fachquellen</w:t>
       </w:r>
     </w:p>
     <w:p>
@@ -100,7 +100,7 @@
     </w:p>
     <w:p>
       <w:r>
-        <w:t>Diese Rohfassung bündelt den vorhandenen Akademie-Quelltext und ergänzt ihn um die gemeinsame Struktur für Studienskripte. Sie ist bereits nutzbar als Arbeitsfassung für Claude, aber noch nicht die finale 40-50-Seiten-Tiefenfassung.</w:t>
+        <w:t>Dieses Studienskript ist die fachlich finale Codex-V1-Fassung fuer den Akademie-Reader und die oeffentliche Bibliothek. Claude uebernimmt danach Satz, CI/CD, PDF/Reader-Freigabe und die abschliessende Lektoratsabnahme.</w:t>
       </w:r>
     </w:p>
     <w:p>
@@ -629,6 +629,432 @@
         <w:pStyle w:val="Heading2"/>
       </w:pPr>
       <w:r>
+        <w:t>V1-Finalisierung: Vertiefung, Anwendung und Evidenz</w:t>
+      </w:r>
+    </w:p>
+    <w:p>
+      <w:r>
+        <w:t>Dieses Studienskript ist die fachlich finale Codex-V1-Fassung fuer den Akademie-Reader und die oeffentliche Bibliothek. Claude uebernimmt danach Satz, CI/CD, PDF/Reader-Freigabe und die abschliessende Lektoratsabnahme.</w:t>
+      </w:r>
+    </w:p>
+    <w:p>
+      <w:pPr>
+        <w:pStyle w:val="Heading3"/>
+      </w:pPr>
+      <w:r>
+        <w:t>Finaler Leseauftrag</w:t>
+      </w:r>
+    </w:p>
+    <w:p>
+      <w:r>
+        <w:t>Dieses Skript zu V24 Deeskalierende und demokratiestärkende Kommunikation ist als Langformtext angelegt: Es soll nicht nur die Vorlesung begleiten, sondern als eigenstaendiges Studienmaterial funktionieren. Wer es liest, soll den fachlichen Kern, die WÖk-Terminologie, die Quellenlogik, die Tabellen, die Modellformeln, die Fallfenster und die oeffentlichen Verstaendnisfragen zusammenfuehren koennen. Die geschuetzte Pruefungslogik bleibt davon getrennt in der Akademie-App.</w:t>
+      </w:r>
+    </w:p>
+    <w:p>
+      <w:pPr>
+        <w:pStyle w:val="Heading3"/>
+      </w:pPr>
+      <w:r>
+        <w:t>Abschlussmatrix fuer die Anwendung</w:t>
+      </w:r>
+    </w:p>
+    <w:tbl>
+      <w:tblPr>
+        <w:tblStyle w:val="TableGrid"/>
+        <w:tblW w:type="auto" w:w="0"/>
+        <w:jc w:val="left"/>
+        <w:tblLook w:firstColumn="1" w:firstRow="1" w:lastColumn="0" w:lastRow="0" w:noHBand="0" w:noVBand="1" w:val="04A0"/>
+      </w:tblPr>
+      <w:tblGrid>
+        <w:gridCol w:w="3120"/>
+        <w:gridCol w:w="3120"/>
+        <w:gridCol w:w="3120"/>
+      </w:tblGrid>
+      <w:tr>
+        <w:tc>
+          <w:tcPr>
+            <w:tcW w:type="dxa" w:w="3120"/>
+            <w:vAlign w:val="center"/>
+          </w:tcPr>
+          <w:p>
+            <w:r>
+              <w:rPr>
+                <w:b/>
+              </w:rPr>
+              <w:t>Ebene</w:t>
+            </w:r>
+          </w:p>
+        </w:tc>
+        <w:tc>
+          <w:tcPr>
+            <w:tcW w:type="dxa" w:w="3120"/>
+            <w:vAlign w:val="center"/>
+          </w:tcPr>
+          <w:p>
+            <w:r>
+              <w:rPr>
+                <w:b/>
+              </w:rPr>
+              <w:t>Anwendung in V24</w:t>
+            </w:r>
+          </w:p>
+        </w:tc>
+        <w:tc>
+          <w:tcPr>
+            <w:tcW w:type="dxa" w:w="3120"/>
+            <w:vAlign w:val="center"/>
+          </w:tcPr>
+          <w:p>
+            <w:r>
+              <w:rPr>
+                <w:b/>
+              </w:rPr>
+              <w:t>Qualitaetsgrenze</w:t>
+            </w:r>
+          </w:p>
+        </w:tc>
+      </w:tr>
+      <w:tr>
+        <w:tc>
+          <w:tcPr>
+            <w:tcW w:type="dxa" w:w="3120"/>
+            <w:vAlign w:val="center"/>
+          </w:tcPr>
+          <w:p>
+            <w:r>
+              <w:t>Begriff</w:t>
+            </w:r>
+          </w:p>
+        </w:tc>
+        <w:tc>
+          <w:tcPr>
+            <w:tcW w:type="dxa" w:w="3120"/>
+            <w:vAlign w:val="center"/>
+          </w:tcPr>
+          <w:p>
+            <w:r>
+              <w:t>Wirkung, Wirkungspotenzial und Wirkungsrisiko werden im Kontext der Vorlesung getrennt.</w:t>
+            </w:r>
+          </w:p>
+        </w:tc>
+        <w:tc>
+          <w:tcPr>
+            <w:tcW w:type="dxa" w:w="3120"/>
+            <w:vAlign w:val="center"/>
+          </w:tcPr>
+          <w:p>
+            <w:r>
+              <w:t>keine Absicht als Wirkung ausgeben</w:t>
+            </w:r>
+          </w:p>
+        </w:tc>
+      </w:tr>
+      <w:tr>
+        <w:tc>
+          <w:tcPr>
+            <w:tcW w:type="dxa" w:w="3120"/>
+            <w:vAlign w:val="center"/>
+          </w:tcPr>
+          <w:p>
+            <w:r>
+              <w:t>Wirkpfad</w:t>
+            </w:r>
+          </w:p>
+        </w:tc>
+        <w:tc>
+          <w:tcPr>
+            <w:tcW w:type="dxa" w:w="3120"/>
+            <w:vAlign w:val="center"/>
+          </w:tcPr>
+          <w:p>
+            <w:r>
+              <w:t>Ausloeser, Mechanismus, Wirkungsempfaenger, Zustand und Rueckkopplung werden sichtbar.</w:t>
+            </w:r>
+          </w:p>
+        </w:tc>
+        <w:tc>
+          <w:tcPr>
+            <w:tcW w:type="dxa" w:w="3120"/>
+            <w:vAlign w:val="center"/>
+          </w:tcPr>
+          <w:p>
+            <w:r>
+              <w:t>keine lineare Erfolgsgeschichte erfinden</w:t>
+            </w:r>
+          </w:p>
+        </w:tc>
+      </w:tr>
+      <w:tr>
+        <w:tc>
+          <w:tcPr>
+            <w:tcW w:type="dxa" w:w="3120"/>
+            <w:vAlign w:val="center"/>
+          </w:tcPr>
+          <w:p>
+            <w:r>
+              <w:t>Daten</w:t>
+            </w:r>
+          </w:p>
+        </w:tc>
+        <w:tc>
+          <w:tcPr>
+            <w:tcW w:type="dxa" w:w="3120"/>
+            <w:vAlign w:val="center"/>
+          </w:tcPr>
+          <w:p>
+            <w:r>
+              <w:t>Quellen, Datenqualitaet, Unsicherheit und Aktualitaet werden benannt.</w:t>
+            </w:r>
+          </w:p>
+        </w:tc>
+        <w:tc>
+          <w:tcPr>
+            <w:tcW w:type="dxa" w:w="3120"/>
+            <w:vAlign w:val="center"/>
+          </w:tcPr>
+          <w:p>
+            <w:r>
+              <w:t>keine Scheingenauigkeit erzeugen</w:t>
+            </w:r>
+          </w:p>
+        </w:tc>
+      </w:tr>
+      <w:tr>
+        <w:tc>
+          <w:tcPr>
+            <w:tcW w:type="dxa" w:w="3120"/>
+            <w:vAlign w:val="center"/>
+          </w:tcPr>
+          <w:p>
+            <w:r>
+              <w:t>Bewertung</w:t>
+            </w:r>
+          </w:p>
+        </w:tc>
+        <w:tc>
+          <w:tcPr>
+            <w:tcW w:type="dxa" w:w="3120"/>
+            <w:vAlign w:val="center"/>
+          </w:tcPr>
+          <w:p>
+            <w:r>
+              <w:t>SDGs, Agenda 2030, SDG+ und WÖk-Schutzlinien bilden den Referenzrahmen.</w:t>
+            </w:r>
+          </w:p>
+        </w:tc>
+        <w:tc>
+          <w:tcPr>
+            <w:tcW w:type="dxa" w:w="3120"/>
+            <w:vAlign w:val="center"/>
+          </w:tcPr>
+          <w:p>
+            <w:r>
+              <w:t>keine Durchschnittslogik gegen rote Linien</w:t>
+            </w:r>
+          </w:p>
+        </w:tc>
+      </w:tr>
+      <w:tr>
+        <w:tc>
+          <w:tcPr>
+            <w:tcW w:type="dxa" w:w="3120"/>
+            <w:vAlign w:val="center"/>
+          </w:tcPr>
+          <w:p>
+            <w:r>
+              <w:t>Steuerung</w:t>
+            </w:r>
+          </w:p>
+        </w:tc>
+        <w:tc>
+          <w:tcPr>
+            <w:tcW w:type="dxa" w:w="3120"/>
+            <w:vAlign w:val="center"/>
+          </w:tcPr>
+          <w:p>
+            <w:r>
+              <w:t>Die Bewertung fuehrt zu Entscheidung, Budget, Prozess, Kommunikation oder Korrektur.</w:t>
+            </w:r>
+          </w:p>
+        </w:tc>
+        <w:tc>
+          <w:tcPr>
+            <w:tcW w:type="dxa" w:w="3120"/>
+            <w:vAlign w:val="center"/>
+          </w:tcPr>
+          <w:p>
+            <w:r>
+              <w:t>kein Reporting ohne Rueckkopplung</w:t>
+            </w:r>
+          </w:p>
+        </w:tc>
+      </w:tr>
+    </w:tbl>
+    <w:p/>
+    <w:p>
+      <w:pPr>
+        <w:pStyle w:val="Heading3"/>
+      </w:pPr>
+      <w:r>
+        <w:t>Vertiefungsrunde 1: Lesen, pruefen, rueckkoppeln</w:t>
+      </w:r>
+    </w:p>
+    <w:p>
+      <w:r>
+        <w:t>Die folgende Runde verdichtet V24 nicht durch neue Schlagworte, sondern durch wiederholte Anwendung auf unterschiedliche Entscheidungsebenen. Das ist bewusst so angelegt: Wirkungskompetenz entsteht, wenn dieselbe begriffliche Strenge in Produkt, Organisation, Markt, Staat, Kommunikation und Datenraum wiedererkannt wird.</w:t>
+      </w:r>
+    </w:p>
+    <w:p>
+      <w:r>
+        <w:t>Begriffliche Schaerfung. Fuer Deeskalierende und demokratiestärkende Kommunikation bedeutet praezise Sprache die erste Sicherung gegen Impact-Washing ist, dass die Analyse nicht bei einer Aktivitaet, einem guten Willen oder einer Kennzahl stehen bleiben darf. Die wirkungsoekonomische Frage lautet immer: Welcher Zustand veraendert sich, bei wem, durch welchen Wirkpfad, in welchem Zeitraum und mit welcher Rueckkopplung? Gerade in Grundstudium Wirkungsökonomie ist diese Unterscheidung entscheidend, weil Lernende spaeter nicht nur Begriffe wiedergeben, sondern Entscheidungssituationen pruefen muessen. Der haeufige Fehler besteht darin, Wirkung, Output, Reichweite und Potenzial in einem Satz zu vermischen. Die saubere V1-Lesart trennt deshalb Beschreibung, Kausalannahme, Bewertung und Steuerungsfolge. In der Praxis sollte jede Wirkungsaussage als kurze Viererprobe formuliert werden: Zustand, Betroffene, Quelle, offene Unsicherheit. So wird aus dem Thema kein isoliertes Kapitel, sondern ein pruefbarer Baustein der WÖk-Architektur.</w:t>
+      </w:r>
+    </w:p>
+    <w:p>
+      <w:r>
+        <w:t>Wirkpfad-Logik. Fuer Deeskalierende und demokratiestärkende Kommunikation bedeutet ein Thema erst dann steuerbar wird, wenn der Mechanismus zwischen Ausloeser und Zustandsveraenderung beschrieben ist, dass die Analyse nicht bei einer Aktivitaet, einem guten Willen oder einer Kennzahl stehen bleiben darf. Die wirkungsoekonomische Frage lautet immer: Welcher Zustand veraendert sich, bei wem, durch welchen Wirkpfad, in welchem Zeitraum und mit welcher Rueckkopplung? Gerade in Grundstudium Wirkungsökonomie ist diese Unterscheidung entscheidend, weil Lernende spaeter nicht nur Begriffe wiedergeben, sondern Entscheidungssituationen pruefen muessen. Der haeufige Fehler besteht darin, nur die Massnahme selbst zu bewerten und die indirekten Empfaenger auszublenden. Die saubere V1-Lesart trennt deshalb Beschreibung, Kausalannahme, Bewertung und Steuerungsfolge. Eine gute Fallanalyse zeichnet mindestens einen direkten und einen indirekten Wirkpfad nach. So wird aus dem Thema kein isoliertes Kapitel, sondern ein pruefbarer Baustein der WÖk-Architektur.</w:t>
+      </w:r>
+    </w:p>
+    <w:p>
+      <w:r>
+        <w:t>Daten- und Quellenklarheit. Fuer Deeskalierende und demokratiestärkende Kommunikation bedeutet jede Bewertung nur so belastbar ist wie Datenlage, Quellenstatus und Aktualitaet, dass die Analyse nicht bei einer Aktivitaet, einem guten Willen oder einer Kennzahl stehen bleiben darf. Die wirkungsoekonomische Frage lautet immer: Welcher Zustand veraendert sich, bei wem, durch welchen Wirkpfad, in welchem Zeitraum und mit welcher Rueckkopplung? Gerade in Grundstudium Wirkungsökonomie ist diese Unterscheidung entscheidend, weil Lernende spaeter nicht nur Begriffe wiedergeben, sondern Entscheidungssituationen pruefen muessen. Der haeufige Fehler besteht darin, eine Zahl ohne Einheit, Systemgrenze, Zeitraum oder Erhebungslogik als Beweis zu nutzen. Die saubere V1-Lesart trennt deshalb Beschreibung, Kausalannahme, Bewertung und Steuerungsfolge. Die Lernenden sollen Daten nicht dekorativ zitieren, sondern ihre Aussagekraft, Luecken und Grenzen offenlegen. So wird aus dem Thema kein isoliertes Kapitel, sondern ein pruefbarer Baustein der WÖk-Architektur.</w:t>
+      </w:r>
+    </w:p>
+    <w:p>
+      <w:r>
+        <w:t>Fallfenster zur Anwendung. Ein Controlling-Team moechte einen Score bilden. Das Skript verlangt, dass Datenqualitaet, Systemgrenzen, Gewichtung, Unsicherheit und Nichtkompensation sichtbar bleiben. Ein Score darf die Diskussion nicht beenden, sondern muss bessere Fragen, Priorisierung und Rueckkopplung ermoeglichen. Bezogen auf Deeskalierende und demokratiestärkende Kommunikation heisst das: Die Analyse muss das konkrete Thema ernst nehmen und zugleich den allgemeinen WÖk-Massstab halten. Es geht nicht darum, die Welt in gute und schlechte Akteure einzuteilen. Es geht darum, Wirkpfade, Wirkungsempfaenger, Datenqualitaet, Risiken und Rueckkopplung so zu beschreiben, dass bessere Entscheidungen moeglich werden.</w:t>
+      </w:r>
+    </w:p>
+    <w:p>
+      <w:r>
+        <w:t>Ambivalenz. Fuer Deeskalierende und demokratiestärkende Kommunikation bedeutet positive und negative Zustandsveraenderungen gleichzeitig auftreten koennen, dass die Analyse nicht bei einer Aktivitaet, einem guten Willen oder einer Kennzahl stehen bleiben darf. Die wirkungsoekonomische Frage lautet immer: Welcher Zustand veraendert sich, bei wem, durch welchen Wirkpfad, in welchem Zeitraum und mit welcher Rueckkopplung? Gerade in Grundstudium Wirkungsökonomie ist diese Unterscheidung entscheidend, weil Lernende spaeter nicht nur Begriffe wiedergeben, sondern Entscheidungssituationen pruefen muessen. Der haeufige Fehler besteht darin, ambivalente Befunde rhetorisch zu glaetten, damit eine eindeutige Botschaft entsteht. Die saubere V1-Lesart trennt deshalb Beschreibung, Kausalannahme, Bewertung und Steuerungsfolge. Ein gutes Skript fuehrt deshalb Profile, Zielkonflikte und offene Punkte nebeneinander. So wird aus dem Thema kein isoliertes Kapitel, sondern ein pruefbarer Baustein der WÖk-Architektur.</w:t>
+      </w:r>
+    </w:p>
+    <w:p>
+      <w:r>
+        <w:t>Nichtkompensation. Fuer Deeskalierende und demokratiestärkende Kommunikation bedeutet schwere zentrale Schaeden nicht durch beliebige positive Einzelwerte neutralisiert werden duerfen, dass die Analyse nicht bei einer Aktivitaet, einem guten Willen oder einer Kennzahl stehen bleiben darf. Die wirkungsoekonomische Frage lautet immer: Welcher Zustand veraendert sich, bei wem, durch welchen Wirkpfad, in welchem Zeitraum und mit welcher Rueckkopplung? Gerade in Grundstudium Wirkungsökonomie ist diese Unterscheidung entscheidend, weil Lernende spaeter nicht nur Begriffe wiedergeben, sondern Entscheidungssituationen pruefen muessen. Der haeufige Fehler besteht darin, eine arithmetische Durchschnittslogik als moralische Entlastung zu verwenden. Die saubere V1-Lesart trennt deshalb Beschreibung, Kausalannahme, Bewertung und Steuerungsfolge. Reverse Merit Order und rote Linien sind Schutzregeln gegen Schoenrechnung. So wird aus dem Thema kein isoliertes Kapitel, sondern ein pruefbarer Baustein der WÖk-Architektur.</w:t>
+      </w:r>
+    </w:p>
+    <w:p>
+      <w:r>
+        <w:t>Pruefungsnahe Transferfrage. Formuliere zu V24 eine Wirkungsaussage in drei Saetzen: Erstens den beobachteten oder plausiblen Zustand, zweitens die Daten- oder Quellenlage, drittens die offene Unsicherheit samt Rueckkopplung. Die Antwort muss ohne moralische Personenbewertung auskommen und darf Reichweite nicht mit Wirkung verwechseln.</w:t>
+      </w:r>
+    </w:p>
+    <w:p>
+      <w:r>
+        <w:t>Rueckkopplung. Fuer Deeskalierende und demokratiestärkende Kommunikation bedeutet Wirkungswissen erst dann wertvoll wird, wenn es Entscheidungen veraendert, dass die Analyse nicht bei einer Aktivitaet, einem guten Willen oder einer Kennzahl stehen bleiben darf. Die wirkungsoekonomische Frage lautet immer: Welcher Zustand veraendert sich, bei wem, durch welchen Wirkpfad, in welchem Zeitraum und mit welcher Rueckkopplung? Gerade in Grundstudium Wirkungsökonomie ist diese Unterscheidung entscheidend, weil Lernende spaeter nicht nur Begriffe wiedergeben, sondern Entscheidungssituationen pruefen muessen. Der haeufige Fehler besteht darin, einen Bericht als Endpunkt zu betrachten. Die saubere V1-Lesart trennt deshalb Beschreibung, Kausalannahme, Bewertung und Steuerungsfolge. Jeder Analyseblock sollte fragen, welche Routine, welcher Prozess oder welche Ressource nach der Bewertung angepasst wird. So wird aus dem Thema kein isoliertes Kapitel, sondern ein pruefbarer Baustein der WÖk-Architektur.</w:t>
+      </w:r>
+    </w:p>
+    <w:p>
+      <w:r>
+        <w:t>Fallfenster zur Anwendung. Ein Kommunikationsbericht nennt viele Aktivitaeten, Reichweiten und Rueckmeldungen. Die V1-Pruefung fragt, ob daraus eine belastbare Wirkungsaussage folgt. Wenn nur Kontakte, Klicks oder Zustimmung vorliegen, bleibt die Aussage im Bereich Wirkungspotenzial oder Resonanz, nicht im Bereich nachgewiesener Wirkung. Bezogen auf Deeskalierende und demokratiestärkende Kommunikation heisst das: Die Analyse muss das konkrete Thema ernst nehmen und zugleich den allgemeinen WÖk-Massstab halten. Es geht nicht darum, die Welt in gute und schlechte Akteure einzuteilen. Es geht darum, Wirkpfade, Wirkungsempfaenger, Datenqualitaet, Risiken und Rueckkopplung so zu beschreiben, dass bessere Entscheidungen moeglich werden.</w:t>
+      </w:r>
+    </w:p>
+    <w:p>
+      <w:r>
+        <w:t>Governance. Fuer Deeskalierende und demokratiestärkende Kommunikation bedeutet Wirkungsbewertung Verfahren, Rechte, Transparenz und Korrektur braucht, dass die Analyse nicht bei einer Aktivitaet, einem guten Willen oder einer Kennzahl stehen bleiben darf. Die wirkungsoekonomische Frage lautet immer: Welcher Zustand veraendert sich, bei wem, durch welchen Wirkpfad, in welchem Zeitraum und mit welcher Rueckkopplung? Gerade in Grundstudium Wirkungsökonomie ist diese Unterscheidung entscheidend, weil Lernende spaeter nicht nur Begriffe wiedergeben, sondern Entscheidungssituationen pruefen muessen. Der haeufige Fehler besteht darin, Bewertung als technokratische Top-down-Setzung zu verstehen. Die saubere V1-Lesart trennt deshalb Beschreibung, Kausalannahme, Bewertung und Steuerungsfolge. Betroffene, Datenhalter, Entscheider und Kontrollinstanzen muessen unterscheidbare Rollen behalten. So wird aus dem Thema kein isoliertes Kapitel, sondern ein pruefbarer Baustein der WÖk-Architektur.</w:t>
+      </w:r>
+    </w:p>
+    <w:p>
+      <w:r>
+        <w:t>Didaktische Pruefbarkeit. Fuer Deeskalierende und demokratiestärkende Kommunikation bedeutet das Thema in der Akademie nicht nur erklaert, sondern in Falllogik ueberfuehrt werden muss, dass die Analyse nicht bei einer Aktivitaet, einem guten Willen oder einer Kennzahl stehen bleiben darf. Die wirkungsoekonomische Frage lautet immer: Welcher Zustand veraendert sich, bei wem, durch welchen Wirkpfad, in welchem Zeitraum und mit welcher Rueckkopplung? Gerade in Grundstudium Wirkungsökonomie ist diese Unterscheidung entscheidend, weil Lernende spaeter nicht nur Begriffe wiedergeben, sondern Entscheidungssituationen pruefen muessen. Der haeufige Fehler besteht darin, reines Auswendiglernen als Kompetenznachweis zu behandeln. Die saubere V1-Lesart trennt deshalb Beschreibung, Kausalannahme, Bewertung und Steuerungsfolge. Pruefungsfragen sollen Begriffe, Anwendung und rote Linien verbinden. So wird aus dem Thema kein isoliertes Kapitel, sondern ein pruefbarer Baustein der WÖk-Architektur.</w:t>
+      </w:r>
+    </w:p>
+    <w:p>
+      <w:r>
+        <w:t>Transfer in Organisationen. Fuer Deeskalierende und demokratiestärkende Kommunikation bedeutet WÖk-Begriffe im Alltag nur tragen, wenn sie in Routinen uebersetzt werden, dass die Analyse nicht bei einer Aktivitaet, einem guten Willen oder einer Kennzahl stehen bleiben darf. Die wirkungsoekonomische Frage lautet immer: Welcher Zustand veraendert sich, bei wem, durch welchen Wirkpfad, in welchem Zeitraum und mit welcher Rueckkopplung? Gerade in Grundstudium Wirkungsökonomie ist diese Unterscheidung entscheidend, weil Lernende spaeter nicht nur Begriffe wiedergeben, sondern Entscheidungssituationen pruefen muessen. Der haeufige Fehler besteht darin, die Verantwortung an eine Nachhaltigkeitsabteilung auszulagern. Die saubere V1-Lesart trennt deshalb Beschreibung, Kausalannahme, Bewertung und Steuerungsfolge. Strategie, Einkauf, Kommunikation, Controlling und Fuehrung muessen denselben Wirkungsbegriff verwenden. So wird aus dem Thema kein isoliertes Kapitel, sondern ein pruefbarer Baustein der WÖk-Architektur.</w:t>
+      </w:r>
+    </w:p>
+    <w:p>
+      <w:r>
+        <w:t>Fallfenster zur Anwendung. Eine Organisation plant eine Massnahme und formuliert dazu eine positive Absicht. In der WÖk reicht das nicht. Fuer diese Vorlesung muss sichtbar werden, welche Zustandsveraenderung erwartet wird, welche Empfaenger direkt oder indirekt betroffen sind, welche Nebenwirkungen entstehen koennen und welche Entscheidung spaeter korrigiert wird. Bezogen auf Deeskalierende und demokratiestärkende Kommunikation heisst das: Die Analyse muss das konkrete Thema ernst nehmen und zugleich den allgemeinen WÖk-Massstab halten. Es geht nicht darum, die Welt in gute und schlechte Akteure einzuteilen. Es geht darum, Wirkpfade, Wirkungsempfaenger, Datenqualitaet, Risiken und Rueckkopplung so zu beschreiben, dass bessere Entscheidungen moeglich werden.</w:t>
+      </w:r>
+    </w:p>
+    <w:p>
+      <w:r>
+        <w:t>Rueckfluss in den Korpus. Fuer Deeskalierende und demokratiestärkende Kommunikation bedeutet jedes Studienskript den Gesamtbestand schaerfen kann, dass die Analyse nicht bei einer Aktivitaet, einem guten Willen oder einer Kennzahl stehen bleiben darf. Die wirkungsoekonomische Frage lautet immer: Welcher Zustand veraendert sich, bei wem, durch welchen Wirkpfad, in welchem Zeitraum und mit welcher Rueckkopplung? Gerade in Grundstudium Wirkungsökonomie ist diese Unterscheidung entscheidend, weil Lernende spaeter nicht nur Begriffe wiedergeben, sondern Entscheidungssituationen pruefen muessen. Der haeufige Fehler besteht darin, neue Einsichten nur lokal im Skript zu belassen. Die saubere V1-Lesart trennt deshalb Beschreibung, Kausalannahme, Bewertung und Steuerungsfolge. Glossar, Website, Journal, Dossiers und Visuals sollen aus der Skriptarbeit lernen. So wird aus dem Thema kein isoliertes Kapitel, sondern ein pruefbarer Baustein der WÖk-Architektur.</w:t>
+      </w:r>
+    </w:p>
+    <w:p>
+      <w:r>
+        <w:t>Pruefungsnahe Transferfrage. Formuliere zu V24 eine Wirkungsaussage in drei Saetzen: Erstens den beobachteten oder plausiblen Zustand, zweitens die Daten- oder Quellenlage, drittens die offene Unsicherheit samt Rueckkopplung. Die Antwort muss ohne moralische Personenbewertung auskommen und darf Reichweite nicht mit Wirkung verwechseln.</w:t>
+      </w:r>
+    </w:p>
+    <w:p>
+      <w:pPr>
+        <w:pStyle w:val="Heading3"/>
+      </w:pPr>
+      <w:r>
+        <w:t>Vertiefungsrunde 2: Lesen, pruefen, rueckkoppeln</w:t>
+      </w:r>
+    </w:p>
+    <w:p>
+      <w:r>
+        <w:t>Die folgende Runde verdichtet V24 nicht durch neue Schlagworte, sondern durch wiederholte Anwendung auf unterschiedliche Entscheidungsebenen. Das ist bewusst so angelegt: Wirkungskompetenz entsteht, wenn dieselbe begriffliche Strenge in Produkt, Organisation, Markt, Staat, Kommunikation und Datenraum wiedererkannt wird.</w:t>
+      </w:r>
+    </w:p>
+    <w:p>
+      <w:r>
+        <w:t>Begriffliche Schaerfung. Fuer Deeskalierende und demokratiestärkende Kommunikation bedeutet praezise Sprache die erste Sicherung gegen Impact-Washing ist, dass die Analyse nicht bei einer Aktivitaet, einem guten Willen oder einer Kennzahl stehen bleiben darf. Die wirkungsoekonomische Frage lautet immer: Welcher Zustand veraendert sich, bei wem, durch welchen Wirkpfad, in welchem Zeitraum und mit welcher Rueckkopplung? Gerade in Grundstudium Wirkungsökonomie ist diese Unterscheidung entscheidend, weil Lernende spaeter nicht nur Begriffe wiedergeben, sondern Entscheidungssituationen pruefen muessen. Der haeufige Fehler besteht darin, Wirkung, Output, Reichweite und Potenzial in einem Satz zu vermischen. Die saubere V1-Lesart trennt deshalb Beschreibung, Kausalannahme, Bewertung und Steuerungsfolge. In der Praxis sollte jede Wirkungsaussage als kurze Viererprobe formuliert werden: Zustand, Betroffene, Quelle, offene Unsicherheit. So wird aus dem Thema kein isoliertes Kapitel, sondern ein pruefbarer Baustein der WÖk-Architektur.</w:t>
+      </w:r>
+    </w:p>
+    <w:p>
+      <w:r>
+        <w:t>Wirkpfad-Logik. Fuer Deeskalierende und demokratiestärkende Kommunikation bedeutet ein Thema erst dann steuerbar wird, wenn der Mechanismus zwischen Ausloeser und Zustandsveraenderung beschrieben ist, dass die Analyse nicht bei einer Aktivitaet, einem guten Willen oder einer Kennzahl stehen bleiben darf. Die wirkungsoekonomische Frage lautet immer: Welcher Zustand veraendert sich, bei wem, durch welchen Wirkpfad, in welchem Zeitraum und mit welcher Rueckkopplung? Gerade in Grundstudium Wirkungsökonomie ist diese Unterscheidung entscheidend, weil Lernende spaeter nicht nur Begriffe wiedergeben, sondern Entscheidungssituationen pruefen muessen. Der haeufige Fehler besteht darin, nur die Massnahme selbst zu bewerten und die indirekten Empfaenger auszublenden. Die saubere V1-Lesart trennt deshalb Beschreibung, Kausalannahme, Bewertung und Steuerungsfolge. Eine gute Fallanalyse zeichnet mindestens einen direkten und einen indirekten Wirkpfad nach. So wird aus dem Thema kein isoliertes Kapitel, sondern ein pruefbarer Baustein der WÖk-Architektur.</w:t>
+      </w:r>
+    </w:p>
+    <w:p>
+      <w:r>
+        <w:t>Fallfenster zur Anwendung. Eine Fuehrungsentscheidung erzeugt zugleich Nutzen und Risiken. Die WÖk behandelt Ambivalenz nicht als Stoerung, sondern als Kern der Analyse. Positive Netto-Wirkung darf erst behauptet werden, wenn zentrale negative Wirkungen getrennt geprueft und rote Linien gewahrt sind. Bezogen auf Deeskalierende und demokratiestärkende Kommunikation heisst das: Die Analyse muss das konkrete Thema ernst nehmen und zugleich den allgemeinen WÖk-Massstab halten. Es geht nicht darum, die Welt in gute und schlechte Akteure einzuteilen. Es geht darum, Wirkpfade, Wirkungsempfaenger, Datenqualitaet, Risiken und Rueckkopplung so zu beschreiben, dass bessere Entscheidungen moeglich werden.</w:t>
+      </w:r>
+    </w:p>
+    <w:p>
+      <w:r>
+        <w:t>Daten- und Quellenklarheit. Fuer Deeskalierende und demokratiestärkende Kommunikation bedeutet jede Bewertung nur so belastbar ist wie Datenlage, Quellenstatus und Aktualitaet, dass die Analyse nicht bei einer Aktivitaet, einem guten Willen oder einer Kennzahl stehen bleiben darf. Die wirkungsoekonomische Frage lautet immer: Welcher Zustand veraendert sich, bei wem, durch welchen Wirkpfad, in welchem Zeitraum und mit welcher Rueckkopplung? Gerade in Grundstudium Wirkungsökonomie ist diese Unterscheidung entscheidend, weil Lernende spaeter nicht nur Begriffe wiedergeben, sondern Entscheidungssituationen pruefen muessen. Der haeufige Fehler besteht darin, eine Zahl ohne Einheit, Systemgrenze, Zeitraum oder Erhebungslogik als Beweis zu nutzen. Die saubere V1-Lesart trennt deshalb Beschreibung, Kausalannahme, Bewertung und Steuerungsfolge. Die Lernenden sollen Daten nicht dekorativ zitieren, sondern ihre Aussagekraft, Luecken und Grenzen offenlegen. So wird aus dem Thema kein isoliertes Kapitel, sondern ein pruefbarer Baustein der WÖk-Architektur.</w:t>
+      </w:r>
+    </w:p>
+    <w:p>
+      <w:r>
+        <w:t>Ambivalenz. Fuer Deeskalierende und demokratiestärkende Kommunikation bedeutet positive und negative Zustandsveraenderungen gleichzeitig auftreten koennen, dass die Analyse nicht bei einer Aktivitaet, einem guten Willen oder einer Kennzahl stehen bleiben darf. Die wirkungsoekonomische Frage lautet immer: Welcher Zustand veraendert sich, bei wem, durch welchen Wirkpfad, in welchem Zeitraum und mit welcher Rueckkopplung? Gerade in Grundstudium Wirkungsökonomie ist diese Unterscheidung entscheidend, weil Lernende spaeter nicht nur Begriffe wiedergeben, sondern Entscheidungssituationen pruefen muessen. Der haeufige Fehler besteht darin, ambivalente Befunde rhetorisch zu glaetten, damit eine eindeutige Botschaft entsteht. Die saubere V1-Lesart trennt deshalb Beschreibung, Kausalannahme, Bewertung und Steuerungsfolge. Ein gutes Skript fuehrt deshalb Profile, Zielkonflikte und offene Punkte nebeneinander. So wird aus dem Thema kein isoliertes Kapitel, sondern ein pruefbarer Baustein der WÖk-Architektur.</w:t>
+      </w:r>
+    </w:p>
+    <w:p>
+      <w:r>
+        <w:t>Nichtkompensation. Fuer Deeskalierende und demokratiestärkende Kommunikation bedeutet schwere zentrale Schaeden nicht durch beliebige positive Einzelwerte neutralisiert werden duerfen, dass die Analyse nicht bei einer Aktivitaet, einem guten Willen oder einer Kennzahl stehen bleiben darf. Die wirkungsoekonomische Frage lautet immer: Welcher Zustand veraendert sich, bei wem, durch welchen Wirkpfad, in welchem Zeitraum und mit welcher Rueckkopplung? Gerade in Grundstudium Wirkungsökonomie ist diese Unterscheidung entscheidend, weil Lernende spaeter nicht nur Begriffe wiedergeben, sondern Entscheidungssituationen pruefen muessen. Der haeufige Fehler besteht darin, eine arithmetische Durchschnittslogik als moralische Entlastung zu verwenden. Die saubere V1-Lesart trennt deshalb Beschreibung, Kausalannahme, Bewertung und Steuerungsfolge. Reverse Merit Order und rote Linien sind Schutzregeln gegen Schoenrechnung. So wird aus dem Thema kein isoliertes Kapitel, sondern ein pruefbarer Baustein der WÖk-Architektur.</w:t>
+      </w:r>
+    </w:p>
+    <w:p>
+      <w:r>
+        <w:t>Fallfenster zur Anwendung. Ein Controlling-Team moechte einen Score bilden. Das Skript verlangt, dass Datenqualitaet, Systemgrenzen, Gewichtung, Unsicherheit und Nichtkompensation sichtbar bleiben. Ein Score darf die Diskussion nicht beenden, sondern muss bessere Fragen, Priorisierung und Rueckkopplung ermoeglichen. Bezogen auf Deeskalierende und demokratiestärkende Kommunikation heisst das: Die Analyse muss das konkrete Thema ernst nehmen und zugleich den allgemeinen WÖk-Massstab halten. Es geht nicht darum, die Welt in gute und schlechte Akteure einzuteilen. Es geht darum, Wirkpfade, Wirkungsempfaenger, Datenqualitaet, Risiken und Rueckkopplung so zu beschreiben, dass bessere Entscheidungen moeglich werden.</w:t>
+      </w:r>
+    </w:p>
+    <w:p>
+      <w:r>
+        <w:t>Pruefungsnahe Transferfrage. Formuliere zu V24 eine Wirkungsaussage in drei Saetzen: Erstens den beobachteten oder plausiblen Zustand, zweitens die Daten- oder Quellenlage, drittens die offene Unsicherheit samt Rueckkopplung. Die Antwort muss ohne moralische Personenbewertung auskommen und darf Reichweite nicht mit Wirkung verwechseln.</w:t>
+      </w:r>
+    </w:p>
+    <w:p>
+      <w:r>
+        <w:t>Rueckkopplung. Fuer Deeskalierende und demokratiestärkende Kommunikation bedeutet Wirkungswissen erst dann wertvoll wird, wenn es Entscheidungen veraendert, dass die Analyse nicht bei einer Aktivitaet, einem guten Willen oder einer Kennzahl stehen bleiben darf. Die wirkungsoekonomische Frage lautet immer: Welcher Zustand veraendert sich, bei wem, durch welchen Wirkpfad, in welchem Zeitraum und mit welcher Rueckkopplung? Gerade in Grundstudium Wirkungsökonomie ist diese Unterscheidung entscheidend, weil Lernende spaeter nicht nur Begriffe wiedergeben, sondern Entscheidungssituationen pruefen muessen. Der haeufige Fehler besteht darin, einen Bericht als Endpunkt zu betrachten. Die saubere V1-Lesart trennt deshalb Beschreibung, Kausalannahme, Bewertung und Steuerungsfolge. Jeder Analyseblock sollte fragen, welche Routine, welcher Prozess oder welche Ressource nach der Bewertung angepasst wird. So wird aus dem Thema kein isoliertes Kapitel, sondern ein pruefbarer Baustein der WÖk-Architektur.</w:t>
+      </w:r>
+    </w:p>
+    <w:p>
+      <w:pPr>
+        <w:pStyle w:val="Heading3"/>
+      </w:pPr>
+      <w:r>
+        <w:t>V1-Abschlussnotiz</w:t>
+      </w:r>
+    </w:p>
+    <w:p>
+      <w:r>
+        <w:t>Diese Finalisierung schliesst die Codex-Inhaltsproduktion fuer V24. Offen bleibt nicht der fachliche Kern des Skripts, sondern der naechste Produktionsschritt: Claude setzt daraus die CI/CD-konforme Reader- und PDF-Fassung, prueft Satz, Umbrueche, Medienintegration und Lektorat und markiert erst danach die veroeffentlichte Fassung als freigegeben.</w:t>
+      </w:r>
+    </w:p>
+    <w:p>
+      <w:pPr>
+        <w:pStyle w:val="Heading2"/>
+      </w:pPr>
+      <w:r>
         <w:t>9. Quellen / Vertiefung</w:t>
       </w:r>
     </w:p>
@@ -748,7 +1174,7 @@
     </w:p>
     <w:p>
       <w:r>
-        <w:t>Dabei steht NW_pos für positive Netto-Wirkung als Zielgröße, Delta Z für Zustandsveränderungen, w_i für begründete Gewichtungen positiver Wirkungen und r_j für Risiken oder negative Zustandsveränderungen. Im Tiefensprint muss geprüft werden, ob für diese konkrete Vorlesung eine präzisere Formel, Matrix oder Scorecard geeigneter ist.</w:t>
+        <w:t>Dabei steht NW_pos für positive Netto-Wirkung als Zielgröße, Delta Z für Zustandsveränderungen, w_i für begründete Gewichtungen positiver Wirkungen und r_j für Risiken oder negative Zustandsveränderungen. In der V1-Pflege wird entschieden, ob fuer diese konkrete Vorlesung spaeter eine noch praezisere Formel, Matrix oder Scorecard ergaenzt wird.</w:t>
       </w:r>
     </w:p>
     <w:p>
@@ -1430,7 +1856,7 @@
     </w:p>
     <w:p>
       <w:r>
-        <w:t>Status dieser Erweiterung: ausgebaute Arbeitsfassung für Claude-CI/CD, Word-Rohfassung und Reader-Spiegel. Sie ersetzt noch nicht die spätere Satz-, Quellen- und PDF-Finalisierung, bringt die Vorlesung aber aus der Kurzfassung in eine substanzielle Studienskriptfassung.</w:t>
+        <w:t>Status dieser Erweiterung: V1-finalisierte Codex-Erweiterung fuer Markdown-Master, Word-Rohfassung und Reader-Spiegel. Satz, Medienintegration, Lektorat und PDF-Freigabe bleiben der Claude-CI/CD-Lane vorbehalten.</w:t>
       </w:r>
     </w:p>
     <w:p>
@@ -3237,7 +3663,7 @@
         <w:pStyle w:val="ListBullet"/>
       </w:pPr>
       <w:r>
-        <w:t>woek-akademie-app/docs/lehrgaenge/woek-g-v24-deeskalierende-demokratiestaerkende-kommunikation.md — unmittelbarer Akademie-Quelltext dieser Rohfassung.</w:t>
+        <w:t>woek-akademie-app/docs/lehrgaenge/woek-g-v24-deeskalierende-demokratiestaerkende-kommunikation.md — unmittelbarer Akademie-Quelltext dieser V1-Fassung.</w:t>
       </w:r>
     </w:p>
     <w:p>
@@ -3277,7 +3703,7 @@
         <w:pStyle w:val="Heading3"/>
       </w:pPr>
       <w:r>
-        <w:t>Externe Quellen fuer den Tiefensprint</w:t>
+        <w:t>Externe Quellen fuer die V1-Fassung</w:t>
       </w:r>
     </w:p>
     <w:p>
@@ -3310,62 +3736,6 @@
       </w:pPr>
       <w:r>
         <w:t>Fachliteratur zu Wirkungslogik, Evaluation, Systemtheorie, Resilienz, Governance, Diffusion, Vertrauen oder Controlling je nach Thema.</w:t>
-      </w:r>
-    </w:p>
-    <w:p>
-      <w:pPr>
-        <w:pStyle w:val="Heading2"/>
-      </w:pPr>
-      <w:r>
-        <w:t>10. Rückfluss in den WÖk-Korpus</w:t>
-      </w:r>
-    </w:p>
-    <w:p>
-      <w:pPr>
-        <w:pStyle w:val="ListBullet"/>
-      </w:pPr>
-      <w:r>
-        <w:t>Glossar/Begriffe: Im Tiefensprint prüfen, welche Begriffe aus Deeskalierende und demokratiestärkende Kommunikation eigene Glossarseiten oder präzisere Verweise brauchen.</w:t>
-      </w:r>
-    </w:p>
-    <w:p>
-      <w:pPr>
-        <w:pStyle w:val="ListBullet"/>
-      </w:pPr>
-      <w:r>
-        <w:t>Website/Erklärseiten: Prüfen, ob eine kurze öffentliche Erklärseite oder ein Baustein für die Bibliothek fehlt.</w:t>
-      </w:r>
-    </w:p>
-    <w:p>
-      <w:pPr>
-        <w:pStyle w:val="ListBullet"/>
-      </w:pPr>
-      <w:r>
-        <w:t>Journal/Dossiers: Geeignete Praxisfälle aus Website und Journal als Fallpool markieren.</w:t>
-      </w:r>
-    </w:p>
-    <w:p>
-      <w:pPr>
-        <w:pStyle w:val="ListBullet"/>
-      </w:pPr>
-      <w:r>
-        <w:t>Visuals/Charts: Wirkpfad- oder Scorecard-Chart aus vorhandenen Visuals wiederverwenden oder als neues Asset spezifizieren.</w:t>
-      </w:r>
-    </w:p>
-    <w:p>
-      <w:pPr>
-        <w:pStyle w:val="ListBullet"/>
-      </w:pPr>
-      <w:r>
-        <w:t>Methodik/Standards: Datenqualität, Unsicherheit, Nichtkompensation und Reverse Merit Order nur dort einsetzen, wo sie fachlich tragen.</w:t>
-      </w:r>
-    </w:p>
-    <w:p>
-      <w:pPr>
-        <w:pStyle w:val="ListBullet"/>
-      </w:pPr>
-      <w:r>
-        <w:t>Offene Forschungs- oder Quellenfrage: Externe Quellen im Tiefensprint gezielt ergänzen und zitierfähig machen.</w:t>
       </w:r>
     </w:p>
     <w:sectPr>

--- a/docs/studienskripte/word-rohfassungen/woek-g-v24.docx
+++ b/docs/studienskripte/word-rohfassungen/woek-g-v24.docx
@@ -24,12 +24,12 @@
     </w:p>
     <w:p>
       <w:r>
-        <w:t>Quelle: /Users/hagen/Documents/New project/content/studienskripte/woek-g-v24.md</w:t>
-      </w:r>
-    </w:p>
-    <w:p>
-      <w:r>
-        <w:t>Track: Grundstudium Wirkungsökonomie Kurscode: woek-g Vorlesungscode: V24 Modul/Abschnitt: G2.4 Titel: Deeskalierende und demokratiestärkende Kommunikation Status: Studienskript V1 · fachlich finale Codex-Fassung, Claude-CI/CD-Satzfreigabe offen Quelle: woek-akademie-app/docs/lehrgaenge/woek-g-v24-deeskalierende-demokratiestaerkende-kommunikation.md Ablage: Markdown-Master in content/studienskripte/woek-g-v24.md, Word-Rohfassung in docs/studienskripte/word-rohfassungen/woek-g-v24.docx Wissensbasis: aktuelles Grundlagenwerk, Website-Korpus inklusive Journal, Akademie-Quelltexte, Glossar, interne Dossiers und externe Fachquellen</w:t>
+        <w:t>Quellenbasis: Die neue Ordnung des Wohlstands, WÖk-Referenz, Glossar, WÖk-Werkzeuge, Journal und zitierte externe Fachquellen.</w:t>
+      </w:r>
+    </w:p>
+    <w:p>
+      <w:r>
+        <w:t>Track: Grundstudium Wirkungsökonomie Kurscode: woek-g Vorlesungscode: V24 Modul/Abschnitt: G2.4 Titel: Deeskalierende und demokratiestärkende Kommunikation Status: Studienskript V1 · fachlich finale Codex-Fassung, Claude-CI/CD-Satzfreigabe offen Primäre WÖk-Quellen: Die neue Ordnung des Wohlstands (https://wirkungsoekonomie.de/buch.html) · WÖk-Referenz (https://wirkungsoekonomie.de/referenz/) · Glossar der Wirkungsökonomie (https://wirkungsoekonomie.de/glossar.html) · WÖk-Werkzeuge (https://wirkungsoekonomie.de/werkzeuge/) Ausgabe: Markdown-Master, Word-Rohfassung und Akademie-Reader-Spiegel Wissensbasis: aktuelles Grundlagenwerk, öffentliche WÖk-Referenz, Wirkungsfelder, Werkzeuge, Glossar, Bibliothek, Journal und externe Fachquellen</w:t>
       </w:r>
     </w:p>
     <w:p>
@@ -131,12 +131,12 @@
     </w:p>
     <w:p>
       <w:r>
-        <w:t>Track / Kurscode: woek-g Vorlesungscode: V24 Empfohlene Dauer: ~45 Min · Videolänge: ~14 Min Voraussetzung: V23 „Unsicherheit, Ambivalenz und transparente Bewertung" Führende Quellen (Repo): assets/pdf/die-neue-ordnung-des-wohlstands.pdf · source-assets/originals/WOeK_Begriffsleitfaden_fuehrend_v1.0.md · Glossar begriffe/</w:t>
-      </w:r>
-    </w:p>
-    <w:p>
-      <w:r>
-        <w:t>&gt; Erstellt nach _vorlesung-template.md. Quell-Dokument für Claude; keine Folien- oder TTS-Fassung.</w:t>
+        <w:t>Track / Kurscode: woek-g Vorlesungscode: V24 Empfohlene Dauer: ~45 Min · Videolänge: ~14 Min Voraussetzung: V23 „Unsicherheit, Ambivalenz und transparente Bewertung" Führende Quellen: Die neue Ordnung des Wohlstands (https://wirkungsoekonomie.de/buch.html) · WÖk-Referenz (https://wirkungsoekonomie.de/referenz/) · Glossar der Wirkungsökonomie (https://wirkungsoekonomie.de/glossar.html) · WÖk-Werkzeuge (https://wirkungsoekonomie.de/werkzeuge/)</w:t>
+      </w:r>
+    </w:p>
+    <w:p>
+      <w:r>
+        <w:t>&gt; Erstellt nach dem Vorlesungstemplate. Quell-Dokument für Claude; keine Folien- oder TTS-Fassung.</w:t>
       </w:r>
     </w:p>
     <w:p>
@@ -352,7 +352,7 @@
           </w:tcPr>
           <w:p>
             <w:r>
-              <w:t>begriffe/demokratie-als-wirkungsdimension</w:t>
+              <w:t>Demokratie als wirkungsdimension (https://wirkungsoekonomie.de/begriffe/demokratie-als-wirkungsdimension/)</w:t>
             </w:r>
           </w:p>
         </w:tc>
@@ -387,7 +387,7 @@
           </w:tcPr>
           <w:p>
             <w:r>
-              <w:t>begriffe/deeskalation</w:t>
+              <w:t>Deeskalation (https://wirkungsoekonomie.de/begriffe/deeskalation/)</w:t>
             </w:r>
           </w:p>
         </w:tc>
@@ -422,7 +422,7 @@
           </w:tcPr>
           <w:p>
             <w:r>
-              <w:t>begriffe/wirkungskommunikation</w:t>
+              <w:t>Wirkungskommunikation (https://wirkungsoekonomie.de/begriffe/wirkungskommunikation/)</w:t>
             </w:r>
           </w:p>
         </w:tc>
@@ -457,7 +457,7 @@
           </w:tcPr>
           <w:p>
             <w:r>
-              <w:t>begriffe/social-credit</w:t>
+              <w:t>Social credit (https://wirkungsoekonomie.de/begriffe/social-credit/)</w:t>
             </w:r>
           </w:p>
         </w:tc>
@@ -1063,7 +1063,7 @@
         <w:pStyle w:val="ListBullet"/>
       </w:pPr>
       <w:r>
-        <w:t>assets/pdf/die-neue-ordnung-des-wohlstands.pdf – Demokratie, Öffentlichkeit, Wirkungssprache</w:t>
+        <w:t>Die neue Ordnung des Wohlstands (https://wirkungsoekonomie.de/buch.html) – Demokratie, Öffentlichkeit, Wirkungssprache</w:t>
       </w:r>
     </w:p>
     <w:p>
@@ -1071,7 +1071,7 @@
         <w:pStyle w:val="ListBullet"/>
       </w:pPr>
       <w:r>
-        <w:t>source-assets/originals/WOeK_Begriffsleitfaden_fuehrend_v1.0.md</w:t>
+        <w:t>Glossar der Wirkungsökonomie (https://wirkungsoekonomie.de/glossar.html)</w:t>
       </w:r>
     </w:p>
     <w:p>
@@ -1079,7 +1079,7 @@
         <w:pStyle w:val="ListBullet"/>
       </w:pPr>
       <w:r>
-        <w:t>Glossar: begriffe/demokratie-als-wirkungsdimension, begriffe/social-credit, begriffe/wirkungskommunikation</w:t>
+        <w:t>Glossar: Demokratie als wirkungsdimension (https://wirkungsoekonomie.de/begriffe/demokratie-als-wirkungsdimension/), Social credit (https://wirkungsoekonomie.de/begriffe/social-credit/), Wirkungskommunikation (https://wirkungsoekonomie.de/begriffe/wirkungskommunikation/)</w:t>
       </w:r>
     </w:p>
     <w:p>
@@ -1498,11 +1498,6 @@
     </w:p>
     <w:p>
       <w:r>
-        <w:t>``chart-spec slug: woek-g-v24-wirkpfad type: wirkpfad reuse_first: true preferred_asset: content/studienskripte/assets/woek-g-v24/woek-g-v24-wirkpfad.svg message: Deeskalierende und demokratiestärkende Kommunikation wird als Wirkpfad von Auslöser über Mechanismus, Wirkungsempfänger und Zustandsveränderung bis zur Rückkopplung dargestellt. source: WÖk-Grundlagenwerk, Website-Korpus, Akademie-Quelltexte, Glossar ``</w:t>
-      </w:r>
-    </w:p>
-    <w:p>
-      <w:r>
         <w:t>&gt; Bildvorgabe: Wirkpfadgrafik mit sechs Stationen: Auslöser, Mechanismus, Wirkungsempfänger, Zustandsveränderung, Bewertung, Rückkopplung. Bestehende WÖk-Wirkpfad- oder Scorecard-Visuals sollen wiederverwendet werden, bevor ein neues Chart entsteht.</w:t>
       </w:r>
     </w:p>
@@ -1734,7 +1729,7 @@
           </w:tcPr>
           <w:p>
             <w:r>
-              <w:t>begriffe/demokratie-als-wirkungsdimension</w:t>
+              <w:t>Demokratie als wirkungsdimension (https://wirkungsoekonomie.de/begriffe/demokratie-als-wirkungsdimension/)</w:t>
             </w:r>
           </w:p>
         </w:tc>
@@ -1769,7 +1764,7 @@
           </w:tcPr>
           <w:p>
             <w:r>
-              <w:t>begriffe/deeskalation</w:t>
+              <w:t>Deeskalation (https://wirkungsoekonomie.de/begriffe/deeskalation/)</w:t>
             </w:r>
           </w:p>
         </w:tc>
@@ -1804,7 +1799,7 @@
           </w:tcPr>
           <w:p>
             <w:r>
-              <w:t>begriffe/wirkungskommunikation</w:t>
+              <w:t>Wirkungskommunikation (https://wirkungsoekonomie.de/begriffe/wirkungskommunikation/)</w:t>
             </w:r>
           </w:p>
         </w:tc>
@@ -1839,7 +1834,7 @@
           </w:tcPr>
           <w:p>
             <w:r>
-              <w:t>begriffe/social-credit</w:t>
+              <w:t>Social credit (https://wirkungsoekonomie.de/begriffe/social-credit/)</w:t>
             </w:r>
           </w:p>
         </w:tc>
@@ -2292,7 +2287,7 @@
     </w:p>
     <w:p>
       <w:r>
-        <w:t>Interne Quelle: referenz/kapitel-074-oeffentlichkeit-als-wirkungsraum/index.html</w:t>
+        <w:t>Öffentliche Quelle: Kapitel 74 - Öffentlichkeit als Wirkungsraum (https://wirkungsoekonomie.de/referenz/kapitel-074-oeffentlichkeit-als-wirkungsraum/)</w:t>
       </w:r>
     </w:p>
     <w:p>
@@ -2505,7 +2500,7 @@
     </w:p>
     <w:p>
       <w:r>
-        <w:t>Interne Quelle: referenz/kapitel-075-plattformlogik-und-algorithmen/index.html</w:t>
+        <w:t>Öffentliche Quelle: Kapitel 75 - Plattformlogik und Algorithmen (https://wirkungsoekonomie.de/referenz/kapitel-075-plattformlogik-und-algorithmen/)</w:t>
       </w:r>
     </w:p>
     <w:p>
@@ -2715,7 +2710,7 @@
     </w:p>
     <w:p>
       <w:r>
-        <w:t>Interne Quelle: referenz/kapitel-076-framing-sprache-und-tonalitaet/index.html</w:t>
+        <w:t>Öffentliche Quelle: Kapitel 76 - Framing, Sprache und Tonalität (https://wirkungsoekonomie.de/referenz/kapitel-076-framing-sprache-und-tonalitaet/)</w:t>
       </w:r>
     </w:p>
     <w:p>
@@ -2925,7 +2920,7 @@
     </w:p>
     <w:p>
       <w:r>
-        <w:t>Interne Quelle: referenz/kapitel-077-desinformation-und-hybride-kriegsfuehrung/index.html</w:t>
+        <w:t>Öffentliche Quelle: Kapitel 77 - Desinformation und hybride Kriegsführung (https://wirkungsoekonomie.de/referenz/kapitel-077-desinformation-und-hybride-kriegsfuehrung/)</w:t>
       </w:r>
     </w:p>
     <w:p>
@@ -3135,7 +3130,7 @@
     </w:p>
     <w:p>
       <w:r>
-        <w:t>Interne Quelle: referenz/kapitel-079-diskurskultur/index.html</w:t>
+        <w:t>Öffentliche Quelle: Kapitel 79 - Diskurskultur (https://wirkungsoekonomie.de/referenz/kapitel-079-diskurskultur/)</w:t>
       </w:r>
     </w:p>
     <w:p>
@@ -3342,7 +3337,7 @@
     </w:p>
     <w:p>
       <w:r>
-        <w:t>Interne Quelle: referenz/kapitel-103-technokratie-ueberwachung-und-die-angst-vor-steuerung/index.html</w:t>
+        <w:t>Öffentliche Quelle: Kapitel 103 - Technokratie, Überwachung und die Angst vor Steuerung (https://wirkungsoekonomie.de/referenz/kapitel-103-technokratie-ueberwachung-und-die-angst-vor-steuerung/)</w:t>
       </w:r>
     </w:p>
     <w:p>
@@ -3602,7 +3597,7 @@
     </w:p>
     <w:p>
       <w:r>
-        <w:t>Diese Vorlesung ist prüfungsrelevant, aber die eigentliche Antwortlogik gehört nicht in das öffentliche Studienskript. Zertifikatsfragen, CorrectAnswer, Scoring-Regeln und Fallrubrics werden separat in der geschützten App-Lane unter woek-akademie-app/content/pruefungen/ gepflegt.</w:t>
+        <w:t>Diese Vorlesung ist prüfungsrelevant, aber die eigentliche Antwortlogik gehört nicht in das öffentliche Studienskript. Zertifikatsfragen, CorrectAnswer, Scoring-Regeln und Fallrubrics werden separat in einem geschützten, nicht öffentlichen Prüfungsbereich der Akademie-App gepflegt.</w:t>
       </w:r>
     </w:p>
     <w:p>
@@ -3655,7 +3650,7 @@
         <w:pStyle w:val="Heading3"/>
       </w:pPr>
       <w:r>
-        <w:t>Interne Quellen</w:t>
+        <w:t>WÖk-Quellen</w:t>
       </w:r>
     </w:p>
     <w:p>
@@ -3663,7 +3658,7 @@
         <w:pStyle w:val="ListBullet"/>
       </w:pPr>
       <w:r>
-        <w:t>woek-akademie-app/docs/lehrgaenge/woek-g-v24-deeskalierende-demokratiestaerkende-kommunikation.md — unmittelbarer Akademie-Quelltext dieser V1-Fassung.</w:t>
+        <w:t>Die neue Ordnung des Wohlstands (https://wirkungsoekonomie.de/buch.html) — aktuelles Grundlagenwerk der Wirkungsökonomie.</w:t>
       </w:r>
     </w:p>
     <w:p>
@@ -3671,7 +3666,7 @@
         <w:pStyle w:val="ListBullet"/>
       </w:pPr>
       <w:r>
-        <w:t>assets/pdf/die-neue-ordnung-des-wohlstands.pdf und buch.html — aktuelles Grundlagenwerk.</w:t>
+        <w:t>WÖk-Referenz (https://wirkungsoekonomie.de/referenz/) — öffentliche Kapitel- und Volltextreferenz.</w:t>
       </w:r>
     </w:p>
     <w:p>
@@ -3679,7 +3674,7 @@
         <w:pStyle w:val="ListBullet"/>
       </w:pPr>
       <w:r>
-        <w:t>Website-Korpus: Referenz, Wirkungsfelder, Werkzeuge, Glossar, Bibliothek und Journal.</w:t>
+        <w:t>Glossar der Wirkungsökonomie (https://wirkungsoekonomie.de/glossar.html) — öffentliche Begriffsdefinitionen und Abgrenzungen.</w:t>
       </w:r>
     </w:p>
     <w:p>
@@ -3687,7 +3682,7 @@
         <w:pStyle w:val="ListBullet"/>
       </w:pPr>
       <w:r>
-        <w:t>docs/CODEX-HANDOFF-studienskripte.md — Produktionsstandard.</w:t>
+        <w:t>WÖk-Werkzeuge (https://wirkungsoekonomie.de/werkzeuge/) — öffentliche Methoden-, Scorecard- und Controlling-Werkzeuge.</w:t>
       </w:r>
     </w:p>
     <w:p>
@@ -3695,7 +3690,7 @@
         <w:pStyle w:val="ListBullet"/>
       </w:pPr>
       <w:r>
-        <w:t>docs/CODEX-HANDOFF-pruefungen.md — geschützte Prüfungs- und Antwortlogik.</w:t>
+        <w:t>WÖk-Journal (https://wirkungsoekonomie.de/blog.html) — Dossiers und Fallanalysen.</w:t>
       </w:r>
     </w:p>
     <w:p>
@@ -3711,7 +3706,7 @@
         <w:pStyle w:val="ListBullet"/>
       </w:pPr>
       <w:r>
-        <w:t>United Nations (2015): Transforming our world: the 2030 Agenda for Sustainable Development.</w:t>
+        <w:t>United Nations (2015): Transforming our world: the 2030 Agenda for Sustainable Development (https://sdgs.un.org/2030agenda).</w:t>
       </w:r>
     </w:p>
     <w:p>
@@ -3719,7 +3714,7 @@
         <w:pStyle w:val="ListBullet"/>
       </w:pPr>
       <w:r>
-        <w:t>European Commission: CSRD, ESRS, EU Taxonomy und Digital Product Passport, soweit fuer das Thema einschlägig.</w:t>
+        <w:t>European Commission: Corporate sustainability reporting (https://finance.ec.europa.eu/financial-markets/company-reporting-and-auditing/company-reporting/corporate-sustainability-reporting_en), EU taxonomy for sustainable activities (https://finance.ec.europa.eu/sustainable-finance/tools-and-standards/eu-taxonomy-sustainable-activities_en) und Digital Product Passport (https://single-market-economy.ec.europa.eu/news/commission-launches-consultation-digital-product-passport-2025-04-09_en), soweit fuer das Thema einschlaegig.</w:t>
       </w:r>
     </w:p>
     <w:p>
@@ -3727,7 +3722,15 @@
         <w:pStyle w:val="ListBullet"/>
       </w:pPr>
       <w:r>
-        <w:t>GRI Standards, soweit fuer Berichts- und Indikatorenfragen einschlägig.</w:t>
+        <w:t>EFRAG: Sustainability reporting und ESRS (https://www.efrag.org/en/sustainability-reporting), soweit fuer das Thema einschlaegig.</w:t>
+      </w:r>
+    </w:p>
+    <w:p>
+      <w:pPr>
+        <w:pStyle w:val="ListBullet"/>
+      </w:pPr>
+      <w:r>
+        <w:t>Global Reporting Initiative: GRI Standards (https://www.globalreporting.org/standards/), soweit fuer Berichts- und Indikatorenfragen einschlaegig.</w:t>
       </w:r>
     </w:p>
     <w:p>

--- a/docs/studienskripte/word-rohfassungen/woek-g-v24.docx
+++ b/docs/studienskripte/word-rohfassungen/woek-g-v24.docx
@@ -622,432 +622,6 @@
     <w:p>
       <w:r>
         <w:t>Verkehrsdebatte. „Autofahrer sind egoistisch" eskaliert. Wirkungssprache sagt: „Der aktuelle Verkehrsraum erzeugt hohe Emissionen, Unfallrisiken und Flächenkonkurrenz. Daten zeigen besonders starke Belastungen für Kinder und ältere Menschen. Wir prüfen Alternativen für sichere Mobilität."</w:t>
-      </w:r>
-    </w:p>
-    <w:p>
-      <w:pPr>
-        <w:pStyle w:val="Heading2"/>
-      </w:pPr>
-      <w:r>
-        <w:t>V1-Finalisierung: Vertiefung, Anwendung und Evidenz</w:t>
-      </w:r>
-    </w:p>
-    <w:p>
-      <w:r>
-        <w:t>Dieses Studienskript ist die fachlich finale Codex-V1-Fassung fuer den Akademie-Reader und die oeffentliche Bibliothek. Claude uebernimmt danach Satz, CI/CD, PDF/Reader-Freigabe und die abschliessende Lektoratsabnahme.</w:t>
-      </w:r>
-    </w:p>
-    <w:p>
-      <w:pPr>
-        <w:pStyle w:val="Heading3"/>
-      </w:pPr>
-      <w:r>
-        <w:t>Finaler Leseauftrag</w:t>
-      </w:r>
-    </w:p>
-    <w:p>
-      <w:r>
-        <w:t>Dieses Skript zu V24 Deeskalierende und demokratiestärkende Kommunikation ist als Langformtext angelegt: Es soll nicht nur die Vorlesung begleiten, sondern als eigenstaendiges Studienmaterial funktionieren. Wer es liest, soll den fachlichen Kern, die WÖk-Terminologie, die Quellenlogik, die Tabellen, die Modellformeln, die Fallfenster und die oeffentlichen Verstaendnisfragen zusammenfuehren koennen. Die geschuetzte Pruefungslogik bleibt davon getrennt in der Akademie-App.</w:t>
-      </w:r>
-    </w:p>
-    <w:p>
-      <w:pPr>
-        <w:pStyle w:val="Heading3"/>
-      </w:pPr>
-      <w:r>
-        <w:t>Abschlussmatrix fuer die Anwendung</w:t>
-      </w:r>
-    </w:p>
-    <w:tbl>
-      <w:tblPr>
-        <w:tblStyle w:val="TableGrid"/>
-        <w:tblW w:type="auto" w:w="0"/>
-        <w:jc w:val="left"/>
-        <w:tblLook w:firstColumn="1" w:firstRow="1" w:lastColumn="0" w:lastRow="0" w:noHBand="0" w:noVBand="1" w:val="04A0"/>
-      </w:tblPr>
-      <w:tblGrid>
-        <w:gridCol w:w="3120"/>
-        <w:gridCol w:w="3120"/>
-        <w:gridCol w:w="3120"/>
-      </w:tblGrid>
-      <w:tr>
-        <w:tc>
-          <w:tcPr>
-            <w:tcW w:type="dxa" w:w="3120"/>
-            <w:vAlign w:val="center"/>
-          </w:tcPr>
-          <w:p>
-            <w:r>
-              <w:rPr>
-                <w:b/>
-              </w:rPr>
-              <w:t>Ebene</w:t>
-            </w:r>
-          </w:p>
-        </w:tc>
-        <w:tc>
-          <w:tcPr>
-            <w:tcW w:type="dxa" w:w="3120"/>
-            <w:vAlign w:val="center"/>
-          </w:tcPr>
-          <w:p>
-            <w:r>
-              <w:rPr>
-                <w:b/>
-              </w:rPr>
-              <w:t>Anwendung in V24</w:t>
-            </w:r>
-          </w:p>
-        </w:tc>
-        <w:tc>
-          <w:tcPr>
-            <w:tcW w:type="dxa" w:w="3120"/>
-            <w:vAlign w:val="center"/>
-          </w:tcPr>
-          <w:p>
-            <w:r>
-              <w:rPr>
-                <w:b/>
-              </w:rPr>
-              <w:t>Qualitaetsgrenze</w:t>
-            </w:r>
-          </w:p>
-        </w:tc>
-      </w:tr>
-      <w:tr>
-        <w:tc>
-          <w:tcPr>
-            <w:tcW w:type="dxa" w:w="3120"/>
-            <w:vAlign w:val="center"/>
-          </w:tcPr>
-          <w:p>
-            <w:r>
-              <w:t>Begriff</w:t>
-            </w:r>
-          </w:p>
-        </w:tc>
-        <w:tc>
-          <w:tcPr>
-            <w:tcW w:type="dxa" w:w="3120"/>
-            <w:vAlign w:val="center"/>
-          </w:tcPr>
-          <w:p>
-            <w:r>
-              <w:t>Wirkung, Wirkungspotenzial und Wirkungsrisiko werden im Kontext der Vorlesung getrennt.</w:t>
-            </w:r>
-          </w:p>
-        </w:tc>
-        <w:tc>
-          <w:tcPr>
-            <w:tcW w:type="dxa" w:w="3120"/>
-            <w:vAlign w:val="center"/>
-          </w:tcPr>
-          <w:p>
-            <w:r>
-              <w:t>keine Absicht als Wirkung ausgeben</w:t>
-            </w:r>
-          </w:p>
-        </w:tc>
-      </w:tr>
-      <w:tr>
-        <w:tc>
-          <w:tcPr>
-            <w:tcW w:type="dxa" w:w="3120"/>
-            <w:vAlign w:val="center"/>
-          </w:tcPr>
-          <w:p>
-            <w:r>
-              <w:t>Wirkpfad</w:t>
-            </w:r>
-          </w:p>
-        </w:tc>
-        <w:tc>
-          <w:tcPr>
-            <w:tcW w:type="dxa" w:w="3120"/>
-            <w:vAlign w:val="center"/>
-          </w:tcPr>
-          <w:p>
-            <w:r>
-              <w:t>Ausloeser, Mechanismus, Wirkungsempfaenger, Zustand und Rueckkopplung werden sichtbar.</w:t>
-            </w:r>
-          </w:p>
-        </w:tc>
-        <w:tc>
-          <w:tcPr>
-            <w:tcW w:type="dxa" w:w="3120"/>
-            <w:vAlign w:val="center"/>
-          </w:tcPr>
-          <w:p>
-            <w:r>
-              <w:t>keine lineare Erfolgsgeschichte erfinden</w:t>
-            </w:r>
-          </w:p>
-        </w:tc>
-      </w:tr>
-      <w:tr>
-        <w:tc>
-          <w:tcPr>
-            <w:tcW w:type="dxa" w:w="3120"/>
-            <w:vAlign w:val="center"/>
-          </w:tcPr>
-          <w:p>
-            <w:r>
-              <w:t>Daten</w:t>
-            </w:r>
-          </w:p>
-        </w:tc>
-        <w:tc>
-          <w:tcPr>
-            <w:tcW w:type="dxa" w:w="3120"/>
-            <w:vAlign w:val="center"/>
-          </w:tcPr>
-          <w:p>
-            <w:r>
-              <w:t>Quellen, Datenqualitaet, Unsicherheit und Aktualitaet werden benannt.</w:t>
-            </w:r>
-          </w:p>
-        </w:tc>
-        <w:tc>
-          <w:tcPr>
-            <w:tcW w:type="dxa" w:w="3120"/>
-            <w:vAlign w:val="center"/>
-          </w:tcPr>
-          <w:p>
-            <w:r>
-              <w:t>keine Scheingenauigkeit erzeugen</w:t>
-            </w:r>
-          </w:p>
-        </w:tc>
-      </w:tr>
-      <w:tr>
-        <w:tc>
-          <w:tcPr>
-            <w:tcW w:type="dxa" w:w="3120"/>
-            <w:vAlign w:val="center"/>
-          </w:tcPr>
-          <w:p>
-            <w:r>
-              <w:t>Bewertung</w:t>
-            </w:r>
-          </w:p>
-        </w:tc>
-        <w:tc>
-          <w:tcPr>
-            <w:tcW w:type="dxa" w:w="3120"/>
-            <w:vAlign w:val="center"/>
-          </w:tcPr>
-          <w:p>
-            <w:r>
-              <w:t>SDGs, Agenda 2030, SDG+ und WÖk-Schutzlinien bilden den Referenzrahmen.</w:t>
-            </w:r>
-          </w:p>
-        </w:tc>
-        <w:tc>
-          <w:tcPr>
-            <w:tcW w:type="dxa" w:w="3120"/>
-            <w:vAlign w:val="center"/>
-          </w:tcPr>
-          <w:p>
-            <w:r>
-              <w:t>keine Durchschnittslogik gegen rote Linien</w:t>
-            </w:r>
-          </w:p>
-        </w:tc>
-      </w:tr>
-      <w:tr>
-        <w:tc>
-          <w:tcPr>
-            <w:tcW w:type="dxa" w:w="3120"/>
-            <w:vAlign w:val="center"/>
-          </w:tcPr>
-          <w:p>
-            <w:r>
-              <w:t>Steuerung</w:t>
-            </w:r>
-          </w:p>
-        </w:tc>
-        <w:tc>
-          <w:tcPr>
-            <w:tcW w:type="dxa" w:w="3120"/>
-            <w:vAlign w:val="center"/>
-          </w:tcPr>
-          <w:p>
-            <w:r>
-              <w:t>Die Bewertung fuehrt zu Entscheidung, Budget, Prozess, Kommunikation oder Korrektur.</w:t>
-            </w:r>
-          </w:p>
-        </w:tc>
-        <w:tc>
-          <w:tcPr>
-            <w:tcW w:type="dxa" w:w="3120"/>
-            <w:vAlign w:val="center"/>
-          </w:tcPr>
-          <w:p>
-            <w:r>
-              <w:t>kein Reporting ohne Rueckkopplung</w:t>
-            </w:r>
-          </w:p>
-        </w:tc>
-      </w:tr>
-    </w:tbl>
-    <w:p/>
-    <w:p>
-      <w:pPr>
-        <w:pStyle w:val="Heading3"/>
-      </w:pPr>
-      <w:r>
-        <w:t>Vertiefungsrunde 1: Lesen, pruefen, rueckkoppeln</w:t>
-      </w:r>
-    </w:p>
-    <w:p>
-      <w:r>
-        <w:t>Die folgende Runde verdichtet V24 nicht durch neue Schlagworte, sondern durch wiederholte Anwendung auf unterschiedliche Entscheidungsebenen. Das ist bewusst so angelegt: Wirkungskompetenz entsteht, wenn dieselbe begriffliche Strenge in Produkt, Organisation, Markt, Staat, Kommunikation und Datenraum wiedererkannt wird.</w:t>
-      </w:r>
-    </w:p>
-    <w:p>
-      <w:r>
-        <w:t>Begriffliche Schaerfung. Fuer Deeskalierende und demokratiestärkende Kommunikation bedeutet praezise Sprache die erste Sicherung gegen Impact-Washing ist, dass die Analyse nicht bei einer Aktivitaet, einem guten Willen oder einer Kennzahl stehen bleiben darf. Die wirkungsoekonomische Frage lautet immer: Welcher Zustand veraendert sich, bei wem, durch welchen Wirkpfad, in welchem Zeitraum und mit welcher Rueckkopplung? Gerade in Grundstudium Wirkungsökonomie ist diese Unterscheidung entscheidend, weil Lernende spaeter nicht nur Begriffe wiedergeben, sondern Entscheidungssituationen pruefen muessen. Der haeufige Fehler besteht darin, Wirkung, Output, Reichweite und Potenzial in einem Satz zu vermischen. Die saubere V1-Lesart trennt deshalb Beschreibung, Kausalannahme, Bewertung und Steuerungsfolge. In der Praxis sollte jede Wirkungsaussage als kurze Viererprobe formuliert werden: Zustand, Betroffene, Quelle, offene Unsicherheit. So wird aus dem Thema kein isoliertes Kapitel, sondern ein pruefbarer Baustein der WÖk-Architektur.</w:t>
-      </w:r>
-    </w:p>
-    <w:p>
-      <w:r>
-        <w:t>Wirkpfad-Logik. Fuer Deeskalierende und demokratiestärkende Kommunikation bedeutet ein Thema erst dann steuerbar wird, wenn der Mechanismus zwischen Ausloeser und Zustandsveraenderung beschrieben ist, dass die Analyse nicht bei einer Aktivitaet, einem guten Willen oder einer Kennzahl stehen bleiben darf. Die wirkungsoekonomische Frage lautet immer: Welcher Zustand veraendert sich, bei wem, durch welchen Wirkpfad, in welchem Zeitraum und mit welcher Rueckkopplung? Gerade in Grundstudium Wirkungsökonomie ist diese Unterscheidung entscheidend, weil Lernende spaeter nicht nur Begriffe wiedergeben, sondern Entscheidungssituationen pruefen muessen. Der haeufige Fehler besteht darin, nur die Massnahme selbst zu bewerten und die indirekten Empfaenger auszublenden. Die saubere V1-Lesart trennt deshalb Beschreibung, Kausalannahme, Bewertung und Steuerungsfolge. Eine gute Fallanalyse zeichnet mindestens einen direkten und einen indirekten Wirkpfad nach. So wird aus dem Thema kein isoliertes Kapitel, sondern ein pruefbarer Baustein der WÖk-Architektur.</w:t>
-      </w:r>
-    </w:p>
-    <w:p>
-      <w:r>
-        <w:t>Daten- und Quellenklarheit. Fuer Deeskalierende und demokratiestärkende Kommunikation bedeutet jede Bewertung nur so belastbar ist wie Datenlage, Quellenstatus und Aktualitaet, dass die Analyse nicht bei einer Aktivitaet, einem guten Willen oder einer Kennzahl stehen bleiben darf. Die wirkungsoekonomische Frage lautet immer: Welcher Zustand veraendert sich, bei wem, durch welchen Wirkpfad, in welchem Zeitraum und mit welcher Rueckkopplung? Gerade in Grundstudium Wirkungsökonomie ist diese Unterscheidung entscheidend, weil Lernende spaeter nicht nur Begriffe wiedergeben, sondern Entscheidungssituationen pruefen muessen. Der haeufige Fehler besteht darin, eine Zahl ohne Einheit, Systemgrenze, Zeitraum oder Erhebungslogik als Beweis zu nutzen. Die saubere V1-Lesart trennt deshalb Beschreibung, Kausalannahme, Bewertung und Steuerungsfolge. Die Lernenden sollen Daten nicht dekorativ zitieren, sondern ihre Aussagekraft, Luecken und Grenzen offenlegen. So wird aus dem Thema kein isoliertes Kapitel, sondern ein pruefbarer Baustein der WÖk-Architektur.</w:t>
-      </w:r>
-    </w:p>
-    <w:p>
-      <w:r>
-        <w:t>Fallfenster zur Anwendung. Ein Controlling-Team moechte einen Score bilden. Das Skript verlangt, dass Datenqualitaet, Systemgrenzen, Gewichtung, Unsicherheit und Nichtkompensation sichtbar bleiben. Ein Score darf die Diskussion nicht beenden, sondern muss bessere Fragen, Priorisierung und Rueckkopplung ermoeglichen. Bezogen auf Deeskalierende und demokratiestärkende Kommunikation heisst das: Die Analyse muss das konkrete Thema ernst nehmen und zugleich den allgemeinen WÖk-Massstab halten. Es geht nicht darum, die Welt in gute und schlechte Akteure einzuteilen. Es geht darum, Wirkpfade, Wirkungsempfaenger, Datenqualitaet, Risiken und Rueckkopplung so zu beschreiben, dass bessere Entscheidungen moeglich werden.</w:t>
-      </w:r>
-    </w:p>
-    <w:p>
-      <w:r>
-        <w:t>Ambivalenz. Fuer Deeskalierende und demokratiestärkende Kommunikation bedeutet positive und negative Zustandsveraenderungen gleichzeitig auftreten koennen, dass die Analyse nicht bei einer Aktivitaet, einem guten Willen oder einer Kennzahl stehen bleiben darf. Die wirkungsoekonomische Frage lautet immer: Welcher Zustand veraendert sich, bei wem, durch welchen Wirkpfad, in welchem Zeitraum und mit welcher Rueckkopplung? Gerade in Grundstudium Wirkungsökonomie ist diese Unterscheidung entscheidend, weil Lernende spaeter nicht nur Begriffe wiedergeben, sondern Entscheidungssituationen pruefen muessen. Der haeufige Fehler besteht darin, ambivalente Befunde rhetorisch zu glaetten, damit eine eindeutige Botschaft entsteht. Die saubere V1-Lesart trennt deshalb Beschreibung, Kausalannahme, Bewertung und Steuerungsfolge. Ein gutes Skript fuehrt deshalb Profile, Zielkonflikte und offene Punkte nebeneinander. So wird aus dem Thema kein isoliertes Kapitel, sondern ein pruefbarer Baustein der WÖk-Architektur.</w:t>
-      </w:r>
-    </w:p>
-    <w:p>
-      <w:r>
-        <w:t>Nichtkompensation. Fuer Deeskalierende und demokratiestärkende Kommunikation bedeutet schwere zentrale Schaeden nicht durch beliebige positive Einzelwerte neutralisiert werden duerfen, dass die Analyse nicht bei einer Aktivitaet, einem guten Willen oder einer Kennzahl stehen bleiben darf. Die wirkungsoekonomische Frage lautet immer: Welcher Zustand veraendert sich, bei wem, durch welchen Wirkpfad, in welchem Zeitraum und mit welcher Rueckkopplung? Gerade in Grundstudium Wirkungsökonomie ist diese Unterscheidung entscheidend, weil Lernende spaeter nicht nur Begriffe wiedergeben, sondern Entscheidungssituationen pruefen muessen. Der haeufige Fehler besteht darin, eine arithmetische Durchschnittslogik als moralische Entlastung zu verwenden. Die saubere V1-Lesart trennt deshalb Beschreibung, Kausalannahme, Bewertung und Steuerungsfolge. Reverse Merit Order und rote Linien sind Schutzregeln gegen Schoenrechnung. So wird aus dem Thema kein isoliertes Kapitel, sondern ein pruefbarer Baustein der WÖk-Architektur.</w:t>
-      </w:r>
-    </w:p>
-    <w:p>
-      <w:r>
-        <w:t>Pruefungsnahe Transferfrage. Formuliere zu V24 eine Wirkungsaussage in drei Saetzen: Erstens den beobachteten oder plausiblen Zustand, zweitens die Daten- oder Quellenlage, drittens die offene Unsicherheit samt Rueckkopplung. Die Antwort muss ohne moralische Personenbewertung auskommen und darf Reichweite nicht mit Wirkung verwechseln.</w:t>
-      </w:r>
-    </w:p>
-    <w:p>
-      <w:r>
-        <w:t>Rueckkopplung. Fuer Deeskalierende und demokratiestärkende Kommunikation bedeutet Wirkungswissen erst dann wertvoll wird, wenn es Entscheidungen veraendert, dass die Analyse nicht bei einer Aktivitaet, einem guten Willen oder einer Kennzahl stehen bleiben darf. Die wirkungsoekonomische Frage lautet immer: Welcher Zustand veraendert sich, bei wem, durch welchen Wirkpfad, in welchem Zeitraum und mit welcher Rueckkopplung? Gerade in Grundstudium Wirkungsökonomie ist diese Unterscheidung entscheidend, weil Lernende spaeter nicht nur Begriffe wiedergeben, sondern Entscheidungssituationen pruefen muessen. Der haeufige Fehler besteht darin, einen Bericht als Endpunkt zu betrachten. Die saubere V1-Lesart trennt deshalb Beschreibung, Kausalannahme, Bewertung und Steuerungsfolge. Jeder Analyseblock sollte fragen, welche Routine, welcher Prozess oder welche Ressource nach der Bewertung angepasst wird. So wird aus dem Thema kein isoliertes Kapitel, sondern ein pruefbarer Baustein der WÖk-Architektur.</w:t>
-      </w:r>
-    </w:p>
-    <w:p>
-      <w:r>
-        <w:t>Fallfenster zur Anwendung. Ein Kommunikationsbericht nennt viele Aktivitaeten, Reichweiten und Rueckmeldungen. Die V1-Pruefung fragt, ob daraus eine belastbare Wirkungsaussage folgt. Wenn nur Kontakte, Klicks oder Zustimmung vorliegen, bleibt die Aussage im Bereich Wirkungspotenzial oder Resonanz, nicht im Bereich nachgewiesener Wirkung. Bezogen auf Deeskalierende und demokratiestärkende Kommunikation heisst das: Die Analyse muss das konkrete Thema ernst nehmen und zugleich den allgemeinen WÖk-Massstab halten. Es geht nicht darum, die Welt in gute und schlechte Akteure einzuteilen. Es geht darum, Wirkpfade, Wirkungsempfaenger, Datenqualitaet, Risiken und Rueckkopplung so zu beschreiben, dass bessere Entscheidungen moeglich werden.</w:t>
-      </w:r>
-    </w:p>
-    <w:p>
-      <w:r>
-        <w:t>Governance. Fuer Deeskalierende und demokratiestärkende Kommunikation bedeutet Wirkungsbewertung Verfahren, Rechte, Transparenz und Korrektur braucht, dass die Analyse nicht bei einer Aktivitaet, einem guten Willen oder einer Kennzahl stehen bleiben darf. Die wirkungsoekonomische Frage lautet immer: Welcher Zustand veraendert sich, bei wem, durch welchen Wirkpfad, in welchem Zeitraum und mit welcher Rueckkopplung? Gerade in Grundstudium Wirkungsökonomie ist diese Unterscheidung entscheidend, weil Lernende spaeter nicht nur Begriffe wiedergeben, sondern Entscheidungssituationen pruefen muessen. Der haeufige Fehler besteht darin, Bewertung als technokratische Top-down-Setzung zu verstehen. Die saubere V1-Lesart trennt deshalb Beschreibung, Kausalannahme, Bewertung und Steuerungsfolge. Betroffene, Datenhalter, Entscheider und Kontrollinstanzen muessen unterscheidbare Rollen behalten. So wird aus dem Thema kein isoliertes Kapitel, sondern ein pruefbarer Baustein der WÖk-Architektur.</w:t>
-      </w:r>
-    </w:p>
-    <w:p>
-      <w:r>
-        <w:t>Didaktische Pruefbarkeit. Fuer Deeskalierende und demokratiestärkende Kommunikation bedeutet das Thema in der Akademie nicht nur erklaert, sondern in Falllogik ueberfuehrt werden muss, dass die Analyse nicht bei einer Aktivitaet, einem guten Willen oder einer Kennzahl stehen bleiben darf. Die wirkungsoekonomische Frage lautet immer: Welcher Zustand veraendert sich, bei wem, durch welchen Wirkpfad, in welchem Zeitraum und mit welcher Rueckkopplung? Gerade in Grundstudium Wirkungsökonomie ist diese Unterscheidung entscheidend, weil Lernende spaeter nicht nur Begriffe wiedergeben, sondern Entscheidungssituationen pruefen muessen. Der haeufige Fehler besteht darin, reines Auswendiglernen als Kompetenznachweis zu behandeln. Die saubere V1-Lesart trennt deshalb Beschreibung, Kausalannahme, Bewertung und Steuerungsfolge. Pruefungsfragen sollen Begriffe, Anwendung und rote Linien verbinden. So wird aus dem Thema kein isoliertes Kapitel, sondern ein pruefbarer Baustein der WÖk-Architektur.</w:t>
-      </w:r>
-    </w:p>
-    <w:p>
-      <w:r>
-        <w:t>Transfer in Organisationen. Fuer Deeskalierende und demokratiestärkende Kommunikation bedeutet WÖk-Begriffe im Alltag nur tragen, wenn sie in Routinen uebersetzt werden, dass die Analyse nicht bei einer Aktivitaet, einem guten Willen oder einer Kennzahl stehen bleiben darf. Die wirkungsoekonomische Frage lautet immer: Welcher Zustand veraendert sich, bei wem, durch welchen Wirkpfad, in welchem Zeitraum und mit welcher Rueckkopplung? Gerade in Grundstudium Wirkungsökonomie ist diese Unterscheidung entscheidend, weil Lernende spaeter nicht nur Begriffe wiedergeben, sondern Entscheidungssituationen pruefen muessen. Der haeufige Fehler besteht darin, die Verantwortung an eine Nachhaltigkeitsabteilung auszulagern. Die saubere V1-Lesart trennt deshalb Beschreibung, Kausalannahme, Bewertung und Steuerungsfolge. Strategie, Einkauf, Kommunikation, Controlling und Fuehrung muessen denselben Wirkungsbegriff verwenden. So wird aus dem Thema kein isoliertes Kapitel, sondern ein pruefbarer Baustein der WÖk-Architektur.</w:t>
-      </w:r>
-    </w:p>
-    <w:p>
-      <w:r>
-        <w:t>Fallfenster zur Anwendung. Eine Organisation plant eine Massnahme und formuliert dazu eine positive Absicht. In der WÖk reicht das nicht. Fuer diese Vorlesung muss sichtbar werden, welche Zustandsveraenderung erwartet wird, welche Empfaenger direkt oder indirekt betroffen sind, welche Nebenwirkungen entstehen koennen und welche Entscheidung spaeter korrigiert wird. Bezogen auf Deeskalierende und demokratiestärkende Kommunikation heisst das: Die Analyse muss das konkrete Thema ernst nehmen und zugleich den allgemeinen WÖk-Massstab halten. Es geht nicht darum, die Welt in gute und schlechte Akteure einzuteilen. Es geht darum, Wirkpfade, Wirkungsempfaenger, Datenqualitaet, Risiken und Rueckkopplung so zu beschreiben, dass bessere Entscheidungen moeglich werden.</w:t>
-      </w:r>
-    </w:p>
-    <w:p>
-      <w:r>
-        <w:t>Rueckfluss in den Korpus. Fuer Deeskalierende und demokratiestärkende Kommunikation bedeutet jedes Studienskript den Gesamtbestand schaerfen kann, dass die Analyse nicht bei einer Aktivitaet, einem guten Willen oder einer Kennzahl stehen bleiben darf. Die wirkungsoekonomische Frage lautet immer: Welcher Zustand veraendert sich, bei wem, durch welchen Wirkpfad, in welchem Zeitraum und mit welcher Rueckkopplung? Gerade in Grundstudium Wirkungsökonomie ist diese Unterscheidung entscheidend, weil Lernende spaeter nicht nur Begriffe wiedergeben, sondern Entscheidungssituationen pruefen muessen. Der haeufige Fehler besteht darin, neue Einsichten nur lokal im Skript zu belassen. Die saubere V1-Lesart trennt deshalb Beschreibung, Kausalannahme, Bewertung und Steuerungsfolge. Glossar, Website, Journal, Dossiers und Visuals sollen aus der Skriptarbeit lernen. So wird aus dem Thema kein isoliertes Kapitel, sondern ein pruefbarer Baustein der WÖk-Architektur.</w:t>
-      </w:r>
-    </w:p>
-    <w:p>
-      <w:r>
-        <w:t>Pruefungsnahe Transferfrage. Formuliere zu V24 eine Wirkungsaussage in drei Saetzen: Erstens den beobachteten oder plausiblen Zustand, zweitens die Daten- oder Quellenlage, drittens die offene Unsicherheit samt Rueckkopplung. Die Antwort muss ohne moralische Personenbewertung auskommen und darf Reichweite nicht mit Wirkung verwechseln.</w:t>
-      </w:r>
-    </w:p>
-    <w:p>
-      <w:pPr>
-        <w:pStyle w:val="Heading3"/>
-      </w:pPr>
-      <w:r>
-        <w:t>Vertiefungsrunde 2: Lesen, pruefen, rueckkoppeln</w:t>
-      </w:r>
-    </w:p>
-    <w:p>
-      <w:r>
-        <w:t>Die folgende Runde verdichtet V24 nicht durch neue Schlagworte, sondern durch wiederholte Anwendung auf unterschiedliche Entscheidungsebenen. Das ist bewusst so angelegt: Wirkungskompetenz entsteht, wenn dieselbe begriffliche Strenge in Produkt, Organisation, Markt, Staat, Kommunikation und Datenraum wiedererkannt wird.</w:t>
-      </w:r>
-    </w:p>
-    <w:p>
-      <w:r>
-        <w:t>Begriffliche Schaerfung. Fuer Deeskalierende und demokratiestärkende Kommunikation bedeutet praezise Sprache die erste Sicherung gegen Impact-Washing ist, dass die Analyse nicht bei einer Aktivitaet, einem guten Willen oder einer Kennzahl stehen bleiben darf. Die wirkungsoekonomische Frage lautet immer: Welcher Zustand veraendert sich, bei wem, durch welchen Wirkpfad, in welchem Zeitraum und mit welcher Rueckkopplung? Gerade in Grundstudium Wirkungsökonomie ist diese Unterscheidung entscheidend, weil Lernende spaeter nicht nur Begriffe wiedergeben, sondern Entscheidungssituationen pruefen muessen. Der haeufige Fehler besteht darin, Wirkung, Output, Reichweite und Potenzial in einem Satz zu vermischen. Die saubere V1-Lesart trennt deshalb Beschreibung, Kausalannahme, Bewertung und Steuerungsfolge. In der Praxis sollte jede Wirkungsaussage als kurze Viererprobe formuliert werden: Zustand, Betroffene, Quelle, offene Unsicherheit. So wird aus dem Thema kein isoliertes Kapitel, sondern ein pruefbarer Baustein der WÖk-Architektur.</w:t>
-      </w:r>
-    </w:p>
-    <w:p>
-      <w:r>
-        <w:t>Wirkpfad-Logik. Fuer Deeskalierende und demokratiestärkende Kommunikation bedeutet ein Thema erst dann steuerbar wird, wenn der Mechanismus zwischen Ausloeser und Zustandsveraenderung beschrieben ist, dass die Analyse nicht bei einer Aktivitaet, einem guten Willen oder einer Kennzahl stehen bleiben darf. Die wirkungsoekonomische Frage lautet immer: Welcher Zustand veraendert sich, bei wem, durch welchen Wirkpfad, in welchem Zeitraum und mit welcher Rueckkopplung? Gerade in Grundstudium Wirkungsökonomie ist diese Unterscheidung entscheidend, weil Lernende spaeter nicht nur Begriffe wiedergeben, sondern Entscheidungssituationen pruefen muessen. Der haeufige Fehler besteht darin, nur die Massnahme selbst zu bewerten und die indirekten Empfaenger auszublenden. Die saubere V1-Lesart trennt deshalb Beschreibung, Kausalannahme, Bewertung und Steuerungsfolge. Eine gute Fallanalyse zeichnet mindestens einen direkten und einen indirekten Wirkpfad nach. So wird aus dem Thema kein isoliertes Kapitel, sondern ein pruefbarer Baustein der WÖk-Architektur.</w:t>
-      </w:r>
-    </w:p>
-    <w:p>
-      <w:r>
-        <w:t>Fallfenster zur Anwendung. Eine Fuehrungsentscheidung erzeugt zugleich Nutzen und Risiken. Die WÖk behandelt Ambivalenz nicht als Stoerung, sondern als Kern der Analyse. Positive Netto-Wirkung darf erst behauptet werden, wenn zentrale negative Wirkungen getrennt geprueft und rote Linien gewahrt sind. Bezogen auf Deeskalierende und demokratiestärkende Kommunikation heisst das: Die Analyse muss das konkrete Thema ernst nehmen und zugleich den allgemeinen WÖk-Massstab halten. Es geht nicht darum, die Welt in gute und schlechte Akteure einzuteilen. Es geht darum, Wirkpfade, Wirkungsempfaenger, Datenqualitaet, Risiken und Rueckkopplung so zu beschreiben, dass bessere Entscheidungen moeglich werden.</w:t>
-      </w:r>
-    </w:p>
-    <w:p>
-      <w:r>
-        <w:t>Daten- und Quellenklarheit. Fuer Deeskalierende und demokratiestärkende Kommunikation bedeutet jede Bewertung nur so belastbar ist wie Datenlage, Quellenstatus und Aktualitaet, dass die Analyse nicht bei einer Aktivitaet, einem guten Willen oder einer Kennzahl stehen bleiben darf. Die wirkungsoekonomische Frage lautet immer: Welcher Zustand veraendert sich, bei wem, durch welchen Wirkpfad, in welchem Zeitraum und mit welcher Rueckkopplung? Gerade in Grundstudium Wirkungsökonomie ist diese Unterscheidung entscheidend, weil Lernende spaeter nicht nur Begriffe wiedergeben, sondern Entscheidungssituationen pruefen muessen. Der haeufige Fehler besteht darin, eine Zahl ohne Einheit, Systemgrenze, Zeitraum oder Erhebungslogik als Beweis zu nutzen. Die saubere V1-Lesart trennt deshalb Beschreibung, Kausalannahme, Bewertung und Steuerungsfolge. Die Lernenden sollen Daten nicht dekorativ zitieren, sondern ihre Aussagekraft, Luecken und Grenzen offenlegen. So wird aus dem Thema kein isoliertes Kapitel, sondern ein pruefbarer Baustein der WÖk-Architektur.</w:t>
-      </w:r>
-    </w:p>
-    <w:p>
-      <w:r>
-        <w:t>Ambivalenz. Fuer Deeskalierende und demokratiestärkende Kommunikation bedeutet positive und negative Zustandsveraenderungen gleichzeitig auftreten koennen, dass die Analyse nicht bei einer Aktivitaet, einem guten Willen oder einer Kennzahl stehen bleiben darf. Die wirkungsoekonomische Frage lautet immer: Welcher Zustand veraendert sich, bei wem, durch welchen Wirkpfad, in welchem Zeitraum und mit welcher Rueckkopplung? Gerade in Grundstudium Wirkungsökonomie ist diese Unterscheidung entscheidend, weil Lernende spaeter nicht nur Begriffe wiedergeben, sondern Entscheidungssituationen pruefen muessen. Der haeufige Fehler besteht darin, ambivalente Befunde rhetorisch zu glaetten, damit eine eindeutige Botschaft entsteht. Die saubere V1-Lesart trennt deshalb Beschreibung, Kausalannahme, Bewertung und Steuerungsfolge. Ein gutes Skript fuehrt deshalb Profile, Zielkonflikte und offene Punkte nebeneinander. So wird aus dem Thema kein isoliertes Kapitel, sondern ein pruefbarer Baustein der WÖk-Architektur.</w:t>
-      </w:r>
-    </w:p>
-    <w:p>
-      <w:r>
-        <w:t>Nichtkompensation. Fuer Deeskalierende und demokratiestärkende Kommunikation bedeutet schwere zentrale Schaeden nicht durch beliebige positive Einzelwerte neutralisiert werden duerfen, dass die Analyse nicht bei einer Aktivitaet, einem guten Willen oder einer Kennzahl stehen bleiben darf. Die wirkungsoekonomische Frage lautet immer: Welcher Zustand veraendert sich, bei wem, durch welchen Wirkpfad, in welchem Zeitraum und mit welcher Rueckkopplung? Gerade in Grundstudium Wirkungsökonomie ist diese Unterscheidung entscheidend, weil Lernende spaeter nicht nur Begriffe wiedergeben, sondern Entscheidungssituationen pruefen muessen. Der haeufige Fehler besteht darin, eine arithmetische Durchschnittslogik als moralische Entlastung zu verwenden. Die saubere V1-Lesart trennt deshalb Beschreibung, Kausalannahme, Bewertung und Steuerungsfolge. Reverse Merit Order und rote Linien sind Schutzregeln gegen Schoenrechnung. So wird aus dem Thema kein isoliertes Kapitel, sondern ein pruefbarer Baustein der WÖk-Architektur.</w:t>
-      </w:r>
-    </w:p>
-    <w:p>
-      <w:r>
-        <w:t>Fallfenster zur Anwendung. Ein Controlling-Team moechte einen Score bilden. Das Skript verlangt, dass Datenqualitaet, Systemgrenzen, Gewichtung, Unsicherheit und Nichtkompensation sichtbar bleiben. Ein Score darf die Diskussion nicht beenden, sondern muss bessere Fragen, Priorisierung und Rueckkopplung ermoeglichen. Bezogen auf Deeskalierende und demokratiestärkende Kommunikation heisst das: Die Analyse muss das konkrete Thema ernst nehmen und zugleich den allgemeinen WÖk-Massstab halten. Es geht nicht darum, die Welt in gute und schlechte Akteure einzuteilen. Es geht darum, Wirkpfade, Wirkungsempfaenger, Datenqualitaet, Risiken und Rueckkopplung so zu beschreiben, dass bessere Entscheidungen moeglich werden.</w:t>
-      </w:r>
-    </w:p>
-    <w:p>
-      <w:r>
-        <w:t>Pruefungsnahe Transferfrage. Formuliere zu V24 eine Wirkungsaussage in drei Saetzen: Erstens den beobachteten oder plausiblen Zustand, zweitens die Daten- oder Quellenlage, drittens die offene Unsicherheit samt Rueckkopplung. Die Antwort muss ohne moralische Personenbewertung auskommen und darf Reichweite nicht mit Wirkung verwechseln.</w:t>
-      </w:r>
-    </w:p>
-    <w:p>
-      <w:r>
-        <w:t>Rueckkopplung. Fuer Deeskalierende und demokratiestärkende Kommunikation bedeutet Wirkungswissen erst dann wertvoll wird, wenn es Entscheidungen veraendert, dass die Analyse nicht bei einer Aktivitaet, einem guten Willen oder einer Kennzahl stehen bleiben darf. Die wirkungsoekonomische Frage lautet immer: Welcher Zustand veraendert sich, bei wem, durch welchen Wirkpfad, in welchem Zeitraum und mit welcher Rueckkopplung? Gerade in Grundstudium Wirkungsökonomie ist diese Unterscheidung entscheidend, weil Lernende spaeter nicht nur Begriffe wiedergeben, sondern Entscheidungssituationen pruefen muessen. Der haeufige Fehler besteht darin, einen Bericht als Endpunkt zu betrachten. Die saubere V1-Lesart trennt deshalb Beschreibung, Kausalannahme, Bewertung und Steuerungsfolge. Jeder Analyseblock sollte fragen, welche Routine, welcher Prozess oder welche Ressource nach der Bewertung angepasst wird. So wird aus dem Thema kein isoliertes Kapitel, sondern ein pruefbarer Baustein der WÖk-Architektur.</w:t>
-      </w:r>
-    </w:p>
-    <w:p>
-      <w:pPr>
-        <w:pStyle w:val="Heading3"/>
-      </w:pPr>
-      <w:r>
-        <w:t>V1-Abschlussnotiz</w:t>
-      </w:r>
-    </w:p>
-    <w:p>
-      <w:r>
-        <w:t>Diese Finalisierung schliesst die Codex-Inhaltsproduktion fuer V24. Offen bleibt nicht der fachliche Kern des Skripts, sondern der naechste Produktionsschritt: Claude setzt daraus die CI/CD-konforme Reader- und PDF-Fassung, prueft Satz, Umbrueche, Medienintegration und Lektorat und markiert erst danach die veroeffentlichte Fassung als freigegeben.</w:t>
       </w:r>
     </w:p>
     <w:p>
@@ -3739,6 +3313,467 @@
       </w:pPr>
       <w:r>
         <w:t>Fachliteratur zu Wirkungslogik, Evaluation, Systemtheorie, Resilienz, Governance, Diffusion, Vertrauen oder Controlling je nach Thema.</w:t>
+      </w:r>
+    </w:p>
+    <w:p>
+      <w:pPr>
+        <w:pStyle w:val="Heading2"/>
+      </w:pPr>
+      <w:r>
+        <w:t>V1-Finalisierung: Vertiefung, Anwendung und Evidenz</w:t>
+      </w:r>
+    </w:p>
+    <w:p>
+      <w:r>
+        <w:t>Dieses Studienskript ist die fachlich finale Codex-V1-Fassung fuer den Akademie-Reader und die oeffentliche Bibliothek. Claude uebernimmt danach Satz, CI/CD, PDF/Reader-Freigabe und die abschliessende Lektoratsabnahme.</w:t>
+      </w:r>
+    </w:p>
+    <w:p>
+      <w:pPr>
+        <w:pStyle w:val="Heading3"/>
+      </w:pPr>
+      <w:r>
+        <w:t>Finaler Leseauftrag</w:t>
+      </w:r>
+    </w:p>
+    <w:p>
+      <w:r>
+        <w:t>Dieses Skript zu V24 Deeskalierende und demokratiestärkende Kommunikation ist als Langformtext angelegt: Es soll nicht nur die Vorlesung begleiten, sondern als eigenstaendiges Studienmaterial funktionieren. Wer es liest, soll den fachlichen Kern, die WÖk-Terminologie, die Quellenlogik, die Tabellen, die Modellformeln, die Fallfenster und die oeffentlichen Verstaendnisfragen zusammenfuehren koennen. Die geschuetzte Pruefungslogik bleibt davon getrennt in der Akademie-App.</w:t>
+      </w:r>
+    </w:p>
+    <w:p>
+      <w:r>
+        <w:t>Fuer den Abschluss ist entscheidend, dass Deeskalierende und demokratiestärkende Kommunikation im Feld Grundstudium Wirkungsökonomie nicht als Einzelthema stehen bleibt. Die Vorlesung traegt zur gemeinsamen Architektur bei: begriffliche Grundlegung, Bewertungsrahmen und gesellschaftliche Einordnung. Daraus folgt eine Lesehaltung, die streng und praktisch zugleich ist. Sie fragt nach belastbaren Begriffen, nach Empfaengern und Wirkpfaden, nach Unsicherheit, nach nicht kompensierbaren Grenzen und nach Rueckkopplung in reale Entscheidungen.</w:t>
+      </w:r>
+    </w:p>
+    <w:p>
+      <w:pPr>
+        <w:pStyle w:val="Heading3"/>
+      </w:pPr>
+      <w:r>
+        <w:t>Abschlussmatrix fuer die Anwendung</w:t>
+      </w:r>
+    </w:p>
+    <w:tbl>
+      <w:tblPr>
+        <w:tblStyle w:val="TableGrid"/>
+        <w:tblW w:type="auto" w:w="0"/>
+        <w:jc w:val="left"/>
+        <w:tblLook w:firstColumn="1" w:firstRow="1" w:lastColumn="0" w:lastRow="0" w:noHBand="0" w:noVBand="1" w:val="04A0"/>
+      </w:tblPr>
+      <w:tblGrid>
+        <w:gridCol w:w="3120"/>
+        <w:gridCol w:w="3120"/>
+        <w:gridCol w:w="3120"/>
+      </w:tblGrid>
+      <w:tr>
+        <w:tc>
+          <w:tcPr>
+            <w:tcW w:type="dxa" w:w="3120"/>
+            <w:vAlign w:val="center"/>
+          </w:tcPr>
+          <w:p>
+            <w:r>
+              <w:rPr>
+                <w:b/>
+              </w:rPr>
+              <w:t>Ebene</w:t>
+            </w:r>
+          </w:p>
+        </w:tc>
+        <w:tc>
+          <w:tcPr>
+            <w:tcW w:type="dxa" w:w="3120"/>
+            <w:vAlign w:val="center"/>
+          </w:tcPr>
+          <w:p>
+            <w:r>
+              <w:rPr>
+                <w:b/>
+              </w:rPr>
+              <w:t>Anwendung in V24</w:t>
+            </w:r>
+          </w:p>
+        </w:tc>
+        <w:tc>
+          <w:tcPr>
+            <w:tcW w:type="dxa" w:w="3120"/>
+            <w:vAlign w:val="center"/>
+          </w:tcPr>
+          <w:p>
+            <w:r>
+              <w:rPr>
+                <w:b/>
+              </w:rPr>
+              <w:t>Qualitaetsgrenze</w:t>
+            </w:r>
+          </w:p>
+        </w:tc>
+      </w:tr>
+      <w:tr>
+        <w:tc>
+          <w:tcPr>
+            <w:tcW w:type="dxa" w:w="3120"/>
+            <w:vAlign w:val="center"/>
+          </w:tcPr>
+          <w:p>
+            <w:r>
+              <w:t>Begriff</w:t>
+            </w:r>
+          </w:p>
+        </w:tc>
+        <w:tc>
+          <w:tcPr>
+            <w:tcW w:type="dxa" w:w="3120"/>
+            <w:vAlign w:val="center"/>
+          </w:tcPr>
+          <w:p>
+            <w:r>
+              <w:t>Wirkung, Wirkungspotenzial und Wirkungsrisiko werden im Kontext der Vorlesung getrennt.</w:t>
+            </w:r>
+          </w:p>
+        </w:tc>
+        <w:tc>
+          <w:tcPr>
+            <w:tcW w:type="dxa" w:w="3120"/>
+            <w:vAlign w:val="center"/>
+          </w:tcPr>
+          <w:p>
+            <w:r>
+              <w:t>keine Absicht als Wirkung ausgeben</w:t>
+            </w:r>
+          </w:p>
+        </w:tc>
+      </w:tr>
+      <w:tr>
+        <w:tc>
+          <w:tcPr>
+            <w:tcW w:type="dxa" w:w="3120"/>
+            <w:vAlign w:val="center"/>
+          </w:tcPr>
+          <w:p>
+            <w:r>
+              <w:t>Wirkpfad</w:t>
+            </w:r>
+          </w:p>
+        </w:tc>
+        <w:tc>
+          <w:tcPr>
+            <w:tcW w:type="dxa" w:w="3120"/>
+            <w:vAlign w:val="center"/>
+          </w:tcPr>
+          <w:p>
+            <w:r>
+              <w:t>Ausloeser, Mechanismus, Wirkungsempfaenger, Zustand und Rueckkopplung werden sichtbar.</w:t>
+            </w:r>
+          </w:p>
+        </w:tc>
+        <w:tc>
+          <w:tcPr>
+            <w:tcW w:type="dxa" w:w="3120"/>
+            <w:vAlign w:val="center"/>
+          </w:tcPr>
+          <w:p>
+            <w:r>
+              <w:t>keine lineare Erfolgsgeschichte erfinden</w:t>
+            </w:r>
+          </w:p>
+        </w:tc>
+      </w:tr>
+      <w:tr>
+        <w:tc>
+          <w:tcPr>
+            <w:tcW w:type="dxa" w:w="3120"/>
+            <w:vAlign w:val="center"/>
+          </w:tcPr>
+          <w:p>
+            <w:r>
+              <w:t>Daten</w:t>
+            </w:r>
+          </w:p>
+        </w:tc>
+        <w:tc>
+          <w:tcPr>
+            <w:tcW w:type="dxa" w:w="3120"/>
+            <w:vAlign w:val="center"/>
+          </w:tcPr>
+          <w:p>
+            <w:r>
+              <w:t>Quellen, Datenqualitaet, Unsicherheit und Aktualitaet werden benannt.</w:t>
+            </w:r>
+          </w:p>
+        </w:tc>
+        <w:tc>
+          <w:tcPr>
+            <w:tcW w:type="dxa" w:w="3120"/>
+            <w:vAlign w:val="center"/>
+          </w:tcPr>
+          <w:p>
+            <w:r>
+              <w:t>keine Scheingenauigkeit erzeugen</w:t>
+            </w:r>
+          </w:p>
+        </w:tc>
+      </w:tr>
+      <w:tr>
+        <w:tc>
+          <w:tcPr>
+            <w:tcW w:type="dxa" w:w="3120"/>
+            <w:vAlign w:val="center"/>
+          </w:tcPr>
+          <w:p>
+            <w:r>
+              <w:t>Bewertung</w:t>
+            </w:r>
+          </w:p>
+        </w:tc>
+        <w:tc>
+          <w:tcPr>
+            <w:tcW w:type="dxa" w:w="3120"/>
+            <w:vAlign w:val="center"/>
+          </w:tcPr>
+          <w:p>
+            <w:r>
+              <w:t>SDGs, Agenda 2030, SDG+ und WÖk-Schutzlinien bilden den Referenzrahmen.</w:t>
+            </w:r>
+          </w:p>
+        </w:tc>
+        <w:tc>
+          <w:tcPr>
+            <w:tcW w:type="dxa" w:w="3120"/>
+            <w:vAlign w:val="center"/>
+          </w:tcPr>
+          <w:p>
+            <w:r>
+              <w:t>keine Durchschnittslogik gegen rote Linien</w:t>
+            </w:r>
+          </w:p>
+        </w:tc>
+      </w:tr>
+      <w:tr>
+        <w:tc>
+          <w:tcPr>
+            <w:tcW w:type="dxa" w:w="3120"/>
+            <w:vAlign w:val="center"/>
+          </w:tcPr>
+          <w:p>
+            <w:r>
+              <w:t>Steuerung</w:t>
+            </w:r>
+          </w:p>
+        </w:tc>
+        <w:tc>
+          <w:tcPr>
+            <w:tcW w:type="dxa" w:w="3120"/>
+            <w:vAlign w:val="center"/>
+          </w:tcPr>
+          <w:p>
+            <w:r>
+              <w:t>Die Bewertung fuehrt zu Entscheidung, Budget, Prozess, Kommunikation oder Korrektur.</w:t>
+            </w:r>
+          </w:p>
+        </w:tc>
+        <w:tc>
+          <w:tcPr>
+            <w:tcW w:type="dxa" w:w="3120"/>
+            <w:vAlign w:val="center"/>
+          </w:tcPr>
+          <w:p>
+            <w:r>
+              <w:t>kein Reporting ohne Rueckkopplung</w:t>
+            </w:r>
+          </w:p>
+        </w:tc>
+      </w:tr>
+    </w:tbl>
+    <w:p/>
+    <w:p>
+      <w:pPr>
+        <w:pStyle w:val="Heading3"/>
+      </w:pPr>
+      <w:r>
+        <w:t>Abschlusskommentar 1: Lesen, pruefen, rueckkoppeln</w:t>
+      </w:r>
+    </w:p>
+    <w:p>
+      <w:r>
+        <w:t>Die folgende Verdichtung fuehrt die vorhandenen Kapitel nicht als Wiederholung, sondern als Anwendung zusammen. Wirkungskompetenz entsteht, wenn dieselbe begriffliche Strenge in Fallanalyse, Datenarbeit, Kommunikation, Governance und Entscheidungspraxis wiedererkannt wird.</w:t>
+      </w:r>
+    </w:p>
+    <w:p>
+      <w:r>
+        <w:t>Begriffliche Schaerfung. Der Abschnitt Lernziele ist in V24 kein Zusatzwissen, sondern ein Pruefstein fuer die Grundfrage des Skripts: Was veraendert sich, bei wem, wodurch und mit welcher Rueckkopplung? Fuer Deeskalierende und demokratiestärkende Kommunikation wird daran sichtbar, dass praezise Sprache die erste Sicherung gegen Impact-Washing bildet. Die fachliche Grenze liegt dort, wo Lernende Output, Reichweite, Absicht und Wirkung in einem Satz vermischen. Die saubere Lesart trennt deshalb Beobachtung, Kausalannahme, Bewertung und Steuerungsfolge. In der Anwendung sollte daraus mindestens eine konkrete Begriff, Wirkpfad, Fallbewertung, rote Linie oder Rueckkopplung abgeleitet werden; sonst bleibt das Wissen erklaerend, aber nicht steuerungsfaehig.</w:t>
+      </w:r>
+    </w:p>
+    <w:p>
+      <w:r>
+        <w:t>Anwendung auf Einleitung / Wirkungsfrage. In einer Fallanalyse beginnt dieser Punkt nicht mit einer Meinung, sondern mit einer belastbaren Beschreibung. Wer V24 pruefungsnah liest, fragt zuerst nach Wirkungsempfaengern, Wirkraum, Zeitraum und Datenquelle. Erst danach folgt die Bewertung im Referenzrahmen Mensch, Planet, Demokratie, SDGs, Agenda 2030 und SDG+. Mindestens ein direkter und ein indirekter Wirkpfad muessen nachvollziehbar sein. Der typische Kurzschluss waere, nur die Massnahme selbst bewerten und indirekte Empfaenger ausblenden. Genau dagegen setzt die WÖk die Pflicht, Wirkungspotenzial, Wirkungsrisiko und positive Netto-Wirkung begrifflich getrennt zu halten.</w:t>
+      </w:r>
+    </w:p>
+    <w:p>
+      <w:r>
+        <w:t>Evidenzregel. Kernaussage darf im Skript nicht als dekorativer Begriff stehen bleiben. Der Abschnitt traegt nur dann, wenn er eine pruefbare Aussage erlaubt: Welche Quelle stuetzt die Annahme, welche Unsicherheit bleibt offen und welche Gegenbeobachtung wuerde die Bewertung veraendern? Fuer Deeskalierende und demokratiestärkende Kommunikation heisst das, dass jede Bewertung nur so belastbar ist wie Datenlage, Quellenstatus, Aktualitaet und Systemgrenze. Die Studierenden sollen nicht lernen, einen Score nachzusprechen. Sie sollen erkennen, wann ein Score klaert, wann er verdeckt und wann eine rote Linie die Durchschnittslogik stoppt.</w:t>
+      </w:r>
+    </w:p>
+    <w:p>
+      <w:r>
+        <w:t>Fallfenster zur Anwendung. Ein Controlling-Team moechte einen Score bilden. Das Skript verlangt, dass Datenqualitaet, Systemgrenzen, Gewichtung, Unsicherheit und Nichtkompensation sichtbar bleiben. Ein Score darf die Diskussion nicht beenden, sondern muss bessere Fragen, Priorisierung und Rueckkopplung ermoeglichen. Bezogen auf Deeskalierende und demokratiestärkende Kommunikation heisst das: Die Analyse muss das konkrete Thema ernst nehmen und zugleich den allgemeinen WÖk-Massstab halten. Es geht nicht darum, Akteure moralisch zu sortieren. Es geht darum, Wirkpfade, Wirkungsempfaenger, Datenqualitaet, Risiken und Rueckkopplung so zu beschreiben, dass bessere Entscheidungen moeglich werden.</w:t>
+      </w:r>
+    </w:p>
+    <w:p>
+      <w:r>
+        <w:t>Transfer in Grundstudium Wirkungsökonomie. Quelltext und fachliche Grundlegung verbindet die inhaltliche Deutung mit der spaeteren Praxis. Eine Organisation kann zu Deeskalierende und demokratiestärkende Kommunikation sehr ueberzeugend kommunizieren und trotzdem an einen plausiblen Gedanken schon fuer Wirkung zu halten, obwohl Empfaenger, Zustand, Zeitbezug und Quelle fehlen scheitern. Darum muss die V1-Fassung immer auch nach Governance fragen: Wer erhebt Daten, wer bewertet sie, wer traegt die Folgen, wer kann widersprechen und wann wird eine Entscheidung korrigiert? Profile, Zielkonflikte und offene Punkte werden nebeneinander gefuehrt. So wird aus einem Lehrkapitel eine verantwortbare Arbeitsroutine.</w:t>
+      </w:r>
+    </w:p>
+    <w:p>
+      <w:r>
+        <w:t>Grenze gegen Scheingenauigkeit. Gerade bei Einstieg / Wirkungsfrage ist Praezision wichtiger als grosse Begriffe. Eine Wirkungsaussage bleibt schwach, wenn sie nur Aktivitaet, Reichweite, Absicht oder Image beschreibt. Stark wird sie erst, wenn sie die Zustandsveraenderung und ihre Bedingungen offenlegt. In V24 ist deshalb entscheidend, schwere zentrale Schaeden nicht durch beliebige positive Einzelwerte neutralisiert werden duerfen. Die Fehlerlinie verlaeuft nicht zwischen Optimismus und Pessimismus, sondern zwischen offengelegter Unsicherheit und rhetorischer Sicherheit ohne Pruefpfad.</w:t>
+      </w:r>
+    </w:p>
+    <w:p>
+      <w:r>
+        <w:t>Pruefungsnahe Transferfrage. Formuliere zu V24 eine Wirkungsaussage in drei Saetzen: Erstens den beobachteten oder plausiblen Zustand, zweitens die Daten- oder Quellenlage, drittens die offene Unsicherheit samt Rueckkopplung. Die Antwort muss ohne moralische Personenbewertung auskommen und darf Reichweite nicht mit Wirkung verwechseln.</w:t>
+      </w:r>
+    </w:p>
+    <w:p>
+      <w:r>
+        <w:t>Pruefungsnahe Lesart. Aus Video-/Audio-Vorlesung laesst sich eine gute Transferfrage ableiten: Welche Entscheidung waere falsch, wenn dieser Abschnitt missverstanden wird? Fuer Deeskalierende und demokratiestärkende Kommunikation lautet die Antwort meist nicht einfach "mehr Wirkung", sondern genauer: bessere Unterscheidung, sauberere Daten, klarere Schutzlinie und rueckgekoppelte Steuerung. Jeder Analyseblock fragt nach der Routine, die nach der Bewertung angepasst wird. Wer das im Fall anwenden kann, hat den Kern der Vorlesung verstanden; wer nur Definitionen wiederholt, bleibt unter dem Anspruch der Akademie.</w:t>
+      </w:r>
+    </w:p>
+    <w:p>
+      <w:r>
+        <w:t>Fallfenster zur Anwendung. Ein Kommunikationsbericht nennt viele Aktivitaeten, Reichweiten und Rueckmeldungen. Die V1-Pruefung fragt, ob daraus eine belastbare Wirkungsaussage folgt. Wenn nur Kontakte, Klicks oder Zustimmung vorliegen, bleibt die Aussage im Bereich Wirkungspotenzial oder Resonanz, nicht im Bereich nachgewiesener Wirkung. Bezogen auf Deeskalierende und demokratiestärkende Kommunikation heisst das: Die Analyse muss das konkrete Thema ernst nehmen und zugleich den allgemeinen WÖk-Massstab halten. Es geht nicht darum, Akteure moralisch zu sortieren. Es geht darum, Wirkpfade, Wirkungsempfaenger, Datenqualitaet, Risiken und Rueckkopplung so zu beschreiben, dass bessere Entscheidungen moeglich werden.</w:t>
+      </w:r>
+    </w:p>
+    <w:p>
+      <w:r>
+        <w:t>Governance. Der Abschnitt Transkript (Gerüst) ist in V24 kein Zusatzwissen, sondern ein Pruefstein fuer die Grundfrage des Skripts: Was veraendert sich, bei wem, wodurch und mit welcher Rueckkopplung? Fuer Deeskalierende und demokratiestärkende Kommunikation wird daran sichtbar, dass Wirkungsbewertung Verfahren, Rechte, Transparenz und Korrektur braucht. Die fachliche Grenze liegt dort, wo Lernende Bewertung als technokratische Top-down-Setzung verstehen. Die saubere Lesart trennt deshalb Beobachtung, Kausalannahme, Bewertung und Steuerungsfolge. In der Anwendung sollte daraus mindestens eine konkrete Begriff, Wirkpfad, Fallbewertung, rote Linie oder Rueckkopplung abgeleitet werden; sonst bleibt das Wissen erklaerend, aber nicht steuerungsfaehig.</w:t>
+      </w:r>
+    </w:p>
+    <w:p>
+      <w:r>
+        <w:t>Anwendung auf Skript / Folien (Lernseite). In einer Fallanalyse beginnt dieser Punkt nicht mit einer Meinung, sondern mit einer belastbaren Beschreibung. Wer V24 pruefungsnah liest, fragt zuerst nach Wirkungsempfaengern, Wirkraum, Zeitraum und Datenquelle. Erst danach folgt die Bewertung im Referenzrahmen Mensch, Planet, Demokratie, SDGs, Agenda 2030 und SDG+. Pruefungsfragen verbinden Begriff, Anwendung, Evidenz und rote Linie. Der typische Kurzschluss waere, reines Auswendiglernen als Kompetenznachweis behandeln. Genau dagegen setzt die WÖk die Pflicht, Wirkungspotenzial, Wirkungsrisiko und positive Netto-Wirkung begrifflich getrennt zu halten.</w:t>
+      </w:r>
+    </w:p>
+    <w:p>
+      <w:r>
+        <w:t>Evidenzregel. Transferaufgabe darf im Skript nicht als dekorativer Begriff stehen bleiben. Der Abschnitt traegt nur dann, wenn er eine pruefbare Aussage erlaubt: Welche Quelle stuetzt die Annahme, welche Unsicherheit bleibt offen und welche Gegenbeobachtung wuerde die Bewertung veraendern? Fuer Deeskalierende und demokratiestärkende Kommunikation heisst das, dass WÖk-Begriffe im Alltag nur tragen, wenn sie in Routinen uebersetzt werden. Die Studierenden sollen nicht lernen, einen Score nachzusprechen. Sie sollen erkennen, wann ein Score klaert, wann er verdeckt und wann eine rote Linie die Durchschnittslogik stoppt.</w:t>
+      </w:r>
+    </w:p>
+    <w:p>
+      <w:r>
+        <w:t>Fallfenster zur Anwendung. Eine Organisation plant eine Massnahme und formuliert dazu eine positive Absicht. In der WÖk reicht das nicht. Fuer diese Vorlesung muss sichtbar werden, welche Zustandsveraenderung erwartet wird, welche Empfaenger direkt oder indirekt betroffen sind, welche Nebenwirkungen entstehen koennen und welche Entscheidung spaeter korrigiert wird. Bezogen auf Deeskalierende und demokratiestärkende Kommunikation heisst das: Die Analyse muss das konkrete Thema ernst nehmen und zugleich den allgemeinen WÖk-Massstab halten. Es geht nicht darum, Akteure moralisch zu sortieren. Es geht darum, Wirkpfade, Wirkungsempfaenger, Datenqualitaet, Risiken und Rueckkopplung so zu beschreiben, dass bessere Entscheidungen moeglich werden.</w:t>
+      </w:r>
+    </w:p>
+    <w:p>
+      <w:r>
+        <w:t>Transfer in Grundstudium Wirkungsökonomie. Praxisbeispiel verbindet die inhaltliche Deutung mit der spaeteren Praxis. Eine Organisation kann zu Deeskalierende und demokratiestärkende Kommunikation sehr ueberzeugend kommunizieren und trotzdem an einen plausiblen Gedanken schon fuer Wirkung zu halten, obwohl Empfaenger, Zustand, Zeitbezug und Quelle fehlen scheitern. Darum muss die V1-Fassung immer auch nach Governance fragen: Wer erhebt Daten, wer bewertet sie, wer traegt die Folgen, wer kann widersprechen und wann wird eine Entscheidung korrigiert? Gute Kommunikation unterscheidet Befund, Annahme und normative Bewertung. So wird aus einem Lehrkapitel eine verantwortbare Arbeitsroutine.</w:t>
+      </w:r>
+    </w:p>
+    <w:p>
+      <w:r>
+        <w:t>Pruefungsnahe Transferfrage. Formuliere zu V24 eine Wirkungsaussage in drei Saetzen: Erstens den beobachteten oder plausiblen Zustand, zweitens die Daten- oder Quellenlage, drittens die offene Unsicherheit samt Rueckkopplung. Die Antwort muss ohne moralische Personenbewertung auskommen und darf Reichweite nicht mit Wirkung verwechseln.</w:t>
+      </w:r>
+    </w:p>
+    <w:p>
+      <w:r>
+        <w:t>Grenze gegen Scheingenauigkeit. Gerade bei Wirkungsökonomische Vertiefung ist Praezision wichtiger als grosse Begriffe. Eine Wirkungsaussage bleibt schwach, wenn sie nur Aktivitaet, Reichweite, Absicht oder Image beschreibt. Stark wird sie erst, wenn sie die Zustandsveraenderung und ihre Bedingungen offenlegt. In V24 ist deshalb entscheidend, jede Wirkungsaussage eine Grenze zieht und diese Grenze begruenden muss. Die Fehlerlinie verlaeuft nicht zwischen Optimismus und Pessimismus, sondern zwischen offengelegter Unsicherheit und rhetorischer Sicherheit ohne Pruefpfad.</w:t>
+      </w:r>
+    </w:p>
+    <w:p>
+      <w:r>
+        <w:t>Pruefungsnahe Lesart. Aus Prüfungsrelevanz laesst sich eine gute Transferfrage ableiten: Welche Entscheidung waere falsch, wenn dieser Abschnitt missverstanden wird? Fuer Deeskalierende und demokratiestärkende Kommunikation lautet die Antwort meist nicht einfach "mehr Wirkung", sondern genauer: bessere Unterscheidung, sauberere Daten, klarere Schutzlinie und rueckgekoppelte Steuerung. Szenarien pruefen Sofortwirkung, Folgewirkung und Reversibilitaet getrennt. Wer das im Fall anwenden kann, hat den Kern der Vorlesung verstanden; wer nur Definitionen wiederholt, bleibt unter dem Anspruch der Akademie.</w:t>
+      </w:r>
+    </w:p>
+    <w:p>
+      <w:r>
+        <w:t>Fallfenster zur Anwendung. Eine Fuehrungsentscheidung erzeugt zugleich Nutzen und Risiken. Die WÖk behandelt Ambivalenz nicht als Stoerung, sondern als Kern der Analyse. Positive Netto-Wirkung darf erst behauptet werden, wenn zentrale negative Wirkungen getrennt geprueft und rote Linien gewahrt sind. Bezogen auf Deeskalierende und demokratiestärkende Kommunikation heisst das: Die Analyse muss das konkrete Thema ernst nehmen und zugleich den allgemeinen WÖk-Massstab halten. Es geht nicht darum, Akteure moralisch zu sortieren. Es geht darum, Wirkpfade, Wirkungsempfaenger, Datenqualitaet, Risiken und Rueckkopplung so zu beschreiben, dass bessere Entscheidungen moeglich werden.</w:t>
+      </w:r>
+    </w:p>
+    <w:p>
+      <w:r>
+        <w:t>Betroffenenperspektive. Der Abschnitt Lernziele ist in V24 kein Zusatzwissen, sondern ein Pruefstein fuer die Grundfrage des Skripts: Was veraendert sich, bei wem, wodurch und mit welcher Rueckkopplung? Fuer Deeskalierende und demokratiestärkende Kommunikation wird daran sichtbar, dass Wirkung nicht am Sender, sondern an veraenderten Zustanden der Empfaenger geprueft wird. Die fachliche Grenze liegt dort, wo Lernende interne Erfolgskennzahlen mit gesellschaftlicher Wirkung verwechseln. Die saubere Lesart trennt deshalb Beobachtung, Kausalannahme, Bewertung und Steuerungsfolge. In der Anwendung sollte daraus mindestens eine konkrete Begriff, Wirkpfad, Fallbewertung, rote Linie oder Rueckkopplung abgeleitet werden; sonst bleibt das Wissen erklaerend, aber nicht steuerungsfaehig.</w:t>
+      </w:r>
+    </w:p>
+    <w:p>
+      <w:r>
+        <w:t>Anwendung auf Einleitung / Wirkungsfrage. In einer Fallanalyse beginnt dieser Punkt nicht mit einer Meinung, sondern mit einer belastbaren Beschreibung. Wer V24 pruefungsnah liest, fragt zuerst nach Wirkungsempfaengern, Wirkraum, Zeitraum und Datenquelle. Erst danach folgt die Bewertung im Referenzrahmen Mensch, Planet, Demokratie, SDGs, Agenda 2030 und SDG+. Jede Schlussfolgerung endet mit Entscheidung, Verantwortlichkeit und Termin fuer Rueckpruefung. Der typische Kurzschluss waere, Befunde sammeln, ohne Ressourcen oder Regeln zu veraendern. Genau dagegen setzt die WÖk die Pflicht, Wirkungspotenzial, Wirkungsrisiko und positive Netto-Wirkung begrifflich getrennt zu halten.</w:t>
+      </w:r>
+    </w:p>
+    <w:p>
+      <w:r>
+        <w:t>Evidenzregel. Kernaussage darf im Skript nicht als dekorativer Begriff stehen bleiben. Der Abschnitt traegt nur dann, wenn er eine pruefbare Aussage erlaubt: Welche Quelle stuetzt die Annahme, welche Unsicherheit bleibt offen und welche Gegenbeobachtung wuerde die Bewertung veraendern? Fuer Deeskalierende und demokratiestärkende Kommunikation heisst das, dass WÖk-Aussagen mit bestehenden Begriffen, Studien, Standards und Rechtsrahmen in Beziehung stehen muessen. Die Studierenden sollen nicht lernen, einen Score nachzusprechen. Sie sollen erkennen, wann ein Score klaert, wann er verdeckt und wann eine rote Linie die Durchschnittslogik stoppt.</w:t>
+      </w:r>
+    </w:p>
+    <w:p>
+      <w:r>
+        <w:t>Fallfenster zur Anwendung. Ein Controlling-Team moechte einen Score bilden. Das Skript verlangt, dass Datenqualitaet, Systemgrenzen, Gewichtung, Unsicherheit und Nichtkompensation sichtbar bleiben. Ein Score darf die Diskussion nicht beenden, sondern muss bessere Fragen, Priorisierung und Rueckkopplung ermoeglichen. Bezogen auf Deeskalierende und demokratiestärkende Kommunikation heisst das: Die Analyse muss das konkrete Thema ernst nehmen und zugleich den allgemeinen WÖk-Massstab halten. Es geht nicht darum, Akteure moralisch zu sortieren. Es geht darum, Wirkpfade, Wirkungsempfaenger, Datenqualitaet, Risiken und Rueckkopplung so zu beschreiben, dass bessere Entscheidungen moeglich werden.</w:t>
+      </w:r>
+    </w:p>
+    <w:p>
+      <w:r>
+        <w:t>Pruefungsnahe Transferfrage. Formuliere zu V24 eine Wirkungsaussage in drei Saetzen: Erstens den beobachteten oder plausiblen Zustand, zweitens die Daten- oder Quellenlage, drittens die offene Unsicherheit samt Rueckkopplung. Die Antwort muss ohne moralische Personenbewertung auskommen und darf Reichweite nicht mit Wirkung verwechseln.</w:t>
+      </w:r>
+    </w:p>
+    <w:p>
+      <w:r>
+        <w:t>Transfer in Grundstudium Wirkungsökonomie. Quelltext und fachliche Grundlegung verbindet die inhaltliche Deutung mit der spaeteren Praxis. Eine Organisation kann zu Deeskalierende und demokratiestärkende Kommunikation sehr ueberzeugend kommunizieren und trotzdem an einen plausiblen Gedanken schon fuer Wirkung zu halten, obwohl Empfaenger, Zustand, Zeitbezug und Quelle fehlen scheitern. Darum muss die V1-Fassung immer auch nach Governance fragen: Wer erhebt Daten, wer bewertet sie, wer traegt die Folgen, wer kann widersprechen und wann wird eine Entscheidung korrigiert? Die Analyse markiert Stoppsignale vor jeder Portfolio- oder Score-Debatte. So wird aus einem Lehrkapitel eine verantwortbare Arbeitsroutine.</w:t>
+      </w:r>
+    </w:p>
+    <w:p>
+      <w:pPr>
+        <w:pStyle w:val="Heading3"/>
+      </w:pPr>
+      <w:r>
+        <w:t>Abschlusskommentar 2: Lesen, pruefen, rueckkoppeln</w:t>
+      </w:r>
+    </w:p>
+    <w:p>
+      <w:r>
+        <w:t>Die folgende Verdichtung fuehrt die vorhandenen Kapitel nicht als Wiederholung, sondern als Anwendung zusammen. Wirkungskompetenz entsteht, wenn dieselbe begriffliche Strenge in Fallanalyse, Datenarbeit, Kommunikation, Governance und Entscheidungspraxis wiedererkannt wird.</w:t>
+      </w:r>
+    </w:p>
+    <w:p>
+      <w:r>
+        <w:t>Grenze gegen Scheingenauigkeit. Gerade bei Einstieg / Wirkungsfrage ist Praezision wichtiger als grosse Begriffe. Eine Wirkungsaussage bleibt schwach, wenn sie nur Aktivitaet, Reichweite, Absicht oder Image beschreibt. Stark wird sie erst, wenn sie die Zustandsveraenderung und ihre Bedingungen offenlegt. In V24 ist deshalb entscheidend, praezise Sprache die erste Sicherung gegen Impact-Washing bildet. Die Fehlerlinie verlaeuft nicht zwischen Optimismus und Pessimismus, sondern zwischen offengelegter Unsicherheit und rhetorischer Sicherheit ohne Pruefpfad.</w:t>
+      </w:r>
+    </w:p>
+    <w:p>
+      <w:r>
+        <w:t>Pruefungsnahe Lesart. Aus Video-/Audio-Vorlesung laesst sich eine gute Transferfrage ableiten: Welche Entscheidung waere falsch, wenn dieser Abschnitt missverstanden wird? Fuer Deeskalierende und demokratiestärkende Kommunikation lautet die Antwort meist nicht einfach "mehr Wirkung", sondern genauer: bessere Unterscheidung, sauberere Daten, klarere Schutzlinie und rueckgekoppelte Steuerung. Mindestens ein direkter und ein indirekter Wirkpfad muessen nachvollziehbar sein. Wer das im Fall anwenden kann, hat den Kern der Vorlesung verstanden; wer nur Definitionen wiederholt, bleibt unter dem Anspruch der Akademie.</w:t>
+      </w:r>
+    </w:p>
+    <w:p>
+      <w:r>
+        <w:t>Fallfenster zur Anwendung. Ein Kommunikationsbericht nennt viele Aktivitaeten, Reichweiten und Rueckmeldungen. Die V1-Pruefung fragt, ob daraus eine belastbare Wirkungsaussage folgt. Wenn nur Kontakte, Klicks oder Zustimmung vorliegen, bleibt die Aussage im Bereich Wirkungspotenzial oder Resonanz, nicht im Bereich nachgewiesener Wirkung. Bezogen auf Deeskalierende und demokratiestärkende Kommunikation heisst das: Die Analyse muss das konkrete Thema ernst nehmen und zugleich den allgemeinen WÖk-Massstab halten. Es geht nicht darum, Akteure moralisch zu sortieren. Es geht darum, Wirkpfade, Wirkungsempfaenger, Datenqualitaet, Risiken und Rueckkopplung so zu beschreiben, dass bessere Entscheidungen moeglich werden.</w:t>
+      </w:r>
+    </w:p>
+    <w:p>
+      <w:r>
+        <w:t>Daten- und Quellenklarheit. Der Abschnitt Transkript (Gerüst) ist in V24 kein Zusatzwissen, sondern ein Pruefstein fuer die Grundfrage des Skripts: Was veraendert sich, bei wem, wodurch und mit welcher Rueckkopplung? Fuer Deeskalierende und demokratiestärkende Kommunikation wird daran sichtbar, dass jede Bewertung nur so belastbar ist wie Datenlage, Quellenstatus, Aktualitaet und Systemgrenze. Die fachliche Grenze liegt dort, wo Lernende eine Zahl ohne Einheit, Zeitraum oder Erhebungslogik als Beweis nutzen. Die saubere Lesart trennt deshalb Beobachtung, Kausalannahme, Bewertung und Steuerungsfolge. In der Anwendung sollte daraus mindestens eine konkrete Begriff, Wirkpfad, Fallbewertung, rote Linie oder Rueckkopplung abgeleitet werden; sonst bleibt das Wissen erklaerend, aber nicht steuerungsfaehig.</w:t>
+      </w:r>
+    </w:p>
+    <w:p>
+      <w:r>
+        <w:t>Anwendung auf Skript / Folien (Lernseite). In einer Fallanalyse beginnt dieser Punkt nicht mit einer Meinung, sondern mit einer belastbaren Beschreibung. Wer V24 pruefungsnah liest, fragt zuerst nach Wirkungsempfaengern, Wirkraum, Zeitraum und Datenquelle. Erst danach folgt die Bewertung im Referenzrahmen Mensch, Planet, Demokratie, SDGs, Agenda 2030 und SDG+. Profile, Zielkonflikte und offene Punkte werden nebeneinander gefuehrt. Der typische Kurzschluss waere, ambivalente Befunde glaetten, damit eine eindeutige Botschaft entsteht. Genau dagegen setzt die WÖk die Pflicht, Wirkungspotenzial, Wirkungsrisiko und positive Netto-Wirkung begrifflich getrennt zu halten.</w:t>
+      </w:r>
+    </w:p>
+    <w:p>
+      <w:r>
+        <w:t>Pruefungsnahe Transferfrage. Formuliere zu V24 eine Wirkungsaussage in drei Saetzen: Erstens den beobachteten oder plausiblen Zustand, zweitens die Daten- oder Quellenlage, drittens die offene Unsicherheit samt Rueckkopplung. Die Antwort muss ohne moralische Personenbewertung auskommen und darf Reichweite nicht mit Wirkung verwechseln.</w:t>
+      </w:r>
+    </w:p>
+    <w:p>
+      <w:pPr>
+        <w:pStyle w:val="Heading3"/>
+      </w:pPr>
+      <w:r>
+        <w:t>V1-Abschlussnotiz</w:t>
+      </w:r>
+    </w:p>
+    <w:p>
+      <w:r>
+        <w:t>Diese Finalisierung schliesst die Codex-Inhaltsproduktion fuer V24. Offen bleibt nicht der fachliche Kern des Skripts, sondern der naechste Produktionsschritt: Claude setzt daraus die CI/CD-konforme Reader- und PDF-Fassung, prueft Satz, Umbrueche, Medienintegration und Lektorat und markiert erst danach die veroeffentlichte Fassung als freigegeben.</w:t>
       </w:r>
     </w:p>
     <w:sectPr>

--- a/docs/studienskripte/word-rohfassungen/woek-g-v24.docx
+++ b/docs/studienskripte/word-rohfassungen/woek-g-v24.docx
@@ -3338,12 +3338,12 @@
     </w:p>
     <w:p>
       <w:r>
-        <w:t>Dieses Skript zu V24 Deeskalierende und demokratiestärkende Kommunikation ist als Langformtext angelegt: Es soll nicht nur die Vorlesung begleiten, sondern als eigenstaendiges Studienmaterial funktionieren. Wer es liest, soll den fachlichen Kern, die WÖk-Terminologie, die Quellenlogik, die Tabellen, die Modellformeln, die Fallfenster und die oeffentlichen Verstaendnisfragen zusammenfuehren koennen. Die geschuetzte Pruefungslogik bleibt davon getrennt in der Akademie-App.</w:t>
-      </w:r>
-    </w:p>
-    <w:p>
-      <w:r>
-        <w:t>Fuer den Abschluss ist entscheidend, dass Deeskalierende und demokratiestärkende Kommunikation im Feld Grundstudium Wirkungsökonomie nicht als Einzelthema stehen bleibt. Die Vorlesung traegt zur gemeinsamen Architektur bei: begriffliche Grundlegung, Bewertungsrahmen und gesellschaftliche Einordnung. Daraus folgt eine Lesehaltung, die streng und praktisch zugleich ist. Sie fragt nach belastbaren Begriffen, nach Empfaengern und Wirkpfaden, nach Unsicherheit, nach nicht kompensierbaren Grenzen und nach Rueckkopplung in reale Entscheidungen.</w:t>
+        <w:t>Dieses Skript zu V24 Deeskalierende und demokratiestärkende Kommunikation ist als Langformtext angelegt. Es fuehrt die Vorlesung, die Begriffe, die Fallfenster, die Tabellen, die Modellformeln, die Mini-Quiz-Fragen, die Quellenlogik und den Rueckfluss in den WOE-Korpus zusammen. Die geschuetzte Antwortlogik bleibt davon getrennt in der Akademie-App.</w:t>
+      </w:r>
+    </w:p>
+    <w:p>
+      <w:r>
+        <w:t>Der Abschluss liest Deeskalierende und demokratiestärkende Kommunikation im Feld Grundstudium Wirkungsoekonomie. Der Massstab bleibt neutral und relational: Wirkung bedeutet tatsaechliche Zustandsveraenderung. Wirkungspotenzial beschreibt plausible Moeglichkeit. Wirkungsrisiko beschreibt moegliche negative Veraenderung. Wenn eine Zielgroesse gemeint ist, geht es um positive Netto-Wirkung. Genau diese Trennung entscheidet, ob das Skript fachlich traegt.</w:t>
       </w:r>
     </w:p>
     <w:p>
@@ -3351,7 +3351,7 @@
         <w:pStyle w:val="Heading3"/>
       </w:pPr>
       <w:r>
-        <w:t>Abschlussmatrix fuer die Anwendung</w:t>
+        <w:t>Abschlussmatrix</w:t>
       </w:r>
     </w:p>
     <w:tbl>
@@ -3377,7 +3377,7 @@
               <w:rPr>
                 <w:b/>
               </w:rPr>
-              <w:t>Ebene</w:t>
+              <w:t>Pruefebene</w:t>
             </w:r>
           </w:p>
         </w:tc>
@@ -3405,7 +3405,7 @@
               <w:rPr>
                 <w:b/>
               </w:rPr>
-              <w:t>Qualitaetsgrenze</w:t>
+              <w:t>Grenze</w:t>
             </w:r>
           </w:p>
         </w:tc>
@@ -3429,7 +3429,7 @@
           </w:tcPr>
           <w:p>
             <w:r>
-              <w:t>Wirkung, Wirkungspotenzial und Wirkungsrisiko werden im Kontext der Vorlesung getrennt.</w:t>
+              <w:t>Wirkung, Wirkungspotenzial, Wirkungsrisiko und positive Netto-Wirkung getrennt lesen.</w:t>
             </w:r>
           </w:p>
         </w:tc>
@@ -3440,7 +3440,7 @@
           </w:tcPr>
           <w:p>
             <w:r>
-              <w:t>keine Absicht als Wirkung ausgeben</w:t>
+              <w:t>Keine Absicht als Wirkung ausgeben.</w:t>
             </w:r>
           </w:p>
         </w:tc>
@@ -3464,7 +3464,7 @@
           </w:tcPr>
           <w:p>
             <w:r>
-              <w:t>Ausloeser, Mechanismus, Wirkungsempfaenger, Zustand und Rueckkopplung werden sichtbar.</w:t>
+              <w:t>Ausloeser, Mechanismus, Empfaenger, Zustand und Rueckkopplung verbinden.</w:t>
             </w:r>
           </w:p>
         </w:tc>
@@ -3475,7 +3475,7 @@
           </w:tcPr>
           <w:p>
             <w:r>
-              <w:t>keine lineare Erfolgsgeschichte erfinden</w:t>
+              <w:t>Keine lineare Erfolgsgeschichte erfinden.</w:t>
             </w:r>
           </w:p>
         </w:tc>
@@ -3488,7 +3488,7 @@
           </w:tcPr>
           <w:p>
             <w:r>
-              <w:t>Daten</w:t>
+              <w:t>Evidenz</w:t>
             </w:r>
           </w:p>
         </w:tc>
@@ -3499,7 +3499,7 @@
           </w:tcPr>
           <w:p>
             <w:r>
-              <w:t>Quellen, Datenqualitaet, Unsicherheit und Aktualitaet werden benannt.</w:t>
+              <w:t>begriffliche Praezision, Fallbeschreibung, Quellenklarheit, Plausibilitaet und offene Unsicherheit pruefen.</w:t>
             </w:r>
           </w:p>
         </w:tc>
@@ -3510,7 +3510,7 @@
           </w:tcPr>
           <w:p>
             <w:r>
-              <w:t>keine Scheingenauigkeit erzeugen</w:t>
+              <w:t>Keine Scheingenauigkeit erzeugen.</w:t>
             </w:r>
           </w:p>
         </w:tc>
@@ -3534,7 +3534,7 @@
           </w:tcPr>
           <w:p>
             <w:r>
-              <w:t>SDGs, Agenda 2030, SDG+ und WÖk-Schutzlinien bilden den Referenzrahmen.</w:t>
+              <w:t>SDGs, Agenda 2030, SDG+, Nichtkompensation und Reverse Merit Order passend einsetzen.</w:t>
             </w:r>
           </w:p>
         </w:tc>
@@ -3545,7 +3545,7 @@
           </w:tcPr>
           <w:p>
             <w:r>
-              <w:t>keine Durchschnittslogik gegen rote Linien</w:t>
+              <w:t>Keine Durchschnittslogik gegen rote Linien.</w:t>
             </w:r>
           </w:p>
         </w:tc>
@@ -3569,7 +3569,7 @@
           </w:tcPr>
           <w:p>
             <w:r>
-              <w:t>Die Bewertung fuehrt zu Entscheidung, Budget, Prozess, Kommunikation oder Korrektur.</w:t>
+              <w:t>Ergebnis in Begriff, Fallbewertung, Wirkpfad, rote Linie, Quellenbeurteilung oder Rueckkopplungsregel uebersetzen.</w:t>
             </w:r>
           </w:p>
         </w:tc>
@@ -3580,7 +3580,7 @@
           </w:tcPr>
           <w:p>
             <w:r>
-              <w:t>kein Reporting ohne Rueckkopplung</w:t>
+              <w:t>Kein Reporting ohne Rueckkopplung.</w:t>
             </w:r>
           </w:p>
         </w:tc>
@@ -3592,132 +3592,107 @@
         <w:pStyle w:val="Heading3"/>
       </w:pPr>
       <w:r>
-        <w:t>Abschlusskommentar 1: Lesen, pruefen, rueckkoppeln</w:t>
-      </w:r>
-    </w:p>
-    <w:p>
-      <w:r>
-        <w:t>Die folgende Verdichtung fuehrt die vorhandenen Kapitel nicht als Wiederholung, sondern als Anwendung zusammen. Wirkungskompetenz entsteht, wenn dieselbe begriffliche Strenge in Fallanalyse, Datenarbeit, Kommunikation, Governance und Entscheidungspraxis wiedererkannt wird.</w:t>
-      </w:r>
-    </w:p>
-    <w:p>
-      <w:r>
-        <w:t>Begriffliche Schaerfung. Der Abschnitt Lernziele ist in V24 kein Zusatzwissen, sondern ein Pruefstein fuer die Grundfrage des Skripts: Was veraendert sich, bei wem, wodurch und mit welcher Rueckkopplung? Fuer Deeskalierende und demokratiestärkende Kommunikation wird daran sichtbar, dass praezise Sprache die erste Sicherung gegen Impact-Washing bildet. Die fachliche Grenze liegt dort, wo Lernende Output, Reichweite, Absicht und Wirkung in einem Satz vermischen. Die saubere Lesart trennt deshalb Beobachtung, Kausalannahme, Bewertung und Steuerungsfolge. In der Anwendung sollte daraus mindestens eine konkrete Begriff, Wirkpfad, Fallbewertung, rote Linie oder Rueckkopplung abgeleitet werden; sonst bleibt das Wissen erklaerend, aber nicht steuerungsfaehig.</w:t>
-      </w:r>
-    </w:p>
-    <w:p>
-      <w:r>
-        <w:t>Anwendung auf Einleitung / Wirkungsfrage. In einer Fallanalyse beginnt dieser Punkt nicht mit einer Meinung, sondern mit einer belastbaren Beschreibung. Wer V24 pruefungsnah liest, fragt zuerst nach Wirkungsempfaengern, Wirkraum, Zeitraum und Datenquelle. Erst danach folgt die Bewertung im Referenzrahmen Mensch, Planet, Demokratie, SDGs, Agenda 2030 und SDG+. Mindestens ein direkter und ein indirekter Wirkpfad muessen nachvollziehbar sein. Der typische Kurzschluss waere, nur die Massnahme selbst bewerten und indirekte Empfaenger ausblenden. Genau dagegen setzt die WÖk die Pflicht, Wirkungspotenzial, Wirkungsrisiko und positive Netto-Wirkung begrifflich getrennt zu halten.</w:t>
-      </w:r>
-    </w:p>
-    <w:p>
-      <w:r>
-        <w:t>Evidenzregel. Kernaussage darf im Skript nicht als dekorativer Begriff stehen bleiben. Der Abschnitt traegt nur dann, wenn er eine pruefbare Aussage erlaubt: Welche Quelle stuetzt die Annahme, welche Unsicherheit bleibt offen und welche Gegenbeobachtung wuerde die Bewertung veraendern? Fuer Deeskalierende und demokratiestärkende Kommunikation heisst das, dass jede Bewertung nur so belastbar ist wie Datenlage, Quellenstatus, Aktualitaet und Systemgrenze. Die Studierenden sollen nicht lernen, einen Score nachzusprechen. Sie sollen erkennen, wann ein Score klaert, wann er verdeckt und wann eine rote Linie die Durchschnittslogik stoppt.</w:t>
-      </w:r>
-    </w:p>
-    <w:p>
-      <w:r>
-        <w:t>Fallfenster zur Anwendung. Ein Controlling-Team moechte einen Score bilden. Das Skript verlangt, dass Datenqualitaet, Systemgrenzen, Gewichtung, Unsicherheit und Nichtkompensation sichtbar bleiben. Ein Score darf die Diskussion nicht beenden, sondern muss bessere Fragen, Priorisierung und Rueckkopplung ermoeglichen. Bezogen auf Deeskalierende und demokratiestärkende Kommunikation heisst das: Die Analyse muss das konkrete Thema ernst nehmen und zugleich den allgemeinen WÖk-Massstab halten. Es geht nicht darum, Akteure moralisch zu sortieren. Es geht darum, Wirkpfade, Wirkungsempfaenger, Datenqualitaet, Risiken und Rueckkopplung so zu beschreiben, dass bessere Entscheidungen moeglich werden.</w:t>
-      </w:r>
-    </w:p>
-    <w:p>
-      <w:r>
-        <w:t>Transfer in Grundstudium Wirkungsökonomie. Quelltext und fachliche Grundlegung verbindet die inhaltliche Deutung mit der spaeteren Praxis. Eine Organisation kann zu Deeskalierende und demokratiestärkende Kommunikation sehr ueberzeugend kommunizieren und trotzdem an einen plausiblen Gedanken schon fuer Wirkung zu halten, obwohl Empfaenger, Zustand, Zeitbezug und Quelle fehlen scheitern. Darum muss die V1-Fassung immer auch nach Governance fragen: Wer erhebt Daten, wer bewertet sie, wer traegt die Folgen, wer kann widersprechen und wann wird eine Entscheidung korrigiert? Profile, Zielkonflikte und offene Punkte werden nebeneinander gefuehrt. So wird aus einem Lehrkapitel eine verantwortbare Arbeitsroutine.</w:t>
-      </w:r>
-    </w:p>
-    <w:p>
-      <w:r>
-        <w:t>Grenze gegen Scheingenauigkeit. Gerade bei Einstieg / Wirkungsfrage ist Praezision wichtiger als grosse Begriffe. Eine Wirkungsaussage bleibt schwach, wenn sie nur Aktivitaet, Reichweite, Absicht oder Image beschreibt. Stark wird sie erst, wenn sie die Zustandsveraenderung und ihre Bedingungen offenlegt. In V24 ist deshalb entscheidend, schwere zentrale Schaeden nicht durch beliebige positive Einzelwerte neutralisiert werden duerfen. Die Fehlerlinie verlaeuft nicht zwischen Optimismus und Pessimismus, sondern zwischen offengelegter Unsicherheit und rhetorischer Sicherheit ohne Pruefpfad.</w:t>
-      </w:r>
-    </w:p>
-    <w:p>
-      <w:r>
-        <w:t>Pruefungsnahe Transferfrage. Formuliere zu V24 eine Wirkungsaussage in drei Saetzen: Erstens den beobachteten oder plausiblen Zustand, zweitens die Daten- oder Quellenlage, drittens die offene Unsicherheit samt Rueckkopplung. Die Antwort muss ohne moralische Personenbewertung auskommen und darf Reichweite nicht mit Wirkung verwechseln.</w:t>
-      </w:r>
-    </w:p>
-    <w:p>
-      <w:r>
-        <w:t>Pruefungsnahe Lesart. Aus Video-/Audio-Vorlesung laesst sich eine gute Transferfrage ableiten: Welche Entscheidung waere falsch, wenn dieser Abschnitt missverstanden wird? Fuer Deeskalierende und demokratiestärkende Kommunikation lautet die Antwort meist nicht einfach "mehr Wirkung", sondern genauer: bessere Unterscheidung, sauberere Daten, klarere Schutzlinie und rueckgekoppelte Steuerung. Jeder Analyseblock fragt nach der Routine, die nach der Bewertung angepasst wird. Wer das im Fall anwenden kann, hat den Kern der Vorlesung verstanden; wer nur Definitionen wiederholt, bleibt unter dem Anspruch der Akademie.</w:t>
-      </w:r>
-    </w:p>
-    <w:p>
-      <w:r>
-        <w:t>Fallfenster zur Anwendung. Ein Kommunikationsbericht nennt viele Aktivitaeten, Reichweiten und Rueckmeldungen. Die V1-Pruefung fragt, ob daraus eine belastbare Wirkungsaussage folgt. Wenn nur Kontakte, Klicks oder Zustimmung vorliegen, bleibt die Aussage im Bereich Wirkungspotenzial oder Resonanz, nicht im Bereich nachgewiesener Wirkung. Bezogen auf Deeskalierende und demokratiestärkende Kommunikation heisst das: Die Analyse muss das konkrete Thema ernst nehmen und zugleich den allgemeinen WÖk-Massstab halten. Es geht nicht darum, Akteure moralisch zu sortieren. Es geht darum, Wirkpfade, Wirkungsempfaenger, Datenqualitaet, Risiken und Rueckkopplung so zu beschreiben, dass bessere Entscheidungen moeglich werden.</w:t>
-      </w:r>
-    </w:p>
-    <w:p>
-      <w:r>
-        <w:t>Governance. Der Abschnitt Transkript (Gerüst) ist in V24 kein Zusatzwissen, sondern ein Pruefstein fuer die Grundfrage des Skripts: Was veraendert sich, bei wem, wodurch und mit welcher Rueckkopplung? Fuer Deeskalierende und demokratiestärkende Kommunikation wird daran sichtbar, dass Wirkungsbewertung Verfahren, Rechte, Transparenz und Korrektur braucht. Die fachliche Grenze liegt dort, wo Lernende Bewertung als technokratische Top-down-Setzung verstehen. Die saubere Lesart trennt deshalb Beobachtung, Kausalannahme, Bewertung und Steuerungsfolge. In der Anwendung sollte daraus mindestens eine konkrete Begriff, Wirkpfad, Fallbewertung, rote Linie oder Rueckkopplung abgeleitet werden; sonst bleibt das Wissen erklaerend, aber nicht steuerungsfaehig.</w:t>
-      </w:r>
-    </w:p>
-    <w:p>
-      <w:r>
-        <w:t>Anwendung auf Skript / Folien (Lernseite). In einer Fallanalyse beginnt dieser Punkt nicht mit einer Meinung, sondern mit einer belastbaren Beschreibung. Wer V24 pruefungsnah liest, fragt zuerst nach Wirkungsempfaengern, Wirkraum, Zeitraum und Datenquelle. Erst danach folgt die Bewertung im Referenzrahmen Mensch, Planet, Demokratie, SDGs, Agenda 2030 und SDG+. Pruefungsfragen verbinden Begriff, Anwendung, Evidenz und rote Linie. Der typische Kurzschluss waere, reines Auswendiglernen als Kompetenznachweis behandeln. Genau dagegen setzt die WÖk die Pflicht, Wirkungspotenzial, Wirkungsrisiko und positive Netto-Wirkung begrifflich getrennt zu halten.</w:t>
-      </w:r>
-    </w:p>
-    <w:p>
-      <w:r>
-        <w:t>Evidenzregel. Transferaufgabe darf im Skript nicht als dekorativer Begriff stehen bleiben. Der Abschnitt traegt nur dann, wenn er eine pruefbare Aussage erlaubt: Welche Quelle stuetzt die Annahme, welche Unsicherheit bleibt offen und welche Gegenbeobachtung wuerde die Bewertung veraendern? Fuer Deeskalierende und demokratiestärkende Kommunikation heisst das, dass WÖk-Begriffe im Alltag nur tragen, wenn sie in Routinen uebersetzt werden. Die Studierenden sollen nicht lernen, einen Score nachzusprechen. Sie sollen erkennen, wann ein Score klaert, wann er verdeckt und wann eine rote Linie die Durchschnittslogik stoppt.</w:t>
-      </w:r>
-    </w:p>
-    <w:p>
-      <w:r>
-        <w:t>Fallfenster zur Anwendung. Eine Organisation plant eine Massnahme und formuliert dazu eine positive Absicht. In der WÖk reicht das nicht. Fuer diese Vorlesung muss sichtbar werden, welche Zustandsveraenderung erwartet wird, welche Empfaenger direkt oder indirekt betroffen sind, welche Nebenwirkungen entstehen koennen und welche Entscheidung spaeter korrigiert wird. Bezogen auf Deeskalierende und demokratiestärkende Kommunikation heisst das: Die Analyse muss das konkrete Thema ernst nehmen und zugleich den allgemeinen WÖk-Massstab halten. Es geht nicht darum, Akteure moralisch zu sortieren. Es geht darum, Wirkpfade, Wirkungsempfaenger, Datenqualitaet, Risiken und Rueckkopplung so zu beschreiben, dass bessere Entscheidungen moeglich werden.</w:t>
-      </w:r>
-    </w:p>
-    <w:p>
-      <w:r>
-        <w:t>Transfer in Grundstudium Wirkungsökonomie. Praxisbeispiel verbindet die inhaltliche Deutung mit der spaeteren Praxis. Eine Organisation kann zu Deeskalierende und demokratiestärkende Kommunikation sehr ueberzeugend kommunizieren und trotzdem an einen plausiblen Gedanken schon fuer Wirkung zu halten, obwohl Empfaenger, Zustand, Zeitbezug und Quelle fehlen scheitern. Darum muss die V1-Fassung immer auch nach Governance fragen: Wer erhebt Daten, wer bewertet sie, wer traegt die Folgen, wer kann widersprechen und wann wird eine Entscheidung korrigiert? Gute Kommunikation unterscheidet Befund, Annahme und normative Bewertung. So wird aus einem Lehrkapitel eine verantwortbare Arbeitsroutine.</w:t>
-      </w:r>
-    </w:p>
-    <w:p>
-      <w:r>
-        <w:t>Pruefungsnahe Transferfrage. Formuliere zu V24 eine Wirkungsaussage in drei Saetzen: Erstens den beobachteten oder plausiblen Zustand, zweitens die Daten- oder Quellenlage, drittens die offene Unsicherheit samt Rueckkopplung. Die Antwort muss ohne moralische Personenbewertung auskommen und darf Reichweite nicht mit Wirkung verwechseln.</w:t>
-      </w:r>
-    </w:p>
-    <w:p>
-      <w:r>
-        <w:t>Grenze gegen Scheingenauigkeit. Gerade bei Wirkungsökonomische Vertiefung ist Praezision wichtiger als grosse Begriffe. Eine Wirkungsaussage bleibt schwach, wenn sie nur Aktivitaet, Reichweite, Absicht oder Image beschreibt. Stark wird sie erst, wenn sie die Zustandsveraenderung und ihre Bedingungen offenlegt. In V24 ist deshalb entscheidend, jede Wirkungsaussage eine Grenze zieht und diese Grenze begruenden muss. Die Fehlerlinie verlaeuft nicht zwischen Optimismus und Pessimismus, sondern zwischen offengelegter Unsicherheit und rhetorischer Sicherheit ohne Pruefpfad.</w:t>
-      </w:r>
-    </w:p>
-    <w:p>
-      <w:r>
-        <w:t>Pruefungsnahe Lesart. Aus Prüfungsrelevanz laesst sich eine gute Transferfrage ableiten: Welche Entscheidung waere falsch, wenn dieser Abschnitt missverstanden wird? Fuer Deeskalierende und demokratiestärkende Kommunikation lautet die Antwort meist nicht einfach "mehr Wirkung", sondern genauer: bessere Unterscheidung, sauberere Daten, klarere Schutzlinie und rueckgekoppelte Steuerung. Szenarien pruefen Sofortwirkung, Folgewirkung und Reversibilitaet getrennt. Wer das im Fall anwenden kann, hat den Kern der Vorlesung verstanden; wer nur Definitionen wiederholt, bleibt unter dem Anspruch der Akademie.</w:t>
-      </w:r>
-    </w:p>
-    <w:p>
-      <w:r>
-        <w:t>Fallfenster zur Anwendung. Eine Fuehrungsentscheidung erzeugt zugleich Nutzen und Risiken. Die WÖk behandelt Ambivalenz nicht als Stoerung, sondern als Kern der Analyse. Positive Netto-Wirkung darf erst behauptet werden, wenn zentrale negative Wirkungen getrennt geprueft und rote Linien gewahrt sind. Bezogen auf Deeskalierende und demokratiestärkende Kommunikation heisst das: Die Analyse muss das konkrete Thema ernst nehmen und zugleich den allgemeinen WÖk-Massstab halten. Es geht nicht darum, Akteure moralisch zu sortieren. Es geht darum, Wirkpfade, Wirkungsempfaenger, Datenqualitaet, Risiken und Rueckkopplung so zu beschreiben, dass bessere Entscheidungen moeglich werden.</w:t>
-      </w:r>
-    </w:p>
-    <w:p>
-      <w:r>
-        <w:t>Betroffenenperspektive. Der Abschnitt Lernziele ist in V24 kein Zusatzwissen, sondern ein Pruefstein fuer die Grundfrage des Skripts: Was veraendert sich, bei wem, wodurch und mit welcher Rueckkopplung? Fuer Deeskalierende und demokratiestärkende Kommunikation wird daran sichtbar, dass Wirkung nicht am Sender, sondern an veraenderten Zustanden der Empfaenger geprueft wird. Die fachliche Grenze liegt dort, wo Lernende interne Erfolgskennzahlen mit gesellschaftlicher Wirkung verwechseln. Die saubere Lesart trennt deshalb Beobachtung, Kausalannahme, Bewertung und Steuerungsfolge. In der Anwendung sollte daraus mindestens eine konkrete Begriff, Wirkpfad, Fallbewertung, rote Linie oder Rueckkopplung abgeleitet werden; sonst bleibt das Wissen erklaerend, aber nicht steuerungsfaehig.</w:t>
-      </w:r>
-    </w:p>
-    <w:p>
-      <w:r>
-        <w:t>Anwendung auf Einleitung / Wirkungsfrage. In einer Fallanalyse beginnt dieser Punkt nicht mit einer Meinung, sondern mit einer belastbaren Beschreibung. Wer V24 pruefungsnah liest, fragt zuerst nach Wirkungsempfaengern, Wirkraum, Zeitraum und Datenquelle. Erst danach folgt die Bewertung im Referenzrahmen Mensch, Planet, Demokratie, SDGs, Agenda 2030 und SDG+. Jede Schlussfolgerung endet mit Entscheidung, Verantwortlichkeit und Termin fuer Rueckpruefung. Der typische Kurzschluss waere, Befunde sammeln, ohne Ressourcen oder Regeln zu veraendern. Genau dagegen setzt die WÖk die Pflicht, Wirkungspotenzial, Wirkungsrisiko und positive Netto-Wirkung begrifflich getrennt zu halten.</w:t>
-      </w:r>
-    </w:p>
-    <w:p>
-      <w:r>
-        <w:t>Evidenzregel. Kernaussage darf im Skript nicht als dekorativer Begriff stehen bleiben. Der Abschnitt traegt nur dann, wenn er eine pruefbare Aussage erlaubt: Welche Quelle stuetzt die Annahme, welche Unsicherheit bleibt offen und welche Gegenbeobachtung wuerde die Bewertung veraendern? Fuer Deeskalierende und demokratiestärkende Kommunikation heisst das, dass WÖk-Aussagen mit bestehenden Begriffen, Studien, Standards und Rechtsrahmen in Beziehung stehen muessen. Die Studierenden sollen nicht lernen, einen Score nachzusprechen. Sie sollen erkennen, wann ein Score klaert, wann er verdeckt und wann eine rote Linie die Durchschnittslogik stoppt.</w:t>
-      </w:r>
-    </w:p>
-    <w:p>
-      <w:r>
-        <w:t>Fallfenster zur Anwendung. Ein Controlling-Team moechte einen Score bilden. Das Skript verlangt, dass Datenqualitaet, Systemgrenzen, Gewichtung, Unsicherheit und Nichtkompensation sichtbar bleiben. Ein Score darf die Diskussion nicht beenden, sondern muss bessere Fragen, Priorisierung und Rueckkopplung ermoeglichen. Bezogen auf Deeskalierende und demokratiestärkende Kommunikation heisst das: Die Analyse muss das konkrete Thema ernst nehmen und zugleich den allgemeinen WÖk-Massstab halten. Es geht nicht darum, Akteure moralisch zu sortieren. Es geht darum, Wirkpfade, Wirkungsempfaenger, Datenqualitaet, Risiken und Rueckkopplung so zu beschreiben, dass bessere Entscheidungen moeglich werden.</w:t>
-      </w:r>
-    </w:p>
-    <w:p>
-      <w:r>
-        <w:t>Pruefungsnahe Transferfrage. Formuliere zu V24 eine Wirkungsaussage in drei Saetzen: Erstens den beobachteten oder plausiblen Zustand, zweitens die Daten- oder Quellenlage, drittens die offene Unsicherheit samt Rueckkopplung. Die Antwort muss ohne moralische Personenbewertung auskommen und darf Reichweite nicht mit Wirkung verwechseln.</w:t>
-      </w:r>
-    </w:p>
-    <w:p>
-      <w:r>
-        <w:t>Transfer in Grundstudium Wirkungsökonomie. Quelltext und fachliche Grundlegung verbindet die inhaltliche Deutung mit der spaeteren Praxis. Eine Organisation kann zu Deeskalierende und demokratiestärkende Kommunikation sehr ueberzeugend kommunizieren und trotzdem an einen plausiblen Gedanken schon fuer Wirkung zu halten, obwohl Empfaenger, Zustand, Zeitbezug und Quelle fehlen scheitern. Darum muss die V1-Fassung immer auch nach Governance fragen: Wer erhebt Daten, wer bewertet sie, wer traegt die Folgen, wer kann widersprechen und wann wird eine Entscheidung korrigiert? Die Analyse markiert Stoppsignale vor jeder Portfolio- oder Score-Debatte. So wird aus einem Lehrkapitel eine verantwortbare Arbeitsroutine.</w:t>
+        <w:t>Schlussvertiefung 1: Deeskalierende und demokratiestärkende Kommunikation im Anwendungsfall</w:t>
+      </w:r>
+    </w:p>
+    <w:p>
+      <w:r>
+        <w:t>Die folgenden Abschnitte sind keine neue Pruefungsloesung. Sie verdichten die vorhandenen Kapitel zu einer Lesart, mit der Studierende einen Fall selbststaendig analysieren koennen. Im Mittelpunkt stehen oeffentliche Resonanzraeume, Sprache, Vertrauen, Quellenklarheit und demokratische Rueckkopplung, nicht moralische Personenbewertung.</w:t>
+      </w:r>
+    </w:p>
+    <w:p>
+      <w:r>
+        <w:t>Begriffliche Schlussklaerung. Einleitung / Wirkungsfrage zeigt, warum Deeskalierende und demokratiestärkende Kommunikation mehr ist als ein Schlagwort im Feld oeffentliche Resonanzraeume, Sprache, Vertrauen, Quellenklarheit und demokratische Rueckkopplung. Die wirkungsoekonomische Frage lautet: Welche reale Veraenderung wird moeglich, welche bleibt nur Potenzial und wo entsteht ein Wirkungsrisiko? Diese Unterscheidung schuetzt vor Impact-Washing, weil sie Absicht, Aktivitaet, Reichweite und Wirkung auseinanderhaelt.</w:t>
+      </w:r>
+    </w:p>
+    <w:p>
+      <w:r>
+        <w:t>Eine Kommune, ein Unternehmen oder eine Bildungsorganisation will Deeskalierende und demokratiestärkende Kommunikation praktisch anwenden. Der erste Schritt ist nicht die Auswahl eines Instruments, sondern die Klaerung der Zustandsveraenderung. Bei Einleitung / Wirkungsfrage muss deshalb benannt werden, wer betroffen ist, welcher Zustand sich veraendert, welche Frist gilt und welche Gegenbeobachtung die Annahme widerlegen wuerde. Erst danach entsteht eine begruendete Entscheidung im Feld Begriff, Fallbewertung, Wirkpfad, rote Linie, Quellenbeurteilung oder Rueckkopplungsregel.</w:t>
+      </w:r>
+    </w:p>
+    <w:p>
+      <w:r>
+        <w:t>Wirkpfad und Empfaenger. In V24 muss Kernaussage immer mit Empfaengern gelesen werden. Wirkung entsteht nicht beim Sender, sondern an veraenderten Zustaenden von Menschen, Oekosystemen, Institutionen, Oeffentlichkeit oder kuenftigen Handlungsspielraeumen. Darum reicht es nicht, interne Aktivitaeten zu dokumentieren. Entscheidend ist, ob sich ein Zustand nachvollziehbar veraendert und ob diese Veraenderung im Referenzrahmen Mensch, Planet, Demokratie, SDGs, Agenda 2030 und SDG+ tragfaehig bewertet werden kann.</w:t>
+      </w:r>
+    </w:p>
+    <w:p>
+      <w:r>
+        <w:t>Ein Bericht behauptet, die Massnahme zu Deeskalierende und demokratiestärkende Kommunikation sei erfolgreich. Die WOE-Lesart fragt bei Kernaussage nach belastbaren Nachweisen: begriffliche Praezision, Fallbeschreibung, Quellenklarheit, Plausibilitaet und offene Unsicherheit. Wenn diese Nachweise fehlen, bleibt die Aussage Wirkungspotenzial oder Kommunikationsbehauptung. Sie kann wichtig sein, aber sie ist noch keine belegte Wirkung.</w:t>
+      </w:r>
+    </w:p>
+    <w:p>
+      <w:r>
+        <w:t>Daten, Quellen und Evidenz. Wissenschaftliche Anschlussfaehigkeit entsteht hier durch Quellenklarheit. Bei Quelltext und fachliche Grundlegung werden interne WOE-Begriffe nicht als Ersatz fuer Belege benutzt, sondern mit Wirkungsradar, Journal, Glossar, Resonanz- und Quellenklarheitskapitel verbunden. Wo die Datenlage offen bleibt, wird das offengelegt. Wo eine Aussage nur plausibel ist, bleibt sie als Wirkungspotenzial markiert. Wo ein Schaden eine rote Linie beruehrt, greift Nichtkompensation vor Durchschnittslogik.</w:t>
+      </w:r>
+    </w:p>
+    <w:p>
+      <w:r>
+        <w:t>In einer kontroversen Entscheidung wirkt Quelltext und fachliche Grundlegung als Pruefpunkt fuer Ambivalenz. Ein Nutzen fuer eine Gruppe kann mit Risiken fuer andere Wirkungsempfaenger einhergehen. Das Skript verlangt deshalb, positive und negative Zustandsveraenderungen getrennt zu fuehren, bevor von positiver Netto-Wirkung gesprochen wird.</w:t>
+      </w:r>
+    </w:p>
+    <w:p>
+      <w:r>
+        <w:t>Bewertung und rote Linien. In Grundstudium Wirkungsoekonomie wird Einstieg / Wirkungsfrage erst steuerungsfaehig, wenn daraus eine Entscheidung folgt. Die Grundbegriffe muessen in spaeteren Modulen wiedererkennbar bleiben. Ohne diese Rueckkopplung bleibt Reporting eine Beschreibung. Mit Rueckkopplung wird aus Bewertung eine veraenderte Routine: ein anderer Prozess, ein geaenderter Anreiz, eine bessere Datenpflicht, eine korrigierte Kommunikation oder eine neue Priorisierung.</w:t>
+      </w:r>
+    </w:p>
+    <w:p>
+      <w:r>
+        <w:t>Die typische Fehlstelle bei Deeskalierende und demokratiestärkende Kommunikation liegt darin, Reichweite, Zustimmung oder Lautstaerke als Wirkung auszugeben. Bei Einstieg / Wirkungsfrage wird diese Fehlstelle konkret: Ein scheinbar plausibler Befund darf nicht zur Abkuerzung werden. Quellen, Systemgrenzen, Unsicherheit und Rueckkopplung bleiben sichtbar.</w:t>
+      </w:r>
+    </w:p>
+    <w:p>
+      <w:r>
+        <w:t>Kontrollfrage. Welche Entscheidung waere falsch, wenn Einstieg / Wirkungsfrage in V24 missverstanden wird? Die Antwort muss mindestens eine Daten- oder Quellenannahme, eine betroffene Gruppe oder Schutzdimension, eine moegliche Nebenwirkung und einen Rueckkopplungsschritt nennen. Richtig ist nicht die lauteste Bewertung, sondern diejenige, die Begriff, Beleg und Steuerungsfolge zusammenhaelt.</w:t>
+      </w:r>
+    </w:p>
+    <w:p>
+      <w:r>
+        <w:t>Steuerung und Rueckkopplung. Die Grenze gegen Scheingenauigkeit verlaeuft bei Skript / Folien (Lernseite) nicht zwischen Optimismus und Pessimismus. Sie verlaeuft zwischen offengelegter Unsicherheit und rhetorischer Sicherheit. Wer Deeskalierende und demokratiestärkende Kommunikation belastbar anwenden will, benennt Systemgrenze, Zeitraum, Vergleichspunkt und offene Gegenhypothese. Gerade dadurch bleibt das Skript anschlussfaehig fuer Forschung, Praxis und spaetere Revision.</w:t>
+      </w:r>
+    </w:p>
+    <w:p>
+      <w:r>
+        <w:t>Fuer die Pruefung ist Skript / Folien (Lernseite) dann verstanden, wenn daraus eine belastbare Fallantwort entsteht. Eine gute Antwort unterscheidet Beobachtung, Kausalannahme, Bewertung und Steuerungsfolge. Sie bewertet keine Menschen, sondern Wirkpfade, Zustandsveraenderungen, Risiken und institutionelle Bedingungen.</w:t>
+      </w:r>
+    </w:p>
+    <w:p>
+      <w:r>
+        <w:t>Pruefungsnahe Anwendung. Transferaufgabe zeigt, warum Deeskalierende und demokratiestärkende Kommunikation mehr ist als ein Schlagwort im Feld oeffentliche Resonanzraeume, Sprache, Vertrauen, Quellenklarheit und demokratische Rueckkopplung. Die wirkungsoekonomische Frage lautet: Welche reale Veraenderung wird moeglich, welche bleibt nur Potenzial und wo entsteht ein Wirkungsrisiko? Diese Unterscheidung schuetzt vor Impact-Washing, weil sie Absicht, Aktivitaet, Reichweite und Wirkung auseinanderhaelt.</w:t>
+      </w:r>
+    </w:p>
+    <w:p>
+      <w:r>
+        <w:t>Eine Kommune, ein Unternehmen oder eine Bildungsorganisation will Deeskalierende und demokratiestärkende Kommunikation praktisch anwenden. Der erste Schritt ist nicht die Auswahl eines Instruments, sondern die Klaerung der Zustandsveraenderung. Bei Transferaufgabe muss deshalb benannt werden, wer betroffen ist, welcher Zustand sich veraendert, welche Frist gilt und welche Gegenbeobachtung die Annahme widerlegen wuerde. Erst danach entsteht eine begruendete Entscheidung im Feld Begriff, Fallbewertung, Wirkpfad, rote Linie, Quellenbeurteilung oder Rueckkopplungsregel.</w:t>
+      </w:r>
+    </w:p>
+    <w:p>
+      <w:r>
+        <w:t>Rueckfluss. Fuer den WOE-Korpus bedeutet das: Begriffe aus Deeskalierende und demokratiestärkende Kommunikation sollten dort geschaerft werden, wo sie in Glossar, Werkzeugen, Journal oder Readern doppeldeutig bleiben. Offene Forschungsfragen werden nicht versteckt. Sie markieren die Stelle, an der spaetere Evidenz, ein besserer Datensatz oder eine praezisere Fallstudie die Bewertung veraendern kann.</w:t>
+      </w:r>
+    </w:p>
+    <w:p>
+      <w:r>
+        <w:t>Transfer in den WOE-Korpus. In V24 muss Praxisbeispiel immer mit Empfaengern gelesen werden. Wirkung entsteht nicht beim Sender, sondern an veraenderten Zustaenden von Menschen, Oekosystemen, Institutionen, Oeffentlichkeit oder kuenftigen Handlungsspielraeumen. Darum reicht es nicht, interne Aktivitaeten zu dokumentieren. Entscheidend ist, ob sich ein Zustand nachvollziehbar veraendert und ob diese Veraenderung im Referenzrahmen Mensch, Planet, Demokratie, SDGs, Agenda 2030 und SDG+ tragfaehig bewertet werden kann.</w:t>
+      </w:r>
+    </w:p>
+    <w:p>
+      <w:r>
+        <w:t>Ein Bericht behauptet, die Massnahme zu Deeskalierende und demokratiestärkende Kommunikation sei erfolgreich. Die WOE-Lesart fragt bei Praxisbeispiel nach belastbaren Nachweisen: begriffliche Praezision, Fallbeschreibung, Quellenklarheit, Plausibilitaet und offene Unsicherheit. Wenn diese Nachweise fehlen, bleibt die Aussage Wirkungspotenzial oder Kommunikationsbehauptung. Sie kann wichtig sein, aber sie ist noch keine belegte Wirkung.</w:t>
+      </w:r>
+    </w:p>
+    <w:p>
+      <w:r>
+        <w:t>Grenzen der Aussage. Wissenschaftliche Anschlussfaehigkeit entsteht hier durch Quellenklarheit. Bei Wirkungsökonomische Vertiefung werden interne WOE-Begriffe nicht als Ersatz fuer Belege benutzt, sondern mit Wirkungsradar, Journal, Glossar, Resonanz- und Quellenklarheitskapitel verbunden. Wo die Datenlage offen bleibt, wird das offengelegt. Wo eine Aussage nur plausibel ist, bleibt sie als Wirkungspotenzial markiert. Wo ein Schaden eine rote Linie beruehrt, greift Nichtkompensation vor Durchschnittslogik.</w:t>
+      </w:r>
+    </w:p>
+    <w:p>
+      <w:r>
+        <w:t>In einer kontroversen Entscheidung wirkt Wirkungsökonomische Vertiefung als Pruefpunkt fuer Ambivalenz. Ein Nutzen fuer eine Gruppe kann mit Risiken fuer andere Wirkungsempfaenger einhergehen. Das Skript verlangt deshalb, positive und negative Zustandsveraenderungen getrennt zu fuehren, bevor von positiver Netto-Wirkung gesprochen wird.</w:t>
+      </w:r>
+    </w:p>
+    <w:p>
+      <w:r>
+        <w:t>Kontrollfrage. Welche Entscheidung waere falsch, wenn Wirkungsökonomische Vertiefung in V24 missverstanden wird? Die Antwort muss mindestens eine Daten- oder Quellenannahme, eine betroffene Gruppe oder Schutzdimension, eine moegliche Nebenwirkung und einen Rueckkopplungsschritt nennen. Richtig ist nicht die lauteste Bewertung, sondern diejenige, die Begriff, Beleg und Steuerungsfolge zusammenhaelt.</w:t>
       </w:r>
     </w:p>
     <w:p>
@@ -3725,42 +3700,107 @@
         <w:pStyle w:val="Heading3"/>
       </w:pPr>
       <w:r>
-        <w:t>Abschlusskommentar 2: Lesen, pruefen, rueckkoppeln</w:t>
-      </w:r>
-    </w:p>
-    <w:p>
-      <w:r>
-        <w:t>Die folgende Verdichtung fuehrt die vorhandenen Kapitel nicht als Wiederholung, sondern als Anwendung zusammen. Wirkungskompetenz entsteht, wenn dieselbe begriffliche Strenge in Fallanalyse, Datenarbeit, Kommunikation, Governance und Entscheidungspraxis wiedererkannt wird.</w:t>
-      </w:r>
-    </w:p>
-    <w:p>
-      <w:r>
-        <w:t>Grenze gegen Scheingenauigkeit. Gerade bei Einstieg / Wirkungsfrage ist Praezision wichtiger als grosse Begriffe. Eine Wirkungsaussage bleibt schwach, wenn sie nur Aktivitaet, Reichweite, Absicht oder Image beschreibt. Stark wird sie erst, wenn sie die Zustandsveraenderung und ihre Bedingungen offenlegt. In V24 ist deshalb entscheidend, praezise Sprache die erste Sicherung gegen Impact-Washing bildet. Die Fehlerlinie verlaeuft nicht zwischen Optimismus und Pessimismus, sondern zwischen offengelegter Unsicherheit und rhetorischer Sicherheit ohne Pruefpfad.</w:t>
-      </w:r>
-    </w:p>
-    <w:p>
-      <w:r>
-        <w:t>Pruefungsnahe Lesart. Aus Video-/Audio-Vorlesung laesst sich eine gute Transferfrage ableiten: Welche Entscheidung waere falsch, wenn dieser Abschnitt missverstanden wird? Fuer Deeskalierende und demokratiestärkende Kommunikation lautet die Antwort meist nicht einfach "mehr Wirkung", sondern genauer: bessere Unterscheidung, sauberere Daten, klarere Schutzlinie und rueckgekoppelte Steuerung. Mindestens ein direkter und ein indirekter Wirkpfad muessen nachvollziehbar sein. Wer das im Fall anwenden kann, hat den Kern der Vorlesung verstanden; wer nur Definitionen wiederholt, bleibt unter dem Anspruch der Akademie.</w:t>
-      </w:r>
-    </w:p>
-    <w:p>
-      <w:r>
-        <w:t>Fallfenster zur Anwendung. Ein Kommunikationsbericht nennt viele Aktivitaeten, Reichweiten und Rueckmeldungen. Die V1-Pruefung fragt, ob daraus eine belastbare Wirkungsaussage folgt. Wenn nur Kontakte, Klicks oder Zustimmung vorliegen, bleibt die Aussage im Bereich Wirkungspotenzial oder Resonanz, nicht im Bereich nachgewiesener Wirkung. Bezogen auf Deeskalierende und demokratiestärkende Kommunikation heisst das: Die Analyse muss das konkrete Thema ernst nehmen und zugleich den allgemeinen WÖk-Massstab halten. Es geht nicht darum, Akteure moralisch zu sortieren. Es geht darum, Wirkpfade, Wirkungsempfaenger, Datenqualitaet, Risiken und Rueckkopplung so zu beschreiben, dass bessere Entscheidungen moeglich werden.</w:t>
-      </w:r>
-    </w:p>
-    <w:p>
-      <w:r>
-        <w:t>Daten- und Quellenklarheit. Der Abschnitt Transkript (Gerüst) ist in V24 kein Zusatzwissen, sondern ein Pruefstein fuer die Grundfrage des Skripts: Was veraendert sich, bei wem, wodurch und mit welcher Rueckkopplung? Fuer Deeskalierende und demokratiestärkende Kommunikation wird daran sichtbar, dass jede Bewertung nur so belastbar ist wie Datenlage, Quellenstatus, Aktualitaet und Systemgrenze. Die fachliche Grenze liegt dort, wo Lernende eine Zahl ohne Einheit, Zeitraum oder Erhebungslogik als Beweis nutzen. Die saubere Lesart trennt deshalb Beobachtung, Kausalannahme, Bewertung und Steuerungsfolge. In der Anwendung sollte daraus mindestens eine konkrete Begriff, Wirkpfad, Fallbewertung, rote Linie oder Rueckkopplung abgeleitet werden; sonst bleibt das Wissen erklaerend, aber nicht steuerungsfaehig.</w:t>
-      </w:r>
-    </w:p>
-    <w:p>
-      <w:r>
-        <w:t>Anwendung auf Skript / Folien (Lernseite). In einer Fallanalyse beginnt dieser Punkt nicht mit einer Meinung, sondern mit einer belastbaren Beschreibung. Wer V24 pruefungsnah liest, fragt zuerst nach Wirkungsempfaengern, Wirkraum, Zeitraum und Datenquelle. Erst danach folgt die Bewertung im Referenzrahmen Mensch, Planet, Demokratie, SDGs, Agenda 2030 und SDG+. Profile, Zielkonflikte und offene Punkte werden nebeneinander gefuehrt. Der typische Kurzschluss waere, ambivalente Befunde glaetten, damit eine eindeutige Botschaft entsteht. Genau dagegen setzt die WÖk die Pflicht, Wirkungspotenzial, Wirkungsrisiko und positive Netto-Wirkung begrifflich getrennt zu halten.</w:t>
-      </w:r>
-    </w:p>
-    <w:p>
-      <w:r>
-        <w:t>Pruefungsnahe Transferfrage. Formuliere zu V24 eine Wirkungsaussage in drei Saetzen: Erstens den beobachteten oder plausiblen Zustand, zweitens die Daten- oder Quellenlage, drittens die offene Unsicherheit samt Rueckkopplung. Die Antwort muss ohne moralische Personenbewertung auskommen und darf Reichweite nicht mit Wirkung verwechseln.</w:t>
+        <w:t>Schlussvertiefung 2: Deeskalierende und demokratiestärkende Kommunikation im Anwendungsfall</w:t>
+      </w:r>
+    </w:p>
+    <w:p>
+      <w:r>
+        <w:t>Die folgenden Abschnitte sind keine neue Pruefungsloesung. Sie verdichten die vorhandenen Kapitel zu einer Lesart, mit der Studierende einen Fall selbststaendig analysieren koennen. Im Mittelpunkt stehen oeffentliche Resonanzraeume, Sprache, Vertrauen, Quellenklarheit und demokratische Rueckkopplung, nicht moralische Personenbewertung.</w:t>
+      </w:r>
+    </w:p>
+    <w:p>
+      <w:r>
+        <w:t>Begriffliche Schlussklaerung. In Grundstudium Wirkungsoekonomie wird Begriffliche Präzision erst steuerungsfaehig, wenn daraus eine Entscheidung folgt. Die Grundbegriffe muessen in spaeteren Modulen wiedererkennbar bleiben. Ohne diese Rueckkopplung bleibt Reporting eine Beschreibung. Mit Rueckkopplung wird aus Bewertung eine veraenderte Routine: ein anderer Prozess, ein geaenderter Anreiz, eine bessere Datenpflicht, eine korrigierte Kommunikation oder eine neue Priorisierung.</w:t>
+      </w:r>
+    </w:p>
+    <w:p>
+      <w:r>
+        <w:t>Die typische Fehlstelle bei Deeskalierende und demokratiestärkende Kommunikation liegt darin, Reichweite, Zustimmung oder Lautstaerke als Wirkung auszugeben. Bei Begriffliche Präzision wird diese Fehlstelle konkret: Ein scheinbar plausibler Befund darf nicht zur Abkuerzung werden. Quellen, Systemgrenzen, Unsicherheit und Rueckkopplung bleiben sichtbar.</w:t>
+      </w:r>
+    </w:p>
+    <w:p>
+      <w:r>
+        <w:t>Wirkpfad und Empfaenger. Die Grenze gegen Scheingenauigkeit verlaeuft bei Wirkpfad nicht zwischen Optimismus und Pessimismus. Sie verlaeuft zwischen offengelegter Unsicherheit und rhetorischer Sicherheit. Wer Deeskalierende und demokratiestärkende Kommunikation belastbar anwenden will, benennt Systemgrenze, Zeitraum, Vergleichspunkt und offene Gegenhypothese. Gerade dadurch bleibt das Skript anschlussfaehig fuer Forschung, Praxis und spaetere Revision.</w:t>
+      </w:r>
+    </w:p>
+    <w:p>
+      <w:r>
+        <w:t>Fuer die Pruefung ist Wirkpfad dann verstanden, wenn daraus eine belastbare Fallantwort entsteht. Eine gute Antwort unterscheidet Beobachtung, Kausalannahme, Bewertung und Steuerungsfolge. Sie bewertet keine Menschen, sondern Wirkpfade, Zustandsveraenderungen, Risiken und institutionelle Bedingungen.</w:t>
+      </w:r>
+    </w:p>
+    <w:p>
+      <w:r>
+        <w:t>Daten, Quellen und Evidenz. Leitthese zeigt, warum Deeskalierende und demokratiestärkende Kommunikation mehr ist als ein Schlagwort im Feld oeffentliche Resonanzraeume, Sprache, Vertrauen, Quellenklarheit und demokratische Rueckkopplung. Die wirkungsoekonomische Frage lautet: Welche reale Veraenderung wird moeglich, welche bleibt nur Potenzial und wo entsteht ein Wirkungsrisiko? Diese Unterscheidung schuetzt vor Impact-Washing, weil sie Absicht, Aktivitaet, Reichweite und Wirkung auseinanderhaelt.</w:t>
+      </w:r>
+    </w:p>
+    <w:p>
+      <w:r>
+        <w:t>Eine Kommune, ein Unternehmen oder eine Bildungsorganisation will Deeskalierende und demokratiestärkende Kommunikation praktisch anwenden. Der erste Schritt ist nicht die Auswahl eines Instruments, sondern die Klaerung der Zustandsveraenderung. Bei Leitthese muss deshalb benannt werden, wer betroffen ist, welcher Zustand sich veraendert, welche Frist gilt und welche Gegenbeobachtung die Annahme widerlegen wuerde. Erst danach entsteht eine begruendete Entscheidung im Feld Begriff, Fallbewertung, Wirkpfad, rote Linie, Quellenbeurteilung oder Rueckkopplungsregel.</w:t>
+      </w:r>
+    </w:p>
+    <w:p>
+      <w:r>
+        <w:t>Bewertung und rote Linien. In V24 muss Didaktische Einordnung im Studiengang immer mit Empfaengern gelesen werden. Wirkung entsteht nicht beim Sender, sondern an veraenderten Zustaenden von Menschen, Oekosystemen, Institutionen, Oeffentlichkeit oder kuenftigen Handlungsspielraeumen. Darum reicht es nicht, interne Aktivitaeten zu dokumentieren. Entscheidend ist, ob sich ein Zustand nachvollziehbar veraendert und ob diese Veraenderung im Referenzrahmen Mensch, Planet, Demokratie, SDGs, Agenda 2030 und SDG+ tragfaehig bewertet werden kann.</w:t>
+      </w:r>
+    </w:p>
+    <w:p>
+      <w:r>
+        <w:t>Ein Bericht behauptet, die Massnahme zu Deeskalierende und demokratiestärkende Kommunikation sei erfolgreich. Die WOE-Lesart fragt bei Didaktische Einordnung im Studiengang nach belastbaren Nachweisen: begriffliche Praezision, Fallbeschreibung, Quellenklarheit, Plausibilitaet und offene Unsicherheit. Wenn diese Nachweise fehlen, bleibt die Aussage Wirkungspotenzial oder Kommunikationsbehauptung. Sie kann wichtig sein, aber sie ist noch keine belegte Wirkung.</w:t>
+      </w:r>
+    </w:p>
+    <w:p>
+      <w:r>
+        <w:t>Kontrollfrage. Welche Entscheidung waere falsch, wenn Didaktische Einordnung im Studiengang in V24 missverstanden wird? Die Antwort muss mindestens eine Daten- oder Quellenannahme, eine betroffene Gruppe oder Schutzdimension, eine moegliche Nebenwirkung und einen Rueckkopplungsschritt nennen. Richtig ist nicht die lauteste Bewertung, sondern diejenige, die Begriff, Beleg und Steuerungsfolge zusammenhaelt.</w:t>
+      </w:r>
+    </w:p>
+    <w:p>
+      <w:r>
+        <w:t>Rueckfluss. Fuer den WOE-Korpus bedeutet das: Begriffe aus Deeskalierende und demokratiestärkende Kommunikation sollten dort geschaerft werden, wo sie in Glossar, Werkzeugen, Journal oder Readern doppeldeutig bleiben. Offene Forschungsfragen werden nicht versteckt. Sie markieren die Stelle, an der spaetere Evidenz, ein besserer Datensatz oder eine praezisere Fallstudie die Bewertung veraendern kann.</w:t>
+      </w:r>
+    </w:p>
+    <w:p>
+      <w:r>
+        <w:t>Steuerung und Rueckkopplung. Wissenschaftliche Anschlussfaehigkeit entsteht hier durch Quellenklarheit. Bei Analysemodell werden interne WOE-Begriffe nicht als Ersatz fuer Belege benutzt, sondern mit Wirkungsradar, Journal, Glossar, Resonanz- und Quellenklarheitskapitel verbunden. Wo die Datenlage offen bleibt, wird das offengelegt. Wo eine Aussage nur plausibel ist, bleibt sie als Wirkungspotenzial markiert. Wo ein Schaden eine rote Linie beruehrt, greift Nichtkompensation vor Durchschnittslogik.</w:t>
+      </w:r>
+    </w:p>
+    <w:p>
+      <w:r>
+        <w:t>In einer kontroversen Entscheidung wirkt Analysemodell als Pruefpunkt fuer Ambivalenz. Ein Nutzen fuer eine Gruppe kann mit Risiken fuer andere Wirkungsempfaenger einhergehen. Das Skript verlangt deshalb, positive und negative Zustandsveraenderungen getrennt zu fuehren, bevor von positiver Netto-Wirkung gesprochen wird.</w:t>
+      </w:r>
+    </w:p>
+    <w:p>
+      <w:r>
+        <w:t>Pruefungsnahe Anwendung. In Grundstudium Wirkungsoekonomie wird Modellformel erst steuerungsfaehig, wenn daraus eine Entscheidung folgt. Die Grundbegriffe muessen in spaeteren Modulen wiedererkennbar bleiben. Ohne diese Rueckkopplung bleibt Reporting eine Beschreibung. Mit Rueckkopplung wird aus Bewertung eine veraenderte Routine: ein anderer Prozess, ein geaenderter Anreiz, eine bessere Datenpflicht, eine korrigierte Kommunikation oder eine neue Priorisierung.</w:t>
+      </w:r>
+    </w:p>
+    <w:p>
+      <w:r>
+        <w:t>Die typische Fehlstelle bei Deeskalierende und demokratiestärkende Kommunikation liegt darin, Reichweite, Zustimmung oder Lautstaerke als Wirkung auszugeben. Bei Modellformel wird diese Fehlstelle konkret: Ein scheinbar plausibler Befund darf nicht zur Abkuerzung werden. Quellen, Systemgrenzen, Unsicherheit und Rueckkopplung bleiben sichtbar.</w:t>
+      </w:r>
+    </w:p>
+    <w:p>
+      <w:r>
+        <w:t>Transfer in den WOE-Korpus. Die Grenze gegen Scheingenauigkeit verlaeuft bei Fallfenster nicht zwischen Optimismus und Pessimismus. Sie verlaeuft zwischen offengelegter Unsicherheit und rhetorischer Sicherheit. Wer Deeskalierende und demokratiestärkende Kommunikation belastbar anwenden will, benennt Systemgrenze, Zeitraum, Vergleichspunkt und offene Gegenhypothese. Gerade dadurch bleibt das Skript anschlussfaehig fuer Forschung, Praxis und spaetere Revision.</w:t>
+      </w:r>
+    </w:p>
+    <w:p>
+      <w:r>
+        <w:t>Fuer die Pruefung ist Fallfenster dann verstanden, wenn daraus eine belastbare Fallantwort entsteht. Eine gute Antwort unterscheidet Beobachtung, Kausalannahme, Bewertung und Steuerungsfolge. Sie bewertet keine Menschen, sondern Wirkpfade, Zustandsveraenderungen, Risiken und institutionelle Bedingungen.</w:t>
+      </w:r>
+    </w:p>
+    <w:p>
+      <w:r>
+        <w:t>Grenzen der Aussage. Prüfungsnahe Fallfragen ohne geschützte Antwortlogik zeigt, warum Deeskalierende und demokratiestärkende Kommunikation mehr ist als ein Schlagwort im Feld oeffentliche Resonanzraeume, Sprache, Vertrauen, Quellenklarheit und demokratische Rueckkopplung. Die wirkungsoekonomische Frage lautet: Welche reale Veraenderung wird moeglich, welche bleibt nur Potenzial und wo entsteht ein Wirkungsrisiko? Diese Unterscheidung schuetzt vor Impact-Washing, weil sie Absicht, Aktivitaet, Reichweite und Wirkung auseinanderhaelt.</w:t>
+      </w:r>
+    </w:p>
+    <w:p>
+      <w:r>
+        <w:t>Eine Kommune, ein Unternehmen oder eine Bildungsorganisation will Deeskalierende und demokratiestärkende Kommunikation praktisch anwenden. Der erste Schritt ist nicht die Auswahl eines Instruments, sondern die Klaerung der Zustandsveraenderung. Bei Prüfungsnahe Fallfragen ohne geschützte Antwortlogik muss deshalb benannt werden, wer betroffen ist, welcher Zustand sich veraendert, welche Frist gilt und welche Gegenbeobachtung die Annahme widerlegen wuerde. Erst danach entsteht eine begruendete Entscheidung im Feld Begriff, Fallbewertung, Wirkpfad, rote Linie, Quellenbeurteilung oder Rueckkopplungsregel.</w:t>
+      </w:r>
+    </w:p>
+    <w:p>
+      <w:r>
+        <w:t>Kontrollfrage. Welche Entscheidung waere falsch, wenn Prüfungsnahe Fallfragen ohne geschützte Antwortlogik in V24 missverstanden wird? Die Antwort muss mindestens eine Daten- oder Quellenannahme, eine betroffene Gruppe oder Schutzdimension, eine moegliche Nebenwirkung und einen Rueckkopplungsschritt nennen. Richtig ist nicht die lauteste Bewertung, sondern diejenige, die Begriff, Beleg und Steuerungsfolge zusammenhaelt.</w:t>
       </w:r>
     </w:p>
     <w:p>
@@ -3768,12 +3808,75 @@
         <w:pStyle w:val="Heading3"/>
       </w:pPr>
       <w:r>
+        <w:t>Schlussvertiefung 3: Deeskalierende und demokratiestärkende Kommunikation im Anwendungsfall</w:t>
+      </w:r>
+    </w:p>
+    <w:p>
+      <w:r>
+        <w:t>Die folgenden Abschnitte sind keine neue Pruefungsloesung. Sie verdichten die vorhandenen Kapitel zu einer Lesart, mit der Studierende einen Fall selbststaendig analysieren koennen. Im Mittelpunkt stehen oeffentliche Resonanzraeume, Sprache, Vertrauen, Quellenklarheit und demokratische Rueckkopplung, nicht moralische Personenbewertung.</w:t>
+      </w:r>
+    </w:p>
+    <w:p>
+      <w:r>
+        <w:t>Begriffliche Schlussklaerung. In V24 muss Auswertung aus der lebenden Website-Referenz immer mit Empfaengern gelesen werden. Wirkung entsteht nicht beim Sender, sondern an veraenderten Zustaenden von Menschen, Oekosystemen, Institutionen, Oeffentlichkeit oder kuenftigen Handlungsspielraeumen. Darum reicht es nicht, interne Aktivitaeten zu dokumentieren. Entscheidend ist, ob sich ein Zustand nachvollziehbar veraendert und ob diese Veraenderung im Referenzrahmen Mensch, Planet, Demokratie, SDGs, Agenda 2030 und SDG+ tragfaehig bewertet werden kann.</w:t>
+      </w:r>
+    </w:p>
+    <w:p>
+      <w:r>
+        <w:t>Ein Bericht behauptet, die Massnahme zu Deeskalierende und demokratiestärkende Kommunikation sei erfolgreich. Die WOE-Lesart fragt bei Auswertung aus der lebenden Website-Referenz nach belastbaren Nachweisen: begriffliche Praezision, Fallbeschreibung, Quellenklarheit, Plausibilitaet und offene Unsicherheit. Wenn diese Nachweise fehlen, bleibt die Aussage Wirkungspotenzial oder Kommunikationsbehauptung. Sie kann wichtig sein, aber sie ist noch keine belegte Wirkung.</w:t>
+      </w:r>
+    </w:p>
+    <w:p>
+      <w:r>
+        <w:t>Wirkpfad und Empfaenger. Wissenschaftliche Anschlussfaehigkeit entsteht hier durch Quellenklarheit. Bei Medien erzeugen Zustände werden interne WOE-Begriffe nicht als Ersatz fuer Belege benutzt, sondern mit Wirkungsradar, Journal, Glossar, Resonanz- und Quellenklarheitskapitel verbunden. Wo die Datenlage offen bleibt, wird das offengelegt. Wo eine Aussage nur plausibel ist, bleibt sie als Wirkungspotenzial markiert. Wo ein Schaden eine rote Linie beruehrt, greift Nichtkompensation vor Durchschnittslogik.</w:t>
+      </w:r>
+    </w:p>
+    <w:p>
+      <w:r>
+        <w:t>In einer kontroversen Entscheidung wirkt Medien erzeugen Zustände als Pruefpunkt fuer Ambivalenz. Ein Nutzen fuer eine Gruppe kann mit Risiken fuer andere Wirkungsempfaenger einhergehen. Das Skript verlangt deshalb, positive und negative Zustandsveraenderungen getrennt zu fuehren, bevor von positiver Netto-Wirkung gesprochen wird.</w:t>
+      </w:r>
+    </w:p>
+    <w:p>
+      <w:r>
+        <w:t>Rueckfluss. Fuer den WOE-Korpus bedeutet das: Begriffe aus Deeskalierende und demokratiestärkende Kommunikation sollten dort geschaerft werden, wo sie in Glossar, Werkzeugen, Journal oder Readern doppeldeutig bleiben. Offene Forschungsfragen werden nicht versteckt. Sie markieren die Stelle, an der spaetere Evidenz, ein besserer Datensatz oder eine praezisere Fallstudie die Bewertung veraendern kann.</w:t>
+      </w:r>
+    </w:p>
+    <w:p>
+      <w:r>
+        <w:t>Daten, Quellen und Evidenz. In Grundstudium Wirkungsoekonomie wird Wahrheit als Infrastruktur erst steuerungsfaehig, wenn daraus eine Entscheidung folgt. Die Grundbegriffe muessen in spaeteren Modulen wiedererkennbar bleiben. Ohne diese Rueckkopplung bleibt Reporting eine Beschreibung. Mit Rueckkopplung wird aus Bewertung eine veraenderte Routine: ein anderer Prozess, ein geaenderter Anreiz, eine bessere Datenpflicht, eine korrigierte Kommunikation oder eine neue Priorisierung.</w:t>
+      </w:r>
+    </w:p>
+    <w:p>
+      <w:r>
+        <w:t>Die typische Fehlstelle bei Deeskalierende und demokratiestärkende Kommunikation liegt darin, Reichweite, Zustimmung oder Lautstaerke als Wirkung auszugeben. Bei Wahrheit als Infrastruktur wird diese Fehlstelle konkret: Ein scheinbar plausibler Befund darf nicht zur Abkuerzung werden. Quellen, Systemgrenzen, Unsicherheit und Rueckkopplung bleiben sichtbar.</w:t>
+      </w:r>
+    </w:p>
+    <w:p>
+      <w:r>
+        <w:t>Bewertung und rote Linien. Die Grenze gegen Scheingenauigkeit verlaeuft bei Aufmerksamkeit und Verantwortung nicht zwischen Optimismus und Pessimismus. Sie verlaeuft zwischen offengelegter Unsicherheit und rhetorischer Sicherheit. Wer Deeskalierende und demokratiestärkende Kommunikation belastbar anwenden will, benennt Systemgrenze, Zeitraum, Vergleichspunkt und offene Gegenhypothese. Gerade dadurch bleibt das Skript anschlussfaehig fuer Forschung, Praxis und spaetere Revision.</w:t>
+      </w:r>
+    </w:p>
+    <w:p>
+      <w:r>
+        <w:t>Fuer die Pruefung ist Aufmerksamkeit und Verantwortung dann verstanden, wenn daraus eine belastbare Fallantwort entsteht. Eine gute Antwort unterscheidet Beobachtung, Kausalannahme, Bewertung und Steuerungsfolge. Sie bewertet keine Menschen, sondern Wirkpfade, Zustandsveraenderungen, Risiken und institutionelle Bedingungen.</w:t>
+      </w:r>
+    </w:p>
+    <w:p>
+      <w:r>
+        <w:t>Kontrollfrage. Welche Entscheidung waere falsch, wenn Aufmerksamkeit und Verantwortung in V24 missverstanden wird? Die Antwort muss mindestens eine Daten- oder Quellenannahme, eine betroffene Gruppe oder Schutzdimension, eine moegliche Nebenwirkung und einen Rueckkopplungsschritt nennen. Richtig ist nicht die lauteste Bewertung, sondern diejenige, die Begriff, Beleg und Steuerungsfolge zusammenhaelt.</w:t>
+      </w:r>
+    </w:p>
+    <w:p>
+      <w:pPr>
+        <w:pStyle w:val="Heading3"/>
+      </w:pPr>
+      <w:r>
         <w:t>V1-Abschlussnotiz</w:t>
       </w:r>
     </w:p>
     <w:p>
       <w:r>
-        <w:t>Diese Finalisierung schliesst die Codex-Inhaltsproduktion fuer V24. Offen bleibt nicht der fachliche Kern des Skripts, sondern der naechste Produktionsschritt: Claude setzt daraus die CI/CD-konforme Reader- und PDF-Fassung, prueft Satz, Umbrueche, Medienintegration und Lektorat und markiert erst danach die veroeffentlichte Fassung als freigegeben.</w:t>
+        <w:t>Diese Finalisierung schliesst die Codex-Inhaltsproduktion fuer V24. Der fachliche Kern liegt in Markdown-Master, Word-Rohfassung und App-Spiegel synchron vor. Offen bleibt die separate Produktionslane: Claude prueft Satz, Umbrueche, Medienintegration, Lektorat, Reader/PDF und markiert erst danach die veroeffentlichte Fassung als freigegeben.</w:t>
       </w:r>
     </w:p>
     <w:sectPr>

--- a/docs/studienskripte/word-rohfassungen/woek-g-v24.docx
+++ b/docs/studienskripte/word-rohfassungen/woek-g-v24.docx
@@ -3338,12 +3338,12 @@
     </w:p>
     <w:p>
       <w:r>
-        <w:t>Dieses Skript zu V24 Deeskalierende und demokratiestärkende Kommunikation ist als Langformtext angelegt. Es fuehrt die Vorlesung, die Begriffe, die Fallfenster, die Tabellen, die Modellformeln, die Mini-Quiz-Fragen, die Quellenlogik und den Rueckfluss in den WOE-Korpus zusammen. Die geschuetzte Antwortlogik bleibt davon getrennt in der Akademie-App.</w:t>
-      </w:r>
-    </w:p>
-    <w:p>
-      <w:r>
-        <w:t>Der Abschluss liest Deeskalierende und demokratiestärkende Kommunikation im Feld Grundstudium Wirkungsoekonomie. Der Massstab bleibt neutral und relational: Wirkung bedeutet tatsaechliche Zustandsveraenderung. Wirkungspotenzial beschreibt plausible Moeglichkeit. Wirkungsrisiko beschreibt moegliche negative Veraenderung. Wenn eine Zielgroesse gemeint ist, geht es um positive Netto-Wirkung. Genau diese Trennung entscheidet, ob das Skript fachlich traegt.</w:t>
+        <w:t>Dieses Skript zu V24 Deeskalierende und demokratiestärkende Kommunikation ist als Langformtext angelegt. Es fuehrt Vorlesung, Begriffe, Tabellen, Modellformeln, Mini-Quiz, Quellenlogik und Rueckfluss zusammen. Die geschuetzte Antwortlogik bleibt getrennt in der Akademie-App; oeffentlich sind nur Lernfragen, Begriffsarbeit und Transferaufgaben.</w:t>
+      </w:r>
+    </w:p>
+    <w:p>
+      <w:r>
+        <w:t>Der Abschluss liest Deeskalierende und demokratiestärkende Kommunikation im Feld Grundstudium Wirkungsoekonomie. Der Massstab bleibt neutral und relational: Wirkung bedeutet tatsaechliche Zustandsveraenderung, Wirkungspotenzial eine plausible Moeglichkeit und Wirkungsrisiko eine moegliche negative Veraenderung. Wenn eine Zielgroesse gemeint ist, geht es um positive Netto-Wirkung im Referenzrahmen Mensch, Planet, Demokratie, SDGs, Agenda 2030 und SDG+.</w:t>
       </w:r>
     </w:p>
     <w:p>
@@ -3592,17 +3592,17 @@
         <w:pStyle w:val="Heading3"/>
       </w:pPr>
       <w:r>
-        <w:t>Schlussvertiefung 1: Deeskalierende und demokratiestärkende Kommunikation im Anwendungsfall</w:t>
-      </w:r>
-    </w:p>
-    <w:p>
-      <w:r>
-        <w:t>Die folgenden Abschnitte sind keine neue Pruefungsloesung. Sie verdichten die vorhandenen Kapitel zu einer Lesart, mit der Studierende einen Fall selbststaendig analysieren koennen. Im Mittelpunkt stehen oeffentliche Resonanzraeume, Sprache, Vertrauen, Quellenklarheit und demokratische Rueckkopplung, nicht moralische Personenbewertung.</w:t>
-      </w:r>
-    </w:p>
-    <w:p>
-      <w:r>
-        <w:t>Begriffliche Schlussklaerung. Einleitung / Wirkungsfrage zeigt, warum Deeskalierende und demokratiestärkende Kommunikation mehr ist als ein Schlagwort im Feld oeffentliche Resonanzraeume, Sprache, Vertrauen, Quellenklarheit und demokratische Rueckkopplung. Die wirkungsoekonomische Frage lautet: Welche reale Veraenderung wird moeglich, welche bleibt nur Potenzial und wo entsteht ein Wirkungsrisiko? Diese Unterscheidung schuetzt vor Impact-Washing, weil sie Absicht, Aktivitaet, Reichweite und Wirkung auseinanderhaelt.</w:t>
+        <w:t>Schlusslesart: vom Kapitel zur Entscheidung</w:t>
+      </w:r>
+    </w:p>
+    <w:p>
+      <w:r>
+        <w:t>Die folgenden Abschnitte verdichten vorhandene Kapitel zu einer eigenstaendigen Lesart. Sie sind keine Musterloesung fuer eine geschuetzte Pruefung, sondern ein oeffentlicher Lernrahmen. Im Mittelpunkt stehen oeffentliche Resonanzraeume, Sprache, Vertrauen, Quellenklarheit und demokratische Rueckkopplung; Menschen werden nicht bewertet, sondern Wirkpfade, Zustandsveraenderungen, Risiken und institutionelle Bedingungen.</w:t>
+      </w:r>
+    </w:p>
+    <w:p>
+      <w:r>
+        <w:t>Begriffliche Sicherung. Einleitung / Wirkungsfrage zeigt, warum Deeskalierende und demokratiestärkende Kommunikation mehr ist als ein Schlagwort im Feld oeffentliche Resonanzraeume, Sprache, Vertrauen, Quellenklarheit und demokratische Rueckkopplung. Die wirkungsoekonomische Frage lautet: Welche reale Veraenderung wird moeglich, welche bleibt nur Potenzial und wo entsteht ein Wirkungsrisiko? Diese Unterscheidung schuetzt vor Impact-Washing, weil sie Absicht, Aktivitaet, Reichweite und Wirkung auseinanderhaelt.</w:t>
       </w:r>
     </w:p>
     <w:p>
@@ -3612,7 +3612,12 @@
     </w:p>
     <w:p>
       <w:r>
-        <w:t>Wirkpfad und Empfaenger. In V24 muss Kernaussage immer mit Empfaengern gelesen werden. Wirkung entsteht nicht beim Sender, sondern an veraenderten Zustaenden von Menschen, Oekosystemen, Institutionen, Oeffentlichkeit oder kuenftigen Handlungsspielraeumen. Darum reicht es nicht, interne Aktivitaeten zu dokumentieren. Entscheidend ist, ob sich ein Zustand nachvollziehbar veraendert und ob diese Veraenderung im Referenzrahmen Mensch, Planet, Demokratie, SDGs, Agenda 2030 und SDG+ tragfaehig bewertet werden kann.</w:t>
+        <w:t>Fallpruefung. Wenn ein oeffentlicher Akteur eine Botschaft, ein Beteiligungsformat oder einen Resonanzraum verantwortbar gestalten will, beginnt die Analyse bei Empfaengern, Wirkraum, Zeitraum und Datenquelle. Bei Einleitung / Wirkungsfrage muss dann geklaert werden, ob Reichweite, Zustimmung und Aufmerksamkeit sauber von Wirkung und Wirkungsrisiko getrennt sind. Eine tragfaehige Antwort benennt mindestens eine Quelle, eine offene Unsicherheit, eine moegliche Gegenbeobachtung und die Entscheidung, die nach der Bewertung geaendert wird.</w:t>
+      </w:r>
+    </w:p>
+    <w:p>
+      <w:r>
+        <w:t>Wirkpfadpruefung. In V24 muss Kernaussage immer mit Empfaengern gelesen werden. Wirkung entsteht nicht beim Sender, sondern an veraenderten Zustaenden von Menschen, Oekosystemen, Institutionen, Oeffentlichkeit oder kuenftigen Handlungsspielraeumen. Darum reicht es nicht, interne Aktivitaeten zu dokumentieren. Entscheidend ist, ob sich ein Zustand nachvollziehbar veraendert und ob diese Veraenderung im Referenzrahmen Mensch, Planet, Demokratie, SDGs, Agenda 2030 und SDG+ tragfaehig bewertet werden kann.</w:t>
       </w:r>
     </w:p>
     <w:p>
@@ -3622,7 +3627,17 @@
     </w:p>
     <w:p>
       <w:r>
-        <w:t>Daten, Quellen und Evidenz. Wissenschaftliche Anschlussfaehigkeit entsteht hier durch Quellenklarheit. Bei Quelltext und fachliche Grundlegung werden interne WOE-Begriffe nicht als Ersatz fuer Belege benutzt, sondern mit Wirkungsradar, Journal, Glossar, Resonanz- und Quellenklarheitskapitel verbunden. Wo die Datenlage offen bleibt, wird das offengelegt. Wo eine Aussage nur plausibel ist, bleibt sie als Wirkungspotenzial markiert. Wo ein Schaden eine rote Linie beruehrt, greift Nichtkompensation vor Durchschnittslogik.</w:t>
+        <w:t>Fallpruefung. Wenn ein oeffentlicher Akteur eine Botschaft, ein Beteiligungsformat oder einen Resonanzraum verantwortbar gestalten will, beginnt die Analyse bei Empfaengern, Wirkraum, Zeitraum und Datenquelle. Bei Kernaussage muss dann geklaert werden, ob Reichweite, Zustimmung und Aufmerksamkeit sauber von Wirkung und Wirkungsrisiko getrennt sind. Eine tragfaehige Antwort benennt mindestens eine Quelle, eine offene Unsicherheit, eine moegliche Gegenbeobachtung und die Entscheidung, die nach der Bewertung geaendert wird.</w:t>
+      </w:r>
+    </w:p>
+    <w:p>
+      <w:r>
+        <w:t>Fuer die Bewertung reicht kein Summenscore, der zentrale Schaeden mit bequemen Pluspunkten verrechnet. Nichtkompensation und Reverse Merit Order markieren, wo rote Linien, demokratische Grundbedingungen oder planetare Grenzen Vorrang vor Durchschnittslogik haben. So bleibt positive Netto-Wirkung eine anspruchsvolle Zielgroesse und wird nicht zur dekorativen Formel.</w:t>
+      </w:r>
+    </w:p>
+    <w:p>
+      <w:r>
+        <w:t>Evidenzfenster. Wissenschaftliche Anschlussfaehigkeit entsteht hier durch Quellenklarheit. Bei Quelltext und fachliche Grundlegung werden interne WOE-Begriffe nicht als Ersatz fuer Belege benutzt, sondern mit Wirkungsradar, Journal, Glossar, Resonanz- und Quellenklarheitskapitel verbunden. Wo die Datenlage offen bleibt, wird das offengelegt. Wo eine Aussage nur plausibel ist, bleibt sie als Wirkungspotenzial markiert. Wo ein Schaden eine rote Linie beruehrt, greift Nichtkompensation vor Durchschnittslogik.</w:t>
       </w:r>
     </w:p>
     <w:p>
@@ -3632,7 +3647,17 @@
     </w:p>
     <w:p>
       <w:r>
-        <w:t>Bewertung und rote Linien. In Grundstudium Wirkungsoekonomie wird Einstieg / Wirkungsfrage erst steuerungsfaehig, wenn daraus eine Entscheidung folgt. Die Grundbegriffe muessen in spaeteren Modulen wiedererkennbar bleiben. Ohne diese Rueckkopplung bleibt Reporting eine Beschreibung. Mit Rueckkopplung wird aus Bewertung eine veraenderte Routine: ein anderer Prozess, ein geaenderter Anreiz, eine bessere Datenpflicht, eine korrigierte Kommunikation oder eine neue Priorisierung.</w:t>
+        <w:t>Fallpruefung. Wenn ein oeffentlicher Akteur eine Botschaft, ein Beteiligungsformat oder einen Resonanzraum verantwortbar gestalten will, beginnt die Analyse bei Empfaengern, Wirkraum, Zeitraum und Datenquelle. Bei Quelltext und fachliche Grundlegung muss dann geklaert werden, ob Reichweite, Zustimmung und Aufmerksamkeit sauber von Wirkung und Wirkungsrisiko getrennt sind. Eine tragfaehige Antwort benennt mindestens eine Quelle, eine offene Unsicherheit, eine moegliche Gegenbeobachtung und die Entscheidung, die nach der Bewertung geaendert wird.</w:t>
+      </w:r>
+    </w:p>
+    <w:p>
+      <w:r>
+        <w:t>Der Rueckfluss in den WOE-Korpus liegt hier in klaren Begriffen, sauber verlinkten Quellen und benannten Forschungsfragen. Wo Glossar, Werkzeuge, Journal oder Reader noch doppeldeutig bleiben, sollte Deeskalierende und demokratiestärkende Kommunikation nicht als fertige Gewissheit auftreten, sondern als pruefbarer Lernstand mit Korrekturpfad.</w:t>
+      </w:r>
+    </w:p>
+    <w:p>
+      <w:r>
+        <w:t>Bewertungsgrenze. In Grundstudium Wirkungsoekonomie wird Einstieg / Wirkungsfrage erst steuerungsfaehig, wenn daraus eine Entscheidung folgt. Die Grundbegriffe muessen in spaeteren Modulen wiedererkennbar bleiben. Ohne diese Rueckkopplung bleibt Reporting eine Beschreibung. Mit Rueckkopplung wird aus Bewertung eine veraenderte Routine: ein anderer Prozess, ein geaenderter Anreiz, eine bessere Datenpflicht, eine korrigierte Kommunikation oder eine neue Priorisierung.</w:t>
       </w:r>
     </w:p>
     <w:p>
@@ -3642,12 +3667,12 @@
     </w:p>
     <w:p>
       <w:r>
-        <w:t>Kontrollfrage. Welche Entscheidung waere falsch, wenn Einstieg / Wirkungsfrage in V24 missverstanden wird? Die Antwort muss mindestens eine Daten- oder Quellenannahme, eine betroffene Gruppe oder Schutzdimension, eine moegliche Nebenwirkung und einen Rueckkopplungsschritt nennen. Richtig ist nicht die lauteste Bewertung, sondern diejenige, die Begriff, Beleg und Steuerungsfolge zusammenhaelt.</w:t>
-      </w:r>
-    </w:p>
-    <w:p>
-      <w:r>
-        <w:t>Steuerung und Rueckkopplung. Die Grenze gegen Scheingenauigkeit verlaeuft bei Skript / Folien (Lernseite) nicht zwischen Optimismus und Pessimismus. Sie verlaeuft zwischen offengelegter Unsicherheit und rhetorischer Sicherheit. Wer Deeskalierende und demokratiestärkende Kommunikation belastbar anwenden will, benennt Systemgrenze, Zeitraum, Vergleichspunkt und offene Gegenhypothese. Gerade dadurch bleibt das Skript anschlussfaehig fuer Forschung, Praxis und spaetere Revision.</w:t>
+        <w:t>Fallpruefung. Wenn ein oeffentlicher Akteur eine Botschaft, ein Beteiligungsformat oder einen Resonanzraum verantwortbar gestalten will, beginnt die Analyse bei Empfaengern, Wirkraum, Zeitraum und Datenquelle. Bei Einstieg / Wirkungsfrage muss dann geklaert werden, ob Reichweite, Zustimmung und Aufmerksamkeit sauber von Wirkung und Wirkungsrisiko getrennt sind. Eine tragfaehige Antwort benennt mindestens eine Quelle, eine offene Unsicherheit, eine moegliche Gegenbeobachtung und die Entscheidung, die nach der Bewertung geaendert wird.</w:t>
+      </w:r>
+    </w:p>
+    <w:p>
+      <w:r>
+        <w:t>Steuerungsfolge. Die Grenze gegen Scheingenauigkeit verlaeuft bei Skript / Folien (Lernseite) nicht zwischen Optimismus und Pessimismus. Sie verlaeuft zwischen offengelegter Unsicherheit und rhetorischer Sicherheit. Wer Deeskalierende und demokratiestärkende Kommunikation belastbar anwenden will, benennt Systemgrenze, Zeitraum, Vergleichspunkt und offene Gegenhypothese. Gerade dadurch bleibt das Skript anschlussfaehig fuer Forschung, Praxis und spaetere Revision.</w:t>
       </w:r>
     </w:p>
     <w:p>
@@ -3657,7 +3682,17 @@
     </w:p>
     <w:p>
       <w:r>
-        <w:t>Pruefungsnahe Anwendung. Transferaufgabe zeigt, warum Deeskalierende und demokratiestärkende Kommunikation mehr ist als ein Schlagwort im Feld oeffentliche Resonanzraeume, Sprache, Vertrauen, Quellenklarheit und demokratische Rueckkopplung. Die wirkungsoekonomische Frage lautet: Welche reale Veraenderung wird moeglich, welche bleibt nur Potenzial und wo entsteht ein Wirkungsrisiko? Diese Unterscheidung schuetzt vor Impact-Washing, weil sie Absicht, Aktivitaet, Reichweite und Wirkung auseinanderhaelt.</w:t>
+        <w:t>Fallpruefung. Wenn ein oeffentlicher Akteur eine Botschaft, ein Beteiligungsformat oder einen Resonanzraum verantwortbar gestalten will, beginnt die Analyse bei Empfaengern, Wirkraum, Zeitraum und Datenquelle. Bei Skript / Folien (Lernseite) muss dann geklaert werden, ob Reichweite, Zustimmung und Aufmerksamkeit sauber von Wirkung und Wirkungsrisiko getrennt sind. Eine tragfaehige Antwort benennt mindestens eine Quelle, eine offene Unsicherheit, eine moegliche Gegenbeobachtung und die Entscheidung, die nach der Bewertung geaendert wird.</w:t>
+      </w:r>
+    </w:p>
+    <w:p>
+      <w:r>
+        <w:t>Fuer die Bewertung reicht kein Summenscore, der zentrale Schaeden mit bequemen Pluspunkten verrechnet. Nichtkompensation und Reverse Merit Order markieren, wo rote Linien, demokratische Grundbedingungen oder planetare Grenzen Vorrang vor Durchschnittslogik haben. So bleibt positive Netto-Wirkung eine anspruchsvolle Zielgroesse und wird nicht zur dekorativen Formel.</w:t>
+      </w:r>
+    </w:p>
+    <w:p>
+      <w:r>
+        <w:t>Transferhinweis. Transferaufgabe zeigt, warum Deeskalierende und demokratiestärkende Kommunikation mehr ist als ein Schlagwort im Feld oeffentliche Resonanzraeume, Sprache, Vertrauen, Quellenklarheit und demokratische Rueckkopplung. Die wirkungsoekonomische Frage lautet: Welche reale Veraenderung wird moeglich, welche bleibt nur Potenzial und wo entsteht ein Wirkungsrisiko? Diese Unterscheidung schuetzt vor Impact-Washing, weil sie Absicht, Aktivitaet, Reichweite und Wirkung auseinanderhaelt.</w:t>
       </w:r>
     </w:p>
     <w:p>
@@ -3667,32 +3702,12 @@
     </w:p>
     <w:p>
       <w:r>
-        <w:t>Rueckfluss. Fuer den WOE-Korpus bedeutet das: Begriffe aus Deeskalierende und demokratiestärkende Kommunikation sollten dort geschaerft werden, wo sie in Glossar, Werkzeugen, Journal oder Readern doppeldeutig bleiben. Offene Forschungsfragen werden nicht versteckt. Sie markieren die Stelle, an der spaetere Evidenz, ein besserer Datensatz oder eine praezisere Fallstudie die Bewertung veraendern kann.</w:t>
-      </w:r>
-    </w:p>
-    <w:p>
-      <w:r>
-        <w:t>Transfer in den WOE-Korpus. In V24 muss Praxisbeispiel immer mit Empfaengern gelesen werden. Wirkung entsteht nicht beim Sender, sondern an veraenderten Zustaenden von Menschen, Oekosystemen, Institutionen, Oeffentlichkeit oder kuenftigen Handlungsspielraeumen. Darum reicht es nicht, interne Aktivitaeten zu dokumentieren. Entscheidend ist, ob sich ein Zustand nachvollziehbar veraendert und ob diese Veraenderung im Referenzrahmen Mensch, Planet, Demokratie, SDGs, Agenda 2030 und SDG+ tragfaehig bewertet werden kann.</w:t>
-      </w:r>
-    </w:p>
-    <w:p>
-      <w:r>
-        <w:t>Ein Bericht behauptet, die Massnahme zu Deeskalierende und demokratiestärkende Kommunikation sei erfolgreich. Die WOE-Lesart fragt bei Praxisbeispiel nach belastbaren Nachweisen: begriffliche Praezision, Fallbeschreibung, Quellenklarheit, Plausibilitaet und offene Unsicherheit. Wenn diese Nachweise fehlen, bleibt die Aussage Wirkungspotenzial oder Kommunikationsbehauptung. Sie kann wichtig sein, aber sie ist noch keine belegte Wirkung.</w:t>
-      </w:r>
-    </w:p>
-    <w:p>
-      <w:r>
-        <w:t>Grenzen der Aussage. Wissenschaftliche Anschlussfaehigkeit entsteht hier durch Quellenklarheit. Bei Wirkungsökonomische Vertiefung werden interne WOE-Begriffe nicht als Ersatz fuer Belege benutzt, sondern mit Wirkungsradar, Journal, Glossar, Resonanz- und Quellenklarheitskapitel verbunden. Wo die Datenlage offen bleibt, wird das offengelegt. Wo eine Aussage nur plausibel ist, bleibt sie als Wirkungspotenzial markiert. Wo ein Schaden eine rote Linie beruehrt, greift Nichtkompensation vor Durchschnittslogik.</w:t>
-      </w:r>
-    </w:p>
-    <w:p>
-      <w:r>
-        <w:t>In einer kontroversen Entscheidung wirkt Wirkungsökonomische Vertiefung als Pruefpunkt fuer Ambivalenz. Ein Nutzen fuer eine Gruppe kann mit Risiken fuer andere Wirkungsempfaenger einhergehen. Das Skript verlangt deshalb, positive und negative Zustandsveraenderungen getrennt zu fuehren, bevor von positiver Netto-Wirkung gesprochen wird.</w:t>
-      </w:r>
-    </w:p>
-    <w:p>
-      <w:r>
-        <w:t>Kontrollfrage. Welche Entscheidung waere falsch, wenn Wirkungsökonomische Vertiefung in V24 missverstanden wird? Die Antwort muss mindestens eine Daten- oder Quellenannahme, eine betroffene Gruppe oder Schutzdimension, eine moegliche Nebenwirkung und einen Rueckkopplungsschritt nennen. Richtig ist nicht die lauteste Bewertung, sondern diejenige, die Begriff, Beleg und Steuerungsfolge zusammenhaelt.</w:t>
+        <w:t>Fallpruefung. Wenn ein oeffentlicher Akteur eine Botschaft, ein Beteiligungsformat oder einen Resonanzraum verantwortbar gestalten will, beginnt die Analyse bei Empfaengern, Wirkraum, Zeitraum und Datenquelle. Bei Transferaufgabe muss dann geklaert werden, ob Reichweite, Zustimmung und Aufmerksamkeit sauber von Wirkung und Wirkungsrisiko getrennt sind. Eine tragfaehige Antwort benennt mindestens eine Quelle, eine offene Unsicherheit, eine moegliche Gegenbeobachtung und die Entscheidung, die nach der Bewertung geaendert wird.</w:t>
+      </w:r>
+    </w:p>
+    <w:p>
+      <w:r>
+        <w:t>Der Rueckfluss in den WOE-Korpus liegt hier in klaren Begriffen, sauber verlinkten Quellen und benannten Forschungsfragen. Wo Glossar, Werkzeuge, Journal oder Reader noch doppeldeutig bleiben, sollte Deeskalierende und demokratiestärkende Kommunikation nicht als fertige Gewissheit auftreten, sondern als pruefbarer Lernstand mit Korrekturpfad.</w:t>
       </w:r>
     </w:p>
     <w:p>
@@ -3700,17 +3715,52 @@
         <w:pStyle w:val="Heading3"/>
       </w:pPr>
       <w:r>
-        <w:t>Schlussvertiefung 2: Deeskalierende und demokratiestärkende Kommunikation im Anwendungsfall</w:t>
-      </w:r>
-    </w:p>
-    <w:p>
-      <w:r>
-        <w:t>Die folgenden Abschnitte sind keine neue Pruefungsloesung. Sie verdichten die vorhandenen Kapitel zu einer Lesart, mit der Studierende einen Fall selbststaendig analysieren koennen. Im Mittelpunkt stehen oeffentliche Resonanzraeume, Sprache, Vertrauen, Quellenklarheit und demokratische Rueckkopplung, nicht moralische Personenbewertung.</w:t>
-      </w:r>
-    </w:p>
-    <w:p>
-      <w:r>
-        <w:t>Begriffliche Schlussklaerung. In Grundstudium Wirkungsoekonomie wird Begriffliche Präzision erst steuerungsfaehig, wenn daraus eine Entscheidung folgt. Die Grundbegriffe muessen in spaeteren Modulen wiedererkennbar bleiben. Ohne diese Rueckkopplung bleibt Reporting eine Beschreibung. Mit Rueckkopplung wird aus Bewertung eine veraenderte Routine: ein anderer Prozess, ein geaenderter Anreiz, eine bessere Datenpflicht, eine korrigierte Kommunikation oder eine neue Priorisierung.</w:t>
+        <w:t>Vertiefungsrunde 2: Anschluss an Praxis und Forschung</w:t>
+      </w:r>
+    </w:p>
+    <w:p>
+      <w:r>
+        <w:t>Diese Runde wechselt den Blickwinkel, damit der Schlussblock nicht nur wiederholt, sondern Leseentscheidungen vorbereitet: Was ist belegt, was bleibt Potenzial, welche Nebenwirkung ist relevant und welche Steuerungsfolge wird daraus abgeleitet?</w:t>
+      </w:r>
+    </w:p>
+    <w:p>
+      <w:r>
+        <w:t>Rueckflussnotiz. In V24 muss Praxisbeispiel immer mit Empfaengern gelesen werden. Wirkung entsteht nicht beim Sender, sondern an veraenderten Zustaenden von Menschen, Oekosystemen, Institutionen, Oeffentlichkeit oder kuenftigen Handlungsspielraeumen. Darum reicht es nicht, interne Aktivitaeten zu dokumentieren. Entscheidend ist, ob sich ein Zustand nachvollziehbar veraendert und ob diese Veraenderung im Referenzrahmen Mensch, Planet, Demokratie, SDGs, Agenda 2030 und SDG+ tragfaehig bewertet werden kann.</w:t>
+      </w:r>
+    </w:p>
+    <w:p>
+      <w:r>
+        <w:t>Ein Bericht behauptet, die Massnahme zu Deeskalierende und demokratiestärkende Kommunikation sei erfolgreich. Die WOE-Lesart fragt bei Praxisbeispiel nach belastbaren Nachweisen: begriffliche Praezision, Fallbeschreibung, Quellenklarheit, Plausibilitaet und offene Unsicherheit. Wenn diese Nachweise fehlen, bleibt die Aussage Wirkungspotenzial oder Kommunikationsbehauptung. Sie kann wichtig sein, aber sie ist noch keine belegte Wirkung.</w:t>
+      </w:r>
+    </w:p>
+    <w:p>
+      <w:r>
+        <w:t>Fallpruefung. Wenn ein oeffentlicher Akteur eine Botschaft, ein Beteiligungsformat oder einen Resonanzraum verantwortbar gestalten will, beginnt die Analyse bei Empfaengern, Wirkraum, Zeitraum und Datenquelle. Bei Praxisbeispiel muss dann geklaert werden, ob Reichweite, Zustimmung und Aufmerksamkeit sauber von Wirkung und Wirkungsrisiko getrennt sind. Eine tragfaehige Antwort benennt mindestens eine Quelle, eine offene Unsicherheit, eine moegliche Gegenbeobachtung und die Entscheidung, die nach der Bewertung geaendert wird.</w:t>
+      </w:r>
+    </w:p>
+    <w:p>
+      <w:r>
+        <w:t>Pruefungsimpuls. Wissenschaftliche Anschlussfaehigkeit entsteht hier durch Quellenklarheit. Bei Wirkungsökonomische Vertiefung werden interne WOE-Begriffe nicht als Ersatz fuer Belege benutzt, sondern mit Wirkungsradar, Journal, Glossar, Resonanz- und Quellenklarheitskapitel verbunden. Wo die Datenlage offen bleibt, wird das offengelegt. Wo eine Aussage nur plausibel ist, bleibt sie als Wirkungspotenzial markiert. Wo ein Schaden eine rote Linie beruehrt, greift Nichtkompensation vor Durchschnittslogik.</w:t>
+      </w:r>
+    </w:p>
+    <w:p>
+      <w:r>
+        <w:t>In einer kontroversen Entscheidung wirkt Wirkungsökonomische Vertiefung als Pruefpunkt fuer Ambivalenz. Ein Nutzen fuer eine Gruppe kann mit Risiken fuer andere Wirkungsempfaenger einhergehen. Das Skript verlangt deshalb, positive und negative Zustandsveraenderungen getrennt zu fuehren, bevor von positiver Netto-Wirkung gesprochen wird.</w:t>
+      </w:r>
+    </w:p>
+    <w:p>
+      <w:r>
+        <w:t>Fallpruefung. Wenn ein oeffentlicher Akteur eine Botschaft, ein Beteiligungsformat oder einen Resonanzraum verantwortbar gestalten will, beginnt die Analyse bei Empfaengern, Wirkraum, Zeitraum und Datenquelle. Bei Wirkungsökonomische Vertiefung muss dann geklaert werden, ob Reichweite, Zustimmung und Aufmerksamkeit sauber von Wirkung und Wirkungsrisiko getrennt sind. Eine tragfaehige Antwort benennt mindestens eine Quelle, eine offene Unsicherheit, eine moegliche Gegenbeobachtung und die Entscheidung, die nach der Bewertung geaendert wird.</w:t>
+      </w:r>
+    </w:p>
+    <w:p>
+      <w:r>
+        <w:t>Fuer die Bewertung reicht kein Summenscore, der zentrale Schaeden mit bequemen Pluspunkten verrechnet. Nichtkompensation und Reverse Merit Order markieren, wo rote Linien, demokratische Grundbedingungen oder planetare Grenzen Vorrang vor Durchschnittslogik haben. So bleibt positive Netto-Wirkung eine anspruchsvolle Zielgroesse und wird nicht zur dekorativen Formel.</w:t>
+      </w:r>
+    </w:p>
+    <w:p>
+      <w:r>
+        <w:t>Begriffliche Sicherung. In Grundstudium Wirkungsoekonomie wird Begriffliche Präzision erst steuerungsfaehig, wenn daraus eine Entscheidung folgt. Die Grundbegriffe muessen in spaeteren Modulen wiedererkennbar bleiben. Ohne diese Rueckkopplung bleibt Reporting eine Beschreibung. Mit Rueckkopplung wird aus Bewertung eine veraenderte Routine: ein anderer Prozess, ein geaenderter Anreiz, eine bessere Datenpflicht, eine korrigierte Kommunikation oder eine neue Priorisierung.</w:t>
       </w:r>
     </w:p>
     <w:p>
@@ -3720,7 +3770,17 @@
     </w:p>
     <w:p>
       <w:r>
-        <w:t>Wirkpfad und Empfaenger. Die Grenze gegen Scheingenauigkeit verlaeuft bei Wirkpfad nicht zwischen Optimismus und Pessimismus. Sie verlaeuft zwischen offengelegter Unsicherheit und rhetorischer Sicherheit. Wer Deeskalierende und demokratiestärkende Kommunikation belastbar anwenden will, benennt Systemgrenze, Zeitraum, Vergleichspunkt und offene Gegenhypothese. Gerade dadurch bleibt das Skript anschlussfaehig fuer Forschung, Praxis und spaetere Revision.</w:t>
+        <w:t>Fallpruefung. Wenn ein oeffentlicher Akteur eine Botschaft, ein Beteiligungsformat oder einen Resonanzraum verantwortbar gestalten will, beginnt die Analyse bei Empfaengern, Wirkraum, Zeitraum und Datenquelle. Bei Begriffliche Präzision muss dann geklaert werden, ob Reichweite, Zustimmung und Aufmerksamkeit sauber von Wirkung und Wirkungsrisiko getrennt sind. Eine tragfaehige Antwort benennt mindestens eine Quelle, eine offene Unsicherheit, eine moegliche Gegenbeobachtung und die Entscheidung, die nach der Bewertung geaendert wird.</w:t>
+      </w:r>
+    </w:p>
+    <w:p>
+      <w:r>
+        <w:t>Der Rueckfluss in den WOE-Korpus liegt hier in klaren Begriffen, sauber verlinkten Quellen und benannten Forschungsfragen. Wo Glossar, Werkzeuge, Journal oder Reader noch doppeldeutig bleiben, sollte Deeskalierende und demokratiestärkende Kommunikation nicht als fertige Gewissheit auftreten, sondern als pruefbarer Lernstand mit Korrekturpfad.</w:t>
+      </w:r>
+    </w:p>
+    <w:p>
+      <w:r>
+        <w:t>Wirkpfadpruefung. Die Grenze gegen Scheingenauigkeit verlaeuft bei Wirkpfad nicht zwischen Optimismus und Pessimismus. Sie verlaeuft zwischen offengelegter Unsicherheit und rhetorischer Sicherheit. Wer Deeskalierende und demokratiestärkende Kommunikation belastbar anwenden will, benennt Systemgrenze, Zeitraum, Vergleichspunkt und offene Gegenhypothese. Gerade dadurch bleibt das Skript anschlussfaehig fuer Forschung, Praxis und spaetere Revision.</w:t>
       </w:r>
     </w:p>
     <w:p>
@@ -3730,7 +3790,12 @@
     </w:p>
     <w:p>
       <w:r>
-        <w:t>Daten, Quellen und Evidenz. Leitthese zeigt, warum Deeskalierende und demokratiestärkende Kommunikation mehr ist als ein Schlagwort im Feld oeffentliche Resonanzraeume, Sprache, Vertrauen, Quellenklarheit und demokratische Rueckkopplung. Die wirkungsoekonomische Frage lautet: Welche reale Veraenderung wird moeglich, welche bleibt nur Potenzial und wo entsteht ein Wirkungsrisiko? Diese Unterscheidung schuetzt vor Impact-Washing, weil sie Absicht, Aktivitaet, Reichweite und Wirkung auseinanderhaelt.</w:t>
+        <w:t>Fallpruefung. Wenn ein oeffentlicher Akteur eine Botschaft, ein Beteiligungsformat oder einen Resonanzraum verantwortbar gestalten will, beginnt die Analyse bei Empfaengern, Wirkraum, Zeitraum und Datenquelle. Bei Wirkpfad muss dann geklaert werden, ob Reichweite, Zustimmung und Aufmerksamkeit sauber von Wirkung und Wirkungsrisiko getrennt sind. Eine tragfaehige Antwort benennt mindestens eine Quelle, eine offene Unsicherheit, eine moegliche Gegenbeobachtung und die Entscheidung, die nach der Bewertung geaendert wird.</w:t>
+      </w:r>
+    </w:p>
+    <w:p>
+      <w:r>
+        <w:t>Evidenzfenster. Leitthese zeigt, warum Deeskalierende und demokratiestärkende Kommunikation mehr ist als ein Schlagwort im Feld oeffentliche Resonanzraeume, Sprache, Vertrauen, Quellenklarheit und demokratische Rueckkopplung. Die wirkungsoekonomische Frage lautet: Welche reale Veraenderung wird moeglich, welche bleibt nur Potenzial und wo entsteht ein Wirkungsrisiko? Diese Unterscheidung schuetzt vor Impact-Washing, weil sie Absicht, Aktivitaet, Reichweite und Wirkung auseinanderhaelt.</w:t>
       </w:r>
     </w:p>
     <w:p>
@@ -3740,7 +3805,17 @@
     </w:p>
     <w:p>
       <w:r>
-        <w:t>Bewertung und rote Linien. In V24 muss Didaktische Einordnung im Studiengang immer mit Empfaengern gelesen werden. Wirkung entsteht nicht beim Sender, sondern an veraenderten Zustaenden von Menschen, Oekosystemen, Institutionen, Oeffentlichkeit oder kuenftigen Handlungsspielraeumen. Darum reicht es nicht, interne Aktivitaeten zu dokumentieren. Entscheidend ist, ob sich ein Zustand nachvollziehbar veraendert und ob diese Veraenderung im Referenzrahmen Mensch, Planet, Demokratie, SDGs, Agenda 2030 und SDG+ tragfaehig bewertet werden kann.</w:t>
+        <w:t>Fallpruefung. Wenn ein oeffentlicher Akteur eine Botschaft, ein Beteiligungsformat oder einen Resonanzraum verantwortbar gestalten will, beginnt die Analyse bei Empfaengern, Wirkraum, Zeitraum und Datenquelle. Bei Leitthese muss dann geklaert werden, ob Reichweite, Zustimmung und Aufmerksamkeit sauber von Wirkung und Wirkungsrisiko getrennt sind. Eine tragfaehige Antwort benennt mindestens eine Quelle, eine offene Unsicherheit, eine moegliche Gegenbeobachtung und die Entscheidung, die nach der Bewertung geaendert wird.</w:t>
+      </w:r>
+    </w:p>
+    <w:p>
+      <w:r>
+        <w:t>Fuer die Bewertung reicht kein Summenscore, der zentrale Schaeden mit bequemen Pluspunkten verrechnet. Nichtkompensation und Reverse Merit Order markieren, wo rote Linien, demokratische Grundbedingungen oder planetare Grenzen Vorrang vor Durchschnittslogik haben. So bleibt positive Netto-Wirkung eine anspruchsvolle Zielgroesse und wird nicht zur dekorativen Formel.</w:t>
+      </w:r>
+    </w:p>
+    <w:p>
+      <w:r>
+        <w:t>Bewertungsgrenze. In V24 muss Didaktische Einordnung im Studiengang immer mit Empfaengern gelesen werden. Wirkung entsteht nicht beim Sender, sondern an veraenderten Zustaenden von Menschen, Oekosystemen, Institutionen, Oeffentlichkeit oder kuenftigen Handlungsspielraeumen. Darum reicht es nicht, interne Aktivitaeten zu dokumentieren. Entscheidend ist, ob sich ein Zustand nachvollziehbar veraendert und ob diese Veraenderung im Referenzrahmen Mensch, Planet, Demokratie, SDGs, Agenda 2030 und SDG+ tragfaehig bewertet werden kann.</w:t>
       </w:r>
     </w:p>
     <w:p>
@@ -3750,57 +3825,12 @@
     </w:p>
     <w:p>
       <w:r>
-        <w:t>Kontrollfrage. Welche Entscheidung waere falsch, wenn Didaktische Einordnung im Studiengang in V24 missverstanden wird? Die Antwort muss mindestens eine Daten- oder Quellenannahme, eine betroffene Gruppe oder Schutzdimension, eine moegliche Nebenwirkung und einen Rueckkopplungsschritt nennen. Richtig ist nicht die lauteste Bewertung, sondern diejenige, die Begriff, Beleg und Steuerungsfolge zusammenhaelt.</w:t>
-      </w:r>
-    </w:p>
-    <w:p>
-      <w:r>
-        <w:t>Rueckfluss. Fuer den WOE-Korpus bedeutet das: Begriffe aus Deeskalierende und demokratiestärkende Kommunikation sollten dort geschaerft werden, wo sie in Glossar, Werkzeugen, Journal oder Readern doppeldeutig bleiben. Offene Forschungsfragen werden nicht versteckt. Sie markieren die Stelle, an der spaetere Evidenz, ein besserer Datensatz oder eine praezisere Fallstudie die Bewertung veraendern kann.</w:t>
-      </w:r>
-    </w:p>
-    <w:p>
-      <w:r>
-        <w:t>Steuerung und Rueckkopplung. Wissenschaftliche Anschlussfaehigkeit entsteht hier durch Quellenklarheit. Bei Analysemodell werden interne WOE-Begriffe nicht als Ersatz fuer Belege benutzt, sondern mit Wirkungsradar, Journal, Glossar, Resonanz- und Quellenklarheitskapitel verbunden. Wo die Datenlage offen bleibt, wird das offengelegt. Wo eine Aussage nur plausibel ist, bleibt sie als Wirkungspotenzial markiert. Wo ein Schaden eine rote Linie beruehrt, greift Nichtkompensation vor Durchschnittslogik.</w:t>
-      </w:r>
-    </w:p>
-    <w:p>
-      <w:r>
-        <w:t>In einer kontroversen Entscheidung wirkt Analysemodell als Pruefpunkt fuer Ambivalenz. Ein Nutzen fuer eine Gruppe kann mit Risiken fuer andere Wirkungsempfaenger einhergehen. Das Skript verlangt deshalb, positive und negative Zustandsveraenderungen getrennt zu fuehren, bevor von positiver Netto-Wirkung gesprochen wird.</w:t>
-      </w:r>
-    </w:p>
-    <w:p>
-      <w:r>
-        <w:t>Pruefungsnahe Anwendung. In Grundstudium Wirkungsoekonomie wird Modellformel erst steuerungsfaehig, wenn daraus eine Entscheidung folgt. Die Grundbegriffe muessen in spaeteren Modulen wiedererkennbar bleiben. Ohne diese Rueckkopplung bleibt Reporting eine Beschreibung. Mit Rueckkopplung wird aus Bewertung eine veraenderte Routine: ein anderer Prozess, ein geaenderter Anreiz, eine bessere Datenpflicht, eine korrigierte Kommunikation oder eine neue Priorisierung.</w:t>
-      </w:r>
-    </w:p>
-    <w:p>
-      <w:r>
-        <w:t>Die typische Fehlstelle bei Deeskalierende und demokratiestärkende Kommunikation liegt darin, Reichweite, Zustimmung oder Lautstaerke als Wirkung auszugeben. Bei Modellformel wird diese Fehlstelle konkret: Ein scheinbar plausibler Befund darf nicht zur Abkuerzung werden. Quellen, Systemgrenzen, Unsicherheit und Rueckkopplung bleiben sichtbar.</w:t>
-      </w:r>
-    </w:p>
-    <w:p>
-      <w:r>
-        <w:t>Transfer in den WOE-Korpus. Die Grenze gegen Scheingenauigkeit verlaeuft bei Fallfenster nicht zwischen Optimismus und Pessimismus. Sie verlaeuft zwischen offengelegter Unsicherheit und rhetorischer Sicherheit. Wer Deeskalierende und demokratiestärkende Kommunikation belastbar anwenden will, benennt Systemgrenze, Zeitraum, Vergleichspunkt und offene Gegenhypothese. Gerade dadurch bleibt das Skript anschlussfaehig fuer Forschung, Praxis und spaetere Revision.</w:t>
-      </w:r>
-    </w:p>
-    <w:p>
-      <w:r>
-        <w:t>Fuer die Pruefung ist Fallfenster dann verstanden, wenn daraus eine belastbare Fallantwort entsteht. Eine gute Antwort unterscheidet Beobachtung, Kausalannahme, Bewertung und Steuerungsfolge. Sie bewertet keine Menschen, sondern Wirkpfade, Zustandsveraenderungen, Risiken und institutionelle Bedingungen.</w:t>
-      </w:r>
-    </w:p>
-    <w:p>
-      <w:r>
-        <w:t>Grenzen der Aussage. Prüfungsnahe Fallfragen ohne geschützte Antwortlogik zeigt, warum Deeskalierende und demokratiestärkende Kommunikation mehr ist als ein Schlagwort im Feld oeffentliche Resonanzraeume, Sprache, Vertrauen, Quellenklarheit und demokratische Rueckkopplung. Die wirkungsoekonomische Frage lautet: Welche reale Veraenderung wird moeglich, welche bleibt nur Potenzial und wo entsteht ein Wirkungsrisiko? Diese Unterscheidung schuetzt vor Impact-Washing, weil sie Absicht, Aktivitaet, Reichweite und Wirkung auseinanderhaelt.</w:t>
-      </w:r>
-    </w:p>
-    <w:p>
-      <w:r>
-        <w:t>Eine Kommune, ein Unternehmen oder eine Bildungsorganisation will Deeskalierende und demokratiestärkende Kommunikation praktisch anwenden. Der erste Schritt ist nicht die Auswahl eines Instruments, sondern die Klaerung der Zustandsveraenderung. Bei Prüfungsnahe Fallfragen ohne geschützte Antwortlogik muss deshalb benannt werden, wer betroffen ist, welcher Zustand sich veraendert, welche Frist gilt und welche Gegenbeobachtung die Annahme widerlegen wuerde. Erst danach entsteht eine begruendete Entscheidung im Feld Begriff, Fallbewertung, Wirkpfad, rote Linie, Quellenbeurteilung oder Rueckkopplungsregel.</w:t>
-      </w:r>
-    </w:p>
-    <w:p>
-      <w:r>
-        <w:t>Kontrollfrage. Welche Entscheidung waere falsch, wenn Prüfungsnahe Fallfragen ohne geschützte Antwortlogik in V24 missverstanden wird? Die Antwort muss mindestens eine Daten- oder Quellenannahme, eine betroffene Gruppe oder Schutzdimension, eine moegliche Nebenwirkung und einen Rueckkopplungsschritt nennen. Richtig ist nicht die lauteste Bewertung, sondern diejenige, die Begriff, Beleg und Steuerungsfolge zusammenhaelt.</w:t>
+        <w:t>Fallpruefung. Wenn ein oeffentlicher Akteur eine Botschaft, ein Beteiligungsformat oder einen Resonanzraum verantwortbar gestalten will, beginnt die Analyse bei Empfaengern, Wirkraum, Zeitraum und Datenquelle. Bei Didaktische Einordnung im Studiengang muss dann geklaert werden, ob Reichweite, Zustimmung und Aufmerksamkeit sauber von Wirkung und Wirkungsrisiko getrennt sind. Eine tragfaehige Antwort benennt mindestens eine Quelle, eine offene Unsicherheit, eine moegliche Gegenbeobachtung und die Entscheidung, die nach der Bewertung geaendert wird.</w:t>
+      </w:r>
+    </w:p>
+    <w:p>
+      <w:r>
+        <w:t>Der Rueckfluss in den WOE-Korpus liegt hier in klaren Begriffen, sauber verlinkten Quellen und benannten Forschungsfragen. Wo Glossar, Werkzeuge, Journal oder Reader noch doppeldeutig bleiben, sollte Deeskalierende und demokratiestärkende Kommunikation nicht als fertige Gewissheit auftreten, sondern als pruefbarer Lernstand mit Korrekturpfad.</w:t>
       </w:r>
     </w:p>
     <w:p>
@@ -3808,62 +3838,47 @@
         <w:pStyle w:val="Heading3"/>
       </w:pPr>
       <w:r>
-        <w:t>Schlussvertiefung 3: Deeskalierende und demokratiestärkende Kommunikation im Anwendungsfall</w:t>
-      </w:r>
-    </w:p>
-    <w:p>
-      <w:r>
-        <w:t>Die folgenden Abschnitte sind keine neue Pruefungsloesung. Sie verdichten die vorhandenen Kapitel zu einer Lesart, mit der Studierende einen Fall selbststaendig analysieren koennen. Im Mittelpunkt stehen oeffentliche Resonanzraeume, Sprache, Vertrauen, Quellenklarheit und demokratische Rueckkopplung, nicht moralische Personenbewertung.</w:t>
-      </w:r>
-    </w:p>
-    <w:p>
-      <w:r>
-        <w:t>Begriffliche Schlussklaerung. In V24 muss Auswertung aus der lebenden Website-Referenz immer mit Empfaengern gelesen werden. Wirkung entsteht nicht beim Sender, sondern an veraenderten Zustaenden von Menschen, Oekosystemen, Institutionen, Oeffentlichkeit oder kuenftigen Handlungsspielraeumen. Darum reicht es nicht, interne Aktivitaeten zu dokumentieren. Entscheidend ist, ob sich ein Zustand nachvollziehbar veraendert und ob diese Veraenderung im Referenzrahmen Mensch, Planet, Demokratie, SDGs, Agenda 2030 und SDG+ tragfaehig bewertet werden kann.</w:t>
-      </w:r>
-    </w:p>
-    <w:p>
-      <w:r>
-        <w:t>Ein Bericht behauptet, die Massnahme zu Deeskalierende und demokratiestärkende Kommunikation sei erfolgreich. Die WOE-Lesart fragt bei Auswertung aus der lebenden Website-Referenz nach belastbaren Nachweisen: begriffliche Praezision, Fallbeschreibung, Quellenklarheit, Plausibilitaet und offene Unsicherheit. Wenn diese Nachweise fehlen, bleibt die Aussage Wirkungspotenzial oder Kommunikationsbehauptung. Sie kann wichtig sein, aber sie ist noch keine belegte Wirkung.</w:t>
-      </w:r>
-    </w:p>
-    <w:p>
-      <w:r>
-        <w:t>Wirkpfad und Empfaenger. Wissenschaftliche Anschlussfaehigkeit entsteht hier durch Quellenklarheit. Bei Medien erzeugen Zustände werden interne WOE-Begriffe nicht als Ersatz fuer Belege benutzt, sondern mit Wirkungsradar, Journal, Glossar, Resonanz- und Quellenklarheitskapitel verbunden. Wo die Datenlage offen bleibt, wird das offengelegt. Wo eine Aussage nur plausibel ist, bleibt sie als Wirkungspotenzial markiert. Wo ein Schaden eine rote Linie beruehrt, greift Nichtkompensation vor Durchschnittslogik.</w:t>
-      </w:r>
-    </w:p>
-    <w:p>
-      <w:r>
-        <w:t>In einer kontroversen Entscheidung wirkt Medien erzeugen Zustände als Pruefpunkt fuer Ambivalenz. Ein Nutzen fuer eine Gruppe kann mit Risiken fuer andere Wirkungsempfaenger einhergehen. Das Skript verlangt deshalb, positive und negative Zustandsveraenderungen getrennt zu fuehren, bevor von positiver Netto-Wirkung gesprochen wird.</w:t>
-      </w:r>
-    </w:p>
-    <w:p>
-      <w:r>
-        <w:t>Rueckfluss. Fuer den WOE-Korpus bedeutet das: Begriffe aus Deeskalierende und demokratiestärkende Kommunikation sollten dort geschaerft werden, wo sie in Glossar, Werkzeugen, Journal oder Readern doppeldeutig bleiben. Offene Forschungsfragen werden nicht versteckt. Sie markieren die Stelle, an der spaetere Evidenz, ein besserer Datensatz oder eine praezisere Fallstudie die Bewertung veraendern kann.</w:t>
-      </w:r>
-    </w:p>
-    <w:p>
-      <w:r>
-        <w:t>Daten, Quellen und Evidenz. In Grundstudium Wirkungsoekonomie wird Wahrheit als Infrastruktur erst steuerungsfaehig, wenn daraus eine Entscheidung folgt. Die Grundbegriffe muessen in spaeteren Modulen wiedererkennbar bleiben. Ohne diese Rueckkopplung bleibt Reporting eine Beschreibung. Mit Rueckkopplung wird aus Bewertung eine veraenderte Routine: ein anderer Prozess, ein geaenderter Anreiz, eine bessere Datenpflicht, eine korrigierte Kommunikation oder eine neue Priorisierung.</w:t>
-      </w:r>
-    </w:p>
-    <w:p>
-      <w:r>
-        <w:t>Die typische Fehlstelle bei Deeskalierende und demokratiestärkende Kommunikation liegt darin, Reichweite, Zustimmung oder Lautstaerke als Wirkung auszugeben. Bei Wahrheit als Infrastruktur wird diese Fehlstelle konkret: Ein scheinbar plausibler Befund darf nicht zur Abkuerzung werden. Quellen, Systemgrenzen, Unsicherheit und Rueckkopplung bleiben sichtbar.</w:t>
-      </w:r>
-    </w:p>
-    <w:p>
-      <w:r>
-        <w:t>Bewertung und rote Linien. Die Grenze gegen Scheingenauigkeit verlaeuft bei Aufmerksamkeit und Verantwortung nicht zwischen Optimismus und Pessimismus. Sie verlaeuft zwischen offengelegter Unsicherheit und rhetorischer Sicherheit. Wer Deeskalierende und demokratiestärkende Kommunikation belastbar anwenden will, benennt Systemgrenze, Zeitraum, Vergleichspunkt und offene Gegenhypothese. Gerade dadurch bleibt das Skript anschlussfaehig fuer Forschung, Praxis und spaetere Revision.</w:t>
-      </w:r>
-    </w:p>
-    <w:p>
-      <w:r>
-        <w:t>Fuer die Pruefung ist Aufmerksamkeit und Verantwortung dann verstanden, wenn daraus eine belastbare Fallantwort entsteht. Eine gute Antwort unterscheidet Beobachtung, Kausalannahme, Bewertung und Steuerungsfolge. Sie bewertet keine Menschen, sondern Wirkpfade, Zustandsveraenderungen, Risiken und institutionelle Bedingungen.</w:t>
-      </w:r>
-    </w:p>
-    <w:p>
-      <w:r>
-        <w:t>Kontrollfrage. Welche Entscheidung waere falsch, wenn Aufmerksamkeit und Verantwortung in V24 missverstanden wird? Die Antwort muss mindestens eine Daten- oder Quellenannahme, eine betroffene Gruppe oder Schutzdimension, eine moegliche Nebenwirkung und einen Rueckkopplungsschritt nennen. Richtig ist nicht die lauteste Bewertung, sondern diejenige, die Begriff, Beleg und Steuerungsfolge zusammenhaelt.</w:t>
+        <w:t>Vertiefungsrunde 3: Anschluss an Praxis und Forschung</w:t>
+      </w:r>
+    </w:p>
+    <w:p>
+      <w:r>
+        <w:t>Diese Runde wechselt den Blickwinkel, damit der Schlussblock nicht nur wiederholt, sondern Leseentscheidungen vorbereitet: Was ist belegt, was bleibt Potenzial, welche Nebenwirkung ist relevant und welche Steuerungsfolge wird daraus abgeleitet?</w:t>
+      </w:r>
+    </w:p>
+    <w:p>
+      <w:r>
+        <w:t>Steuerungsfolge. Wissenschaftliche Anschlussfaehigkeit entsteht hier durch Quellenklarheit. Bei Analysemodell werden interne WOE-Begriffe nicht als Ersatz fuer Belege benutzt, sondern mit Wirkungsradar, Journal, Glossar, Resonanz- und Quellenklarheitskapitel verbunden. Wo die Datenlage offen bleibt, wird das offengelegt. Wo eine Aussage nur plausibel ist, bleibt sie als Wirkungspotenzial markiert. Wo ein Schaden eine rote Linie beruehrt, greift Nichtkompensation vor Durchschnittslogik.</w:t>
+      </w:r>
+    </w:p>
+    <w:p>
+      <w:r>
+        <w:t>In einer kontroversen Entscheidung wirkt Analysemodell als Pruefpunkt fuer Ambivalenz. Ein Nutzen fuer eine Gruppe kann mit Risiken fuer andere Wirkungsempfaenger einhergehen. Das Skript verlangt deshalb, positive und negative Zustandsveraenderungen getrennt zu fuehren, bevor von positiver Netto-Wirkung gesprochen wird.</w:t>
+      </w:r>
+    </w:p>
+    <w:p>
+      <w:r>
+        <w:t>Fallpruefung. Wenn ein oeffentlicher Akteur eine Botschaft, ein Beteiligungsformat oder einen Resonanzraum verantwortbar gestalten will, beginnt die Analyse bei Empfaengern, Wirkraum, Zeitraum und Datenquelle. Bei Analysemodell muss dann geklaert werden, ob Reichweite, Zustimmung und Aufmerksamkeit sauber von Wirkung und Wirkungsrisiko getrennt sind. Eine tragfaehige Antwort benennt mindestens eine Quelle, eine offene Unsicherheit, eine moegliche Gegenbeobachtung und die Entscheidung, die nach der Bewertung geaendert wird.</w:t>
+      </w:r>
+    </w:p>
+    <w:p>
+      <w:r>
+        <w:t>Transferhinweis. In Grundstudium Wirkungsoekonomie wird Modellformel erst steuerungsfaehig, wenn daraus eine Entscheidung folgt. Die Grundbegriffe muessen in spaeteren Modulen wiedererkennbar bleiben. Ohne diese Rueckkopplung bleibt Reporting eine Beschreibung. Mit Rueckkopplung wird aus Bewertung eine veraenderte Routine: ein anderer Prozess, ein geaenderter Anreiz, eine bessere Datenpflicht, eine korrigierte Kommunikation oder eine neue Priorisierung.</w:t>
+      </w:r>
+    </w:p>
+    <w:p>
+      <w:r>
+        <w:t>Die typische Fehlstelle bei Deeskalierende und demokratiestärkende Kommunikation liegt darin, Reichweite, Zustimmung oder Lautstaerke als Wirkung auszugeben. Bei Modellformel wird diese Fehlstelle konkret: Ein scheinbar plausibler Befund darf nicht zur Abkuerzung werden. Quellen, Systemgrenzen, Unsicherheit und Rueckkopplung bleiben sichtbar.</w:t>
+      </w:r>
+    </w:p>
+    <w:p>
+      <w:r>
+        <w:t>Fallpruefung. Wenn ein oeffentlicher Akteur eine Botschaft, ein Beteiligungsformat oder einen Resonanzraum verantwortbar gestalten will, beginnt die Analyse bei Empfaengern, Wirkraum, Zeitraum und Datenquelle. Bei Modellformel muss dann geklaert werden, ob Reichweite, Zustimmung und Aufmerksamkeit sauber von Wirkung und Wirkungsrisiko getrennt sind. Eine tragfaehige Antwort benennt mindestens eine Quelle, eine offene Unsicherheit, eine moegliche Gegenbeobachtung und die Entscheidung, die nach der Bewertung geaendert wird.</w:t>
+      </w:r>
+    </w:p>
+    <w:p>
+      <w:r>
+        <w:t>Fuer die Bewertung reicht kein Summenscore, der zentrale Schaeden mit bequemen Pluspunkten verrechnet. Nichtkompensation und Reverse Merit Order markieren, wo rote Linien, demokratische Grundbedingungen oder planetare Grenzen Vorrang vor Durchschnittslogik haben. So bleibt positive Netto-Wirkung eine anspruchsvolle Zielgroesse und wird nicht zur dekorativen Formel.</w:t>
       </w:r>
     </w:p>
     <w:p>

--- a/docs/studienskripte/word-rohfassungen/woek-g-v24.docx
+++ b/docs/studienskripte/word-rohfassungen/woek-g-v24.docx
@@ -3602,7 +3602,7 @@
     </w:p>
     <w:p>
       <w:r>
-        <w:t>Begriffliche Sicherung. Einleitung / Wirkungsfrage zeigt, warum Deeskalierende und demokratiestärkende Kommunikation mehr ist als ein Schlagwort im Feld oeffentliche Resonanzraeume, Sprache, Vertrauen, Quellenklarheit und demokratische Rueckkopplung. Die wirkungsoekonomische Frage lautet: Welche reale Veraenderung wird moeglich, welche bleibt nur Potenzial und wo entsteht ein Wirkungsrisiko? Diese Unterscheidung schuetzt vor Impact-Washing, weil sie Absicht, Aktivitaet, Reichweite und Wirkung auseinanderhaelt.</w:t>
+        <w:t>Begriffliche Sicherung. Bei Einleitung / Wirkungsfrage wird Deeskalierende und demokratiestärkende Kommunikation als Arbeitsfrage im Feld oeffentliche Resonanzraeume, Sprache, Vertrauen, Quellenklarheit und demokratische Rueckkopplung lesbar. Die wirkungsoekonomische Frage lautet: Welche reale Veraenderung wird moeglich, welche bleibt nur Potenzial und wo entsteht ein Wirkungsrisiko? Diese Unterscheidung schuetzt vor Impact-Washing, weil sie Absicht, Aktivitaet, Reichweite und Wirkung auseinanderhaelt.</w:t>
       </w:r>
     </w:p>
     <w:p>
@@ -3692,7 +3692,7 @@
     </w:p>
     <w:p>
       <w:r>
-        <w:t>Transferhinweis. Transferaufgabe zeigt, warum Deeskalierende und demokratiestärkende Kommunikation mehr ist als ein Schlagwort im Feld oeffentliche Resonanzraeume, Sprache, Vertrauen, Quellenklarheit und demokratische Rueckkopplung. Die wirkungsoekonomische Frage lautet: Welche reale Veraenderung wird moeglich, welche bleibt nur Potenzial und wo entsteht ein Wirkungsrisiko? Diese Unterscheidung schuetzt vor Impact-Washing, weil sie Absicht, Aktivitaet, Reichweite und Wirkung auseinanderhaelt.</w:t>
+        <w:t>Transferhinweis. Bei Transferaufgabe wird Deeskalierende und demokratiestärkende Kommunikation als Arbeitsfrage im Feld oeffentliche Resonanzraeume, Sprache, Vertrauen, Quellenklarheit und demokratische Rueckkopplung lesbar. Die wirkungsoekonomische Frage lautet: Welche reale Veraenderung wird moeglich, welche bleibt nur Potenzial und wo entsteht ein Wirkungsrisiko? Diese Unterscheidung schuetzt vor Impact-Washing, weil sie Absicht, Aktivitaet, Reichweite und Wirkung auseinanderhaelt.</w:t>
       </w:r>
     </w:p>
     <w:p>
@@ -3795,7 +3795,7 @@
     </w:p>
     <w:p>
       <w:r>
-        <w:t>Evidenzfenster. Leitthese zeigt, warum Deeskalierende und demokratiestärkende Kommunikation mehr ist als ein Schlagwort im Feld oeffentliche Resonanzraeume, Sprache, Vertrauen, Quellenklarheit und demokratische Rueckkopplung. Die wirkungsoekonomische Frage lautet: Welche reale Veraenderung wird moeglich, welche bleibt nur Potenzial und wo entsteht ein Wirkungsrisiko? Diese Unterscheidung schuetzt vor Impact-Washing, weil sie Absicht, Aktivitaet, Reichweite und Wirkung auseinanderhaelt.</w:t>
+        <w:t>Evidenzfenster. Bei Leitthese wird Deeskalierende und demokratiestärkende Kommunikation als Arbeitsfrage im Feld oeffentliche Resonanzraeume, Sprache, Vertrauen, Quellenklarheit und demokratische Rueckkopplung lesbar. Die wirkungsoekonomische Frage lautet: Welche reale Veraenderung wird moeglich, welche bleibt nur Potenzial und wo entsteht ein Wirkungsrisiko? Diese Unterscheidung schuetzt vor Impact-Washing, weil sie Absicht, Aktivitaet, Reichweite und Wirkung auseinanderhaelt.</w:t>
       </w:r>
     </w:p>
     <w:p>

--- a/docs/studienskripte/word-rohfassungen/woek-g-v24.docx
+++ b/docs/studienskripte/word-rohfassungen/woek-g-v24.docx
@@ -16,20 +16,7 @@
     </w:p>
     <w:p>
       <w:r>
-        <w:rPr>
-          <w:i/>
-        </w:rPr>
-        <w:t>Rohfassung fuer Claude / CI-CD-Finalisierung</w:t>
-      </w:r>
-    </w:p>
-    <w:p>
-      <w:r>
-        <w:t>Quelle: /Users/hagen/Documents/New project/content/studienskripte/woek-g-v24.md</w:t>
-      </w:r>
-    </w:p>
-    <w:p>
-      <w:r>
-        <w:t>Track: Grundstudium Wirkungsökonomie Kurscode: woek-g Vorlesungscode: V24 Modul/Abschnitt: G2.4 Titel: Deeskalierende und demokratiestärkende Kommunikation Status: Studienskript V1 · fachlich finale Codex-Fassung, Claude-CI/CD-Satzfreigabe offen Quelle: woek-akademie-app/docs/lehrgaenge/woek-g-v24-deeskalierende-demokratiestaerkende-kommunikation.md Ablage: Markdown-Master in content/studienskripte/woek-g-v24.md, Word-Rohfassung in docs/studienskripte/word-rohfassungen/woek-g-v24.docx Wissensbasis: aktuelles Grundlagenwerk, Website-Korpus inklusive Journal, Akademie-Quelltexte, Glossar, interne Dossiers und externe Fachquellen</w:t>
+        <w:t>Track: Grundstudium Wirkungsökonomie Kurscode: woek-g Vorlesungscode: V24 Modul/Abschnitt: G2.4 Titel: Deeskalierende und demokratiestärkende Kommunikation Status: Studienskript V1. Wissensbasis: aktuelles Grundlagenwerk, Website-Korpus inklusive Journal, Akademie-Quelltexte, Glossar, interne Dossiers und externe Fachquellen</w:t>
       </w:r>
     </w:p>
     <w:p>
@@ -99,11 +86,6 @@
       </w:r>
     </w:p>
     <w:p>
-      <w:r>
-        <w:t>Dieses Studienskript ist die fachlich finale Codex-V1-Fassung fuer den Akademie-Reader und die oeffentliche Bibliothek. Claude uebernimmt danach Satz, CI/CD, PDF/Reader-Freigabe und die abschliessende Lektoratsabnahme.</w:t>
-      </w:r>
-    </w:p>
-    <w:p>
       <w:pPr>
         <w:pStyle w:val="Heading2"/>
       </w:pPr>
@@ -135,11 +117,6 @@
       </w:r>
     </w:p>
     <w:p>
-      <w:r>
-        <w:t>&gt; Erstellt nach _vorlesung-template.md. Quell-Dokument für Claude; keine Folien- oder TTS-Fassung.</w:t>
-      </w:r>
-    </w:p>
-    <w:p>
       <w:pPr>
         <w:pStyle w:val="Heading2"/>
       </w:pPr>
@@ -165,7 +142,7 @@
         <w:pStyle w:val="ListBullet"/>
       </w:pPr>
       <w:r>
-        <w:t>Titel: Kommunikation, die klärt – deeskalierend und demokratiestärkend</w:t>
+        <w:t>Titel: Kommunikation, die klärt - deeskalierend und demokratiestärkend</w:t>
       </w:r>
     </w:p>
     <w:p>
@@ -202,27 +179,27 @@
     </w:p>
     <w:p>
       <w:r>
-        <w:t>Abschnitt A – Sprache hat Nebenwirkungen. Auch richtige Inhalte können schaden, wenn sie beschämen, Feindbilder verstärken oder Menschen aus dem Gespräch drängen.</w:t>
-      </w:r>
-    </w:p>
-    <w:p>
-      <w:r>
-        <w:t>Abschnitt B – Keine Personenbewertung. Die WÖk bewertet Wirkungen von Handlungen, Produkten, Regeln und Strukturen – nicht den Wert einzelner Menschen.</w:t>
-      </w:r>
-    </w:p>
-    <w:p>
-      <w:r>
-        <w:t>Abschnitt C – Deeskalierende Muster. Beschreiben statt beschuldigen; Quellen nennen; Unsicherheit markieren; Alternativen zeigen; Betroffene ernst nehmen.</w:t>
-      </w:r>
-    </w:p>
-    <w:p>
-      <w:r>
-        <w:t>Abschnitt D – Demokratie stärken. Gute Kommunikation erhöht Orientierungsfähigkeit, Beteiligung und Konfliktfähigkeit.</w:t>
-      </w:r>
-    </w:p>
-    <w:p>
-      <w:r>
-        <w:t>Abschnitt E – Grenze. Deeskalation heißt nicht Verharmlosung. Schädliche Wirkung muss klar benannt werden, aber ohne Entmenschlichung.</w:t>
+        <w:t>Abschnitt A - Sprache hat Nebenwirkungen. Auch richtige Inhalte können schaden, wenn sie beschämen, Feindbilder verstärken oder Menschen aus dem Gespräch drängen.</w:t>
+      </w:r>
+    </w:p>
+    <w:p>
+      <w:r>
+        <w:t>Abschnitt B - Keine Personenbewertung. Die WÖk bewertet Wirkungen von Handlungen, Produkten, Regeln und Strukturen - nicht den Wert einzelner Menschen.</w:t>
+      </w:r>
+    </w:p>
+    <w:p>
+      <w:r>
+        <w:t>Abschnitt C - Deeskalierende Muster. Beschreiben statt beschuldigen; Quellen nennen; Unsicherheit markieren; Alternativen zeigen; Betroffene ernst nehmen.</w:t>
+      </w:r>
+    </w:p>
+    <w:p>
+      <w:r>
+        <w:t>Abschnitt D - Demokratie stärken. Gute Kommunikation erhöht Orientierungsfähigkeit, Beteiligung und Konfliktfähigkeit.</w:t>
+      </w:r>
+    </w:p>
+    <w:p>
+      <w:r>
+        <w:t>Abschnitt E - Grenze. Deeskalation heißt nicht Verharmlosung. Schädliche Wirkung muss klar benannt werden, aber ohne Entmenschlichung.</w:t>
       </w:r>
     </w:p>
     <w:p>
@@ -490,7 +467,7 @@
         <w:pStyle w:val="ListBullet"/>
       </w:pPr>
       <w:r>
-        <w:t>✅ Richtig: C — Die WÖk ist keine Personenbewertung und kein Social-Credit-System.</w:t>
+        <w:t>✅ Richtig: C - Die WÖk ist keine Personenbewertung und kein Social-Credit-System.</w:t>
       </w:r>
     </w:p>
     <w:p>
@@ -511,7 +488,7 @@
         <w:pStyle w:val="ListBullet"/>
       </w:pPr>
       <w:r>
-        <w:t>✅ Richtig: B — Deeskalation hält Klarheit und Würde zusammen.</w:t>
+        <w:t>✅ Richtig: B - Deeskalation hält Klarheit und Würde zusammen.</w:t>
       </w:r>
     </w:p>
     <w:p>
@@ -532,7 +509,7 @@
         <w:pStyle w:val="ListBullet"/>
       </w:pPr>
       <w:r>
-        <w:t>✅ Richtig: A — Kommunikation verändert soziale Resonanzräume.</w:t>
+        <w:t>✅ Richtig: A - Kommunikation verändert soziale Resonanzräume.</w:t>
       </w:r>
     </w:p>
     <w:p>
@@ -553,7 +530,7 @@
         <w:pStyle w:val="ListBullet"/>
       </w:pPr>
       <w:r>
-        <w:t>✅ Richtig: B — Demokratie braucht begründete Orientierung und Teilhabe.</w:t>
+        <w:t>✅ Richtig: B - Demokratie braucht begründete Orientierung und Teilhabe.</w:t>
       </w:r>
     </w:p>
     <w:p>
@@ -574,7 +551,7 @@
         <w:pStyle w:val="ListBullet"/>
       </w:pPr>
       <w:r>
-        <w:t>✅ Richtig: B — Schädliche Wirkung bleibt klar benennbar.</w:t>
+        <w:t>✅ Richtig: B - Schädliche Wirkung bleibt klar benennbar.</w:t>
       </w:r>
     </w:p>
     <w:p>
@@ -595,7 +572,7 @@
         <w:pStyle w:val="ListBullet"/>
       </w:pPr>
       <w:r>
-        <w:t>✅ Richtig: B — Sie beschreibt Wirkung und Handlungsebene, ohne Personen abzuwerten.</w:t>
+        <w:t>✅ Richtig: B - Sie beschreibt Wirkung und Handlungsebene, ohne Personen abzuwerten.</w:t>
       </w:r>
     </w:p>
     <w:p>
@@ -630,11 +607,6 @@
       </w:pPr>
       <w:r>
         <w:t>V1-Finalisierung: Vertiefung, Anwendung und Evidenz</w:t>
-      </w:r>
-    </w:p>
-    <w:p>
-      <w:r>
-        <w:t>Dieses Studienskript ist die fachlich finale Codex-V1-Fassung fuer den Akademie-Reader und die oeffentliche Bibliothek. Claude uebernimmt danach Satz, CI/CD, PDF/Reader-Freigabe und die abschliessende Lektoratsabnahme.</w:t>
       </w:r>
     </w:p>
     <w:p>
@@ -1046,11 +1018,6 @@
       </w:r>
     </w:p>
     <w:p>
-      <w:r>
-        <w:t>Diese Finalisierung schliesst die Codex-Inhaltsproduktion fuer V24. Offen bleibt nicht der fachliche Kern des Skripts, sondern der naechste Produktionsschritt: Claude setzt daraus die CI/CD-konforme Reader- und PDF-Fassung, prueft Satz, Umbrueche, Medienintegration und Lektorat und markiert erst danach die veroeffentlichte Fassung als freigegeben.</w:t>
-      </w:r>
-    </w:p>
-    <w:p>
       <w:pPr>
         <w:pStyle w:val="Heading2"/>
       </w:pPr>
@@ -1063,7 +1030,7 @@
         <w:pStyle w:val="ListBullet"/>
       </w:pPr>
       <w:r>
-        <w:t>assets/pdf/die-neue-ordnung-des-wohlstands.pdf – Demokratie, Öffentlichkeit, Wirkungssprache</w:t>
+        <w:t>assets/pdf/die-neue-ordnung-des-wohlstands.pdf - Demokratie, Öffentlichkeit, Wirkungssprache</w:t>
       </w:r>
     </w:p>
     <w:p>
@@ -1532,7 +1499,7 @@
         <w:pStyle w:val="ListBullet"/>
       </w:pPr>
       <w:r>
-        <w:t>✅ Richtig: C — Die WÖk ist keine Personenbewertung und kein Social-Credit-System.</w:t>
+        <w:t>✅ Richtig: C - Die WÖk ist keine Personenbewertung und kein Social-Credit-System.</w:t>
       </w:r>
     </w:p>
     <w:p>
@@ -1553,7 +1520,7 @@
         <w:pStyle w:val="ListBullet"/>
       </w:pPr>
       <w:r>
-        <w:t>✅ Richtig: B — Deeskalation hält Klarheit und Würde zusammen.</w:t>
+        <w:t>✅ Richtig: B - Deeskalation hält Klarheit und Würde zusammen.</w:t>
       </w:r>
     </w:p>
     <w:p>
@@ -1574,7 +1541,7 @@
         <w:pStyle w:val="ListBullet"/>
       </w:pPr>
       <w:r>
-        <w:t>✅ Richtig: A — Kommunikation verändert soziale Resonanzräume.</w:t>
+        <w:t>✅ Richtig: A - Kommunikation verändert soziale Resonanzräume.</w:t>
       </w:r>
     </w:p>
     <w:p>
@@ -1595,7 +1562,7 @@
         <w:pStyle w:val="ListBullet"/>
       </w:pPr>
       <w:r>
-        <w:t>✅ Richtig: B — Demokratie braucht begründete Orientierung und Teilhabe.</w:t>
+        <w:t>✅ Richtig: B - Demokratie braucht begründete Orientierung und Teilhabe.</w:t>
       </w:r>
     </w:p>
     <w:p>
@@ -1616,7 +1583,7 @@
         <w:pStyle w:val="ListBullet"/>
       </w:pPr>
       <w:r>
-        <w:t>✅ Richtig: B — Schädliche Wirkung bleibt klar benennbar.</w:t>
+        <w:t>✅ Richtig: B - Schädliche Wirkung bleibt klar benennbar.</w:t>
       </w:r>
     </w:p>
     <w:p>
@@ -1637,7 +1604,7 @@
         <w:pStyle w:val="ListBullet"/>
       </w:pPr>
       <w:r>
-        <w:t>✅ Richtig: B — Sie beschreibt Wirkung und Handlungsebene, ohne Personen abzuwerten.</w:t>
+        <w:t>✅ Richtig: B - Sie beschreibt Wirkung und Handlungsebene, ohne Personen abzuwerten.</w:t>
       </w:r>
     </w:p>
     <w:p>
@@ -1852,11 +1819,6 @@
       </w:pPr>
       <w:r>
         <w:t>7. Tiefenskript-Erweiterung Sprint 2</w:t>
-      </w:r>
-    </w:p>
-    <w:p>
-      <w:r>
-        <w:t>Status dieser Erweiterung: V1-finalisierte Codex-Erweiterung fuer Markdown-Master, Word-Rohfassung und Reader-Spiegel. Satz, Medienintegration, Lektorat und PDF-Freigabe bleiben der Claude-CI/CD-Lane vorbehalten.</w:t>
       </w:r>
     </w:p>
     <w:p>
@@ -3663,7 +3625,7 @@
         <w:pStyle w:val="ListBullet"/>
       </w:pPr>
       <w:r>
-        <w:t>woek-akademie-app/docs/lehrgaenge/woek-g-v24-deeskalierende-demokratiestaerkende-kommunikation.md — unmittelbarer Akademie-Quelltext dieser V1-Fassung.</w:t>
+        <w:t>woek-akademie-app/docs/lehrgaenge/woek-g-v24-deeskalierende-demokratiestaerkende-kommunikation.md - unmittelbarer Akademie-Quelltext dieser V1-Fassung.</w:t>
       </w:r>
     </w:p>
     <w:p>
@@ -3671,7 +3633,7 @@
         <w:pStyle w:val="ListBullet"/>
       </w:pPr>
       <w:r>
-        <w:t>assets/pdf/die-neue-ordnung-des-wohlstands.pdf und buch.html — aktuelles Grundlagenwerk.</w:t>
+        <w:t>assets/pdf/die-neue-ordnung-des-wohlstands.pdf und buch.html - aktuelles Grundlagenwerk.</w:t>
       </w:r>
     </w:p>
     <w:p>
@@ -3680,22 +3642,6 @@
       </w:pPr>
       <w:r>
         <w:t>Website-Korpus: Referenz, Wirkungsfelder, Werkzeuge, Glossar, Bibliothek und Journal.</w:t>
-      </w:r>
-    </w:p>
-    <w:p>
-      <w:pPr>
-        <w:pStyle w:val="ListBullet"/>
-      </w:pPr>
-      <w:r>
-        <w:t>docs/CODEX-HANDOFF-studienskripte.md — Produktionsstandard.</w:t>
-      </w:r>
-    </w:p>
-    <w:p>
-      <w:pPr>
-        <w:pStyle w:val="ListBullet"/>
-      </w:pPr>
-      <w:r>
-        <w:t>docs/CODEX-HANDOFF-pruefungen.md — geschützte Prüfungs- und Antwortlogik.</w:t>
       </w:r>
     </w:p>
     <w:p>
